--- a/Docs/Logboek.docx
+++ b/Docs/Logboek.docx
@@ -43,27 +43,90 @@
         </w:rPr>
       </w:pPr>
       <w:r>
+        <w:rPr>
+          <w:lang w:val="nl-NL"/>
+        </w:rPr>
         <w:t>- Unity project aangemaakt</w:t>
       </w:r>
       <w:r>
+        <w:rPr>
+          <w:lang w:val="nl-NL"/>
+        </w:rPr>
         <w:br/>
         <w:t>- Project gekoppeld aan GitHub</w:t>
       </w:r>
       <w:r>
+        <w:rPr>
+          <w:lang w:val="nl-NL"/>
+        </w:rPr>
         <w:br/>
         <w:t>- Folder structuur gemaakt</w:t>
       </w:r>
       <w:r>
+        <w:rPr>
+          <w:lang w:val="nl-NL"/>
+        </w:rPr>
         <w:br/>
         <w:t>- Player object gemaakt</w:t>
       </w:r>
       <w:r>
+        <w:rPr>
+          <w:lang w:val="nl-NL"/>
+        </w:rPr>
         <w:br/>
         <w:t>- Movement script toegevoegd</w:t>
       </w:r>
       <w:r>
+        <w:rPr>
+          <w:lang w:val="nl-NL"/>
+        </w:rPr>
         <w:br/>
         <w:t>- Input system fout opgelost</w:t>
+      </w:r>
+    </w:p>
+    <w:p>
+      <w:pPr>
+        <w:rPr>
+          <w:lang w:val="nl-NL"/>
+        </w:rPr>
+      </w:pPr>
+    </w:p>
+    <w:p>
+      <w:pPr>
+        <w:rPr>
+          <w:lang w:val="nl-NL"/>
+        </w:rPr>
+      </w:pPr>
+    </w:p>
+    <w:p>
+      <w:pPr>
+        <w:rPr>
+          <w:lang w:val="nl-NL"/>
+        </w:rPr>
+      </w:pPr>
+      <w:r>
+        <w:rPr>
+          <w:lang w:val="nl-NL"/>
+        </w:rPr>
+        <w:t># Dag 2</w:t>
+      </w:r>
+    </w:p>
+    <w:p>
+      <w:pPr>
+        <w:pStyle w:val="Lijstalinea"/>
+        <w:numPr>
+          <w:ilvl w:val="0"/>
+          <w:numId w:val="1"/>
+        </w:numPr>
+        <w:rPr>
+          <w:lang w:val="nl-NL"/>
+        </w:rPr>
+      </w:pPr>
+      <w:r>
+        <w:rPr>
+          <w:lang w:val="nl-NL"/>
+        </w:rPr>
+        <w:t>Enemy movement aangemaakt</w:t>
       </w:r>
     </w:p>
     <w:sectPr>
@@ -74,6 +137,126 @@
     </w:sectPr>
   </w:body>
 </w:document>
+</file>
+
+<file path=word/numbering.xml><?xml version="1.0" encoding="utf-8"?>
+<w:numbering xmlns:wpc="http://schemas.microsoft.com/office/word/2010/wordprocessingCanvas" xmlns:cx="http://schemas.microsoft.com/office/drawing/2014/chartex" xmlns:cx1="http://schemas.microsoft.com/office/drawing/2015/9/8/chartex" xmlns:cx2="http://schemas.microsoft.com/office/drawing/2015/10/21/chartex" xmlns:cx3="http://schemas.microsoft.com/office/drawing/2016/5/9/chartex" xmlns:cx4="http://schemas.microsoft.com/office/drawing/2016/5/10/chartex" xmlns:cx5="http://schemas.microsoft.com/office/drawing/2016/5/11/chartex" xmlns:cx6="http://schemas.microsoft.com/office/drawing/2016/5/12/chartex" xmlns:cx7="http://schemas.microsoft.com/office/drawing/2016/5/13/chartex" xmlns:cx8="http://schemas.microsoft.com/office/drawing/2016/5/14/chartex" xmlns:mc="http://schemas.openxmlformats.org/markup-compatibility/2006" xmlns:aink="http://schemas.microsoft.com/office/drawing/2016/ink" xmlns:am3d="http://schemas.microsoft.com/office/drawing/2017/model3d" xmlns:o="urn:schemas-microsoft-com:office:office" xmlns:oel="http://schemas.microsoft.com/office/2019/extlst" xmlns:r="http://schemas.openxmlformats.org/officeDocument/2006/relationships" xmlns:m="http://schemas.openxmlformats.org/officeDocument/2006/math" xmlns:v="urn:schemas-microsoft-com:vml" xmlns:wp14="http://schemas.microsoft.com/office/word/2010/wordprocessingDrawing" xmlns:wp="http://schemas.openxmlformats.org/drawingml/2006/wordprocessingDrawing" xmlns:w10="urn:schemas-microsoft-com:office:word" xmlns:w="http://schemas.openxmlformats.org/wordprocessingml/2006/main" xmlns:w14="http://schemas.microsoft.com/office/word/2010/wordml" xmlns:w15="http://schemas.microsoft.com/office/word/2012/wordml" xmlns:w16cex="http://schemas.microsoft.com/office/word/2018/wordml/cex" xmlns:w16cid="http://schemas.microsoft.com/office/word/2016/wordml/cid" xmlns:w16="http://schemas.microsoft.com/office/word/2018/wordml" xmlns:w16du="http://schemas.microsoft.com/office/word/2023/wordml/word16du" xmlns:w16sdtdh="http://schemas.microsoft.com/office/word/2020/wordml/sdtdatahash" xmlns:w16sdtfl="http://schemas.microsoft.com/office/word/2024/wordml/sdtformatlock" xmlns:w16se="http://schemas.microsoft.com/office/word/2015/wordml/symex" xmlns:wpg="http://schemas.microsoft.com/office/word/2010/wordprocessingGroup" xmlns:wpi="http://schemas.microsoft.com/office/word/2010/wordprocessingInk" xmlns:wne="http://schemas.microsoft.com/office/word/2006/wordml" xmlns:wps="http://schemas.microsoft.com/office/word/2010/wordprocessingShape" mc:Ignorable="w14 w15 w16se w16cid w16 w16cex w16sdtdh w16sdtfl w16du wp14">
+  <w:abstractNum w:abstractNumId="0" w15:restartNumberingAfterBreak="0">
+    <w:nsid w:val="27A80752"/>
+    <w:multiLevelType w:val="hybridMultilevel"/>
+    <w:tmpl w:val="4470059A"/>
+    <w:lvl w:ilvl="0" w:tplc="AE22DE9A">
+      <w:numFmt w:val="bullet"/>
+      <w:lvlText w:val="-"/>
+      <w:lvlJc w:val="left"/>
+      <w:pPr>
+        <w:ind w:left="720" w:hanging="360"/>
+      </w:pPr>
+      <w:rPr>
+        <w:rFonts w:ascii="Calibri" w:eastAsiaTheme="minorHAnsi" w:hAnsi="Calibri" w:cs="Calibri" w:hint="default"/>
+      </w:rPr>
+    </w:lvl>
+    <w:lvl w:ilvl="1" w:tplc="04090003" w:tentative="1">
+      <w:start w:val="1"/>
+      <w:numFmt w:val="bullet"/>
+      <w:lvlText w:val="o"/>
+      <w:lvlJc w:val="left"/>
+      <w:pPr>
+        <w:ind w:left="1440" w:hanging="360"/>
+      </w:pPr>
+      <w:rPr>
+        <w:rFonts w:ascii="Courier New" w:hAnsi="Courier New" w:cs="Courier New" w:hint="default"/>
+      </w:rPr>
+    </w:lvl>
+    <w:lvl w:ilvl="2" w:tplc="04090005" w:tentative="1">
+      <w:start w:val="1"/>
+      <w:numFmt w:val="bullet"/>
+      <w:lvlText w:val=""/>
+      <w:lvlJc w:val="left"/>
+      <w:pPr>
+        <w:ind w:left="2160" w:hanging="360"/>
+      </w:pPr>
+      <w:rPr>
+        <w:rFonts w:ascii="Wingdings" w:hAnsi="Wingdings" w:hint="default"/>
+      </w:rPr>
+    </w:lvl>
+    <w:lvl w:ilvl="3" w:tplc="04090001" w:tentative="1">
+      <w:start w:val="1"/>
+      <w:numFmt w:val="bullet"/>
+      <w:lvlText w:val=""/>
+      <w:lvlJc w:val="left"/>
+      <w:pPr>
+        <w:ind w:left="2880" w:hanging="360"/>
+      </w:pPr>
+      <w:rPr>
+        <w:rFonts w:ascii="Symbol" w:hAnsi="Symbol" w:hint="default"/>
+      </w:rPr>
+    </w:lvl>
+    <w:lvl w:ilvl="4" w:tplc="04090003" w:tentative="1">
+      <w:start w:val="1"/>
+      <w:numFmt w:val="bullet"/>
+      <w:lvlText w:val="o"/>
+      <w:lvlJc w:val="left"/>
+      <w:pPr>
+        <w:ind w:left="3600" w:hanging="360"/>
+      </w:pPr>
+      <w:rPr>
+        <w:rFonts w:ascii="Courier New" w:hAnsi="Courier New" w:cs="Courier New" w:hint="default"/>
+      </w:rPr>
+    </w:lvl>
+    <w:lvl w:ilvl="5" w:tplc="04090005" w:tentative="1">
+      <w:start w:val="1"/>
+      <w:numFmt w:val="bullet"/>
+      <w:lvlText w:val=""/>
+      <w:lvlJc w:val="left"/>
+      <w:pPr>
+        <w:ind w:left="4320" w:hanging="360"/>
+      </w:pPr>
+      <w:rPr>
+        <w:rFonts w:ascii="Wingdings" w:hAnsi="Wingdings" w:hint="default"/>
+      </w:rPr>
+    </w:lvl>
+    <w:lvl w:ilvl="6" w:tplc="04090001" w:tentative="1">
+      <w:start w:val="1"/>
+      <w:numFmt w:val="bullet"/>
+      <w:lvlText w:val=""/>
+      <w:lvlJc w:val="left"/>
+      <w:pPr>
+        <w:ind w:left="5040" w:hanging="360"/>
+      </w:pPr>
+      <w:rPr>
+        <w:rFonts w:ascii="Symbol" w:hAnsi="Symbol" w:hint="default"/>
+      </w:rPr>
+    </w:lvl>
+    <w:lvl w:ilvl="7" w:tplc="04090003" w:tentative="1">
+      <w:start w:val="1"/>
+      <w:numFmt w:val="bullet"/>
+      <w:lvlText w:val="o"/>
+      <w:lvlJc w:val="left"/>
+      <w:pPr>
+        <w:ind w:left="5760" w:hanging="360"/>
+      </w:pPr>
+      <w:rPr>
+        <w:rFonts w:ascii="Courier New" w:hAnsi="Courier New" w:cs="Courier New" w:hint="default"/>
+      </w:rPr>
+    </w:lvl>
+    <w:lvl w:ilvl="8" w:tplc="04090005" w:tentative="1">
+      <w:start w:val="1"/>
+      <w:numFmt w:val="bullet"/>
+      <w:lvlText w:val=""/>
+      <w:lvlJc w:val="left"/>
+      <w:pPr>
+        <w:ind w:left="6480" w:hanging="360"/>
+      </w:pPr>
+      <w:rPr>
+        <w:rFonts w:ascii="Wingdings" w:hAnsi="Wingdings" w:hint="default"/>
+      </w:rPr>
+    </w:lvl>
+  </w:abstractNum>
+  <w:num w:numId="1" w16cid:durableId="1037240408">
+    <w:abstractNumId w:val="0"/>
+  </w:num>
+</w:numbering>
 </file>
 
 <file path=word/styles.xml><?xml version="1.0" encoding="utf-8"?>
@@ -679,6 +862,7 @@
   <w:style w:type="character" w:default="1" w:styleId="Standaardalinea-lettertype">
     <w:name w:val="Default Paragraph Font"/>
     <w:uiPriority w:val="1"/>
+    <w:semiHidden/>
     <w:unhideWhenUsed/>
   </w:style>
   <w:style w:type="table" w:default="1" w:styleId="Standaardtabel">

--- a/Docs/Logboek.docx
+++ b/Docs/Logboek.docx
@@ -26,108 +26,814 @@
     <w:p>
       <w:pPr>
         <w:rPr>
-          <w:lang w:val="nl-NL"/>
-        </w:rPr>
-      </w:pPr>
-      <w:r>
-        <w:rPr>
-          <w:lang w:val="nl-NL"/>
-        </w:rPr>
-        <w:t># Dag 1</w:t>
-      </w:r>
-    </w:p>
-    <w:p>
-      <w:pPr>
-        <w:rPr>
-          <w:lang w:val="nl-NL"/>
-        </w:rPr>
-      </w:pPr>
-      <w:r>
-        <w:rPr>
-          <w:lang w:val="nl-NL"/>
-        </w:rPr>
-        <w:t>- Unity project aangemaakt</w:t>
-      </w:r>
-      <w:r>
-        <w:rPr>
-          <w:lang w:val="nl-NL"/>
-        </w:rPr>
-        <w:br/>
-        <w:t>- Project gekoppeld aan GitHub</w:t>
-      </w:r>
-      <w:r>
-        <w:rPr>
-          <w:lang w:val="nl-NL"/>
-        </w:rPr>
-        <w:br/>
-        <w:t>- Folder structuur gemaakt</w:t>
-      </w:r>
-      <w:r>
-        <w:rPr>
-          <w:lang w:val="nl-NL"/>
-        </w:rPr>
-        <w:br/>
-        <w:t>- Player object gemaakt</w:t>
-      </w:r>
-      <w:r>
-        <w:rPr>
-          <w:lang w:val="nl-NL"/>
-        </w:rPr>
-        <w:br/>
-        <w:t>- Movement script toegevoegd</w:t>
-      </w:r>
-      <w:r>
-        <w:rPr>
-          <w:lang w:val="nl-NL"/>
-        </w:rPr>
-        <w:br/>
-        <w:t>- Input system fout opgelost</w:t>
-      </w:r>
-    </w:p>
-    <w:p>
-      <w:pPr>
-        <w:rPr>
-          <w:lang w:val="nl-NL"/>
-        </w:rPr>
-      </w:pPr>
-    </w:p>
-    <w:p>
-      <w:pPr>
-        <w:rPr>
-          <w:lang w:val="nl-NL"/>
-        </w:rPr>
-      </w:pPr>
-    </w:p>
-    <w:p>
-      <w:pPr>
-        <w:rPr>
-          <w:lang w:val="nl-NL"/>
-        </w:rPr>
-      </w:pPr>
-      <w:r>
-        <w:rPr>
-          <w:lang w:val="nl-NL"/>
-        </w:rPr>
-        <w:t># Dag 2</w:t>
-      </w:r>
-    </w:p>
-    <w:p>
-      <w:pPr>
-        <w:pStyle w:val="Lijstalinea"/>
-        <w:numPr>
-          <w:ilvl w:val="0"/>
-          <w:numId w:val="1"/>
-        </w:numPr>
-        <w:rPr>
-          <w:lang w:val="nl-NL"/>
-        </w:rPr>
-      </w:pPr>
-      <w:r>
-        <w:rPr>
-          <w:lang w:val="nl-NL"/>
-        </w:rPr>
-        <w:t>Enemy movement aangemaakt</w:t>
-      </w:r>
+          <w:b/>
+          <w:bCs/>
+          <w:lang w:val="nl-NL"/>
+        </w:rPr>
+      </w:pPr>
+      <w:r>
+        <w:rPr>
+          <w:b/>
+          <w:bCs/>
+          <w:lang w:val="nl-NL"/>
+        </w:rPr>
+        <w:t>Dag 1</w:t>
+      </w:r>
+    </w:p>
+    <w:p>
+      <w:pPr>
+        <w:rPr>
+          <w:b/>
+          <w:bCs/>
+          <w:lang w:val="nl-NL"/>
+        </w:rPr>
+      </w:pPr>
+      <w:r>
+        <w:rPr>
+          <w:b/>
+          <w:bCs/>
+          <w:lang w:val="nl-NL"/>
+        </w:rPr>
+        <w:t>Wat ik vandaag heb gedaan</w:t>
+      </w:r>
+    </w:p>
+    <w:p>
+      <w:pPr>
+        <w:numPr>
+          <w:ilvl w:val="0"/>
+          <w:numId w:val="6"/>
+        </w:numPr>
+      </w:pPr>
+      <w:r>
+        <w:t>Het examen doorgenomen en de opdrachten gelezen.</w:t>
+      </w:r>
+    </w:p>
+    <w:p>
+      <w:pPr>
+        <w:numPr>
+          <w:ilvl w:val="0"/>
+          <w:numId w:val="6"/>
+        </w:numPr>
+      </w:pPr>
+      <w:r>
+        <w:t>Een idee bedacht voor de game die ik wil maken in Unity.</w:t>
+      </w:r>
+    </w:p>
+    <w:p>
+      <w:pPr>
+        <w:numPr>
+          <w:ilvl w:val="0"/>
+          <w:numId w:val="6"/>
+        </w:numPr>
+      </w:pPr>
+      <w:r>
+        <w:t>Een GitHub repository aangemaakt voor het project.</w:t>
+      </w:r>
+    </w:p>
+    <w:p>
+      <w:pPr>
+        <w:numPr>
+          <w:ilvl w:val="0"/>
+          <w:numId w:val="6"/>
+        </w:numPr>
+      </w:pPr>
+      <w:r>
+        <w:t>Een nieuw Unity 2D project aangemaakt in de repository.</w:t>
+      </w:r>
+    </w:p>
+    <w:p>
+      <w:pPr>
+        <w:numPr>
+          <w:ilvl w:val="0"/>
+          <w:numId w:val="6"/>
+        </w:numPr>
+      </w:pPr>
+      <w:r>
+        <w:t>Een nette folderstructuur gemaakt binnen het project:</w:t>
+      </w:r>
+    </w:p>
+    <w:p>
+      <w:pPr>
+        <w:numPr>
+          <w:ilvl w:val="1"/>
+          <w:numId w:val="6"/>
+        </w:numPr>
+      </w:pPr>
+      <w:r>
+        <w:t>Scenes</w:t>
+      </w:r>
+    </w:p>
+    <w:p>
+      <w:pPr>
+        <w:numPr>
+          <w:ilvl w:val="1"/>
+          <w:numId w:val="6"/>
+        </w:numPr>
+      </w:pPr>
+      <w:r>
+        <w:t>Scripts</w:t>
+      </w:r>
+    </w:p>
+    <w:p>
+      <w:pPr>
+        <w:numPr>
+          <w:ilvl w:val="1"/>
+          <w:numId w:val="6"/>
+        </w:numPr>
+      </w:pPr>
+      <w:r>
+        <w:t>Sprites</w:t>
+      </w:r>
+    </w:p>
+    <w:p>
+      <w:pPr>
+        <w:numPr>
+          <w:ilvl w:val="1"/>
+          <w:numId w:val="6"/>
+        </w:numPr>
+      </w:pPr>
+      <w:r>
+        <w:t>Audio</w:t>
+      </w:r>
+    </w:p>
+    <w:p>
+      <w:pPr>
+        <w:numPr>
+          <w:ilvl w:val="0"/>
+          <w:numId w:val="6"/>
+        </w:numPr>
+      </w:pPr>
+      <w:r>
+        <w:t>De eerste scene aangemaakt voor de game.</w:t>
+      </w:r>
+    </w:p>
+    <w:p>
+      <w:pPr>
+        <w:numPr>
+          <w:ilvl w:val="0"/>
+          <w:numId w:val="6"/>
+        </w:numPr>
+      </w:pPr>
+      <w:r>
+        <w:t>Een Player object toegevoegd aan de scene.</w:t>
+      </w:r>
+    </w:p>
+    <w:p>
+      <w:pPr>
+        <w:numPr>
+          <w:ilvl w:val="0"/>
+          <w:numId w:val="6"/>
+        </w:numPr>
+      </w:pPr>
+      <w:r>
+        <w:t>Het eerste movement script geschreven zodat de speler kan bewegen met WASD en de pijltjestoetsen.</w:t>
+      </w:r>
+    </w:p>
+    <w:p>
+      <w:pPr>
+        <w:numPr>
+          <w:ilvl w:val="0"/>
+          <w:numId w:val="6"/>
+        </w:numPr>
+      </w:pPr>
+      <w:r>
+        <w:t>Het movement script gekoppeld aan het Player object.</w:t>
+      </w:r>
+    </w:p>
+    <w:p>
+      <w:pPr>
+        <w:rPr>
+          <w:b/>
+          <w:bCs/>
+        </w:rPr>
+      </w:pPr>
+      <w:r>
+        <w:rPr>
+          <w:b/>
+          <w:bCs/>
+        </w:rPr>
+        <w:t>Problemen / uitdagingen</w:t>
+      </w:r>
+    </w:p>
+    <w:p>
+      <w:pPr>
+        <w:numPr>
+          <w:ilvl w:val="0"/>
+          <w:numId w:val="7"/>
+        </w:numPr>
+      </w:pPr>
+      <w:r>
+        <w:t>Ik kreeg een foutmelding met het nieuwe Unity Input System.</w:t>
+      </w:r>
+    </w:p>
+    <w:p>
+      <w:pPr>
+        <w:numPr>
+          <w:ilvl w:val="0"/>
+          <w:numId w:val="7"/>
+        </w:numPr>
+      </w:pPr>
+      <w:r>
+        <w:t>Na onderzoek heb ik dit opgelost door de Input instellingen aan te passen naar de oude Input Manager/Both optie.</w:t>
+      </w:r>
+    </w:p>
+    <w:p>
+      <w:pPr>
+        <w:numPr>
+          <w:ilvl w:val="0"/>
+          <w:numId w:val="7"/>
+        </w:numPr>
+      </w:pPr>
+      <w:r>
+        <w:t>Ik had eerst per ongeluk een verkeerde Unity scene aangemaakt, waardoor bestanden op de verkeerde plek terecht kwamen.</w:t>
+      </w:r>
+    </w:p>
+    <w:p>
+      <w:pPr>
+        <w:rPr>
+          <w:b/>
+          <w:bCs/>
+        </w:rPr>
+      </w:pPr>
+      <w:r>
+        <w:rPr>
+          <w:b/>
+          <w:bCs/>
+        </w:rPr>
+        <w:t>Wat ik heb geleerd</w:t>
+      </w:r>
+    </w:p>
+    <w:p>
+      <w:pPr>
+        <w:numPr>
+          <w:ilvl w:val="0"/>
+          <w:numId w:val="8"/>
+        </w:numPr>
+      </w:pPr>
+      <w:r>
+        <w:t>Hoe Unity projecten zijn opgebouwd.</w:t>
+      </w:r>
+    </w:p>
+    <w:p>
+      <w:pPr>
+        <w:numPr>
+          <w:ilvl w:val="0"/>
+          <w:numId w:val="8"/>
+        </w:numPr>
+      </w:pPr>
+      <w:r>
+        <w:lastRenderedPageBreak/>
+        <w:t>Hoe scripts gekoppeld worden aan GameObjects.</w:t>
+      </w:r>
+    </w:p>
+    <w:p>
+      <w:pPr>
+        <w:numPr>
+          <w:ilvl w:val="0"/>
+          <w:numId w:val="8"/>
+        </w:numPr>
+      </w:pPr>
+      <w:r>
+        <w:t>Hoe player movement werkt in Unity met Input.GetAxis().</w:t>
+      </w:r>
+    </w:p>
+    <w:p>
+      <w:pPr>
+        <w:numPr>
+          <w:ilvl w:val="0"/>
+          <w:numId w:val="8"/>
+        </w:numPr>
+      </w:pPr>
+      <w:r>
+        <w:t>Hoe GitHub gebruikt wordt samen met Unity.</w:t>
+      </w:r>
+    </w:p>
+    <w:p>
+      <w:pPr>
+        <w:rPr>
+          <w:b/>
+          <w:bCs/>
+        </w:rPr>
+      </w:pPr>
+      <w:r>
+        <w:rPr>
+          <w:b/>
+          <w:bCs/>
+        </w:rPr>
+        <w:t>Wat ik morgen wil doen</w:t>
+      </w:r>
+    </w:p>
+    <w:p>
+      <w:pPr>
+        <w:numPr>
+          <w:ilvl w:val="0"/>
+          <w:numId w:val="9"/>
+        </w:numPr>
+      </w:pPr>
+      <w:r>
+        <w:t>Enemies toevoegen.</w:t>
+      </w:r>
+    </w:p>
+    <w:p>
+      <w:pPr>
+        <w:numPr>
+          <w:ilvl w:val="0"/>
+          <w:numId w:val="9"/>
+        </w:numPr>
+      </w:pPr>
+      <w:r>
+        <w:t>Collision systeem maken.</w:t>
+      </w:r>
+    </w:p>
+    <w:p>
+      <w:pPr>
+        <w:numPr>
+          <w:ilvl w:val="0"/>
+          <w:numId w:val="9"/>
+        </w:numPr>
+      </w:pPr>
+      <w:r>
+        <w:t>Een game over systeem bouwen.</w:t>
+      </w:r>
+    </w:p>
+    <w:p>
+      <w:pPr>
+        <w:numPr>
+          <w:ilvl w:val="0"/>
+          <w:numId w:val="9"/>
+        </w:numPr>
+      </w:pPr>
+      <w:r>
+        <w:t>Een restart systeem toevoegen.</w:t>
+      </w:r>
+    </w:p>
+    <w:p>
+      <w:pPr>
+        <w:numPr>
+          <w:ilvl w:val="0"/>
+          <w:numId w:val="9"/>
+        </w:numPr>
+      </w:pPr>
+      <w:r>
+        <w:t>Beginnen met enemy spawning.</w:t>
+      </w:r>
+    </w:p>
+    <w:p>
+      <w:pPr>
+        <w:rPr>
+          <w:lang w:val="nl-NL"/>
+        </w:rPr>
+      </w:pPr>
+    </w:p>
+    <w:p>
+      <w:pPr>
+        <w:rPr>
+          <w:lang w:val="nl-NL"/>
+        </w:rPr>
+      </w:pPr>
+    </w:p>
+    <w:p>
+      <w:pPr>
+        <w:rPr>
+          <w:b/>
+          <w:bCs/>
+          <w:lang w:val="nl-NL"/>
+        </w:rPr>
+      </w:pPr>
+      <w:r>
+        <w:rPr>
+          <w:b/>
+          <w:bCs/>
+          <w:lang w:val="nl-NL"/>
+        </w:rPr>
+        <w:t>Dag 2</w:t>
+      </w:r>
+    </w:p>
+    <w:p>
+      <w:pPr>
+        <w:rPr>
+          <w:b/>
+          <w:bCs/>
+          <w:lang w:val="nl-NL"/>
+        </w:rPr>
+      </w:pPr>
+      <w:r>
+        <w:rPr>
+          <w:b/>
+          <w:bCs/>
+          <w:lang w:val="nl-NL"/>
+        </w:rPr>
+        <w:t>Wat ik vandaag heb gedaan</w:t>
+      </w:r>
+    </w:p>
+    <w:p>
+      <w:pPr>
+        <w:numPr>
+          <w:ilvl w:val="0"/>
+          <w:numId w:val="2"/>
+        </w:numPr>
+        <w:rPr>
+          <w:lang w:val="nl-NL"/>
+        </w:rPr>
+      </w:pPr>
+      <w:r>
+        <w:rPr>
+          <w:lang w:val="nl-NL"/>
+        </w:rPr>
+        <w:t>Verder gewerkt aan de basis van de game in Unity.</w:t>
+      </w:r>
+    </w:p>
+    <w:p>
+      <w:pPr>
+        <w:numPr>
+          <w:ilvl w:val="0"/>
+          <w:numId w:val="2"/>
+        </w:numPr>
+        <w:rPr>
+          <w:lang w:val="nl-NL"/>
+        </w:rPr>
+      </w:pPr>
+      <w:r>
+        <w:rPr>
+          <w:lang w:val="nl-NL"/>
+        </w:rPr>
+        <w:t>Een Player object gemaakt in de Game scene.</w:t>
+      </w:r>
+    </w:p>
+    <w:p>
+      <w:pPr>
+        <w:numPr>
+          <w:ilvl w:val="0"/>
+          <w:numId w:val="2"/>
+        </w:numPr>
+        <w:rPr>
+          <w:lang w:val="nl-NL"/>
+        </w:rPr>
+      </w:pPr>
+      <w:r>
+        <w:rPr>
+          <w:lang w:val="nl-NL"/>
+        </w:rPr>
+        <w:t>Een movement script toegevoegd zodat de speler kan bewegen met WASD en de pijltjestoetsen.</w:t>
+      </w:r>
+    </w:p>
+    <w:p>
+      <w:pPr>
+        <w:numPr>
+          <w:ilvl w:val="0"/>
+          <w:numId w:val="2"/>
+        </w:numPr>
+        <w:rPr>
+          <w:lang w:val="nl-NL"/>
+        </w:rPr>
+      </w:pPr>
+      <w:r>
+        <w:rPr>
+          <w:lang w:val="nl-NL"/>
+        </w:rPr>
+        <w:t>Een fout opgelost met het Unity Input System.</w:t>
+      </w:r>
+    </w:p>
+    <w:p>
+      <w:pPr>
+        <w:numPr>
+          <w:ilvl w:val="0"/>
+          <w:numId w:val="2"/>
+        </w:numPr>
+        <w:rPr>
+          <w:lang w:val="nl-NL"/>
+        </w:rPr>
+      </w:pPr>
+      <w:r>
+        <w:rPr>
+          <w:lang w:val="nl-NL"/>
+        </w:rPr>
+        <w:t>Een Enemy object toegevoegd dat naar beneden beweegt.</w:t>
+      </w:r>
+    </w:p>
+    <w:p>
+      <w:pPr>
+        <w:numPr>
+          <w:ilvl w:val="0"/>
+          <w:numId w:val="2"/>
+        </w:numPr>
+        <w:rPr>
+          <w:lang w:val="nl-NL"/>
+        </w:rPr>
+      </w:pPr>
+      <w:r>
+        <w:rPr>
+          <w:lang w:val="nl-NL"/>
+        </w:rPr>
+        <w:t>Collision toegevoegd tussen de speler en enemies.</w:t>
+      </w:r>
+    </w:p>
+    <w:p>
+      <w:pPr>
+        <w:numPr>
+          <w:ilvl w:val="0"/>
+          <w:numId w:val="2"/>
+        </w:numPr>
+        <w:rPr>
+          <w:lang w:val="nl-NL"/>
+        </w:rPr>
+      </w:pPr>
+      <w:r>
+        <w:rPr>
+          <w:lang w:val="nl-NL"/>
+        </w:rPr>
+        <w:t>Een GameManager gemaakt voor de game logica.</w:t>
+      </w:r>
+    </w:p>
+    <w:p>
+      <w:pPr>
+        <w:numPr>
+          <w:ilvl w:val="0"/>
+          <w:numId w:val="2"/>
+        </w:numPr>
+        <w:rPr>
+          <w:lang w:val="nl-NL"/>
+        </w:rPr>
+      </w:pPr>
+      <w:r>
+        <w:rPr>
+          <w:lang w:val="nl-NL"/>
+        </w:rPr>
+        <w:t>Een game over systeem toegevoegd.</w:t>
+      </w:r>
+    </w:p>
+    <w:p>
+      <w:pPr>
+        <w:numPr>
+          <w:ilvl w:val="0"/>
+          <w:numId w:val="2"/>
+        </w:numPr>
+        <w:rPr>
+          <w:lang w:val="nl-NL"/>
+        </w:rPr>
+      </w:pPr>
+      <w:r>
+        <w:rPr>
+          <w:lang w:val="nl-NL"/>
+        </w:rPr>
+        <w:t>Een restart systeem toegevoegd zodat de game opnieuw start na een botsing.</w:t>
+      </w:r>
+    </w:p>
+    <w:p>
+      <w:pPr>
+        <w:numPr>
+          <w:ilvl w:val="0"/>
+          <w:numId w:val="2"/>
+        </w:numPr>
+        <w:rPr>
+          <w:lang w:val="nl-NL"/>
+        </w:rPr>
+      </w:pPr>
+      <w:r>
+        <w:rPr>
+          <w:lang w:val="nl-NL"/>
+        </w:rPr>
+        <w:t>Een enemy spawner gemaakt die automatisch enemies laat verschijnen op willekeurige locaties.</w:t>
+      </w:r>
+    </w:p>
+    <w:p>
+      <w:pPr>
+        <w:numPr>
+          <w:ilvl w:val="0"/>
+          <w:numId w:val="2"/>
+        </w:numPr>
+        <w:rPr>
+          <w:lang w:val="nl-NL"/>
+        </w:rPr>
+      </w:pPr>
+      <w:r>
+        <w:rPr>
+          <w:lang w:val="nl-NL"/>
+        </w:rPr>
+        <w:t>Van de Enemy een prefab gemaakt zodat meerdere enemies gespawned kunnen worden.</w:t>
+      </w:r>
+    </w:p>
+    <w:p>
+      <w:pPr>
+        <w:rPr>
+          <w:b/>
+          <w:bCs/>
+        </w:rPr>
+      </w:pPr>
+      <w:r>
+        <w:rPr>
+          <w:b/>
+          <w:bCs/>
+        </w:rPr>
+        <w:lastRenderedPageBreak/>
+        <w:t>Problemen / uitdagingen</w:t>
+      </w:r>
+    </w:p>
+    <w:p>
+      <w:pPr>
+        <w:numPr>
+          <w:ilvl w:val="0"/>
+          <w:numId w:val="3"/>
+        </w:numPr>
+        <w:rPr>
+          <w:lang w:val="nl-NL"/>
+        </w:rPr>
+      </w:pPr>
+      <w:r>
+        <w:rPr>
+          <w:lang w:val="nl-NL"/>
+        </w:rPr>
+        <w:t>Eerst werkte de collision niet goed omdat de Enemy tag niet correct was toegewezen.</w:t>
+      </w:r>
+    </w:p>
+    <w:p>
+      <w:pPr>
+        <w:numPr>
+          <w:ilvl w:val="0"/>
+          <w:numId w:val="3"/>
+        </w:numPr>
+        <w:rPr>
+          <w:lang w:val="nl-NL"/>
+        </w:rPr>
+      </w:pPr>
+      <w:r>
+        <w:rPr>
+          <w:lang w:val="nl-NL"/>
+        </w:rPr>
+        <w:t>Ook had ik per ongeluk een verkeerde Unity scene aangemaakt, waardoor objecten niet goed werden opgeslagen.</w:t>
+      </w:r>
+    </w:p>
+    <w:p>
+      <w:pPr>
+        <w:numPr>
+          <w:ilvl w:val="0"/>
+          <w:numId w:val="3"/>
+        </w:numPr>
+      </w:pPr>
+      <w:r>
+        <w:rPr>
+          <w:lang w:val="nl-NL"/>
+        </w:rPr>
+        <w:t xml:space="preserve">Git duurde lang met uploaden omdat Unity cache bestanden werden meegenomen. </w:t>
+      </w:r>
+      <w:r>
+        <w:t>Dit opgelost met een .gitignore bestand.</w:t>
+      </w:r>
+    </w:p>
+    <w:p>
+      <w:pPr>
+        <w:rPr>
+          <w:b/>
+          <w:bCs/>
+        </w:rPr>
+      </w:pPr>
+      <w:r>
+        <w:rPr>
+          <w:b/>
+          <w:bCs/>
+        </w:rPr>
+        <w:t>Wat ik heb geleerd</w:t>
+      </w:r>
+    </w:p>
+    <w:p>
+      <w:pPr>
+        <w:numPr>
+          <w:ilvl w:val="0"/>
+          <w:numId w:val="4"/>
+        </w:numPr>
+        <w:rPr>
+          <w:lang w:val="nl-NL"/>
+        </w:rPr>
+      </w:pPr>
+      <w:r>
+        <w:rPr>
+          <w:lang w:val="nl-NL"/>
+        </w:rPr>
+        <w:t>Hoe colliders en Rigidbody2D werken in Unity.</w:t>
+      </w:r>
+    </w:p>
+    <w:p>
+      <w:pPr>
+        <w:numPr>
+          <w:ilvl w:val="0"/>
+          <w:numId w:val="4"/>
+        </w:numPr>
+        <w:rPr>
+          <w:lang w:val="nl-NL"/>
+        </w:rPr>
+      </w:pPr>
+      <w:r>
+        <w:rPr>
+          <w:lang w:val="nl-NL"/>
+        </w:rPr>
+        <w:t>Hoe tags gebruikt worden voor collision detectie.</w:t>
+      </w:r>
+    </w:p>
+    <w:p>
+      <w:pPr>
+        <w:numPr>
+          <w:ilvl w:val="0"/>
+          <w:numId w:val="4"/>
+        </w:numPr>
+      </w:pPr>
+      <w:r>
+        <w:t>Hoe prefabs werken.</w:t>
+      </w:r>
+    </w:p>
+    <w:p>
+      <w:pPr>
+        <w:numPr>
+          <w:ilvl w:val="0"/>
+          <w:numId w:val="4"/>
+        </w:numPr>
+        <w:rPr>
+          <w:lang w:val="nl-NL"/>
+        </w:rPr>
+      </w:pPr>
+      <w:r>
+        <w:rPr>
+          <w:lang w:val="nl-NL"/>
+        </w:rPr>
+        <w:t>Hoe scripts gekoppeld worden aan GameObjects.</w:t>
+      </w:r>
+    </w:p>
+    <w:p>
+      <w:pPr>
+        <w:rPr>
+          <w:b/>
+          <w:bCs/>
+        </w:rPr>
+      </w:pPr>
+      <w:r>
+        <w:rPr>
+          <w:b/>
+          <w:bCs/>
+        </w:rPr>
+        <w:t>Wat ik morgen wil doen</w:t>
+      </w:r>
+    </w:p>
+    <w:p>
+      <w:pPr>
+        <w:numPr>
+          <w:ilvl w:val="0"/>
+          <w:numId w:val="5"/>
+        </w:numPr>
+      </w:pPr>
+      <w:r>
+        <w:t>Score systeem maken.</w:t>
+      </w:r>
+    </w:p>
+    <w:p>
+      <w:pPr>
+        <w:numPr>
+          <w:ilvl w:val="0"/>
+          <w:numId w:val="5"/>
+        </w:numPr>
+      </w:pPr>
+      <w:r>
+        <w:t>Start menu toevoegen.</w:t>
+      </w:r>
+    </w:p>
+    <w:p>
+      <w:pPr>
+        <w:numPr>
+          <w:ilvl w:val="0"/>
+          <w:numId w:val="5"/>
+        </w:numPr>
+        <w:rPr>
+          <w:lang w:val="nl-NL"/>
+        </w:rPr>
+      </w:pPr>
+      <w:r>
+        <w:rPr>
+          <w:lang w:val="nl-NL"/>
+        </w:rPr>
+        <w:t>Best Education logo en slogan toevoegen.</w:t>
+      </w:r>
+    </w:p>
+    <w:p>
+      <w:pPr>
+        <w:numPr>
+          <w:ilvl w:val="0"/>
+          <w:numId w:val="5"/>
+        </w:numPr>
+        <w:rPr>
+          <w:lang w:val="nl-NL"/>
+        </w:rPr>
+      </w:pPr>
+      <w:r>
+        <w:rPr>
+          <w:lang w:val="nl-NL"/>
+        </w:rPr>
+        <w:t>De game moeilijker maken naarmate de speler langer overleeft.</w:t>
+      </w:r>
+    </w:p>
+    <w:p>
+      <w:pPr>
+        <w:rPr>
+          <w:lang w:val="nl-NL"/>
+        </w:rPr>
+      </w:pPr>
     </w:p>
     <w:sectPr>
       <w:pgSz w:w="12240" w:h="15840"/>
@@ -142,6 +848,304 @@
 <file path=word/numbering.xml><?xml version="1.0" encoding="utf-8"?>
 <w:numbering xmlns:wpc="http://schemas.microsoft.com/office/word/2010/wordprocessingCanvas" xmlns:cx="http://schemas.microsoft.com/office/drawing/2014/chartex" xmlns:cx1="http://schemas.microsoft.com/office/drawing/2015/9/8/chartex" xmlns:cx2="http://schemas.microsoft.com/office/drawing/2015/10/21/chartex" xmlns:cx3="http://schemas.microsoft.com/office/drawing/2016/5/9/chartex" xmlns:cx4="http://schemas.microsoft.com/office/drawing/2016/5/10/chartex" xmlns:cx5="http://schemas.microsoft.com/office/drawing/2016/5/11/chartex" xmlns:cx6="http://schemas.microsoft.com/office/drawing/2016/5/12/chartex" xmlns:cx7="http://schemas.microsoft.com/office/drawing/2016/5/13/chartex" xmlns:cx8="http://schemas.microsoft.com/office/drawing/2016/5/14/chartex" xmlns:mc="http://schemas.openxmlformats.org/markup-compatibility/2006" xmlns:aink="http://schemas.microsoft.com/office/drawing/2016/ink" xmlns:am3d="http://schemas.microsoft.com/office/drawing/2017/model3d" xmlns:o="urn:schemas-microsoft-com:office:office" xmlns:oel="http://schemas.microsoft.com/office/2019/extlst" xmlns:r="http://schemas.openxmlformats.org/officeDocument/2006/relationships" xmlns:m="http://schemas.openxmlformats.org/officeDocument/2006/math" xmlns:v="urn:schemas-microsoft-com:vml" xmlns:wp14="http://schemas.microsoft.com/office/word/2010/wordprocessingDrawing" xmlns:wp="http://schemas.openxmlformats.org/drawingml/2006/wordprocessingDrawing" xmlns:w10="urn:schemas-microsoft-com:office:word" xmlns:w="http://schemas.openxmlformats.org/wordprocessingml/2006/main" xmlns:w14="http://schemas.microsoft.com/office/word/2010/wordml" xmlns:w15="http://schemas.microsoft.com/office/word/2012/wordml" xmlns:w16cex="http://schemas.microsoft.com/office/word/2018/wordml/cex" xmlns:w16cid="http://schemas.microsoft.com/office/word/2016/wordml/cid" xmlns:w16="http://schemas.microsoft.com/office/word/2018/wordml" xmlns:w16du="http://schemas.microsoft.com/office/word/2023/wordml/word16du" xmlns:w16sdtdh="http://schemas.microsoft.com/office/word/2020/wordml/sdtdatahash" xmlns:w16sdtfl="http://schemas.microsoft.com/office/word/2024/wordml/sdtformatlock" xmlns:w16se="http://schemas.microsoft.com/office/word/2015/wordml/symex" xmlns:wpg="http://schemas.microsoft.com/office/word/2010/wordprocessingGroup" xmlns:wpi="http://schemas.microsoft.com/office/word/2010/wordprocessingInk" xmlns:wne="http://schemas.microsoft.com/office/word/2006/wordml" xmlns:wps="http://schemas.microsoft.com/office/word/2010/wordprocessingShape" mc:Ignorable="w14 w15 w16se w16cid w16 w16cex w16sdtdh w16sdtfl w16du wp14">
   <w:abstractNum w:abstractNumId="0" w15:restartNumberingAfterBreak="0">
+    <w:nsid w:val="0C850723"/>
+    <w:multiLevelType w:val="multilevel"/>
+    <w:tmpl w:val="19727A42"/>
+    <w:lvl w:ilvl="0">
+      <w:start w:val="1"/>
+      <w:numFmt w:val="bullet"/>
+      <w:lvlText w:val=""/>
+      <w:lvlJc w:val="left"/>
+      <w:pPr>
+        <w:tabs>
+          <w:tab w:val="num" w:pos="720"/>
+        </w:tabs>
+        <w:ind w:left="720" w:hanging="360"/>
+      </w:pPr>
+      <w:rPr>
+        <w:rFonts w:ascii="Symbol" w:hAnsi="Symbol" w:hint="default"/>
+        <w:sz w:val="20"/>
+      </w:rPr>
+    </w:lvl>
+    <w:lvl w:ilvl="1" w:tentative="1">
+      <w:start w:val="1"/>
+      <w:numFmt w:val="bullet"/>
+      <w:lvlText w:val="o"/>
+      <w:lvlJc w:val="left"/>
+      <w:pPr>
+        <w:tabs>
+          <w:tab w:val="num" w:pos="1440"/>
+        </w:tabs>
+        <w:ind w:left="1440" w:hanging="360"/>
+      </w:pPr>
+      <w:rPr>
+        <w:rFonts w:ascii="Courier New" w:hAnsi="Courier New" w:hint="default"/>
+        <w:sz w:val="20"/>
+      </w:rPr>
+    </w:lvl>
+    <w:lvl w:ilvl="2" w:tentative="1">
+      <w:start w:val="1"/>
+      <w:numFmt w:val="bullet"/>
+      <w:lvlText w:val=""/>
+      <w:lvlJc w:val="left"/>
+      <w:pPr>
+        <w:tabs>
+          <w:tab w:val="num" w:pos="2160"/>
+        </w:tabs>
+        <w:ind w:left="2160" w:hanging="360"/>
+      </w:pPr>
+      <w:rPr>
+        <w:rFonts w:ascii="Wingdings" w:hAnsi="Wingdings" w:hint="default"/>
+        <w:sz w:val="20"/>
+      </w:rPr>
+    </w:lvl>
+    <w:lvl w:ilvl="3" w:tentative="1">
+      <w:start w:val="1"/>
+      <w:numFmt w:val="bullet"/>
+      <w:lvlText w:val=""/>
+      <w:lvlJc w:val="left"/>
+      <w:pPr>
+        <w:tabs>
+          <w:tab w:val="num" w:pos="2880"/>
+        </w:tabs>
+        <w:ind w:left="2880" w:hanging="360"/>
+      </w:pPr>
+      <w:rPr>
+        <w:rFonts w:ascii="Wingdings" w:hAnsi="Wingdings" w:hint="default"/>
+        <w:sz w:val="20"/>
+      </w:rPr>
+    </w:lvl>
+    <w:lvl w:ilvl="4" w:tentative="1">
+      <w:start w:val="1"/>
+      <w:numFmt w:val="bullet"/>
+      <w:lvlText w:val=""/>
+      <w:lvlJc w:val="left"/>
+      <w:pPr>
+        <w:tabs>
+          <w:tab w:val="num" w:pos="3600"/>
+        </w:tabs>
+        <w:ind w:left="3600" w:hanging="360"/>
+      </w:pPr>
+      <w:rPr>
+        <w:rFonts w:ascii="Wingdings" w:hAnsi="Wingdings" w:hint="default"/>
+        <w:sz w:val="20"/>
+      </w:rPr>
+    </w:lvl>
+    <w:lvl w:ilvl="5" w:tentative="1">
+      <w:start w:val="1"/>
+      <w:numFmt w:val="bullet"/>
+      <w:lvlText w:val=""/>
+      <w:lvlJc w:val="left"/>
+      <w:pPr>
+        <w:tabs>
+          <w:tab w:val="num" w:pos="4320"/>
+        </w:tabs>
+        <w:ind w:left="4320" w:hanging="360"/>
+      </w:pPr>
+      <w:rPr>
+        <w:rFonts w:ascii="Wingdings" w:hAnsi="Wingdings" w:hint="default"/>
+        <w:sz w:val="20"/>
+      </w:rPr>
+    </w:lvl>
+    <w:lvl w:ilvl="6" w:tentative="1">
+      <w:start w:val="1"/>
+      <w:numFmt w:val="bullet"/>
+      <w:lvlText w:val=""/>
+      <w:lvlJc w:val="left"/>
+      <w:pPr>
+        <w:tabs>
+          <w:tab w:val="num" w:pos="5040"/>
+        </w:tabs>
+        <w:ind w:left="5040" w:hanging="360"/>
+      </w:pPr>
+      <w:rPr>
+        <w:rFonts w:ascii="Wingdings" w:hAnsi="Wingdings" w:hint="default"/>
+        <w:sz w:val="20"/>
+      </w:rPr>
+    </w:lvl>
+    <w:lvl w:ilvl="7" w:tentative="1">
+      <w:start w:val="1"/>
+      <w:numFmt w:val="bullet"/>
+      <w:lvlText w:val=""/>
+      <w:lvlJc w:val="left"/>
+      <w:pPr>
+        <w:tabs>
+          <w:tab w:val="num" w:pos="5760"/>
+        </w:tabs>
+        <w:ind w:left="5760" w:hanging="360"/>
+      </w:pPr>
+      <w:rPr>
+        <w:rFonts w:ascii="Wingdings" w:hAnsi="Wingdings" w:hint="default"/>
+        <w:sz w:val="20"/>
+      </w:rPr>
+    </w:lvl>
+    <w:lvl w:ilvl="8" w:tentative="1">
+      <w:start w:val="1"/>
+      <w:numFmt w:val="bullet"/>
+      <w:lvlText w:val=""/>
+      <w:lvlJc w:val="left"/>
+      <w:pPr>
+        <w:tabs>
+          <w:tab w:val="num" w:pos="6480"/>
+        </w:tabs>
+        <w:ind w:left="6480" w:hanging="360"/>
+      </w:pPr>
+      <w:rPr>
+        <w:rFonts w:ascii="Wingdings" w:hAnsi="Wingdings" w:hint="default"/>
+        <w:sz w:val="20"/>
+      </w:rPr>
+    </w:lvl>
+  </w:abstractNum>
+  <w:abstractNum w:abstractNumId="1" w15:restartNumberingAfterBreak="0">
+    <w:nsid w:val="186C26BE"/>
+    <w:multiLevelType w:val="multilevel"/>
+    <w:tmpl w:val="1F7898B0"/>
+    <w:lvl w:ilvl="0">
+      <w:start w:val="1"/>
+      <w:numFmt w:val="bullet"/>
+      <w:lvlText w:val=""/>
+      <w:lvlJc w:val="left"/>
+      <w:pPr>
+        <w:tabs>
+          <w:tab w:val="num" w:pos="720"/>
+        </w:tabs>
+        <w:ind w:left="720" w:hanging="360"/>
+      </w:pPr>
+      <w:rPr>
+        <w:rFonts w:ascii="Symbol" w:hAnsi="Symbol" w:hint="default"/>
+        <w:sz w:val="20"/>
+      </w:rPr>
+    </w:lvl>
+    <w:lvl w:ilvl="1" w:tentative="1">
+      <w:start w:val="1"/>
+      <w:numFmt w:val="bullet"/>
+      <w:lvlText w:val="o"/>
+      <w:lvlJc w:val="left"/>
+      <w:pPr>
+        <w:tabs>
+          <w:tab w:val="num" w:pos="1440"/>
+        </w:tabs>
+        <w:ind w:left="1440" w:hanging="360"/>
+      </w:pPr>
+      <w:rPr>
+        <w:rFonts w:ascii="Courier New" w:hAnsi="Courier New" w:hint="default"/>
+        <w:sz w:val="20"/>
+      </w:rPr>
+    </w:lvl>
+    <w:lvl w:ilvl="2" w:tentative="1">
+      <w:start w:val="1"/>
+      <w:numFmt w:val="bullet"/>
+      <w:lvlText w:val=""/>
+      <w:lvlJc w:val="left"/>
+      <w:pPr>
+        <w:tabs>
+          <w:tab w:val="num" w:pos="2160"/>
+        </w:tabs>
+        <w:ind w:left="2160" w:hanging="360"/>
+      </w:pPr>
+      <w:rPr>
+        <w:rFonts w:ascii="Wingdings" w:hAnsi="Wingdings" w:hint="default"/>
+        <w:sz w:val="20"/>
+      </w:rPr>
+    </w:lvl>
+    <w:lvl w:ilvl="3" w:tentative="1">
+      <w:start w:val="1"/>
+      <w:numFmt w:val="bullet"/>
+      <w:lvlText w:val=""/>
+      <w:lvlJc w:val="left"/>
+      <w:pPr>
+        <w:tabs>
+          <w:tab w:val="num" w:pos="2880"/>
+        </w:tabs>
+        <w:ind w:left="2880" w:hanging="360"/>
+      </w:pPr>
+      <w:rPr>
+        <w:rFonts w:ascii="Wingdings" w:hAnsi="Wingdings" w:hint="default"/>
+        <w:sz w:val="20"/>
+      </w:rPr>
+    </w:lvl>
+    <w:lvl w:ilvl="4" w:tentative="1">
+      <w:start w:val="1"/>
+      <w:numFmt w:val="bullet"/>
+      <w:lvlText w:val=""/>
+      <w:lvlJc w:val="left"/>
+      <w:pPr>
+        <w:tabs>
+          <w:tab w:val="num" w:pos="3600"/>
+        </w:tabs>
+        <w:ind w:left="3600" w:hanging="360"/>
+      </w:pPr>
+      <w:rPr>
+        <w:rFonts w:ascii="Wingdings" w:hAnsi="Wingdings" w:hint="default"/>
+        <w:sz w:val="20"/>
+      </w:rPr>
+    </w:lvl>
+    <w:lvl w:ilvl="5" w:tentative="1">
+      <w:start w:val="1"/>
+      <w:numFmt w:val="bullet"/>
+      <w:lvlText w:val=""/>
+      <w:lvlJc w:val="left"/>
+      <w:pPr>
+        <w:tabs>
+          <w:tab w:val="num" w:pos="4320"/>
+        </w:tabs>
+        <w:ind w:left="4320" w:hanging="360"/>
+      </w:pPr>
+      <w:rPr>
+        <w:rFonts w:ascii="Wingdings" w:hAnsi="Wingdings" w:hint="default"/>
+        <w:sz w:val="20"/>
+      </w:rPr>
+    </w:lvl>
+    <w:lvl w:ilvl="6" w:tentative="1">
+      <w:start w:val="1"/>
+      <w:numFmt w:val="bullet"/>
+      <w:lvlText w:val=""/>
+      <w:lvlJc w:val="left"/>
+      <w:pPr>
+        <w:tabs>
+          <w:tab w:val="num" w:pos="5040"/>
+        </w:tabs>
+        <w:ind w:left="5040" w:hanging="360"/>
+      </w:pPr>
+      <w:rPr>
+        <w:rFonts w:ascii="Wingdings" w:hAnsi="Wingdings" w:hint="default"/>
+        <w:sz w:val="20"/>
+      </w:rPr>
+    </w:lvl>
+    <w:lvl w:ilvl="7" w:tentative="1">
+      <w:start w:val="1"/>
+      <w:numFmt w:val="bullet"/>
+      <w:lvlText w:val=""/>
+      <w:lvlJc w:val="left"/>
+      <w:pPr>
+        <w:tabs>
+          <w:tab w:val="num" w:pos="5760"/>
+        </w:tabs>
+        <w:ind w:left="5760" w:hanging="360"/>
+      </w:pPr>
+      <w:rPr>
+        <w:rFonts w:ascii="Wingdings" w:hAnsi="Wingdings" w:hint="default"/>
+        <w:sz w:val="20"/>
+      </w:rPr>
+    </w:lvl>
+    <w:lvl w:ilvl="8" w:tentative="1">
+      <w:start w:val="1"/>
+      <w:numFmt w:val="bullet"/>
+      <w:lvlText w:val=""/>
+      <w:lvlJc w:val="left"/>
+      <w:pPr>
+        <w:tabs>
+          <w:tab w:val="num" w:pos="6480"/>
+        </w:tabs>
+        <w:ind w:left="6480" w:hanging="360"/>
+      </w:pPr>
+      <w:rPr>
+        <w:rFonts w:ascii="Wingdings" w:hAnsi="Wingdings" w:hint="default"/>
+        <w:sz w:val="20"/>
+      </w:rPr>
+    </w:lvl>
+  </w:abstractNum>
+  <w:abstractNum w:abstractNumId="2" w15:restartNumberingAfterBreak="0">
     <w:nsid w:val="27A80752"/>
     <w:multiLevelType w:val="hybridMultilevel"/>
     <w:tmpl w:val="4470059A"/>
@@ -253,7 +1257,925 @@
       </w:rPr>
     </w:lvl>
   </w:abstractNum>
+  <w:abstractNum w:abstractNumId="3" w15:restartNumberingAfterBreak="0">
+    <w:nsid w:val="30C10FC1"/>
+    <w:multiLevelType w:val="multilevel"/>
+    <w:tmpl w:val="0128C614"/>
+    <w:lvl w:ilvl="0">
+      <w:start w:val="1"/>
+      <w:numFmt w:val="bullet"/>
+      <w:lvlText w:val=""/>
+      <w:lvlJc w:val="left"/>
+      <w:pPr>
+        <w:tabs>
+          <w:tab w:val="num" w:pos="720"/>
+        </w:tabs>
+        <w:ind w:left="720" w:hanging="360"/>
+      </w:pPr>
+      <w:rPr>
+        <w:rFonts w:ascii="Symbol" w:hAnsi="Symbol" w:hint="default"/>
+        <w:sz w:val="20"/>
+      </w:rPr>
+    </w:lvl>
+    <w:lvl w:ilvl="1" w:tentative="1">
+      <w:start w:val="1"/>
+      <w:numFmt w:val="bullet"/>
+      <w:lvlText w:val="o"/>
+      <w:lvlJc w:val="left"/>
+      <w:pPr>
+        <w:tabs>
+          <w:tab w:val="num" w:pos="1440"/>
+        </w:tabs>
+        <w:ind w:left="1440" w:hanging="360"/>
+      </w:pPr>
+      <w:rPr>
+        <w:rFonts w:ascii="Courier New" w:hAnsi="Courier New" w:hint="default"/>
+        <w:sz w:val="20"/>
+      </w:rPr>
+    </w:lvl>
+    <w:lvl w:ilvl="2" w:tentative="1">
+      <w:start w:val="1"/>
+      <w:numFmt w:val="bullet"/>
+      <w:lvlText w:val=""/>
+      <w:lvlJc w:val="left"/>
+      <w:pPr>
+        <w:tabs>
+          <w:tab w:val="num" w:pos="2160"/>
+        </w:tabs>
+        <w:ind w:left="2160" w:hanging="360"/>
+      </w:pPr>
+      <w:rPr>
+        <w:rFonts w:ascii="Wingdings" w:hAnsi="Wingdings" w:hint="default"/>
+        <w:sz w:val="20"/>
+      </w:rPr>
+    </w:lvl>
+    <w:lvl w:ilvl="3" w:tentative="1">
+      <w:start w:val="1"/>
+      <w:numFmt w:val="bullet"/>
+      <w:lvlText w:val=""/>
+      <w:lvlJc w:val="left"/>
+      <w:pPr>
+        <w:tabs>
+          <w:tab w:val="num" w:pos="2880"/>
+        </w:tabs>
+        <w:ind w:left="2880" w:hanging="360"/>
+      </w:pPr>
+      <w:rPr>
+        <w:rFonts w:ascii="Wingdings" w:hAnsi="Wingdings" w:hint="default"/>
+        <w:sz w:val="20"/>
+      </w:rPr>
+    </w:lvl>
+    <w:lvl w:ilvl="4" w:tentative="1">
+      <w:start w:val="1"/>
+      <w:numFmt w:val="bullet"/>
+      <w:lvlText w:val=""/>
+      <w:lvlJc w:val="left"/>
+      <w:pPr>
+        <w:tabs>
+          <w:tab w:val="num" w:pos="3600"/>
+        </w:tabs>
+        <w:ind w:left="3600" w:hanging="360"/>
+      </w:pPr>
+      <w:rPr>
+        <w:rFonts w:ascii="Wingdings" w:hAnsi="Wingdings" w:hint="default"/>
+        <w:sz w:val="20"/>
+      </w:rPr>
+    </w:lvl>
+    <w:lvl w:ilvl="5" w:tentative="1">
+      <w:start w:val="1"/>
+      <w:numFmt w:val="bullet"/>
+      <w:lvlText w:val=""/>
+      <w:lvlJc w:val="left"/>
+      <w:pPr>
+        <w:tabs>
+          <w:tab w:val="num" w:pos="4320"/>
+        </w:tabs>
+        <w:ind w:left="4320" w:hanging="360"/>
+      </w:pPr>
+      <w:rPr>
+        <w:rFonts w:ascii="Wingdings" w:hAnsi="Wingdings" w:hint="default"/>
+        <w:sz w:val="20"/>
+      </w:rPr>
+    </w:lvl>
+    <w:lvl w:ilvl="6" w:tentative="1">
+      <w:start w:val="1"/>
+      <w:numFmt w:val="bullet"/>
+      <w:lvlText w:val=""/>
+      <w:lvlJc w:val="left"/>
+      <w:pPr>
+        <w:tabs>
+          <w:tab w:val="num" w:pos="5040"/>
+        </w:tabs>
+        <w:ind w:left="5040" w:hanging="360"/>
+      </w:pPr>
+      <w:rPr>
+        <w:rFonts w:ascii="Wingdings" w:hAnsi="Wingdings" w:hint="default"/>
+        <w:sz w:val="20"/>
+      </w:rPr>
+    </w:lvl>
+    <w:lvl w:ilvl="7" w:tentative="1">
+      <w:start w:val="1"/>
+      <w:numFmt w:val="bullet"/>
+      <w:lvlText w:val=""/>
+      <w:lvlJc w:val="left"/>
+      <w:pPr>
+        <w:tabs>
+          <w:tab w:val="num" w:pos="5760"/>
+        </w:tabs>
+        <w:ind w:left="5760" w:hanging="360"/>
+      </w:pPr>
+      <w:rPr>
+        <w:rFonts w:ascii="Wingdings" w:hAnsi="Wingdings" w:hint="default"/>
+        <w:sz w:val="20"/>
+      </w:rPr>
+    </w:lvl>
+    <w:lvl w:ilvl="8" w:tentative="1">
+      <w:start w:val="1"/>
+      <w:numFmt w:val="bullet"/>
+      <w:lvlText w:val=""/>
+      <w:lvlJc w:val="left"/>
+      <w:pPr>
+        <w:tabs>
+          <w:tab w:val="num" w:pos="6480"/>
+        </w:tabs>
+        <w:ind w:left="6480" w:hanging="360"/>
+      </w:pPr>
+      <w:rPr>
+        <w:rFonts w:ascii="Wingdings" w:hAnsi="Wingdings" w:hint="default"/>
+        <w:sz w:val="20"/>
+      </w:rPr>
+    </w:lvl>
+  </w:abstractNum>
+  <w:abstractNum w:abstractNumId="4" w15:restartNumberingAfterBreak="0">
+    <w:nsid w:val="40983662"/>
+    <w:multiLevelType w:val="multilevel"/>
+    <w:tmpl w:val="186EAC42"/>
+    <w:lvl w:ilvl="0">
+      <w:start w:val="1"/>
+      <w:numFmt w:val="bullet"/>
+      <w:lvlText w:val=""/>
+      <w:lvlJc w:val="left"/>
+      <w:pPr>
+        <w:tabs>
+          <w:tab w:val="num" w:pos="720"/>
+        </w:tabs>
+        <w:ind w:left="720" w:hanging="360"/>
+      </w:pPr>
+      <w:rPr>
+        <w:rFonts w:ascii="Symbol" w:hAnsi="Symbol" w:hint="default"/>
+        <w:sz w:val="20"/>
+      </w:rPr>
+    </w:lvl>
+    <w:lvl w:ilvl="1" w:tentative="1">
+      <w:start w:val="1"/>
+      <w:numFmt w:val="bullet"/>
+      <w:lvlText w:val="o"/>
+      <w:lvlJc w:val="left"/>
+      <w:pPr>
+        <w:tabs>
+          <w:tab w:val="num" w:pos="1440"/>
+        </w:tabs>
+        <w:ind w:left="1440" w:hanging="360"/>
+      </w:pPr>
+      <w:rPr>
+        <w:rFonts w:ascii="Courier New" w:hAnsi="Courier New" w:hint="default"/>
+        <w:sz w:val="20"/>
+      </w:rPr>
+    </w:lvl>
+    <w:lvl w:ilvl="2" w:tentative="1">
+      <w:start w:val="1"/>
+      <w:numFmt w:val="bullet"/>
+      <w:lvlText w:val=""/>
+      <w:lvlJc w:val="left"/>
+      <w:pPr>
+        <w:tabs>
+          <w:tab w:val="num" w:pos="2160"/>
+        </w:tabs>
+        <w:ind w:left="2160" w:hanging="360"/>
+      </w:pPr>
+      <w:rPr>
+        <w:rFonts w:ascii="Wingdings" w:hAnsi="Wingdings" w:hint="default"/>
+        <w:sz w:val="20"/>
+      </w:rPr>
+    </w:lvl>
+    <w:lvl w:ilvl="3" w:tentative="1">
+      <w:start w:val="1"/>
+      <w:numFmt w:val="bullet"/>
+      <w:lvlText w:val=""/>
+      <w:lvlJc w:val="left"/>
+      <w:pPr>
+        <w:tabs>
+          <w:tab w:val="num" w:pos="2880"/>
+        </w:tabs>
+        <w:ind w:left="2880" w:hanging="360"/>
+      </w:pPr>
+      <w:rPr>
+        <w:rFonts w:ascii="Wingdings" w:hAnsi="Wingdings" w:hint="default"/>
+        <w:sz w:val="20"/>
+      </w:rPr>
+    </w:lvl>
+    <w:lvl w:ilvl="4" w:tentative="1">
+      <w:start w:val="1"/>
+      <w:numFmt w:val="bullet"/>
+      <w:lvlText w:val=""/>
+      <w:lvlJc w:val="left"/>
+      <w:pPr>
+        <w:tabs>
+          <w:tab w:val="num" w:pos="3600"/>
+        </w:tabs>
+        <w:ind w:left="3600" w:hanging="360"/>
+      </w:pPr>
+      <w:rPr>
+        <w:rFonts w:ascii="Wingdings" w:hAnsi="Wingdings" w:hint="default"/>
+        <w:sz w:val="20"/>
+      </w:rPr>
+    </w:lvl>
+    <w:lvl w:ilvl="5" w:tentative="1">
+      <w:start w:val="1"/>
+      <w:numFmt w:val="bullet"/>
+      <w:lvlText w:val=""/>
+      <w:lvlJc w:val="left"/>
+      <w:pPr>
+        <w:tabs>
+          <w:tab w:val="num" w:pos="4320"/>
+        </w:tabs>
+        <w:ind w:left="4320" w:hanging="360"/>
+      </w:pPr>
+      <w:rPr>
+        <w:rFonts w:ascii="Wingdings" w:hAnsi="Wingdings" w:hint="default"/>
+        <w:sz w:val="20"/>
+      </w:rPr>
+    </w:lvl>
+    <w:lvl w:ilvl="6" w:tentative="1">
+      <w:start w:val="1"/>
+      <w:numFmt w:val="bullet"/>
+      <w:lvlText w:val=""/>
+      <w:lvlJc w:val="left"/>
+      <w:pPr>
+        <w:tabs>
+          <w:tab w:val="num" w:pos="5040"/>
+        </w:tabs>
+        <w:ind w:left="5040" w:hanging="360"/>
+      </w:pPr>
+      <w:rPr>
+        <w:rFonts w:ascii="Wingdings" w:hAnsi="Wingdings" w:hint="default"/>
+        <w:sz w:val="20"/>
+      </w:rPr>
+    </w:lvl>
+    <w:lvl w:ilvl="7" w:tentative="1">
+      <w:start w:val="1"/>
+      <w:numFmt w:val="bullet"/>
+      <w:lvlText w:val=""/>
+      <w:lvlJc w:val="left"/>
+      <w:pPr>
+        <w:tabs>
+          <w:tab w:val="num" w:pos="5760"/>
+        </w:tabs>
+        <w:ind w:left="5760" w:hanging="360"/>
+      </w:pPr>
+      <w:rPr>
+        <w:rFonts w:ascii="Wingdings" w:hAnsi="Wingdings" w:hint="default"/>
+        <w:sz w:val="20"/>
+      </w:rPr>
+    </w:lvl>
+    <w:lvl w:ilvl="8" w:tentative="1">
+      <w:start w:val="1"/>
+      <w:numFmt w:val="bullet"/>
+      <w:lvlText w:val=""/>
+      <w:lvlJc w:val="left"/>
+      <w:pPr>
+        <w:tabs>
+          <w:tab w:val="num" w:pos="6480"/>
+        </w:tabs>
+        <w:ind w:left="6480" w:hanging="360"/>
+      </w:pPr>
+      <w:rPr>
+        <w:rFonts w:ascii="Wingdings" w:hAnsi="Wingdings" w:hint="default"/>
+        <w:sz w:val="20"/>
+      </w:rPr>
+    </w:lvl>
+  </w:abstractNum>
+  <w:abstractNum w:abstractNumId="5" w15:restartNumberingAfterBreak="0">
+    <w:nsid w:val="5B1F029C"/>
+    <w:multiLevelType w:val="multilevel"/>
+    <w:tmpl w:val="8D14A4E4"/>
+    <w:lvl w:ilvl="0">
+      <w:start w:val="1"/>
+      <w:numFmt w:val="bullet"/>
+      <w:lvlText w:val=""/>
+      <w:lvlJc w:val="left"/>
+      <w:pPr>
+        <w:tabs>
+          <w:tab w:val="num" w:pos="720"/>
+        </w:tabs>
+        <w:ind w:left="720" w:hanging="360"/>
+      </w:pPr>
+      <w:rPr>
+        <w:rFonts w:ascii="Symbol" w:hAnsi="Symbol" w:hint="default"/>
+        <w:sz w:val="20"/>
+      </w:rPr>
+    </w:lvl>
+    <w:lvl w:ilvl="1" w:tentative="1">
+      <w:start w:val="1"/>
+      <w:numFmt w:val="bullet"/>
+      <w:lvlText w:val="o"/>
+      <w:lvlJc w:val="left"/>
+      <w:pPr>
+        <w:tabs>
+          <w:tab w:val="num" w:pos="1440"/>
+        </w:tabs>
+        <w:ind w:left="1440" w:hanging="360"/>
+      </w:pPr>
+      <w:rPr>
+        <w:rFonts w:ascii="Courier New" w:hAnsi="Courier New" w:hint="default"/>
+        <w:sz w:val="20"/>
+      </w:rPr>
+    </w:lvl>
+    <w:lvl w:ilvl="2" w:tentative="1">
+      <w:start w:val="1"/>
+      <w:numFmt w:val="bullet"/>
+      <w:lvlText w:val=""/>
+      <w:lvlJc w:val="left"/>
+      <w:pPr>
+        <w:tabs>
+          <w:tab w:val="num" w:pos="2160"/>
+        </w:tabs>
+        <w:ind w:left="2160" w:hanging="360"/>
+      </w:pPr>
+      <w:rPr>
+        <w:rFonts w:ascii="Wingdings" w:hAnsi="Wingdings" w:hint="default"/>
+        <w:sz w:val="20"/>
+      </w:rPr>
+    </w:lvl>
+    <w:lvl w:ilvl="3" w:tentative="1">
+      <w:start w:val="1"/>
+      <w:numFmt w:val="bullet"/>
+      <w:lvlText w:val=""/>
+      <w:lvlJc w:val="left"/>
+      <w:pPr>
+        <w:tabs>
+          <w:tab w:val="num" w:pos="2880"/>
+        </w:tabs>
+        <w:ind w:left="2880" w:hanging="360"/>
+      </w:pPr>
+      <w:rPr>
+        <w:rFonts w:ascii="Wingdings" w:hAnsi="Wingdings" w:hint="default"/>
+        <w:sz w:val="20"/>
+      </w:rPr>
+    </w:lvl>
+    <w:lvl w:ilvl="4" w:tentative="1">
+      <w:start w:val="1"/>
+      <w:numFmt w:val="bullet"/>
+      <w:lvlText w:val=""/>
+      <w:lvlJc w:val="left"/>
+      <w:pPr>
+        <w:tabs>
+          <w:tab w:val="num" w:pos="3600"/>
+        </w:tabs>
+        <w:ind w:left="3600" w:hanging="360"/>
+      </w:pPr>
+      <w:rPr>
+        <w:rFonts w:ascii="Wingdings" w:hAnsi="Wingdings" w:hint="default"/>
+        <w:sz w:val="20"/>
+      </w:rPr>
+    </w:lvl>
+    <w:lvl w:ilvl="5" w:tentative="1">
+      <w:start w:val="1"/>
+      <w:numFmt w:val="bullet"/>
+      <w:lvlText w:val=""/>
+      <w:lvlJc w:val="left"/>
+      <w:pPr>
+        <w:tabs>
+          <w:tab w:val="num" w:pos="4320"/>
+        </w:tabs>
+        <w:ind w:left="4320" w:hanging="360"/>
+      </w:pPr>
+      <w:rPr>
+        <w:rFonts w:ascii="Wingdings" w:hAnsi="Wingdings" w:hint="default"/>
+        <w:sz w:val="20"/>
+      </w:rPr>
+    </w:lvl>
+    <w:lvl w:ilvl="6" w:tentative="1">
+      <w:start w:val="1"/>
+      <w:numFmt w:val="bullet"/>
+      <w:lvlText w:val=""/>
+      <w:lvlJc w:val="left"/>
+      <w:pPr>
+        <w:tabs>
+          <w:tab w:val="num" w:pos="5040"/>
+        </w:tabs>
+        <w:ind w:left="5040" w:hanging="360"/>
+      </w:pPr>
+      <w:rPr>
+        <w:rFonts w:ascii="Wingdings" w:hAnsi="Wingdings" w:hint="default"/>
+        <w:sz w:val="20"/>
+      </w:rPr>
+    </w:lvl>
+    <w:lvl w:ilvl="7" w:tentative="1">
+      <w:start w:val="1"/>
+      <w:numFmt w:val="bullet"/>
+      <w:lvlText w:val=""/>
+      <w:lvlJc w:val="left"/>
+      <w:pPr>
+        <w:tabs>
+          <w:tab w:val="num" w:pos="5760"/>
+        </w:tabs>
+        <w:ind w:left="5760" w:hanging="360"/>
+      </w:pPr>
+      <w:rPr>
+        <w:rFonts w:ascii="Wingdings" w:hAnsi="Wingdings" w:hint="default"/>
+        <w:sz w:val="20"/>
+      </w:rPr>
+    </w:lvl>
+    <w:lvl w:ilvl="8" w:tentative="1">
+      <w:start w:val="1"/>
+      <w:numFmt w:val="bullet"/>
+      <w:lvlText w:val=""/>
+      <w:lvlJc w:val="left"/>
+      <w:pPr>
+        <w:tabs>
+          <w:tab w:val="num" w:pos="6480"/>
+        </w:tabs>
+        <w:ind w:left="6480" w:hanging="360"/>
+      </w:pPr>
+      <w:rPr>
+        <w:rFonts w:ascii="Wingdings" w:hAnsi="Wingdings" w:hint="default"/>
+        <w:sz w:val="20"/>
+      </w:rPr>
+    </w:lvl>
+  </w:abstractNum>
+  <w:abstractNum w:abstractNumId="6" w15:restartNumberingAfterBreak="0">
+    <w:nsid w:val="61D14DF9"/>
+    <w:multiLevelType w:val="multilevel"/>
+    <w:tmpl w:val="0420C162"/>
+    <w:lvl w:ilvl="0">
+      <w:start w:val="1"/>
+      <w:numFmt w:val="bullet"/>
+      <w:lvlText w:val=""/>
+      <w:lvlJc w:val="left"/>
+      <w:pPr>
+        <w:tabs>
+          <w:tab w:val="num" w:pos="720"/>
+        </w:tabs>
+        <w:ind w:left="720" w:hanging="360"/>
+      </w:pPr>
+      <w:rPr>
+        <w:rFonts w:ascii="Symbol" w:hAnsi="Symbol" w:hint="default"/>
+        <w:sz w:val="20"/>
+      </w:rPr>
+    </w:lvl>
+    <w:lvl w:ilvl="1" w:tentative="1">
+      <w:start w:val="1"/>
+      <w:numFmt w:val="bullet"/>
+      <w:lvlText w:val="o"/>
+      <w:lvlJc w:val="left"/>
+      <w:pPr>
+        <w:tabs>
+          <w:tab w:val="num" w:pos="1440"/>
+        </w:tabs>
+        <w:ind w:left="1440" w:hanging="360"/>
+      </w:pPr>
+      <w:rPr>
+        <w:rFonts w:ascii="Courier New" w:hAnsi="Courier New" w:hint="default"/>
+        <w:sz w:val="20"/>
+      </w:rPr>
+    </w:lvl>
+    <w:lvl w:ilvl="2" w:tentative="1">
+      <w:start w:val="1"/>
+      <w:numFmt w:val="bullet"/>
+      <w:lvlText w:val=""/>
+      <w:lvlJc w:val="left"/>
+      <w:pPr>
+        <w:tabs>
+          <w:tab w:val="num" w:pos="2160"/>
+        </w:tabs>
+        <w:ind w:left="2160" w:hanging="360"/>
+      </w:pPr>
+      <w:rPr>
+        <w:rFonts w:ascii="Wingdings" w:hAnsi="Wingdings" w:hint="default"/>
+        <w:sz w:val="20"/>
+      </w:rPr>
+    </w:lvl>
+    <w:lvl w:ilvl="3" w:tentative="1">
+      <w:start w:val="1"/>
+      <w:numFmt w:val="bullet"/>
+      <w:lvlText w:val=""/>
+      <w:lvlJc w:val="left"/>
+      <w:pPr>
+        <w:tabs>
+          <w:tab w:val="num" w:pos="2880"/>
+        </w:tabs>
+        <w:ind w:left="2880" w:hanging="360"/>
+      </w:pPr>
+      <w:rPr>
+        <w:rFonts w:ascii="Wingdings" w:hAnsi="Wingdings" w:hint="default"/>
+        <w:sz w:val="20"/>
+      </w:rPr>
+    </w:lvl>
+    <w:lvl w:ilvl="4" w:tentative="1">
+      <w:start w:val="1"/>
+      <w:numFmt w:val="bullet"/>
+      <w:lvlText w:val=""/>
+      <w:lvlJc w:val="left"/>
+      <w:pPr>
+        <w:tabs>
+          <w:tab w:val="num" w:pos="3600"/>
+        </w:tabs>
+        <w:ind w:left="3600" w:hanging="360"/>
+      </w:pPr>
+      <w:rPr>
+        <w:rFonts w:ascii="Wingdings" w:hAnsi="Wingdings" w:hint="default"/>
+        <w:sz w:val="20"/>
+      </w:rPr>
+    </w:lvl>
+    <w:lvl w:ilvl="5" w:tentative="1">
+      <w:start w:val="1"/>
+      <w:numFmt w:val="bullet"/>
+      <w:lvlText w:val=""/>
+      <w:lvlJc w:val="left"/>
+      <w:pPr>
+        <w:tabs>
+          <w:tab w:val="num" w:pos="4320"/>
+        </w:tabs>
+        <w:ind w:left="4320" w:hanging="360"/>
+      </w:pPr>
+      <w:rPr>
+        <w:rFonts w:ascii="Wingdings" w:hAnsi="Wingdings" w:hint="default"/>
+        <w:sz w:val="20"/>
+      </w:rPr>
+    </w:lvl>
+    <w:lvl w:ilvl="6" w:tentative="1">
+      <w:start w:val="1"/>
+      <w:numFmt w:val="bullet"/>
+      <w:lvlText w:val=""/>
+      <w:lvlJc w:val="left"/>
+      <w:pPr>
+        <w:tabs>
+          <w:tab w:val="num" w:pos="5040"/>
+        </w:tabs>
+        <w:ind w:left="5040" w:hanging="360"/>
+      </w:pPr>
+      <w:rPr>
+        <w:rFonts w:ascii="Wingdings" w:hAnsi="Wingdings" w:hint="default"/>
+        <w:sz w:val="20"/>
+      </w:rPr>
+    </w:lvl>
+    <w:lvl w:ilvl="7" w:tentative="1">
+      <w:start w:val="1"/>
+      <w:numFmt w:val="bullet"/>
+      <w:lvlText w:val=""/>
+      <w:lvlJc w:val="left"/>
+      <w:pPr>
+        <w:tabs>
+          <w:tab w:val="num" w:pos="5760"/>
+        </w:tabs>
+        <w:ind w:left="5760" w:hanging="360"/>
+      </w:pPr>
+      <w:rPr>
+        <w:rFonts w:ascii="Wingdings" w:hAnsi="Wingdings" w:hint="default"/>
+        <w:sz w:val="20"/>
+      </w:rPr>
+    </w:lvl>
+    <w:lvl w:ilvl="8" w:tentative="1">
+      <w:start w:val="1"/>
+      <w:numFmt w:val="bullet"/>
+      <w:lvlText w:val=""/>
+      <w:lvlJc w:val="left"/>
+      <w:pPr>
+        <w:tabs>
+          <w:tab w:val="num" w:pos="6480"/>
+        </w:tabs>
+        <w:ind w:left="6480" w:hanging="360"/>
+      </w:pPr>
+      <w:rPr>
+        <w:rFonts w:ascii="Wingdings" w:hAnsi="Wingdings" w:hint="default"/>
+        <w:sz w:val="20"/>
+      </w:rPr>
+    </w:lvl>
+  </w:abstractNum>
+  <w:abstractNum w:abstractNumId="7" w15:restartNumberingAfterBreak="0">
+    <w:nsid w:val="6A7C5C72"/>
+    <w:multiLevelType w:val="multilevel"/>
+    <w:tmpl w:val="AF304272"/>
+    <w:lvl w:ilvl="0">
+      <w:start w:val="1"/>
+      <w:numFmt w:val="bullet"/>
+      <w:lvlText w:val=""/>
+      <w:lvlJc w:val="left"/>
+      <w:pPr>
+        <w:tabs>
+          <w:tab w:val="num" w:pos="720"/>
+        </w:tabs>
+        <w:ind w:left="720" w:hanging="360"/>
+      </w:pPr>
+      <w:rPr>
+        <w:rFonts w:ascii="Symbol" w:hAnsi="Symbol" w:hint="default"/>
+        <w:sz w:val="20"/>
+      </w:rPr>
+    </w:lvl>
+    <w:lvl w:ilvl="1">
+      <w:start w:val="1"/>
+      <w:numFmt w:val="bullet"/>
+      <w:lvlText w:val="o"/>
+      <w:lvlJc w:val="left"/>
+      <w:pPr>
+        <w:tabs>
+          <w:tab w:val="num" w:pos="1440"/>
+        </w:tabs>
+        <w:ind w:left="1440" w:hanging="360"/>
+      </w:pPr>
+      <w:rPr>
+        <w:rFonts w:ascii="Courier New" w:hAnsi="Courier New" w:hint="default"/>
+        <w:sz w:val="20"/>
+      </w:rPr>
+    </w:lvl>
+    <w:lvl w:ilvl="2" w:tentative="1">
+      <w:start w:val="1"/>
+      <w:numFmt w:val="bullet"/>
+      <w:lvlText w:val=""/>
+      <w:lvlJc w:val="left"/>
+      <w:pPr>
+        <w:tabs>
+          <w:tab w:val="num" w:pos="2160"/>
+        </w:tabs>
+        <w:ind w:left="2160" w:hanging="360"/>
+      </w:pPr>
+      <w:rPr>
+        <w:rFonts w:ascii="Wingdings" w:hAnsi="Wingdings" w:hint="default"/>
+        <w:sz w:val="20"/>
+      </w:rPr>
+    </w:lvl>
+    <w:lvl w:ilvl="3" w:tentative="1">
+      <w:start w:val="1"/>
+      <w:numFmt w:val="bullet"/>
+      <w:lvlText w:val=""/>
+      <w:lvlJc w:val="left"/>
+      <w:pPr>
+        <w:tabs>
+          <w:tab w:val="num" w:pos="2880"/>
+        </w:tabs>
+        <w:ind w:left="2880" w:hanging="360"/>
+      </w:pPr>
+      <w:rPr>
+        <w:rFonts w:ascii="Wingdings" w:hAnsi="Wingdings" w:hint="default"/>
+        <w:sz w:val="20"/>
+      </w:rPr>
+    </w:lvl>
+    <w:lvl w:ilvl="4" w:tentative="1">
+      <w:start w:val="1"/>
+      <w:numFmt w:val="bullet"/>
+      <w:lvlText w:val=""/>
+      <w:lvlJc w:val="left"/>
+      <w:pPr>
+        <w:tabs>
+          <w:tab w:val="num" w:pos="3600"/>
+        </w:tabs>
+        <w:ind w:left="3600" w:hanging="360"/>
+      </w:pPr>
+      <w:rPr>
+        <w:rFonts w:ascii="Wingdings" w:hAnsi="Wingdings" w:hint="default"/>
+        <w:sz w:val="20"/>
+      </w:rPr>
+    </w:lvl>
+    <w:lvl w:ilvl="5" w:tentative="1">
+      <w:start w:val="1"/>
+      <w:numFmt w:val="bullet"/>
+      <w:lvlText w:val=""/>
+      <w:lvlJc w:val="left"/>
+      <w:pPr>
+        <w:tabs>
+          <w:tab w:val="num" w:pos="4320"/>
+        </w:tabs>
+        <w:ind w:left="4320" w:hanging="360"/>
+      </w:pPr>
+      <w:rPr>
+        <w:rFonts w:ascii="Wingdings" w:hAnsi="Wingdings" w:hint="default"/>
+        <w:sz w:val="20"/>
+      </w:rPr>
+    </w:lvl>
+    <w:lvl w:ilvl="6" w:tentative="1">
+      <w:start w:val="1"/>
+      <w:numFmt w:val="bullet"/>
+      <w:lvlText w:val=""/>
+      <w:lvlJc w:val="left"/>
+      <w:pPr>
+        <w:tabs>
+          <w:tab w:val="num" w:pos="5040"/>
+        </w:tabs>
+        <w:ind w:left="5040" w:hanging="360"/>
+      </w:pPr>
+      <w:rPr>
+        <w:rFonts w:ascii="Wingdings" w:hAnsi="Wingdings" w:hint="default"/>
+        <w:sz w:val="20"/>
+      </w:rPr>
+    </w:lvl>
+    <w:lvl w:ilvl="7" w:tentative="1">
+      <w:start w:val="1"/>
+      <w:numFmt w:val="bullet"/>
+      <w:lvlText w:val=""/>
+      <w:lvlJc w:val="left"/>
+      <w:pPr>
+        <w:tabs>
+          <w:tab w:val="num" w:pos="5760"/>
+        </w:tabs>
+        <w:ind w:left="5760" w:hanging="360"/>
+      </w:pPr>
+      <w:rPr>
+        <w:rFonts w:ascii="Wingdings" w:hAnsi="Wingdings" w:hint="default"/>
+        <w:sz w:val="20"/>
+      </w:rPr>
+    </w:lvl>
+    <w:lvl w:ilvl="8" w:tentative="1">
+      <w:start w:val="1"/>
+      <w:numFmt w:val="bullet"/>
+      <w:lvlText w:val=""/>
+      <w:lvlJc w:val="left"/>
+      <w:pPr>
+        <w:tabs>
+          <w:tab w:val="num" w:pos="6480"/>
+        </w:tabs>
+        <w:ind w:left="6480" w:hanging="360"/>
+      </w:pPr>
+      <w:rPr>
+        <w:rFonts w:ascii="Wingdings" w:hAnsi="Wingdings" w:hint="default"/>
+        <w:sz w:val="20"/>
+      </w:rPr>
+    </w:lvl>
+  </w:abstractNum>
+  <w:abstractNum w:abstractNumId="8" w15:restartNumberingAfterBreak="0">
+    <w:nsid w:val="6E3D6F7F"/>
+    <w:multiLevelType w:val="multilevel"/>
+    <w:tmpl w:val="41247BB2"/>
+    <w:lvl w:ilvl="0">
+      <w:start w:val="1"/>
+      <w:numFmt w:val="bullet"/>
+      <w:lvlText w:val=""/>
+      <w:lvlJc w:val="left"/>
+      <w:pPr>
+        <w:tabs>
+          <w:tab w:val="num" w:pos="720"/>
+        </w:tabs>
+        <w:ind w:left="720" w:hanging="360"/>
+      </w:pPr>
+      <w:rPr>
+        <w:rFonts w:ascii="Symbol" w:hAnsi="Symbol" w:hint="default"/>
+        <w:sz w:val="20"/>
+      </w:rPr>
+    </w:lvl>
+    <w:lvl w:ilvl="1" w:tentative="1">
+      <w:start w:val="1"/>
+      <w:numFmt w:val="bullet"/>
+      <w:lvlText w:val="o"/>
+      <w:lvlJc w:val="left"/>
+      <w:pPr>
+        <w:tabs>
+          <w:tab w:val="num" w:pos="1440"/>
+        </w:tabs>
+        <w:ind w:left="1440" w:hanging="360"/>
+      </w:pPr>
+      <w:rPr>
+        <w:rFonts w:ascii="Courier New" w:hAnsi="Courier New" w:hint="default"/>
+        <w:sz w:val="20"/>
+      </w:rPr>
+    </w:lvl>
+    <w:lvl w:ilvl="2" w:tentative="1">
+      <w:start w:val="1"/>
+      <w:numFmt w:val="bullet"/>
+      <w:lvlText w:val=""/>
+      <w:lvlJc w:val="left"/>
+      <w:pPr>
+        <w:tabs>
+          <w:tab w:val="num" w:pos="2160"/>
+        </w:tabs>
+        <w:ind w:left="2160" w:hanging="360"/>
+      </w:pPr>
+      <w:rPr>
+        <w:rFonts w:ascii="Wingdings" w:hAnsi="Wingdings" w:hint="default"/>
+        <w:sz w:val="20"/>
+      </w:rPr>
+    </w:lvl>
+    <w:lvl w:ilvl="3" w:tentative="1">
+      <w:start w:val="1"/>
+      <w:numFmt w:val="bullet"/>
+      <w:lvlText w:val=""/>
+      <w:lvlJc w:val="left"/>
+      <w:pPr>
+        <w:tabs>
+          <w:tab w:val="num" w:pos="2880"/>
+        </w:tabs>
+        <w:ind w:left="2880" w:hanging="360"/>
+      </w:pPr>
+      <w:rPr>
+        <w:rFonts w:ascii="Wingdings" w:hAnsi="Wingdings" w:hint="default"/>
+        <w:sz w:val="20"/>
+      </w:rPr>
+    </w:lvl>
+    <w:lvl w:ilvl="4" w:tentative="1">
+      <w:start w:val="1"/>
+      <w:numFmt w:val="bullet"/>
+      <w:lvlText w:val=""/>
+      <w:lvlJc w:val="left"/>
+      <w:pPr>
+        <w:tabs>
+          <w:tab w:val="num" w:pos="3600"/>
+        </w:tabs>
+        <w:ind w:left="3600" w:hanging="360"/>
+      </w:pPr>
+      <w:rPr>
+        <w:rFonts w:ascii="Wingdings" w:hAnsi="Wingdings" w:hint="default"/>
+        <w:sz w:val="20"/>
+      </w:rPr>
+    </w:lvl>
+    <w:lvl w:ilvl="5" w:tentative="1">
+      <w:start w:val="1"/>
+      <w:numFmt w:val="bullet"/>
+      <w:lvlText w:val=""/>
+      <w:lvlJc w:val="left"/>
+      <w:pPr>
+        <w:tabs>
+          <w:tab w:val="num" w:pos="4320"/>
+        </w:tabs>
+        <w:ind w:left="4320" w:hanging="360"/>
+      </w:pPr>
+      <w:rPr>
+        <w:rFonts w:ascii="Wingdings" w:hAnsi="Wingdings" w:hint="default"/>
+        <w:sz w:val="20"/>
+      </w:rPr>
+    </w:lvl>
+    <w:lvl w:ilvl="6" w:tentative="1">
+      <w:start w:val="1"/>
+      <w:numFmt w:val="bullet"/>
+      <w:lvlText w:val=""/>
+      <w:lvlJc w:val="left"/>
+      <w:pPr>
+        <w:tabs>
+          <w:tab w:val="num" w:pos="5040"/>
+        </w:tabs>
+        <w:ind w:left="5040" w:hanging="360"/>
+      </w:pPr>
+      <w:rPr>
+        <w:rFonts w:ascii="Wingdings" w:hAnsi="Wingdings" w:hint="default"/>
+        <w:sz w:val="20"/>
+      </w:rPr>
+    </w:lvl>
+    <w:lvl w:ilvl="7" w:tentative="1">
+      <w:start w:val="1"/>
+      <w:numFmt w:val="bullet"/>
+      <w:lvlText w:val=""/>
+      <w:lvlJc w:val="left"/>
+      <w:pPr>
+        <w:tabs>
+          <w:tab w:val="num" w:pos="5760"/>
+        </w:tabs>
+        <w:ind w:left="5760" w:hanging="360"/>
+      </w:pPr>
+      <w:rPr>
+        <w:rFonts w:ascii="Wingdings" w:hAnsi="Wingdings" w:hint="default"/>
+        <w:sz w:val="20"/>
+      </w:rPr>
+    </w:lvl>
+    <w:lvl w:ilvl="8" w:tentative="1">
+      <w:start w:val="1"/>
+      <w:numFmt w:val="bullet"/>
+      <w:lvlText w:val=""/>
+      <w:lvlJc w:val="left"/>
+      <w:pPr>
+        <w:tabs>
+          <w:tab w:val="num" w:pos="6480"/>
+        </w:tabs>
+        <w:ind w:left="6480" w:hanging="360"/>
+      </w:pPr>
+      <w:rPr>
+        <w:rFonts w:ascii="Wingdings" w:hAnsi="Wingdings" w:hint="default"/>
+        <w:sz w:val="20"/>
+      </w:rPr>
+    </w:lvl>
+  </w:abstractNum>
   <w:num w:numId="1" w16cid:durableId="1037240408">
+    <w:abstractNumId w:val="2"/>
+  </w:num>
+  <w:num w:numId="2" w16cid:durableId="927039420">
+    <w:abstractNumId w:val="6"/>
+  </w:num>
+  <w:num w:numId="3" w16cid:durableId="1245065221">
+    <w:abstractNumId w:val="3"/>
+  </w:num>
+  <w:num w:numId="4" w16cid:durableId="374626781">
+    <w:abstractNumId w:val="5"/>
+  </w:num>
+  <w:num w:numId="5" w16cid:durableId="2087341555">
+    <w:abstractNumId w:val="4"/>
+  </w:num>
+  <w:num w:numId="6" w16cid:durableId="1052382585">
+    <w:abstractNumId w:val="7"/>
+  </w:num>
+  <w:num w:numId="7" w16cid:durableId="2056193097">
+    <w:abstractNumId w:val="8"/>
+  </w:num>
+  <w:num w:numId="8" w16cid:durableId="477921141">
+    <w:abstractNumId w:val="1"/>
+  </w:num>
+  <w:num w:numId="9" w16cid:durableId="1680540297">
     <w:abstractNumId w:val="0"/>
   </w:num>
 </w:numbering>
@@ -862,7 +2784,6 @@
   <w:style w:type="character" w:default="1" w:styleId="Standaardalinea-lettertype">
     <w:name w:val="Default Paragraph Font"/>
     <w:uiPriority w:val="1"/>
-    <w:semiHidden/>
     <w:unhideWhenUsed/>
   </w:style>
   <w:style w:type="table" w:default="1" w:styleId="Standaardtabel">

--- a/Docs/Logboek.docx
+++ b/Docs/Logboek.docx
@@ -826,6 +826,535 @@
           <w:lang w:val="nl-NL"/>
         </w:rPr>
         <w:t>De game moeilijker maken naarmate de speler langer overleeft.</w:t>
+      </w:r>
+    </w:p>
+    <w:p>
+      <w:pPr>
+        <w:rPr>
+          <w:lang w:val="nl-NL"/>
+        </w:rPr>
+      </w:pPr>
+    </w:p>
+    <w:p>
+      <w:pPr>
+        <w:rPr>
+          <w:b/>
+          <w:bCs/>
+        </w:rPr>
+      </w:pPr>
+      <w:r>
+        <w:rPr>
+          <w:b/>
+          <w:bCs/>
+        </w:rPr>
+        <w:t>Dag 3</w:t>
+      </w:r>
+    </w:p>
+    <w:p>
+      <w:pPr>
+        <w:rPr>
+          <w:b/>
+          <w:bCs/>
+        </w:rPr>
+      </w:pPr>
+      <w:r>
+        <w:rPr>
+          <w:b/>
+          <w:bCs/>
+        </w:rPr>
+        <w:t>Wat ik vandaag heb gedaan</w:t>
+      </w:r>
+    </w:p>
+    <w:p>
+      <w:pPr>
+        <w:numPr>
+          <w:ilvl w:val="0"/>
+          <w:numId w:val="10"/>
+        </w:numPr>
+      </w:pPr>
+      <w:r>
+        <w:t xml:space="preserve">Verder gewerkt aan de gameplay van de game. </w:t>
+      </w:r>
+    </w:p>
+    <w:p>
+      <w:pPr>
+        <w:numPr>
+          <w:ilvl w:val="0"/>
+          <w:numId w:val="10"/>
+        </w:numPr>
+      </w:pPr>
+      <w:r>
+        <w:t xml:space="preserve">De tijdelijke blokjes en cirkels vervangen door echte game assets. </w:t>
+      </w:r>
+    </w:p>
+    <w:p>
+      <w:pPr>
+        <w:numPr>
+          <w:ilvl w:val="0"/>
+          <w:numId w:val="10"/>
+        </w:numPr>
+      </w:pPr>
+      <w:r>
+        <w:t xml:space="preserve">Een ruimteschip asset toegevoegd als speler. </w:t>
+      </w:r>
+    </w:p>
+    <w:p>
+      <w:pPr>
+        <w:numPr>
+          <w:ilvl w:val="0"/>
+          <w:numId w:val="10"/>
+        </w:numPr>
+      </w:pPr>
+      <w:r>
+        <w:t xml:space="preserve">Asteroid assets toegevoegd als vijanden. </w:t>
+      </w:r>
+    </w:p>
+    <w:p>
+      <w:pPr>
+        <w:numPr>
+          <w:ilvl w:val="0"/>
+          <w:numId w:val="10"/>
+        </w:numPr>
+      </w:pPr>
+      <w:r>
+        <w:t xml:space="preserve">De achtergrond van de game vervangen door een ruimteachtergrond. </w:t>
+      </w:r>
+    </w:p>
+    <w:p>
+      <w:pPr>
+        <w:numPr>
+          <w:ilvl w:val="0"/>
+          <w:numId w:val="10"/>
+        </w:numPr>
+      </w:pPr>
+      <w:r>
+        <w:t xml:space="preserve">De rendering volgorde aangepast zodat de speler zichtbaar blijft voor de achtergrond. </w:t>
+      </w:r>
+    </w:p>
+    <w:p>
+      <w:pPr>
+        <w:numPr>
+          <w:ilvl w:val="0"/>
+          <w:numId w:val="10"/>
+        </w:numPr>
+      </w:pPr>
+      <w:r>
+        <w:t xml:space="preserve">De collision tussen de speler en de asteroids verder getest. </w:t>
+      </w:r>
+    </w:p>
+    <w:p>
+      <w:pPr>
+        <w:numPr>
+          <w:ilvl w:val="0"/>
+          <w:numId w:val="10"/>
+        </w:numPr>
+      </w:pPr>
+      <w:r>
+        <w:t xml:space="preserve">De algemene uitstraling van de game verbeterd door het gebruik van echte graphics. </w:t>
+      </w:r>
+    </w:p>
+    <w:p>
+      <w:pPr>
+        <w:rPr>
+          <w:b/>
+          <w:bCs/>
+        </w:rPr>
+      </w:pPr>
+      <w:r>
+        <w:rPr>
+          <w:b/>
+          <w:bCs/>
+        </w:rPr>
+        <w:lastRenderedPageBreak/>
+        <w:t>Problemen / uitdagingen</w:t>
+      </w:r>
+    </w:p>
+    <w:p>
+      <w:pPr>
+        <w:numPr>
+          <w:ilvl w:val="0"/>
+          <w:numId w:val="11"/>
+        </w:numPr>
+      </w:pPr>
+      <w:r>
+        <w:t xml:space="preserve">De speler werd in eerste instantie achter de achtergrond weergegeven. </w:t>
+      </w:r>
+    </w:p>
+    <w:p>
+      <w:pPr>
+        <w:numPr>
+          <w:ilvl w:val="0"/>
+          <w:numId w:val="11"/>
+        </w:numPr>
+      </w:pPr>
+      <w:r>
+        <w:t xml:space="preserve">Dit opgelost door de Order in Layer instellingen van de sprites aan te passen. </w:t>
+      </w:r>
+    </w:p>
+    <w:p>
+      <w:pPr>
+        <w:numPr>
+          <w:ilvl w:val="0"/>
+          <w:numId w:val="11"/>
+        </w:numPr>
+      </w:pPr>
+      <w:r>
+        <w:t xml:space="preserve">Sommige assets hadden een verkeerde schaal en moesten worden aangepast. </w:t>
+      </w:r>
+    </w:p>
+    <w:p>
+      <w:pPr>
+        <w:rPr>
+          <w:b/>
+          <w:bCs/>
+        </w:rPr>
+      </w:pPr>
+      <w:r>
+        <w:rPr>
+          <w:b/>
+          <w:bCs/>
+        </w:rPr>
+        <w:t>Wat ik heb geleerd</w:t>
+      </w:r>
+    </w:p>
+    <w:p>
+      <w:pPr>
+        <w:numPr>
+          <w:ilvl w:val="0"/>
+          <w:numId w:val="12"/>
+        </w:numPr>
+      </w:pPr>
+      <w:r>
+        <w:t xml:space="preserve">Hoe Sprite Renderers werken. </w:t>
+      </w:r>
+    </w:p>
+    <w:p>
+      <w:pPr>
+        <w:numPr>
+          <w:ilvl w:val="0"/>
+          <w:numId w:val="12"/>
+        </w:numPr>
+      </w:pPr>
+      <w:r>
+        <w:t xml:space="preserve">Hoe Order in Layer gebruikt wordt om objecten voor of achter elkaar weer te geven. </w:t>
+      </w:r>
+    </w:p>
+    <w:p>
+      <w:pPr>
+        <w:numPr>
+          <w:ilvl w:val="0"/>
+          <w:numId w:val="12"/>
+        </w:numPr>
+      </w:pPr>
+      <w:r>
+        <w:t xml:space="preserve">Hoe assets geïmporteerd en toegepast worden in Unity. </w:t>
+      </w:r>
+    </w:p>
+    <w:p>
+      <w:pPr>
+        <w:rPr>
+          <w:b/>
+          <w:bCs/>
+        </w:rPr>
+      </w:pPr>
+      <w:r>
+        <w:rPr>
+          <w:b/>
+          <w:bCs/>
+        </w:rPr>
+        <w:t>Wat ik morgen wil doen</w:t>
+      </w:r>
+    </w:p>
+    <w:p>
+      <w:pPr>
+        <w:numPr>
+          <w:ilvl w:val="0"/>
+          <w:numId w:val="13"/>
+        </w:numPr>
+      </w:pPr>
+      <w:r>
+        <w:t xml:space="preserve">Een health systeem toevoegen. </w:t>
+      </w:r>
+    </w:p>
+    <w:p>
+      <w:pPr>
+        <w:numPr>
+          <w:ilvl w:val="0"/>
+          <w:numId w:val="13"/>
+        </w:numPr>
+      </w:pPr>
+      <w:r>
+        <w:t xml:space="preserve">Een score systeem toevoegen. </w:t>
+      </w:r>
+    </w:p>
+    <w:p>
+      <w:pPr>
+        <w:numPr>
+          <w:ilvl w:val="0"/>
+          <w:numId w:val="13"/>
+        </w:numPr>
+      </w:pPr>
+      <w:r>
+        <w:t xml:space="preserve">De game verder testen en verbeteren. </w:t>
+      </w:r>
+    </w:p>
+    <w:p>
+      <w:r>
+        <w:pict w14:anchorId="75E199A6">
+          <v:rect id="_x0000_i1031" style="width:0;height:1.5pt" o:hralign="center" o:hrstd="t" o:hr="t" fillcolor="#a0a0a0" stroked="f"/>
+        </w:pict>
+      </w:r>
+    </w:p>
+    <w:p>
+      <w:pPr>
+        <w:rPr>
+          <w:b/>
+          <w:bCs/>
+        </w:rPr>
+      </w:pPr>
+      <w:r>
+        <w:rPr>
+          <w:b/>
+          <w:bCs/>
+        </w:rPr>
+        <w:t>Dag 4</w:t>
+      </w:r>
+    </w:p>
+    <w:p>
+      <w:pPr>
+        <w:rPr>
+          <w:b/>
+          <w:bCs/>
+        </w:rPr>
+      </w:pPr>
+      <w:r>
+        <w:rPr>
+          <w:b/>
+          <w:bCs/>
+        </w:rPr>
+        <w:t>Wat ik vandaag heb gedaan</w:t>
+      </w:r>
+    </w:p>
+    <w:p>
+      <w:pPr>
+        <w:numPr>
+          <w:ilvl w:val="0"/>
+          <w:numId w:val="14"/>
+        </w:numPr>
+      </w:pPr>
+      <w:r>
+        <w:t xml:space="preserve">Een health systeem toegevoegd aan de speler. </w:t>
+      </w:r>
+    </w:p>
+    <w:p>
+      <w:pPr>
+        <w:numPr>
+          <w:ilvl w:val="0"/>
+          <w:numId w:val="14"/>
+        </w:numPr>
+      </w:pPr>
+      <w:r>
+        <w:t xml:space="preserve">Elke botsing met een asteroid vermindert de health van de speler met 10 punten. </w:t>
+      </w:r>
+    </w:p>
+    <w:p>
+      <w:pPr>
+        <w:numPr>
+          <w:ilvl w:val="0"/>
+          <w:numId w:val="14"/>
+        </w:numPr>
+      </w:pPr>
+      <w:r>
+        <w:t xml:space="preserve">Een score systeem toegevoegd zodat de speler punten kan verdienen tijdens het spelen. </w:t>
+      </w:r>
+    </w:p>
+    <w:p>
+      <w:pPr>
+        <w:numPr>
+          <w:ilvl w:val="0"/>
+          <w:numId w:val="14"/>
+        </w:numPr>
+      </w:pPr>
+      <w:r>
+        <w:t xml:space="preserve">Het game over systeem aangepast zodat de game automatisch opnieuw start wanneer de health van de speler 0 bereikt. </w:t>
+      </w:r>
+    </w:p>
+    <w:p>
+      <w:pPr>
+        <w:numPr>
+          <w:ilvl w:val="0"/>
+          <w:numId w:val="14"/>
+        </w:numPr>
+      </w:pPr>
+      <w:r>
+        <w:t xml:space="preserve">De nieuwe systemen uitgebreid getest om te controleren of ze correct werken. </w:t>
+      </w:r>
+    </w:p>
+    <w:p>
+      <w:pPr>
+        <w:numPr>
+          <w:ilvl w:val="0"/>
+          <w:numId w:val="14"/>
+        </w:numPr>
+      </w:pPr>
+      <w:r>
+        <w:t xml:space="preserve">Verschillende bugs opgelost die tijdens het testen naar voren kwamen. </w:t>
+      </w:r>
+    </w:p>
+    <w:p>
+      <w:pPr>
+        <w:rPr>
+          <w:b/>
+          <w:bCs/>
+        </w:rPr>
+      </w:pPr>
+      <w:r>
+        <w:rPr>
+          <w:b/>
+          <w:bCs/>
+        </w:rPr>
+        <w:t>Problemen / uitdagingen</w:t>
+      </w:r>
+    </w:p>
+    <w:p>
+      <w:pPr>
+        <w:numPr>
+          <w:ilvl w:val="0"/>
+          <w:numId w:val="15"/>
+        </w:numPr>
+      </w:pPr>
+      <w:r>
+        <w:t xml:space="preserve">Het correct bijhouden van de health tijdens meerdere botsingen. </w:t>
+      </w:r>
+    </w:p>
+    <w:p>
+      <w:pPr>
+        <w:numPr>
+          <w:ilvl w:val="0"/>
+          <w:numId w:val="15"/>
+        </w:numPr>
+      </w:pPr>
+      <w:r>
+        <w:t xml:space="preserve">Het combineren van het health systeem met het bestaande game over systeem. </w:t>
+      </w:r>
+    </w:p>
+    <w:p>
+      <w:pPr>
+        <w:numPr>
+          <w:ilvl w:val="0"/>
+          <w:numId w:val="15"/>
+        </w:numPr>
+      </w:pPr>
+      <w:r>
+        <w:t xml:space="preserve">Testen of de score correct bleef oplopen tijdens het spelen. </w:t>
+      </w:r>
+    </w:p>
+    <w:p>
+      <w:pPr>
+        <w:rPr>
+          <w:b/>
+          <w:bCs/>
+        </w:rPr>
+      </w:pPr>
+      <w:r>
+        <w:rPr>
+          <w:b/>
+          <w:bCs/>
+        </w:rPr>
+        <w:lastRenderedPageBreak/>
+        <w:t>Wat ik heb geleerd</w:t>
+      </w:r>
+    </w:p>
+    <w:p>
+      <w:pPr>
+        <w:numPr>
+          <w:ilvl w:val="0"/>
+          <w:numId w:val="16"/>
+        </w:numPr>
+      </w:pPr>
+      <w:r>
+        <w:t xml:space="preserve">Hoe variabelen gebruikt worden om spelergegevens zoals health en score op te slaan. </w:t>
+      </w:r>
+    </w:p>
+    <w:p>
+      <w:pPr>
+        <w:numPr>
+          <w:ilvl w:val="0"/>
+          <w:numId w:val="16"/>
+        </w:numPr>
+      </w:pPr>
+      <w:r>
+        <w:t xml:space="preserve">Hoe verschillende scripts met elkaar samenwerken. </w:t>
+      </w:r>
+    </w:p>
+    <w:p>
+      <w:pPr>
+        <w:numPr>
+          <w:ilvl w:val="0"/>
+          <w:numId w:val="16"/>
+        </w:numPr>
+      </w:pPr>
+      <w:r>
+        <w:t xml:space="preserve">Hoe gameplay logica kan worden uitgebreid zonder bestaande functionaliteit te breken. </w:t>
+      </w:r>
+    </w:p>
+    <w:p>
+      <w:pPr>
+        <w:rPr>
+          <w:b/>
+          <w:bCs/>
+        </w:rPr>
+      </w:pPr>
+      <w:r>
+        <w:rPr>
+          <w:b/>
+          <w:bCs/>
+        </w:rPr>
+        <w:t>Wat ik morgen wil doen</w:t>
+      </w:r>
+    </w:p>
+    <w:p>
+      <w:pPr>
+        <w:numPr>
+          <w:ilvl w:val="0"/>
+          <w:numId w:val="17"/>
+        </w:numPr>
+      </w:pPr>
+      <w:r>
+        <w:t xml:space="preserve">Een startmenu maken. </w:t>
+      </w:r>
+    </w:p>
+    <w:p>
+      <w:pPr>
+        <w:numPr>
+          <w:ilvl w:val="0"/>
+          <w:numId w:val="17"/>
+        </w:numPr>
+      </w:pPr>
+      <w:r>
+        <w:t xml:space="preserve">Een highscore systeem toevoegen. </w:t>
+      </w:r>
+    </w:p>
+    <w:p>
+      <w:pPr>
+        <w:numPr>
+          <w:ilvl w:val="0"/>
+          <w:numId w:val="17"/>
+        </w:numPr>
+      </w:pPr>
+      <w:r>
+        <w:t xml:space="preserve">Het Best Education logo en de slogan verwerken in de game. </w:t>
+      </w:r>
+    </w:p>
+    <w:p>
+      <w:pPr>
+        <w:numPr>
+          <w:ilvl w:val="0"/>
+          <w:numId w:val="17"/>
+        </w:numPr>
+      </w:pPr>
+      <w:r>
+        <w:t>De game verder afwerken voor de eindtest.</w:t>
       </w:r>
     </w:p>
     <w:p>
@@ -848,6 +1377,304 @@
 <file path=word/numbering.xml><?xml version="1.0" encoding="utf-8"?>
 <w:numbering xmlns:wpc="http://schemas.microsoft.com/office/word/2010/wordprocessingCanvas" xmlns:cx="http://schemas.microsoft.com/office/drawing/2014/chartex" xmlns:cx1="http://schemas.microsoft.com/office/drawing/2015/9/8/chartex" xmlns:cx2="http://schemas.microsoft.com/office/drawing/2015/10/21/chartex" xmlns:cx3="http://schemas.microsoft.com/office/drawing/2016/5/9/chartex" xmlns:cx4="http://schemas.microsoft.com/office/drawing/2016/5/10/chartex" xmlns:cx5="http://schemas.microsoft.com/office/drawing/2016/5/11/chartex" xmlns:cx6="http://schemas.microsoft.com/office/drawing/2016/5/12/chartex" xmlns:cx7="http://schemas.microsoft.com/office/drawing/2016/5/13/chartex" xmlns:cx8="http://schemas.microsoft.com/office/drawing/2016/5/14/chartex" xmlns:mc="http://schemas.openxmlformats.org/markup-compatibility/2006" xmlns:aink="http://schemas.microsoft.com/office/drawing/2016/ink" xmlns:am3d="http://schemas.microsoft.com/office/drawing/2017/model3d" xmlns:o="urn:schemas-microsoft-com:office:office" xmlns:oel="http://schemas.microsoft.com/office/2019/extlst" xmlns:r="http://schemas.openxmlformats.org/officeDocument/2006/relationships" xmlns:m="http://schemas.openxmlformats.org/officeDocument/2006/math" xmlns:v="urn:schemas-microsoft-com:vml" xmlns:wp14="http://schemas.microsoft.com/office/word/2010/wordprocessingDrawing" xmlns:wp="http://schemas.openxmlformats.org/drawingml/2006/wordprocessingDrawing" xmlns:w10="urn:schemas-microsoft-com:office:word" xmlns:w="http://schemas.openxmlformats.org/wordprocessingml/2006/main" xmlns:w14="http://schemas.microsoft.com/office/word/2010/wordml" xmlns:w15="http://schemas.microsoft.com/office/word/2012/wordml" xmlns:w16cex="http://schemas.microsoft.com/office/word/2018/wordml/cex" xmlns:w16cid="http://schemas.microsoft.com/office/word/2016/wordml/cid" xmlns:w16="http://schemas.microsoft.com/office/word/2018/wordml" xmlns:w16du="http://schemas.microsoft.com/office/word/2023/wordml/word16du" xmlns:w16sdtdh="http://schemas.microsoft.com/office/word/2020/wordml/sdtdatahash" xmlns:w16sdtfl="http://schemas.microsoft.com/office/word/2024/wordml/sdtformatlock" xmlns:w16se="http://schemas.microsoft.com/office/word/2015/wordml/symex" xmlns:wpg="http://schemas.microsoft.com/office/word/2010/wordprocessingGroup" xmlns:wpi="http://schemas.microsoft.com/office/word/2010/wordprocessingInk" xmlns:wne="http://schemas.microsoft.com/office/word/2006/wordml" xmlns:wps="http://schemas.microsoft.com/office/word/2010/wordprocessingShape" mc:Ignorable="w14 w15 w16se w16cid w16 w16cex w16sdtdh w16sdtfl w16du wp14">
   <w:abstractNum w:abstractNumId="0" w15:restartNumberingAfterBreak="0">
+    <w:nsid w:val="0B46348C"/>
+    <w:multiLevelType w:val="multilevel"/>
+    <w:tmpl w:val="3B04654E"/>
+    <w:lvl w:ilvl="0">
+      <w:start w:val="1"/>
+      <w:numFmt w:val="bullet"/>
+      <w:lvlText w:val=""/>
+      <w:lvlJc w:val="left"/>
+      <w:pPr>
+        <w:tabs>
+          <w:tab w:val="num" w:pos="720"/>
+        </w:tabs>
+        <w:ind w:left="720" w:hanging="360"/>
+      </w:pPr>
+      <w:rPr>
+        <w:rFonts w:ascii="Symbol" w:hAnsi="Symbol" w:hint="default"/>
+        <w:sz w:val="20"/>
+      </w:rPr>
+    </w:lvl>
+    <w:lvl w:ilvl="1" w:tentative="1">
+      <w:start w:val="1"/>
+      <w:numFmt w:val="bullet"/>
+      <w:lvlText w:val="o"/>
+      <w:lvlJc w:val="left"/>
+      <w:pPr>
+        <w:tabs>
+          <w:tab w:val="num" w:pos="1440"/>
+        </w:tabs>
+        <w:ind w:left="1440" w:hanging="360"/>
+      </w:pPr>
+      <w:rPr>
+        <w:rFonts w:ascii="Courier New" w:hAnsi="Courier New" w:hint="default"/>
+        <w:sz w:val="20"/>
+      </w:rPr>
+    </w:lvl>
+    <w:lvl w:ilvl="2" w:tentative="1">
+      <w:start w:val="1"/>
+      <w:numFmt w:val="bullet"/>
+      <w:lvlText w:val=""/>
+      <w:lvlJc w:val="left"/>
+      <w:pPr>
+        <w:tabs>
+          <w:tab w:val="num" w:pos="2160"/>
+        </w:tabs>
+        <w:ind w:left="2160" w:hanging="360"/>
+      </w:pPr>
+      <w:rPr>
+        <w:rFonts w:ascii="Wingdings" w:hAnsi="Wingdings" w:hint="default"/>
+        <w:sz w:val="20"/>
+      </w:rPr>
+    </w:lvl>
+    <w:lvl w:ilvl="3" w:tentative="1">
+      <w:start w:val="1"/>
+      <w:numFmt w:val="bullet"/>
+      <w:lvlText w:val=""/>
+      <w:lvlJc w:val="left"/>
+      <w:pPr>
+        <w:tabs>
+          <w:tab w:val="num" w:pos="2880"/>
+        </w:tabs>
+        <w:ind w:left="2880" w:hanging="360"/>
+      </w:pPr>
+      <w:rPr>
+        <w:rFonts w:ascii="Wingdings" w:hAnsi="Wingdings" w:hint="default"/>
+        <w:sz w:val="20"/>
+      </w:rPr>
+    </w:lvl>
+    <w:lvl w:ilvl="4" w:tentative="1">
+      <w:start w:val="1"/>
+      <w:numFmt w:val="bullet"/>
+      <w:lvlText w:val=""/>
+      <w:lvlJc w:val="left"/>
+      <w:pPr>
+        <w:tabs>
+          <w:tab w:val="num" w:pos="3600"/>
+        </w:tabs>
+        <w:ind w:left="3600" w:hanging="360"/>
+      </w:pPr>
+      <w:rPr>
+        <w:rFonts w:ascii="Wingdings" w:hAnsi="Wingdings" w:hint="default"/>
+        <w:sz w:val="20"/>
+      </w:rPr>
+    </w:lvl>
+    <w:lvl w:ilvl="5" w:tentative="1">
+      <w:start w:val="1"/>
+      <w:numFmt w:val="bullet"/>
+      <w:lvlText w:val=""/>
+      <w:lvlJc w:val="left"/>
+      <w:pPr>
+        <w:tabs>
+          <w:tab w:val="num" w:pos="4320"/>
+        </w:tabs>
+        <w:ind w:left="4320" w:hanging="360"/>
+      </w:pPr>
+      <w:rPr>
+        <w:rFonts w:ascii="Wingdings" w:hAnsi="Wingdings" w:hint="default"/>
+        <w:sz w:val="20"/>
+      </w:rPr>
+    </w:lvl>
+    <w:lvl w:ilvl="6" w:tentative="1">
+      <w:start w:val="1"/>
+      <w:numFmt w:val="bullet"/>
+      <w:lvlText w:val=""/>
+      <w:lvlJc w:val="left"/>
+      <w:pPr>
+        <w:tabs>
+          <w:tab w:val="num" w:pos="5040"/>
+        </w:tabs>
+        <w:ind w:left="5040" w:hanging="360"/>
+      </w:pPr>
+      <w:rPr>
+        <w:rFonts w:ascii="Wingdings" w:hAnsi="Wingdings" w:hint="default"/>
+        <w:sz w:val="20"/>
+      </w:rPr>
+    </w:lvl>
+    <w:lvl w:ilvl="7" w:tentative="1">
+      <w:start w:val="1"/>
+      <w:numFmt w:val="bullet"/>
+      <w:lvlText w:val=""/>
+      <w:lvlJc w:val="left"/>
+      <w:pPr>
+        <w:tabs>
+          <w:tab w:val="num" w:pos="5760"/>
+        </w:tabs>
+        <w:ind w:left="5760" w:hanging="360"/>
+      </w:pPr>
+      <w:rPr>
+        <w:rFonts w:ascii="Wingdings" w:hAnsi="Wingdings" w:hint="default"/>
+        <w:sz w:val="20"/>
+      </w:rPr>
+    </w:lvl>
+    <w:lvl w:ilvl="8" w:tentative="1">
+      <w:start w:val="1"/>
+      <w:numFmt w:val="bullet"/>
+      <w:lvlText w:val=""/>
+      <w:lvlJc w:val="left"/>
+      <w:pPr>
+        <w:tabs>
+          <w:tab w:val="num" w:pos="6480"/>
+        </w:tabs>
+        <w:ind w:left="6480" w:hanging="360"/>
+      </w:pPr>
+      <w:rPr>
+        <w:rFonts w:ascii="Wingdings" w:hAnsi="Wingdings" w:hint="default"/>
+        <w:sz w:val="20"/>
+      </w:rPr>
+    </w:lvl>
+  </w:abstractNum>
+  <w:abstractNum w:abstractNumId="1" w15:restartNumberingAfterBreak="0">
+    <w:nsid w:val="0BF90441"/>
+    <w:multiLevelType w:val="multilevel"/>
+    <w:tmpl w:val="B33A60DE"/>
+    <w:lvl w:ilvl="0">
+      <w:start w:val="1"/>
+      <w:numFmt w:val="bullet"/>
+      <w:lvlText w:val=""/>
+      <w:lvlJc w:val="left"/>
+      <w:pPr>
+        <w:tabs>
+          <w:tab w:val="num" w:pos="720"/>
+        </w:tabs>
+        <w:ind w:left="720" w:hanging="360"/>
+      </w:pPr>
+      <w:rPr>
+        <w:rFonts w:ascii="Symbol" w:hAnsi="Symbol" w:hint="default"/>
+        <w:sz w:val="20"/>
+      </w:rPr>
+    </w:lvl>
+    <w:lvl w:ilvl="1" w:tentative="1">
+      <w:start w:val="1"/>
+      <w:numFmt w:val="bullet"/>
+      <w:lvlText w:val="o"/>
+      <w:lvlJc w:val="left"/>
+      <w:pPr>
+        <w:tabs>
+          <w:tab w:val="num" w:pos="1440"/>
+        </w:tabs>
+        <w:ind w:left="1440" w:hanging="360"/>
+      </w:pPr>
+      <w:rPr>
+        <w:rFonts w:ascii="Courier New" w:hAnsi="Courier New" w:hint="default"/>
+        <w:sz w:val="20"/>
+      </w:rPr>
+    </w:lvl>
+    <w:lvl w:ilvl="2" w:tentative="1">
+      <w:start w:val="1"/>
+      <w:numFmt w:val="bullet"/>
+      <w:lvlText w:val=""/>
+      <w:lvlJc w:val="left"/>
+      <w:pPr>
+        <w:tabs>
+          <w:tab w:val="num" w:pos="2160"/>
+        </w:tabs>
+        <w:ind w:left="2160" w:hanging="360"/>
+      </w:pPr>
+      <w:rPr>
+        <w:rFonts w:ascii="Wingdings" w:hAnsi="Wingdings" w:hint="default"/>
+        <w:sz w:val="20"/>
+      </w:rPr>
+    </w:lvl>
+    <w:lvl w:ilvl="3" w:tentative="1">
+      <w:start w:val="1"/>
+      <w:numFmt w:val="bullet"/>
+      <w:lvlText w:val=""/>
+      <w:lvlJc w:val="left"/>
+      <w:pPr>
+        <w:tabs>
+          <w:tab w:val="num" w:pos="2880"/>
+        </w:tabs>
+        <w:ind w:left="2880" w:hanging="360"/>
+      </w:pPr>
+      <w:rPr>
+        <w:rFonts w:ascii="Wingdings" w:hAnsi="Wingdings" w:hint="default"/>
+        <w:sz w:val="20"/>
+      </w:rPr>
+    </w:lvl>
+    <w:lvl w:ilvl="4" w:tentative="1">
+      <w:start w:val="1"/>
+      <w:numFmt w:val="bullet"/>
+      <w:lvlText w:val=""/>
+      <w:lvlJc w:val="left"/>
+      <w:pPr>
+        <w:tabs>
+          <w:tab w:val="num" w:pos="3600"/>
+        </w:tabs>
+        <w:ind w:left="3600" w:hanging="360"/>
+      </w:pPr>
+      <w:rPr>
+        <w:rFonts w:ascii="Wingdings" w:hAnsi="Wingdings" w:hint="default"/>
+        <w:sz w:val="20"/>
+      </w:rPr>
+    </w:lvl>
+    <w:lvl w:ilvl="5" w:tentative="1">
+      <w:start w:val="1"/>
+      <w:numFmt w:val="bullet"/>
+      <w:lvlText w:val=""/>
+      <w:lvlJc w:val="left"/>
+      <w:pPr>
+        <w:tabs>
+          <w:tab w:val="num" w:pos="4320"/>
+        </w:tabs>
+        <w:ind w:left="4320" w:hanging="360"/>
+      </w:pPr>
+      <w:rPr>
+        <w:rFonts w:ascii="Wingdings" w:hAnsi="Wingdings" w:hint="default"/>
+        <w:sz w:val="20"/>
+      </w:rPr>
+    </w:lvl>
+    <w:lvl w:ilvl="6" w:tentative="1">
+      <w:start w:val="1"/>
+      <w:numFmt w:val="bullet"/>
+      <w:lvlText w:val=""/>
+      <w:lvlJc w:val="left"/>
+      <w:pPr>
+        <w:tabs>
+          <w:tab w:val="num" w:pos="5040"/>
+        </w:tabs>
+        <w:ind w:left="5040" w:hanging="360"/>
+      </w:pPr>
+      <w:rPr>
+        <w:rFonts w:ascii="Wingdings" w:hAnsi="Wingdings" w:hint="default"/>
+        <w:sz w:val="20"/>
+      </w:rPr>
+    </w:lvl>
+    <w:lvl w:ilvl="7" w:tentative="1">
+      <w:start w:val="1"/>
+      <w:numFmt w:val="bullet"/>
+      <w:lvlText w:val=""/>
+      <w:lvlJc w:val="left"/>
+      <w:pPr>
+        <w:tabs>
+          <w:tab w:val="num" w:pos="5760"/>
+        </w:tabs>
+        <w:ind w:left="5760" w:hanging="360"/>
+      </w:pPr>
+      <w:rPr>
+        <w:rFonts w:ascii="Wingdings" w:hAnsi="Wingdings" w:hint="default"/>
+        <w:sz w:val="20"/>
+      </w:rPr>
+    </w:lvl>
+    <w:lvl w:ilvl="8" w:tentative="1">
+      <w:start w:val="1"/>
+      <w:numFmt w:val="bullet"/>
+      <w:lvlText w:val=""/>
+      <w:lvlJc w:val="left"/>
+      <w:pPr>
+        <w:tabs>
+          <w:tab w:val="num" w:pos="6480"/>
+        </w:tabs>
+        <w:ind w:left="6480" w:hanging="360"/>
+      </w:pPr>
+      <w:rPr>
+        <w:rFonts w:ascii="Wingdings" w:hAnsi="Wingdings" w:hint="default"/>
+        <w:sz w:val="20"/>
+      </w:rPr>
+    </w:lvl>
+  </w:abstractNum>
+  <w:abstractNum w:abstractNumId="2" w15:restartNumberingAfterBreak="0">
     <w:nsid w:val="0C850723"/>
     <w:multiLevelType w:val="multilevel"/>
     <w:tmpl w:val="19727A42"/>
@@ -996,7 +1823,156 @@
       </w:rPr>
     </w:lvl>
   </w:abstractNum>
-  <w:abstractNum w:abstractNumId="1" w15:restartNumberingAfterBreak="0">
+  <w:abstractNum w:abstractNumId="3" w15:restartNumberingAfterBreak="0">
+    <w:nsid w:val="180D6E19"/>
+    <w:multiLevelType w:val="multilevel"/>
+    <w:tmpl w:val="1CB47768"/>
+    <w:lvl w:ilvl="0">
+      <w:start w:val="1"/>
+      <w:numFmt w:val="bullet"/>
+      <w:lvlText w:val=""/>
+      <w:lvlJc w:val="left"/>
+      <w:pPr>
+        <w:tabs>
+          <w:tab w:val="num" w:pos="720"/>
+        </w:tabs>
+        <w:ind w:left="720" w:hanging="360"/>
+      </w:pPr>
+      <w:rPr>
+        <w:rFonts w:ascii="Symbol" w:hAnsi="Symbol" w:hint="default"/>
+        <w:sz w:val="20"/>
+      </w:rPr>
+    </w:lvl>
+    <w:lvl w:ilvl="1" w:tentative="1">
+      <w:start w:val="1"/>
+      <w:numFmt w:val="bullet"/>
+      <w:lvlText w:val="o"/>
+      <w:lvlJc w:val="left"/>
+      <w:pPr>
+        <w:tabs>
+          <w:tab w:val="num" w:pos="1440"/>
+        </w:tabs>
+        <w:ind w:left="1440" w:hanging="360"/>
+      </w:pPr>
+      <w:rPr>
+        <w:rFonts w:ascii="Courier New" w:hAnsi="Courier New" w:hint="default"/>
+        <w:sz w:val="20"/>
+      </w:rPr>
+    </w:lvl>
+    <w:lvl w:ilvl="2" w:tentative="1">
+      <w:start w:val="1"/>
+      <w:numFmt w:val="bullet"/>
+      <w:lvlText w:val=""/>
+      <w:lvlJc w:val="left"/>
+      <w:pPr>
+        <w:tabs>
+          <w:tab w:val="num" w:pos="2160"/>
+        </w:tabs>
+        <w:ind w:left="2160" w:hanging="360"/>
+      </w:pPr>
+      <w:rPr>
+        <w:rFonts w:ascii="Wingdings" w:hAnsi="Wingdings" w:hint="default"/>
+        <w:sz w:val="20"/>
+      </w:rPr>
+    </w:lvl>
+    <w:lvl w:ilvl="3" w:tentative="1">
+      <w:start w:val="1"/>
+      <w:numFmt w:val="bullet"/>
+      <w:lvlText w:val=""/>
+      <w:lvlJc w:val="left"/>
+      <w:pPr>
+        <w:tabs>
+          <w:tab w:val="num" w:pos="2880"/>
+        </w:tabs>
+        <w:ind w:left="2880" w:hanging="360"/>
+      </w:pPr>
+      <w:rPr>
+        <w:rFonts w:ascii="Wingdings" w:hAnsi="Wingdings" w:hint="default"/>
+        <w:sz w:val="20"/>
+      </w:rPr>
+    </w:lvl>
+    <w:lvl w:ilvl="4" w:tentative="1">
+      <w:start w:val="1"/>
+      <w:numFmt w:val="bullet"/>
+      <w:lvlText w:val=""/>
+      <w:lvlJc w:val="left"/>
+      <w:pPr>
+        <w:tabs>
+          <w:tab w:val="num" w:pos="3600"/>
+        </w:tabs>
+        <w:ind w:left="3600" w:hanging="360"/>
+      </w:pPr>
+      <w:rPr>
+        <w:rFonts w:ascii="Wingdings" w:hAnsi="Wingdings" w:hint="default"/>
+        <w:sz w:val="20"/>
+      </w:rPr>
+    </w:lvl>
+    <w:lvl w:ilvl="5" w:tentative="1">
+      <w:start w:val="1"/>
+      <w:numFmt w:val="bullet"/>
+      <w:lvlText w:val=""/>
+      <w:lvlJc w:val="left"/>
+      <w:pPr>
+        <w:tabs>
+          <w:tab w:val="num" w:pos="4320"/>
+        </w:tabs>
+        <w:ind w:left="4320" w:hanging="360"/>
+      </w:pPr>
+      <w:rPr>
+        <w:rFonts w:ascii="Wingdings" w:hAnsi="Wingdings" w:hint="default"/>
+        <w:sz w:val="20"/>
+      </w:rPr>
+    </w:lvl>
+    <w:lvl w:ilvl="6" w:tentative="1">
+      <w:start w:val="1"/>
+      <w:numFmt w:val="bullet"/>
+      <w:lvlText w:val=""/>
+      <w:lvlJc w:val="left"/>
+      <w:pPr>
+        <w:tabs>
+          <w:tab w:val="num" w:pos="5040"/>
+        </w:tabs>
+        <w:ind w:left="5040" w:hanging="360"/>
+      </w:pPr>
+      <w:rPr>
+        <w:rFonts w:ascii="Wingdings" w:hAnsi="Wingdings" w:hint="default"/>
+        <w:sz w:val="20"/>
+      </w:rPr>
+    </w:lvl>
+    <w:lvl w:ilvl="7" w:tentative="1">
+      <w:start w:val="1"/>
+      <w:numFmt w:val="bullet"/>
+      <w:lvlText w:val=""/>
+      <w:lvlJc w:val="left"/>
+      <w:pPr>
+        <w:tabs>
+          <w:tab w:val="num" w:pos="5760"/>
+        </w:tabs>
+        <w:ind w:left="5760" w:hanging="360"/>
+      </w:pPr>
+      <w:rPr>
+        <w:rFonts w:ascii="Wingdings" w:hAnsi="Wingdings" w:hint="default"/>
+        <w:sz w:val="20"/>
+      </w:rPr>
+    </w:lvl>
+    <w:lvl w:ilvl="8" w:tentative="1">
+      <w:start w:val="1"/>
+      <w:numFmt w:val="bullet"/>
+      <w:lvlText w:val=""/>
+      <w:lvlJc w:val="left"/>
+      <w:pPr>
+        <w:tabs>
+          <w:tab w:val="num" w:pos="6480"/>
+        </w:tabs>
+        <w:ind w:left="6480" w:hanging="360"/>
+      </w:pPr>
+      <w:rPr>
+        <w:rFonts w:ascii="Wingdings" w:hAnsi="Wingdings" w:hint="default"/>
+        <w:sz w:val="20"/>
+      </w:rPr>
+    </w:lvl>
+  </w:abstractNum>
+  <w:abstractNum w:abstractNumId="4" w15:restartNumberingAfterBreak="0">
     <w:nsid w:val="186C26BE"/>
     <w:multiLevelType w:val="multilevel"/>
     <w:tmpl w:val="1F7898B0"/>
@@ -1145,7 +2121,7 @@
       </w:rPr>
     </w:lvl>
   </w:abstractNum>
-  <w:abstractNum w:abstractNumId="2" w15:restartNumberingAfterBreak="0">
+  <w:abstractNum w:abstractNumId="5" w15:restartNumberingAfterBreak="0">
     <w:nsid w:val="27A80752"/>
     <w:multiLevelType w:val="hybridMultilevel"/>
     <w:tmpl w:val="4470059A"/>
@@ -1257,7 +2233,7 @@
       </w:rPr>
     </w:lvl>
   </w:abstractNum>
-  <w:abstractNum w:abstractNumId="3" w15:restartNumberingAfterBreak="0">
+  <w:abstractNum w:abstractNumId="6" w15:restartNumberingAfterBreak="0">
     <w:nsid w:val="30C10FC1"/>
     <w:multiLevelType w:val="multilevel"/>
     <w:tmpl w:val="0128C614"/>
@@ -1406,7 +2382,7 @@
       </w:rPr>
     </w:lvl>
   </w:abstractNum>
-  <w:abstractNum w:abstractNumId="4" w15:restartNumberingAfterBreak="0">
+  <w:abstractNum w:abstractNumId="7" w15:restartNumberingAfterBreak="0">
     <w:nsid w:val="40983662"/>
     <w:multiLevelType w:val="multilevel"/>
     <w:tmpl w:val="186EAC42"/>
@@ -1555,7 +2531,305 @@
       </w:rPr>
     </w:lvl>
   </w:abstractNum>
-  <w:abstractNum w:abstractNumId="5" w15:restartNumberingAfterBreak="0">
+  <w:abstractNum w:abstractNumId="8" w15:restartNumberingAfterBreak="0">
+    <w:nsid w:val="57A33ECC"/>
+    <w:multiLevelType w:val="multilevel"/>
+    <w:tmpl w:val="CCA20226"/>
+    <w:lvl w:ilvl="0">
+      <w:start w:val="1"/>
+      <w:numFmt w:val="bullet"/>
+      <w:lvlText w:val=""/>
+      <w:lvlJc w:val="left"/>
+      <w:pPr>
+        <w:tabs>
+          <w:tab w:val="num" w:pos="720"/>
+        </w:tabs>
+        <w:ind w:left="720" w:hanging="360"/>
+      </w:pPr>
+      <w:rPr>
+        <w:rFonts w:ascii="Symbol" w:hAnsi="Symbol" w:hint="default"/>
+        <w:sz w:val="20"/>
+      </w:rPr>
+    </w:lvl>
+    <w:lvl w:ilvl="1" w:tentative="1">
+      <w:start w:val="1"/>
+      <w:numFmt w:val="bullet"/>
+      <w:lvlText w:val="o"/>
+      <w:lvlJc w:val="left"/>
+      <w:pPr>
+        <w:tabs>
+          <w:tab w:val="num" w:pos="1440"/>
+        </w:tabs>
+        <w:ind w:left="1440" w:hanging="360"/>
+      </w:pPr>
+      <w:rPr>
+        <w:rFonts w:ascii="Courier New" w:hAnsi="Courier New" w:hint="default"/>
+        <w:sz w:val="20"/>
+      </w:rPr>
+    </w:lvl>
+    <w:lvl w:ilvl="2" w:tentative="1">
+      <w:start w:val="1"/>
+      <w:numFmt w:val="bullet"/>
+      <w:lvlText w:val=""/>
+      <w:lvlJc w:val="left"/>
+      <w:pPr>
+        <w:tabs>
+          <w:tab w:val="num" w:pos="2160"/>
+        </w:tabs>
+        <w:ind w:left="2160" w:hanging="360"/>
+      </w:pPr>
+      <w:rPr>
+        <w:rFonts w:ascii="Wingdings" w:hAnsi="Wingdings" w:hint="default"/>
+        <w:sz w:val="20"/>
+      </w:rPr>
+    </w:lvl>
+    <w:lvl w:ilvl="3" w:tentative="1">
+      <w:start w:val="1"/>
+      <w:numFmt w:val="bullet"/>
+      <w:lvlText w:val=""/>
+      <w:lvlJc w:val="left"/>
+      <w:pPr>
+        <w:tabs>
+          <w:tab w:val="num" w:pos="2880"/>
+        </w:tabs>
+        <w:ind w:left="2880" w:hanging="360"/>
+      </w:pPr>
+      <w:rPr>
+        <w:rFonts w:ascii="Wingdings" w:hAnsi="Wingdings" w:hint="default"/>
+        <w:sz w:val="20"/>
+      </w:rPr>
+    </w:lvl>
+    <w:lvl w:ilvl="4" w:tentative="1">
+      <w:start w:val="1"/>
+      <w:numFmt w:val="bullet"/>
+      <w:lvlText w:val=""/>
+      <w:lvlJc w:val="left"/>
+      <w:pPr>
+        <w:tabs>
+          <w:tab w:val="num" w:pos="3600"/>
+        </w:tabs>
+        <w:ind w:left="3600" w:hanging="360"/>
+      </w:pPr>
+      <w:rPr>
+        <w:rFonts w:ascii="Wingdings" w:hAnsi="Wingdings" w:hint="default"/>
+        <w:sz w:val="20"/>
+      </w:rPr>
+    </w:lvl>
+    <w:lvl w:ilvl="5" w:tentative="1">
+      <w:start w:val="1"/>
+      <w:numFmt w:val="bullet"/>
+      <w:lvlText w:val=""/>
+      <w:lvlJc w:val="left"/>
+      <w:pPr>
+        <w:tabs>
+          <w:tab w:val="num" w:pos="4320"/>
+        </w:tabs>
+        <w:ind w:left="4320" w:hanging="360"/>
+      </w:pPr>
+      <w:rPr>
+        <w:rFonts w:ascii="Wingdings" w:hAnsi="Wingdings" w:hint="default"/>
+        <w:sz w:val="20"/>
+      </w:rPr>
+    </w:lvl>
+    <w:lvl w:ilvl="6" w:tentative="1">
+      <w:start w:val="1"/>
+      <w:numFmt w:val="bullet"/>
+      <w:lvlText w:val=""/>
+      <w:lvlJc w:val="left"/>
+      <w:pPr>
+        <w:tabs>
+          <w:tab w:val="num" w:pos="5040"/>
+        </w:tabs>
+        <w:ind w:left="5040" w:hanging="360"/>
+      </w:pPr>
+      <w:rPr>
+        <w:rFonts w:ascii="Wingdings" w:hAnsi="Wingdings" w:hint="default"/>
+        <w:sz w:val="20"/>
+      </w:rPr>
+    </w:lvl>
+    <w:lvl w:ilvl="7" w:tentative="1">
+      <w:start w:val="1"/>
+      <w:numFmt w:val="bullet"/>
+      <w:lvlText w:val=""/>
+      <w:lvlJc w:val="left"/>
+      <w:pPr>
+        <w:tabs>
+          <w:tab w:val="num" w:pos="5760"/>
+        </w:tabs>
+        <w:ind w:left="5760" w:hanging="360"/>
+      </w:pPr>
+      <w:rPr>
+        <w:rFonts w:ascii="Wingdings" w:hAnsi="Wingdings" w:hint="default"/>
+        <w:sz w:val="20"/>
+      </w:rPr>
+    </w:lvl>
+    <w:lvl w:ilvl="8" w:tentative="1">
+      <w:start w:val="1"/>
+      <w:numFmt w:val="bullet"/>
+      <w:lvlText w:val=""/>
+      <w:lvlJc w:val="left"/>
+      <w:pPr>
+        <w:tabs>
+          <w:tab w:val="num" w:pos="6480"/>
+        </w:tabs>
+        <w:ind w:left="6480" w:hanging="360"/>
+      </w:pPr>
+      <w:rPr>
+        <w:rFonts w:ascii="Wingdings" w:hAnsi="Wingdings" w:hint="default"/>
+        <w:sz w:val="20"/>
+      </w:rPr>
+    </w:lvl>
+  </w:abstractNum>
+  <w:abstractNum w:abstractNumId="9" w15:restartNumberingAfterBreak="0">
+    <w:nsid w:val="5AFC3A23"/>
+    <w:multiLevelType w:val="multilevel"/>
+    <w:tmpl w:val="1072496A"/>
+    <w:lvl w:ilvl="0">
+      <w:start w:val="1"/>
+      <w:numFmt w:val="bullet"/>
+      <w:lvlText w:val=""/>
+      <w:lvlJc w:val="left"/>
+      <w:pPr>
+        <w:tabs>
+          <w:tab w:val="num" w:pos="720"/>
+        </w:tabs>
+        <w:ind w:left="720" w:hanging="360"/>
+      </w:pPr>
+      <w:rPr>
+        <w:rFonts w:ascii="Symbol" w:hAnsi="Symbol" w:hint="default"/>
+        <w:sz w:val="20"/>
+      </w:rPr>
+    </w:lvl>
+    <w:lvl w:ilvl="1" w:tentative="1">
+      <w:start w:val="1"/>
+      <w:numFmt w:val="bullet"/>
+      <w:lvlText w:val="o"/>
+      <w:lvlJc w:val="left"/>
+      <w:pPr>
+        <w:tabs>
+          <w:tab w:val="num" w:pos="1440"/>
+        </w:tabs>
+        <w:ind w:left="1440" w:hanging="360"/>
+      </w:pPr>
+      <w:rPr>
+        <w:rFonts w:ascii="Courier New" w:hAnsi="Courier New" w:hint="default"/>
+        <w:sz w:val="20"/>
+      </w:rPr>
+    </w:lvl>
+    <w:lvl w:ilvl="2" w:tentative="1">
+      <w:start w:val="1"/>
+      <w:numFmt w:val="bullet"/>
+      <w:lvlText w:val=""/>
+      <w:lvlJc w:val="left"/>
+      <w:pPr>
+        <w:tabs>
+          <w:tab w:val="num" w:pos="2160"/>
+        </w:tabs>
+        <w:ind w:left="2160" w:hanging="360"/>
+      </w:pPr>
+      <w:rPr>
+        <w:rFonts w:ascii="Wingdings" w:hAnsi="Wingdings" w:hint="default"/>
+        <w:sz w:val="20"/>
+      </w:rPr>
+    </w:lvl>
+    <w:lvl w:ilvl="3" w:tentative="1">
+      <w:start w:val="1"/>
+      <w:numFmt w:val="bullet"/>
+      <w:lvlText w:val=""/>
+      <w:lvlJc w:val="left"/>
+      <w:pPr>
+        <w:tabs>
+          <w:tab w:val="num" w:pos="2880"/>
+        </w:tabs>
+        <w:ind w:left="2880" w:hanging="360"/>
+      </w:pPr>
+      <w:rPr>
+        <w:rFonts w:ascii="Wingdings" w:hAnsi="Wingdings" w:hint="default"/>
+        <w:sz w:val="20"/>
+      </w:rPr>
+    </w:lvl>
+    <w:lvl w:ilvl="4" w:tentative="1">
+      <w:start w:val="1"/>
+      <w:numFmt w:val="bullet"/>
+      <w:lvlText w:val=""/>
+      <w:lvlJc w:val="left"/>
+      <w:pPr>
+        <w:tabs>
+          <w:tab w:val="num" w:pos="3600"/>
+        </w:tabs>
+        <w:ind w:left="3600" w:hanging="360"/>
+      </w:pPr>
+      <w:rPr>
+        <w:rFonts w:ascii="Wingdings" w:hAnsi="Wingdings" w:hint="default"/>
+        <w:sz w:val="20"/>
+      </w:rPr>
+    </w:lvl>
+    <w:lvl w:ilvl="5" w:tentative="1">
+      <w:start w:val="1"/>
+      <w:numFmt w:val="bullet"/>
+      <w:lvlText w:val=""/>
+      <w:lvlJc w:val="left"/>
+      <w:pPr>
+        <w:tabs>
+          <w:tab w:val="num" w:pos="4320"/>
+        </w:tabs>
+        <w:ind w:left="4320" w:hanging="360"/>
+      </w:pPr>
+      <w:rPr>
+        <w:rFonts w:ascii="Wingdings" w:hAnsi="Wingdings" w:hint="default"/>
+        <w:sz w:val="20"/>
+      </w:rPr>
+    </w:lvl>
+    <w:lvl w:ilvl="6" w:tentative="1">
+      <w:start w:val="1"/>
+      <w:numFmt w:val="bullet"/>
+      <w:lvlText w:val=""/>
+      <w:lvlJc w:val="left"/>
+      <w:pPr>
+        <w:tabs>
+          <w:tab w:val="num" w:pos="5040"/>
+        </w:tabs>
+        <w:ind w:left="5040" w:hanging="360"/>
+      </w:pPr>
+      <w:rPr>
+        <w:rFonts w:ascii="Wingdings" w:hAnsi="Wingdings" w:hint="default"/>
+        <w:sz w:val="20"/>
+      </w:rPr>
+    </w:lvl>
+    <w:lvl w:ilvl="7" w:tentative="1">
+      <w:start w:val="1"/>
+      <w:numFmt w:val="bullet"/>
+      <w:lvlText w:val=""/>
+      <w:lvlJc w:val="left"/>
+      <w:pPr>
+        <w:tabs>
+          <w:tab w:val="num" w:pos="5760"/>
+        </w:tabs>
+        <w:ind w:left="5760" w:hanging="360"/>
+      </w:pPr>
+      <w:rPr>
+        <w:rFonts w:ascii="Wingdings" w:hAnsi="Wingdings" w:hint="default"/>
+        <w:sz w:val="20"/>
+      </w:rPr>
+    </w:lvl>
+    <w:lvl w:ilvl="8" w:tentative="1">
+      <w:start w:val="1"/>
+      <w:numFmt w:val="bullet"/>
+      <w:lvlText w:val=""/>
+      <w:lvlJc w:val="left"/>
+      <w:pPr>
+        <w:tabs>
+          <w:tab w:val="num" w:pos="6480"/>
+        </w:tabs>
+        <w:ind w:left="6480" w:hanging="360"/>
+      </w:pPr>
+      <w:rPr>
+        <w:rFonts w:ascii="Wingdings" w:hAnsi="Wingdings" w:hint="default"/>
+        <w:sz w:val="20"/>
+      </w:rPr>
+    </w:lvl>
+  </w:abstractNum>
+  <w:abstractNum w:abstractNumId="10" w15:restartNumberingAfterBreak="0">
     <w:nsid w:val="5B1F029C"/>
     <w:multiLevelType w:val="multilevel"/>
     <w:tmpl w:val="8D14A4E4"/>
@@ -1704,7 +2978,7 @@
       </w:rPr>
     </w:lvl>
   </w:abstractNum>
-  <w:abstractNum w:abstractNumId="6" w15:restartNumberingAfterBreak="0">
+  <w:abstractNum w:abstractNumId="11" w15:restartNumberingAfterBreak="0">
     <w:nsid w:val="61D14DF9"/>
     <w:multiLevelType w:val="multilevel"/>
     <w:tmpl w:val="0420C162"/>
@@ -1853,7 +3127,156 @@
       </w:rPr>
     </w:lvl>
   </w:abstractNum>
-  <w:abstractNum w:abstractNumId="7" w15:restartNumberingAfterBreak="0">
+  <w:abstractNum w:abstractNumId="12" w15:restartNumberingAfterBreak="0">
+    <w:nsid w:val="62D84D06"/>
+    <w:multiLevelType w:val="multilevel"/>
+    <w:tmpl w:val="67523016"/>
+    <w:lvl w:ilvl="0">
+      <w:start w:val="1"/>
+      <w:numFmt w:val="bullet"/>
+      <w:lvlText w:val=""/>
+      <w:lvlJc w:val="left"/>
+      <w:pPr>
+        <w:tabs>
+          <w:tab w:val="num" w:pos="720"/>
+        </w:tabs>
+        <w:ind w:left="720" w:hanging="360"/>
+      </w:pPr>
+      <w:rPr>
+        <w:rFonts w:ascii="Symbol" w:hAnsi="Symbol" w:hint="default"/>
+        <w:sz w:val="20"/>
+      </w:rPr>
+    </w:lvl>
+    <w:lvl w:ilvl="1" w:tentative="1">
+      <w:start w:val="1"/>
+      <w:numFmt w:val="bullet"/>
+      <w:lvlText w:val="o"/>
+      <w:lvlJc w:val="left"/>
+      <w:pPr>
+        <w:tabs>
+          <w:tab w:val="num" w:pos="1440"/>
+        </w:tabs>
+        <w:ind w:left="1440" w:hanging="360"/>
+      </w:pPr>
+      <w:rPr>
+        <w:rFonts w:ascii="Courier New" w:hAnsi="Courier New" w:hint="default"/>
+        <w:sz w:val="20"/>
+      </w:rPr>
+    </w:lvl>
+    <w:lvl w:ilvl="2" w:tentative="1">
+      <w:start w:val="1"/>
+      <w:numFmt w:val="bullet"/>
+      <w:lvlText w:val=""/>
+      <w:lvlJc w:val="left"/>
+      <w:pPr>
+        <w:tabs>
+          <w:tab w:val="num" w:pos="2160"/>
+        </w:tabs>
+        <w:ind w:left="2160" w:hanging="360"/>
+      </w:pPr>
+      <w:rPr>
+        <w:rFonts w:ascii="Wingdings" w:hAnsi="Wingdings" w:hint="default"/>
+        <w:sz w:val="20"/>
+      </w:rPr>
+    </w:lvl>
+    <w:lvl w:ilvl="3" w:tentative="1">
+      <w:start w:val="1"/>
+      <w:numFmt w:val="bullet"/>
+      <w:lvlText w:val=""/>
+      <w:lvlJc w:val="left"/>
+      <w:pPr>
+        <w:tabs>
+          <w:tab w:val="num" w:pos="2880"/>
+        </w:tabs>
+        <w:ind w:left="2880" w:hanging="360"/>
+      </w:pPr>
+      <w:rPr>
+        <w:rFonts w:ascii="Wingdings" w:hAnsi="Wingdings" w:hint="default"/>
+        <w:sz w:val="20"/>
+      </w:rPr>
+    </w:lvl>
+    <w:lvl w:ilvl="4" w:tentative="1">
+      <w:start w:val="1"/>
+      <w:numFmt w:val="bullet"/>
+      <w:lvlText w:val=""/>
+      <w:lvlJc w:val="left"/>
+      <w:pPr>
+        <w:tabs>
+          <w:tab w:val="num" w:pos="3600"/>
+        </w:tabs>
+        <w:ind w:left="3600" w:hanging="360"/>
+      </w:pPr>
+      <w:rPr>
+        <w:rFonts w:ascii="Wingdings" w:hAnsi="Wingdings" w:hint="default"/>
+        <w:sz w:val="20"/>
+      </w:rPr>
+    </w:lvl>
+    <w:lvl w:ilvl="5" w:tentative="1">
+      <w:start w:val="1"/>
+      <w:numFmt w:val="bullet"/>
+      <w:lvlText w:val=""/>
+      <w:lvlJc w:val="left"/>
+      <w:pPr>
+        <w:tabs>
+          <w:tab w:val="num" w:pos="4320"/>
+        </w:tabs>
+        <w:ind w:left="4320" w:hanging="360"/>
+      </w:pPr>
+      <w:rPr>
+        <w:rFonts w:ascii="Wingdings" w:hAnsi="Wingdings" w:hint="default"/>
+        <w:sz w:val="20"/>
+      </w:rPr>
+    </w:lvl>
+    <w:lvl w:ilvl="6" w:tentative="1">
+      <w:start w:val="1"/>
+      <w:numFmt w:val="bullet"/>
+      <w:lvlText w:val=""/>
+      <w:lvlJc w:val="left"/>
+      <w:pPr>
+        <w:tabs>
+          <w:tab w:val="num" w:pos="5040"/>
+        </w:tabs>
+        <w:ind w:left="5040" w:hanging="360"/>
+      </w:pPr>
+      <w:rPr>
+        <w:rFonts w:ascii="Wingdings" w:hAnsi="Wingdings" w:hint="default"/>
+        <w:sz w:val="20"/>
+      </w:rPr>
+    </w:lvl>
+    <w:lvl w:ilvl="7" w:tentative="1">
+      <w:start w:val="1"/>
+      <w:numFmt w:val="bullet"/>
+      <w:lvlText w:val=""/>
+      <w:lvlJc w:val="left"/>
+      <w:pPr>
+        <w:tabs>
+          <w:tab w:val="num" w:pos="5760"/>
+        </w:tabs>
+        <w:ind w:left="5760" w:hanging="360"/>
+      </w:pPr>
+      <w:rPr>
+        <w:rFonts w:ascii="Wingdings" w:hAnsi="Wingdings" w:hint="default"/>
+        <w:sz w:val="20"/>
+      </w:rPr>
+    </w:lvl>
+    <w:lvl w:ilvl="8" w:tentative="1">
+      <w:start w:val="1"/>
+      <w:numFmt w:val="bullet"/>
+      <w:lvlText w:val=""/>
+      <w:lvlJc w:val="left"/>
+      <w:pPr>
+        <w:tabs>
+          <w:tab w:val="num" w:pos="6480"/>
+        </w:tabs>
+        <w:ind w:left="6480" w:hanging="360"/>
+      </w:pPr>
+      <w:rPr>
+        <w:rFonts w:ascii="Wingdings" w:hAnsi="Wingdings" w:hint="default"/>
+        <w:sz w:val="20"/>
+      </w:rPr>
+    </w:lvl>
+  </w:abstractNum>
+  <w:abstractNum w:abstractNumId="13" w15:restartNumberingAfterBreak="0">
     <w:nsid w:val="6A7C5C72"/>
     <w:multiLevelType w:val="multilevel"/>
     <w:tmpl w:val="AF304272"/>
@@ -2002,7 +3425,7 @@
       </w:rPr>
     </w:lvl>
   </w:abstractNum>
-  <w:abstractNum w:abstractNumId="8" w15:restartNumberingAfterBreak="0">
+  <w:abstractNum w:abstractNumId="14" w15:restartNumberingAfterBreak="0">
     <w:nsid w:val="6E3D6F7F"/>
     <w:multiLevelType w:val="multilevel"/>
     <w:tmpl w:val="41247BB2"/>
@@ -2151,32 +3574,354 @@
       </w:rPr>
     </w:lvl>
   </w:abstractNum>
+  <w:abstractNum w:abstractNumId="15" w15:restartNumberingAfterBreak="0">
+    <w:nsid w:val="743D2B6B"/>
+    <w:multiLevelType w:val="multilevel"/>
+    <w:tmpl w:val="B9D490C4"/>
+    <w:lvl w:ilvl="0">
+      <w:start w:val="1"/>
+      <w:numFmt w:val="bullet"/>
+      <w:lvlText w:val=""/>
+      <w:lvlJc w:val="left"/>
+      <w:pPr>
+        <w:tabs>
+          <w:tab w:val="num" w:pos="720"/>
+        </w:tabs>
+        <w:ind w:left="720" w:hanging="360"/>
+      </w:pPr>
+      <w:rPr>
+        <w:rFonts w:ascii="Symbol" w:hAnsi="Symbol" w:hint="default"/>
+        <w:sz w:val="20"/>
+      </w:rPr>
+    </w:lvl>
+    <w:lvl w:ilvl="1" w:tentative="1">
+      <w:start w:val="1"/>
+      <w:numFmt w:val="bullet"/>
+      <w:lvlText w:val="o"/>
+      <w:lvlJc w:val="left"/>
+      <w:pPr>
+        <w:tabs>
+          <w:tab w:val="num" w:pos="1440"/>
+        </w:tabs>
+        <w:ind w:left="1440" w:hanging="360"/>
+      </w:pPr>
+      <w:rPr>
+        <w:rFonts w:ascii="Courier New" w:hAnsi="Courier New" w:hint="default"/>
+        <w:sz w:val="20"/>
+      </w:rPr>
+    </w:lvl>
+    <w:lvl w:ilvl="2" w:tentative="1">
+      <w:start w:val="1"/>
+      <w:numFmt w:val="bullet"/>
+      <w:lvlText w:val=""/>
+      <w:lvlJc w:val="left"/>
+      <w:pPr>
+        <w:tabs>
+          <w:tab w:val="num" w:pos="2160"/>
+        </w:tabs>
+        <w:ind w:left="2160" w:hanging="360"/>
+      </w:pPr>
+      <w:rPr>
+        <w:rFonts w:ascii="Wingdings" w:hAnsi="Wingdings" w:hint="default"/>
+        <w:sz w:val="20"/>
+      </w:rPr>
+    </w:lvl>
+    <w:lvl w:ilvl="3" w:tentative="1">
+      <w:start w:val="1"/>
+      <w:numFmt w:val="bullet"/>
+      <w:lvlText w:val=""/>
+      <w:lvlJc w:val="left"/>
+      <w:pPr>
+        <w:tabs>
+          <w:tab w:val="num" w:pos="2880"/>
+        </w:tabs>
+        <w:ind w:left="2880" w:hanging="360"/>
+      </w:pPr>
+      <w:rPr>
+        <w:rFonts w:ascii="Wingdings" w:hAnsi="Wingdings" w:hint="default"/>
+        <w:sz w:val="20"/>
+      </w:rPr>
+    </w:lvl>
+    <w:lvl w:ilvl="4" w:tentative="1">
+      <w:start w:val="1"/>
+      <w:numFmt w:val="bullet"/>
+      <w:lvlText w:val=""/>
+      <w:lvlJc w:val="left"/>
+      <w:pPr>
+        <w:tabs>
+          <w:tab w:val="num" w:pos="3600"/>
+        </w:tabs>
+        <w:ind w:left="3600" w:hanging="360"/>
+      </w:pPr>
+      <w:rPr>
+        <w:rFonts w:ascii="Wingdings" w:hAnsi="Wingdings" w:hint="default"/>
+        <w:sz w:val="20"/>
+      </w:rPr>
+    </w:lvl>
+    <w:lvl w:ilvl="5" w:tentative="1">
+      <w:start w:val="1"/>
+      <w:numFmt w:val="bullet"/>
+      <w:lvlText w:val=""/>
+      <w:lvlJc w:val="left"/>
+      <w:pPr>
+        <w:tabs>
+          <w:tab w:val="num" w:pos="4320"/>
+        </w:tabs>
+        <w:ind w:left="4320" w:hanging="360"/>
+      </w:pPr>
+      <w:rPr>
+        <w:rFonts w:ascii="Wingdings" w:hAnsi="Wingdings" w:hint="default"/>
+        <w:sz w:val="20"/>
+      </w:rPr>
+    </w:lvl>
+    <w:lvl w:ilvl="6" w:tentative="1">
+      <w:start w:val="1"/>
+      <w:numFmt w:val="bullet"/>
+      <w:lvlText w:val=""/>
+      <w:lvlJc w:val="left"/>
+      <w:pPr>
+        <w:tabs>
+          <w:tab w:val="num" w:pos="5040"/>
+        </w:tabs>
+        <w:ind w:left="5040" w:hanging="360"/>
+      </w:pPr>
+      <w:rPr>
+        <w:rFonts w:ascii="Wingdings" w:hAnsi="Wingdings" w:hint="default"/>
+        <w:sz w:val="20"/>
+      </w:rPr>
+    </w:lvl>
+    <w:lvl w:ilvl="7" w:tentative="1">
+      <w:start w:val="1"/>
+      <w:numFmt w:val="bullet"/>
+      <w:lvlText w:val=""/>
+      <w:lvlJc w:val="left"/>
+      <w:pPr>
+        <w:tabs>
+          <w:tab w:val="num" w:pos="5760"/>
+        </w:tabs>
+        <w:ind w:left="5760" w:hanging="360"/>
+      </w:pPr>
+      <w:rPr>
+        <w:rFonts w:ascii="Wingdings" w:hAnsi="Wingdings" w:hint="default"/>
+        <w:sz w:val="20"/>
+      </w:rPr>
+    </w:lvl>
+    <w:lvl w:ilvl="8" w:tentative="1">
+      <w:start w:val="1"/>
+      <w:numFmt w:val="bullet"/>
+      <w:lvlText w:val=""/>
+      <w:lvlJc w:val="left"/>
+      <w:pPr>
+        <w:tabs>
+          <w:tab w:val="num" w:pos="6480"/>
+        </w:tabs>
+        <w:ind w:left="6480" w:hanging="360"/>
+      </w:pPr>
+      <w:rPr>
+        <w:rFonts w:ascii="Wingdings" w:hAnsi="Wingdings" w:hint="default"/>
+        <w:sz w:val="20"/>
+      </w:rPr>
+    </w:lvl>
+  </w:abstractNum>
+  <w:abstractNum w:abstractNumId="16" w15:restartNumberingAfterBreak="0">
+    <w:nsid w:val="74C03443"/>
+    <w:multiLevelType w:val="multilevel"/>
+    <w:tmpl w:val="6AE8B8CC"/>
+    <w:lvl w:ilvl="0">
+      <w:start w:val="1"/>
+      <w:numFmt w:val="bullet"/>
+      <w:lvlText w:val=""/>
+      <w:lvlJc w:val="left"/>
+      <w:pPr>
+        <w:tabs>
+          <w:tab w:val="num" w:pos="720"/>
+        </w:tabs>
+        <w:ind w:left="720" w:hanging="360"/>
+      </w:pPr>
+      <w:rPr>
+        <w:rFonts w:ascii="Symbol" w:hAnsi="Symbol" w:hint="default"/>
+        <w:sz w:val="20"/>
+      </w:rPr>
+    </w:lvl>
+    <w:lvl w:ilvl="1" w:tentative="1">
+      <w:start w:val="1"/>
+      <w:numFmt w:val="bullet"/>
+      <w:lvlText w:val="o"/>
+      <w:lvlJc w:val="left"/>
+      <w:pPr>
+        <w:tabs>
+          <w:tab w:val="num" w:pos="1440"/>
+        </w:tabs>
+        <w:ind w:left="1440" w:hanging="360"/>
+      </w:pPr>
+      <w:rPr>
+        <w:rFonts w:ascii="Courier New" w:hAnsi="Courier New" w:hint="default"/>
+        <w:sz w:val="20"/>
+      </w:rPr>
+    </w:lvl>
+    <w:lvl w:ilvl="2" w:tentative="1">
+      <w:start w:val="1"/>
+      <w:numFmt w:val="bullet"/>
+      <w:lvlText w:val=""/>
+      <w:lvlJc w:val="left"/>
+      <w:pPr>
+        <w:tabs>
+          <w:tab w:val="num" w:pos="2160"/>
+        </w:tabs>
+        <w:ind w:left="2160" w:hanging="360"/>
+      </w:pPr>
+      <w:rPr>
+        <w:rFonts w:ascii="Wingdings" w:hAnsi="Wingdings" w:hint="default"/>
+        <w:sz w:val="20"/>
+      </w:rPr>
+    </w:lvl>
+    <w:lvl w:ilvl="3" w:tentative="1">
+      <w:start w:val="1"/>
+      <w:numFmt w:val="bullet"/>
+      <w:lvlText w:val=""/>
+      <w:lvlJc w:val="left"/>
+      <w:pPr>
+        <w:tabs>
+          <w:tab w:val="num" w:pos="2880"/>
+        </w:tabs>
+        <w:ind w:left="2880" w:hanging="360"/>
+      </w:pPr>
+      <w:rPr>
+        <w:rFonts w:ascii="Wingdings" w:hAnsi="Wingdings" w:hint="default"/>
+        <w:sz w:val="20"/>
+      </w:rPr>
+    </w:lvl>
+    <w:lvl w:ilvl="4" w:tentative="1">
+      <w:start w:val="1"/>
+      <w:numFmt w:val="bullet"/>
+      <w:lvlText w:val=""/>
+      <w:lvlJc w:val="left"/>
+      <w:pPr>
+        <w:tabs>
+          <w:tab w:val="num" w:pos="3600"/>
+        </w:tabs>
+        <w:ind w:left="3600" w:hanging="360"/>
+      </w:pPr>
+      <w:rPr>
+        <w:rFonts w:ascii="Wingdings" w:hAnsi="Wingdings" w:hint="default"/>
+        <w:sz w:val="20"/>
+      </w:rPr>
+    </w:lvl>
+    <w:lvl w:ilvl="5" w:tentative="1">
+      <w:start w:val="1"/>
+      <w:numFmt w:val="bullet"/>
+      <w:lvlText w:val=""/>
+      <w:lvlJc w:val="left"/>
+      <w:pPr>
+        <w:tabs>
+          <w:tab w:val="num" w:pos="4320"/>
+        </w:tabs>
+        <w:ind w:left="4320" w:hanging="360"/>
+      </w:pPr>
+      <w:rPr>
+        <w:rFonts w:ascii="Wingdings" w:hAnsi="Wingdings" w:hint="default"/>
+        <w:sz w:val="20"/>
+      </w:rPr>
+    </w:lvl>
+    <w:lvl w:ilvl="6" w:tentative="1">
+      <w:start w:val="1"/>
+      <w:numFmt w:val="bullet"/>
+      <w:lvlText w:val=""/>
+      <w:lvlJc w:val="left"/>
+      <w:pPr>
+        <w:tabs>
+          <w:tab w:val="num" w:pos="5040"/>
+        </w:tabs>
+        <w:ind w:left="5040" w:hanging="360"/>
+      </w:pPr>
+      <w:rPr>
+        <w:rFonts w:ascii="Wingdings" w:hAnsi="Wingdings" w:hint="default"/>
+        <w:sz w:val="20"/>
+      </w:rPr>
+    </w:lvl>
+    <w:lvl w:ilvl="7" w:tentative="1">
+      <w:start w:val="1"/>
+      <w:numFmt w:val="bullet"/>
+      <w:lvlText w:val=""/>
+      <w:lvlJc w:val="left"/>
+      <w:pPr>
+        <w:tabs>
+          <w:tab w:val="num" w:pos="5760"/>
+        </w:tabs>
+        <w:ind w:left="5760" w:hanging="360"/>
+      </w:pPr>
+      <w:rPr>
+        <w:rFonts w:ascii="Wingdings" w:hAnsi="Wingdings" w:hint="default"/>
+        <w:sz w:val="20"/>
+      </w:rPr>
+    </w:lvl>
+    <w:lvl w:ilvl="8" w:tentative="1">
+      <w:start w:val="1"/>
+      <w:numFmt w:val="bullet"/>
+      <w:lvlText w:val=""/>
+      <w:lvlJc w:val="left"/>
+      <w:pPr>
+        <w:tabs>
+          <w:tab w:val="num" w:pos="6480"/>
+        </w:tabs>
+        <w:ind w:left="6480" w:hanging="360"/>
+      </w:pPr>
+      <w:rPr>
+        <w:rFonts w:ascii="Wingdings" w:hAnsi="Wingdings" w:hint="default"/>
+        <w:sz w:val="20"/>
+      </w:rPr>
+    </w:lvl>
+  </w:abstractNum>
   <w:num w:numId="1" w16cid:durableId="1037240408">
+    <w:abstractNumId w:val="5"/>
+  </w:num>
+  <w:num w:numId="2" w16cid:durableId="927039420">
+    <w:abstractNumId w:val="11"/>
+  </w:num>
+  <w:num w:numId="3" w16cid:durableId="1245065221">
+    <w:abstractNumId w:val="6"/>
+  </w:num>
+  <w:num w:numId="4" w16cid:durableId="374626781">
+    <w:abstractNumId w:val="10"/>
+  </w:num>
+  <w:num w:numId="5" w16cid:durableId="2087341555">
+    <w:abstractNumId w:val="7"/>
+  </w:num>
+  <w:num w:numId="6" w16cid:durableId="1052382585">
+    <w:abstractNumId w:val="13"/>
+  </w:num>
+  <w:num w:numId="7" w16cid:durableId="2056193097">
+    <w:abstractNumId w:val="14"/>
+  </w:num>
+  <w:num w:numId="8" w16cid:durableId="477921141">
+    <w:abstractNumId w:val="4"/>
+  </w:num>
+  <w:num w:numId="9" w16cid:durableId="1680540297">
     <w:abstractNumId w:val="2"/>
   </w:num>
-  <w:num w:numId="2" w16cid:durableId="927039420">
-    <w:abstractNumId w:val="6"/>
+  <w:num w:numId="10" w16cid:durableId="107361161">
+    <w:abstractNumId w:val="12"/>
   </w:num>
-  <w:num w:numId="3" w16cid:durableId="1245065221">
+  <w:num w:numId="11" w16cid:durableId="1855876307">
+    <w:abstractNumId w:val="9"/>
+  </w:num>
+  <w:num w:numId="12" w16cid:durableId="673648032">
     <w:abstractNumId w:val="3"/>
   </w:num>
-  <w:num w:numId="4" w16cid:durableId="374626781">
-    <w:abstractNumId w:val="5"/>
+  <w:num w:numId="13" w16cid:durableId="178861593">
+    <w:abstractNumId w:val="16"/>
   </w:num>
-  <w:num w:numId="5" w16cid:durableId="2087341555">
-    <w:abstractNumId w:val="4"/>
+  <w:num w:numId="14" w16cid:durableId="1589386036">
+    <w:abstractNumId w:val="0"/>
   </w:num>
-  <w:num w:numId="6" w16cid:durableId="1052382585">
-    <w:abstractNumId w:val="7"/>
-  </w:num>
-  <w:num w:numId="7" w16cid:durableId="2056193097">
+  <w:num w:numId="15" w16cid:durableId="1751778574">
     <w:abstractNumId w:val="8"/>
   </w:num>
-  <w:num w:numId="8" w16cid:durableId="477921141">
+  <w:num w:numId="16" w16cid:durableId="1072235322">
     <w:abstractNumId w:val="1"/>
   </w:num>
-  <w:num w:numId="9" w16cid:durableId="1680540297">
-    <w:abstractNumId w:val="0"/>
+  <w:num w:numId="17" w16cid:durableId="204565904">
+    <w:abstractNumId w:val="15"/>
   </w:num>
 </w:numbering>
 </file>

--- a/Docs/Logboek.docx
+++ b/Docs/Logboek.docx
@@ -13,8 +13,16 @@
         <w:rPr>
           <w:lang w:val="nl-NL"/>
         </w:rPr>
-        <w:t>Logboek Gamedev</w:t>
-      </w:r>
+        <w:t xml:space="preserve">Logboek </w:t>
+      </w:r>
+      <w:proofErr w:type="spellStart"/>
+      <w:r>
+        <w:rPr>
+          <w:lang w:val="nl-NL"/>
+        </w:rPr>
+        <w:t>Gamedev</w:t>
+      </w:r>
+      <w:proofErr w:type="spellEnd"/>
     </w:p>
     <w:p>
       <w:pPr>
@@ -63,8 +71,14 @@
           <w:ilvl w:val="0"/>
           <w:numId w:val="6"/>
         </w:numPr>
-      </w:pPr>
-      <w:r>
+        <w:rPr>
+          <w:lang w:val="nl-NL"/>
+        </w:rPr>
+      </w:pPr>
+      <w:r>
+        <w:rPr>
+          <w:lang w:val="nl-NL"/>
+        </w:rPr>
         <w:t>Het examen doorgenomen en de opdrachten gelezen.</w:t>
       </w:r>
     </w:p>
@@ -74,9 +88,29 @@
           <w:ilvl w:val="0"/>
           <w:numId w:val="6"/>
         </w:numPr>
-      </w:pPr>
-      <w:r>
-        <w:t>Een idee bedacht voor de game die ik wil maken in Unity.</w:t>
+        <w:rPr>
+          <w:lang w:val="nl-NL"/>
+        </w:rPr>
+      </w:pPr>
+      <w:r>
+        <w:rPr>
+          <w:lang w:val="nl-NL"/>
+        </w:rPr>
+        <w:t xml:space="preserve">Een idee bedacht voor de game die ik wil maken in </w:t>
+      </w:r>
+      <w:proofErr w:type="spellStart"/>
+      <w:r>
+        <w:rPr>
+          <w:lang w:val="nl-NL"/>
+        </w:rPr>
+        <w:t>Unity</w:t>
+      </w:r>
+      <w:proofErr w:type="spellEnd"/>
+      <w:r>
+        <w:rPr>
+          <w:lang w:val="nl-NL"/>
+        </w:rPr>
+        <w:t>.</w:t>
       </w:r>
     </w:p>
     <w:p>
@@ -85,9 +119,29 @@
           <w:ilvl w:val="0"/>
           <w:numId w:val="6"/>
         </w:numPr>
-      </w:pPr>
-      <w:r>
-        <w:t>Een GitHub repository aangemaakt voor het project.</w:t>
+        <w:rPr>
+          <w:lang w:val="nl-NL"/>
+        </w:rPr>
+      </w:pPr>
+      <w:r>
+        <w:rPr>
+          <w:lang w:val="nl-NL"/>
+        </w:rPr>
+        <w:t xml:space="preserve">Een GitHub </w:t>
+      </w:r>
+      <w:proofErr w:type="spellStart"/>
+      <w:r>
+        <w:rPr>
+          <w:lang w:val="nl-NL"/>
+        </w:rPr>
+        <w:t>repository</w:t>
+      </w:r>
+      <w:proofErr w:type="spellEnd"/>
+      <w:r>
+        <w:rPr>
+          <w:lang w:val="nl-NL"/>
+        </w:rPr>
+        <w:t xml:space="preserve"> aangemaakt voor het project.</w:t>
       </w:r>
     </w:p>
     <w:p>
@@ -96,9 +150,43 @@
           <w:ilvl w:val="0"/>
           <w:numId w:val="6"/>
         </w:numPr>
-      </w:pPr>
-      <w:r>
-        <w:t>Een nieuw Unity 2D project aangemaakt in de repository.</w:t>
+        <w:rPr>
+          <w:lang w:val="nl-NL"/>
+        </w:rPr>
+      </w:pPr>
+      <w:r>
+        <w:rPr>
+          <w:lang w:val="nl-NL"/>
+        </w:rPr>
+        <w:t xml:space="preserve">Een nieuw </w:t>
+      </w:r>
+      <w:proofErr w:type="spellStart"/>
+      <w:r>
+        <w:rPr>
+          <w:lang w:val="nl-NL"/>
+        </w:rPr>
+        <w:t>Unity</w:t>
+      </w:r>
+      <w:proofErr w:type="spellEnd"/>
+      <w:r>
+        <w:rPr>
+          <w:lang w:val="nl-NL"/>
+        </w:rPr>
+        <w:t xml:space="preserve"> 2D project aangemaakt in de </w:t>
+      </w:r>
+      <w:proofErr w:type="spellStart"/>
+      <w:r>
+        <w:rPr>
+          <w:lang w:val="nl-NL"/>
+        </w:rPr>
+        <w:t>repository</w:t>
+      </w:r>
+      <w:proofErr w:type="spellEnd"/>
+      <w:r>
+        <w:rPr>
+          <w:lang w:val="nl-NL"/>
+        </w:rPr>
+        <w:t>.</w:t>
       </w:r>
     </w:p>
     <w:p>
@@ -107,8 +195,14 @@
           <w:ilvl w:val="0"/>
           <w:numId w:val="6"/>
         </w:numPr>
-      </w:pPr>
-      <w:r>
+        <w:rPr>
+          <w:lang w:val="nl-NL"/>
+        </w:rPr>
+      </w:pPr>
+      <w:r>
+        <w:rPr>
+          <w:lang w:val="nl-NL"/>
+        </w:rPr>
         <w:t>Een nette folderstructuur gemaakt binnen het project:</w:t>
       </w:r>
     </w:p>
@@ -162,9 +256,29 @@
           <w:ilvl w:val="0"/>
           <w:numId w:val="6"/>
         </w:numPr>
-      </w:pPr>
-      <w:r>
-        <w:t>De eerste scene aangemaakt voor de game.</w:t>
+        <w:rPr>
+          <w:lang w:val="nl-NL"/>
+        </w:rPr>
+      </w:pPr>
+      <w:r>
+        <w:rPr>
+          <w:lang w:val="nl-NL"/>
+        </w:rPr>
+        <w:t xml:space="preserve">De eerste </w:t>
+      </w:r>
+      <w:proofErr w:type="gramStart"/>
+      <w:r>
+        <w:rPr>
+          <w:lang w:val="nl-NL"/>
+        </w:rPr>
+        <w:t>scene</w:t>
+      </w:r>
+      <w:proofErr w:type="gramEnd"/>
+      <w:r>
+        <w:rPr>
+          <w:lang w:val="nl-NL"/>
+        </w:rPr>
+        <w:t xml:space="preserve"> aangemaakt voor de game.</w:t>
       </w:r>
     </w:p>
     <w:p>
@@ -173,9 +287,29 @@
           <w:ilvl w:val="0"/>
           <w:numId w:val="6"/>
         </w:numPr>
-      </w:pPr>
-      <w:r>
-        <w:t>Een Player object toegevoegd aan de scene.</w:t>
+        <w:rPr>
+          <w:lang w:val="nl-NL"/>
+        </w:rPr>
+      </w:pPr>
+      <w:r>
+        <w:rPr>
+          <w:lang w:val="nl-NL"/>
+        </w:rPr>
+        <w:t xml:space="preserve">Een </w:t>
+      </w:r>
+      <w:proofErr w:type="spellStart"/>
+      <w:r>
+        <w:rPr>
+          <w:lang w:val="nl-NL"/>
+        </w:rPr>
+        <w:t>Player</w:t>
+      </w:r>
+      <w:proofErr w:type="spellEnd"/>
+      <w:r>
+        <w:rPr>
+          <w:lang w:val="nl-NL"/>
+        </w:rPr>
+        <w:t xml:space="preserve"> object toegevoegd aan de scene.</w:t>
       </w:r>
     </w:p>
     <w:p>
@@ -184,9 +318,29 @@
           <w:ilvl w:val="0"/>
           <w:numId w:val="6"/>
         </w:numPr>
-      </w:pPr>
-      <w:r>
-        <w:t>Het eerste movement script geschreven zodat de speler kan bewegen met WASD en de pijltjestoetsen.</w:t>
+        <w:rPr>
+          <w:lang w:val="nl-NL"/>
+        </w:rPr>
+      </w:pPr>
+      <w:r>
+        <w:rPr>
+          <w:lang w:val="nl-NL"/>
+        </w:rPr>
+        <w:t xml:space="preserve">Het eerste </w:t>
+      </w:r>
+      <w:proofErr w:type="spellStart"/>
+      <w:r>
+        <w:rPr>
+          <w:lang w:val="nl-NL"/>
+        </w:rPr>
+        <w:t>movement</w:t>
+      </w:r>
+      <w:proofErr w:type="spellEnd"/>
+      <w:r>
+        <w:rPr>
+          <w:lang w:val="nl-NL"/>
+        </w:rPr>
+        <w:t xml:space="preserve"> script geschreven zodat de speler kan bewegen met WASD en de pijltjestoetsen.</w:t>
       </w:r>
     </w:p>
     <w:p>
@@ -195,25 +349,77 @@
           <w:ilvl w:val="0"/>
           <w:numId w:val="6"/>
         </w:numPr>
-      </w:pPr>
-      <w:r>
-        <w:t>Het movement script gekoppeld aan het Player object.</w:t>
-      </w:r>
-    </w:p>
-    <w:p>
-      <w:pPr>
-        <w:rPr>
-          <w:b/>
-          <w:bCs/>
-        </w:rPr>
-      </w:pPr>
-      <w:r>
-        <w:rPr>
-          <w:b/>
-          <w:bCs/>
-        </w:rPr>
-        <w:t>Problemen / uitdagingen</w:t>
-      </w:r>
+        <w:rPr>
+          <w:lang w:val="nl-NL"/>
+        </w:rPr>
+      </w:pPr>
+      <w:r>
+        <w:rPr>
+          <w:lang w:val="nl-NL"/>
+        </w:rPr>
+        <w:t xml:space="preserve">Het </w:t>
+      </w:r>
+      <w:proofErr w:type="spellStart"/>
+      <w:r>
+        <w:rPr>
+          <w:lang w:val="nl-NL"/>
+        </w:rPr>
+        <w:t>movement</w:t>
+      </w:r>
+      <w:proofErr w:type="spellEnd"/>
+      <w:r>
+        <w:rPr>
+          <w:lang w:val="nl-NL"/>
+        </w:rPr>
+        <w:t xml:space="preserve"> script gekoppeld aan het </w:t>
+      </w:r>
+      <w:proofErr w:type="spellStart"/>
+      <w:r>
+        <w:rPr>
+          <w:lang w:val="nl-NL"/>
+        </w:rPr>
+        <w:t>Player</w:t>
+      </w:r>
+      <w:proofErr w:type="spellEnd"/>
+      <w:r>
+        <w:rPr>
+          <w:lang w:val="nl-NL"/>
+        </w:rPr>
+        <w:t xml:space="preserve"> object.</w:t>
+      </w:r>
+    </w:p>
+    <w:p>
+      <w:pPr>
+        <w:rPr>
+          <w:b/>
+          <w:bCs/>
+        </w:rPr>
+      </w:pPr>
+      <w:proofErr w:type="spellStart"/>
+      <w:r>
+        <w:rPr>
+          <w:b/>
+          <w:bCs/>
+        </w:rPr>
+        <w:t>Problemen</w:t>
+      </w:r>
+      <w:proofErr w:type="spellEnd"/>
+      <w:r>
+        <w:rPr>
+          <w:b/>
+          <w:bCs/>
+        </w:rPr>
+        <w:t xml:space="preserve"> / </w:t>
+      </w:r>
+      <w:proofErr w:type="spellStart"/>
+      <w:r>
+        <w:rPr>
+          <w:b/>
+          <w:bCs/>
+        </w:rPr>
+        <w:t>uitdagingen</w:t>
+      </w:r>
+      <w:proofErr w:type="spellEnd"/>
     </w:p>
     <w:p>
       <w:pPr>
@@ -221,9 +427,29 @@
           <w:ilvl w:val="0"/>
           <w:numId w:val="7"/>
         </w:numPr>
-      </w:pPr>
-      <w:r>
-        <w:t>Ik kreeg een foutmelding met het nieuwe Unity Input System.</w:t>
+        <w:rPr>
+          <w:lang w:val="nl-NL"/>
+        </w:rPr>
+      </w:pPr>
+      <w:r>
+        <w:rPr>
+          <w:lang w:val="nl-NL"/>
+        </w:rPr>
+        <w:t xml:space="preserve">Ik kreeg een foutmelding met het nieuwe </w:t>
+      </w:r>
+      <w:proofErr w:type="spellStart"/>
+      <w:r>
+        <w:rPr>
+          <w:lang w:val="nl-NL"/>
+        </w:rPr>
+        <w:t>Unity</w:t>
+      </w:r>
+      <w:proofErr w:type="spellEnd"/>
+      <w:r>
+        <w:rPr>
+          <w:lang w:val="nl-NL"/>
+        </w:rPr>
+        <w:t xml:space="preserve"> Input System.</w:t>
       </w:r>
     </w:p>
     <w:p>
@@ -232,8 +458,14 @@
           <w:ilvl w:val="0"/>
           <w:numId w:val="7"/>
         </w:numPr>
-      </w:pPr>
-      <w:r>
+        <w:rPr>
+          <w:lang w:val="nl-NL"/>
+        </w:rPr>
+      </w:pPr>
+      <w:r>
+        <w:rPr>
+          <w:lang w:val="nl-NL"/>
+        </w:rPr>
         <w:t>Na onderzoek heb ik dit opgelost door de Input instellingen aan te passen naar de oude Input Manager/Both optie.</w:t>
       </w:r>
     </w:p>
@@ -243,25 +475,86 @@
           <w:ilvl w:val="0"/>
           <w:numId w:val="7"/>
         </w:numPr>
-      </w:pPr>
-      <w:r>
-        <w:t>Ik had eerst per ongeluk een verkeerde Unity scene aangemaakt, waardoor bestanden op de verkeerde plek terecht kwamen.</w:t>
-      </w:r>
-    </w:p>
-    <w:p>
-      <w:pPr>
-        <w:rPr>
-          <w:b/>
-          <w:bCs/>
-        </w:rPr>
-      </w:pPr>
-      <w:r>
-        <w:rPr>
-          <w:b/>
-          <w:bCs/>
-        </w:rPr>
-        <w:t>Wat ik heb geleerd</w:t>
-      </w:r>
+        <w:rPr>
+          <w:lang w:val="nl-NL"/>
+        </w:rPr>
+      </w:pPr>
+      <w:r>
+        <w:rPr>
+          <w:lang w:val="nl-NL"/>
+        </w:rPr>
+        <w:t xml:space="preserve">Ik had eerst per ongeluk een verkeerde </w:t>
+      </w:r>
+      <w:proofErr w:type="spellStart"/>
+      <w:r>
+        <w:rPr>
+          <w:lang w:val="nl-NL"/>
+        </w:rPr>
+        <w:t>Unity</w:t>
+      </w:r>
+      <w:proofErr w:type="spellEnd"/>
+      <w:r>
+        <w:rPr>
+          <w:lang w:val="nl-NL"/>
+        </w:rPr>
+        <w:t xml:space="preserve"> scene aangemaakt, waardoor bestanden op de verkeerde plek terecht kwamen.</w:t>
+      </w:r>
+    </w:p>
+    <w:p>
+      <w:pPr>
+        <w:rPr>
+          <w:b/>
+          <w:bCs/>
+        </w:rPr>
+      </w:pPr>
+      <w:r>
+        <w:rPr>
+          <w:b/>
+          <w:bCs/>
+        </w:rPr>
+        <w:t xml:space="preserve">Wat </w:t>
+      </w:r>
+      <w:proofErr w:type="spellStart"/>
+      <w:r>
+        <w:rPr>
+          <w:b/>
+          <w:bCs/>
+        </w:rPr>
+        <w:t>ik</w:t>
+      </w:r>
+      <w:proofErr w:type="spellEnd"/>
+      <w:r>
+        <w:rPr>
+          <w:b/>
+          <w:bCs/>
+        </w:rPr>
+        <w:t xml:space="preserve"> </w:t>
+      </w:r>
+      <w:proofErr w:type="spellStart"/>
+      <w:r>
+        <w:rPr>
+          <w:b/>
+          <w:bCs/>
+        </w:rPr>
+        <w:t>heb</w:t>
+      </w:r>
+      <w:proofErr w:type="spellEnd"/>
+      <w:r>
+        <w:rPr>
+          <w:b/>
+          <w:bCs/>
+        </w:rPr>
+        <w:t xml:space="preserve"> </w:t>
+      </w:r>
+      <w:proofErr w:type="spellStart"/>
+      <w:r>
+        <w:rPr>
+          <w:b/>
+          <w:bCs/>
+        </w:rPr>
+        <w:t>geleerd</w:t>
+      </w:r>
+      <w:proofErr w:type="spellEnd"/>
     </w:p>
     <w:p>
       <w:pPr>
@@ -269,9 +562,29 @@
           <w:ilvl w:val="0"/>
           <w:numId w:val="8"/>
         </w:numPr>
-      </w:pPr>
-      <w:r>
-        <w:t>Hoe Unity projecten zijn opgebouwd.</w:t>
+        <w:rPr>
+          <w:lang w:val="nl-NL"/>
+        </w:rPr>
+      </w:pPr>
+      <w:r>
+        <w:rPr>
+          <w:lang w:val="nl-NL"/>
+        </w:rPr>
+        <w:t xml:space="preserve">Hoe </w:t>
+      </w:r>
+      <w:proofErr w:type="spellStart"/>
+      <w:r>
+        <w:rPr>
+          <w:lang w:val="nl-NL"/>
+        </w:rPr>
+        <w:t>Unity</w:t>
+      </w:r>
+      <w:proofErr w:type="spellEnd"/>
+      <w:r>
+        <w:rPr>
+          <w:lang w:val="nl-NL"/>
+        </w:rPr>
+        <w:t xml:space="preserve"> projecten zijn opgebouwd.</w:t>
       </w:r>
     </w:p>
     <w:p>
@@ -280,10 +593,30 @@
           <w:ilvl w:val="0"/>
           <w:numId w:val="8"/>
         </w:numPr>
-      </w:pPr>
-      <w:r>
+        <w:rPr>
+          <w:lang w:val="nl-NL"/>
+        </w:rPr>
+      </w:pPr>
+      <w:r>
+        <w:rPr>
+          <w:lang w:val="nl-NL"/>
+        </w:rPr>
         <w:lastRenderedPageBreak/>
-        <w:t>Hoe scripts gekoppeld worden aan GameObjects.</w:t>
+        <w:t xml:space="preserve">Hoe scripts gekoppeld worden aan </w:t>
+      </w:r>
+      <w:proofErr w:type="spellStart"/>
+      <w:r>
+        <w:rPr>
+          <w:lang w:val="nl-NL"/>
+        </w:rPr>
+        <w:t>GameObjects</w:t>
+      </w:r>
+      <w:proofErr w:type="spellEnd"/>
+      <w:r>
+        <w:rPr>
+          <w:lang w:val="nl-NL"/>
+        </w:rPr>
+        <w:t>.</w:t>
       </w:r>
     </w:p>
     <w:p>
@@ -294,7 +627,23 @@
         </w:numPr>
       </w:pPr>
       <w:r>
-        <w:t>Hoe player movement werkt in Unity met Input.GetAxis().</w:t>
+        <w:t xml:space="preserve">Hoe player movement </w:t>
+      </w:r>
+      <w:proofErr w:type="spellStart"/>
+      <w:r>
+        <w:t>werkt</w:t>
+      </w:r>
+      <w:proofErr w:type="spellEnd"/>
+      <w:r>
+        <w:t xml:space="preserve"> in Unity met </w:t>
+      </w:r>
+      <w:proofErr w:type="spellStart"/>
+      <w:r>
+        <w:t>Input.GetAxis</w:t>
+      </w:r>
+      <w:proofErr w:type="spellEnd"/>
+      <w:r>
+        <w:t>().</w:t>
       </w:r>
     </w:p>
     <w:p>
@@ -303,25 +652,86 @@
           <w:ilvl w:val="0"/>
           <w:numId w:val="8"/>
         </w:numPr>
-      </w:pPr>
-      <w:r>
-        <w:t>Hoe GitHub gebruikt wordt samen met Unity.</w:t>
-      </w:r>
-    </w:p>
-    <w:p>
-      <w:pPr>
-        <w:rPr>
-          <w:b/>
-          <w:bCs/>
-        </w:rPr>
-      </w:pPr>
-      <w:r>
-        <w:rPr>
-          <w:b/>
-          <w:bCs/>
-        </w:rPr>
-        <w:t>Wat ik morgen wil doen</w:t>
-      </w:r>
+        <w:rPr>
+          <w:lang w:val="nl-NL"/>
+        </w:rPr>
+      </w:pPr>
+      <w:r>
+        <w:rPr>
+          <w:lang w:val="nl-NL"/>
+        </w:rPr>
+        <w:t xml:space="preserve">Hoe GitHub gebruikt wordt samen met </w:t>
+      </w:r>
+      <w:proofErr w:type="spellStart"/>
+      <w:r>
+        <w:rPr>
+          <w:lang w:val="nl-NL"/>
+        </w:rPr>
+        <w:t>Unity</w:t>
+      </w:r>
+      <w:proofErr w:type="spellEnd"/>
+      <w:r>
+        <w:rPr>
+          <w:lang w:val="nl-NL"/>
+        </w:rPr>
+        <w:t>.</w:t>
+      </w:r>
+    </w:p>
+    <w:p>
+      <w:pPr>
+        <w:rPr>
+          <w:b/>
+          <w:bCs/>
+        </w:rPr>
+      </w:pPr>
+      <w:r>
+        <w:rPr>
+          <w:b/>
+          <w:bCs/>
+        </w:rPr>
+        <w:t xml:space="preserve">Wat </w:t>
+      </w:r>
+      <w:proofErr w:type="spellStart"/>
+      <w:r>
+        <w:rPr>
+          <w:b/>
+          <w:bCs/>
+        </w:rPr>
+        <w:t>ik</w:t>
+      </w:r>
+      <w:proofErr w:type="spellEnd"/>
+      <w:r>
+        <w:rPr>
+          <w:b/>
+          <w:bCs/>
+        </w:rPr>
+        <w:t xml:space="preserve"> morgen </w:t>
+      </w:r>
+      <w:proofErr w:type="spellStart"/>
+      <w:r>
+        <w:rPr>
+          <w:b/>
+          <w:bCs/>
+        </w:rPr>
+        <w:t>wil</w:t>
+      </w:r>
+      <w:proofErr w:type="spellEnd"/>
+      <w:r>
+        <w:rPr>
+          <w:b/>
+          <w:bCs/>
+        </w:rPr>
+        <w:t xml:space="preserve"> </w:t>
+      </w:r>
+      <w:proofErr w:type="spellStart"/>
+      <w:r>
+        <w:rPr>
+          <w:b/>
+          <w:bCs/>
+        </w:rPr>
+        <w:t>doen</w:t>
+      </w:r>
+      <w:proofErr w:type="spellEnd"/>
     </w:p>
     <w:p>
       <w:pPr>
@@ -331,7 +741,15 @@
         </w:numPr>
       </w:pPr>
       <w:r>
-        <w:t>Enemies toevoegen.</w:t>
+        <w:t xml:space="preserve">Enemies </w:t>
+      </w:r>
+      <w:proofErr w:type="spellStart"/>
+      <w:r>
+        <w:t>toevoegen</w:t>
+      </w:r>
+      <w:proofErr w:type="spellEnd"/>
+      <w:r>
+        <w:t>.</w:t>
       </w:r>
     </w:p>
     <w:p>
@@ -342,7 +760,23 @@
         </w:numPr>
       </w:pPr>
       <w:r>
-        <w:t>Collision systeem maken.</w:t>
+        <w:t xml:space="preserve">Collision </w:t>
+      </w:r>
+      <w:proofErr w:type="spellStart"/>
+      <w:r>
+        <w:t>systeem</w:t>
+      </w:r>
+      <w:proofErr w:type="spellEnd"/>
+      <w:r>
+        <w:t xml:space="preserve"> </w:t>
+      </w:r>
+      <w:proofErr w:type="spellStart"/>
+      <w:r>
+        <w:t>maken</w:t>
+      </w:r>
+      <w:proofErr w:type="spellEnd"/>
+      <w:r>
+        <w:t>.</w:t>
       </w:r>
     </w:p>
     <w:p>
@@ -351,8 +785,14 @@
           <w:ilvl w:val="0"/>
           <w:numId w:val="9"/>
         </w:numPr>
-      </w:pPr>
-      <w:r>
+        <w:rPr>
+          <w:lang w:val="nl-NL"/>
+        </w:rPr>
+      </w:pPr>
+      <w:r>
+        <w:rPr>
+          <w:lang w:val="nl-NL"/>
+        </w:rPr>
         <w:t>Een game over systeem bouwen.</w:t>
       </w:r>
     </w:p>
@@ -364,7 +804,23 @@
         </w:numPr>
       </w:pPr>
       <w:r>
-        <w:t>Een restart systeem toevoegen.</w:t>
+        <w:t xml:space="preserve">Een restart </w:t>
+      </w:r>
+      <w:proofErr w:type="spellStart"/>
+      <w:r>
+        <w:t>systeem</w:t>
+      </w:r>
+      <w:proofErr w:type="spellEnd"/>
+      <w:r>
+        <w:t xml:space="preserve"> </w:t>
+      </w:r>
+      <w:proofErr w:type="spellStart"/>
+      <w:r>
+        <w:t>toevoegen</w:t>
+      </w:r>
+      <w:proofErr w:type="spellEnd"/>
+      <w:r>
+        <w:t>.</w:t>
       </w:r>
     </w:p>
     <w:p>
@@ -374,8 +830,13 @@
           <w:numId w:val="9"/>
         </w:numPr>
       </w:pPr>
-      <w:r>
-        <w:t>Beginnen met enemy spawning.</w:t>
+      <w:proofErr w:type="spellStart"/>
+      <w:r>
+        <w:t>Beginnen</w:t>
+      </w:r>
+      <w:proofErr w:type="spellEnd"/>
+      <w:r>
+        <w:t xml:space="preserve"> met enemy spawning.</w:t>
       </w:r>
     </w:p>
     <w:p>
@@ -440,7 +901,21 @@
         <w:rPr>
           <w:lang w:val="nl-NL"/>
         </w:rPr>
-        <w:t>Verder gewerkt aan de basis van de game in Unity.</w:t>
+        <w:t xml:space="preserve">Verder gewerkt aan de basis van de game in </w:t>
+      </w:r>
+      <w:proofErr w:type="spellStart"/>
+      <w:r>
+        <w:rPr>
+          <w:lang w:val="nl-NL"/>
+        </w:rPr>
+        <w:t>Unity</w:t>
+      </w:r>
+      <w:proofErr w:type="spellEnd"/>
+      <w:r>
+        <w:rPr>
+          <w:lang w:val="nl-NL"/>
+        </w:rPr>
+        <w:t>.</w:t>
       </w:r>
     </w:p>
     <w:p>
@@ -457,7 +932,21 @@
         <w:rPr>
           <w:lang w:val="nl-NL"/>
         </w:rPr>
-        <w:t>Een Player object gemaakt in de Game scene.</w:t>
+        <w:t xml:space="preserve">Een </w:t>
+      </w:r>
+      <w:proofErr w:type="spellStart"/>
+      <w:r>
+        <w:rPr>
+          <w:lang w:val="nl-NL"/>
+        </w:rPr>
+        <w:t>Player</w:t>
+      </w:r>
+      <w:proofErr w:type="spellEnd"/>
+      <w:r>
+        <w:rPr>
+          <w:lang w:val="nl-NL"/>
+        </w:rPr>
+        <w:t xml:space="preserve"> object gemaakt in de Game scene.</w:t>
       </w:r>
     </w:p>
     <w:p>
@@ -474,7 +963,21 @@
         <w:rPr>
           <w:lang w:val="nl-NL"/>
         </w:rPr>
-        <w:t>Een movement script toegevoegd zodat de speler kan bewegen met WASD en de pijltjestoetsen.</w:t>
+        <w:t xml:space="preserve">Een </w:t>
+      </w:r>
+      <w:proofErr w:type="spellStart"/>
+      <w:r>
+        <w:rPr>
+          <w:lang w:val="nl-NL"/>
+        </w:rPr>
+        <w:t>movement</w:t>
+      </w:r>
+      <w:proofErr w:type="spellEnd"/>
+      <w:r>
+        <w:rPr>
+          <w:lang w:val="nl-NL"/>
+        </w:rPr>
+        <w:t xml:space="preserve"> script toegevoegd zodat de speler kan bewegen met WASD en de pijltjestoetsen.</w:t>
       </w:r>
     </w:p>
     <w:p>
@@ -491,7 +994,21 @@
         <w:rPr>
           <w:lang w:val="nl-NL"/>
         </w:rPr>
-        <w:t>Een fout opgelost met het Unity Input System.</w:t>
+        <w:t xml:space="preserve">Een fout opgelost met het </w:t>
+      </w:r>
+      <w:proofErr w:type="spellStart"/>
+      <w:r>
+        <w:rPr>
+          <w:lang w:val="nl-NL"/>
+        </w:rPr>
+        <w:t>Unity</w:t>
+      </w:r>
+      <w:proofErr w:type="spellEnd"/>
+      <w:r>
+        <w:rPr>
+          <w:lang w:val="nl-NL"/>
+        </w:rPr>
+        <w:t xml:space="preserve"> Input System.</w:t>
       </w:r>
     </w:p>
     <w:p>
@@ -508,7 +1025,21 @@
         <w:rPr>
           <w:lang w:val="nl-NL"/>
         </w:rPr>
-        <w:t>Een Enemy object toegevoegd dat naar beneden beweegt.</w:t>
+        <w:t xml:space="preserve">Een </w:t>
+      </w:r>
+      <w:proofErr w:type="spellStart"/>
+      <w:r>
+        <w:rPr>
+          <w:lang w:val="nl-NL"/>
+        </w:rPr>
+        <w:t>Enemy</w:t>
+      </w:r>
+      <w:proofErr w:type="spellEnd"/>
+      <w:r>
+        <w:rPr>
+          <w:lang w:val="nl-NL"/>
+        </w:rPr>
+        <w:t xml:space="preserve"> object toegevoegd dat naar beneden beweegt.</w:t>
       </w:r>
     </w:p>
     <w:p>
@@ -521,11 +1052,33 @@
           <w:lang w:val="nl-NL"/>
         </w:rPr>
       </w:pPr>
-      <w:r>
-        <w:rPr>
-          <w:lang w:val="nl-NL"/>
-        </w:rPr>
-        <w:t>Collision toegevoegd tussen de speler en enemies.</w:t>
+      <w:proofErr w:type="spellStart"/>
+      <w:r>
+        <w:rPr>
+          <w:lang w:val="nl-NL"/>
+        </w:rPr>
+        <w:t>Collision</w:t>
+      </w:r>
+      <w:proofErr w:type="spellEnd"/>
+      <w:r>
+        <w:rPr>
+          <w:lang w:val="nl-NL"/>
+        </w:rPr>
+        <w:t xml:space="preserve"> toegevoegd tussen de speler en </w:t>
+      </w:r>
+      <w:proofErr w:type="spellStart"/>
+      <w:r>
+        <w:rPr>
+          <w:lang w:val="nl-NL"/>
+        </w:rPr>
+        <w:t>enemies</w:t>
+      </w:r>
+      <w:proofErr w:type="spellEnd"/>
+      <w:r>
+        <w:rPr>
+          <w:lang w:val="nl-NL"/>
+        </w:rPr>
+        <w:t>.</w:t>
       </w:r>
     </w:p>
     <w:p>
@@ -542,7 +1095,21 @@
         <w:rPr>
           <w:lang w:val="nl-NL"/>
         </w:rPr>
-        <w:t>Een GameManager gemaakt voor de game logica.</w:t>
+        <w:t xml:space="preserve">Een </w:t>
+      </w:r>
+      <w:proofErr w:type="spellStart"/>
+      <w:r>
+        <w:rPr>
+          <w:lang w:val="nl-NL"/>
+        </w:rPr>
+        <w:t>GameManager</w:t>
+      </w:r>
+      <w:proofErr w:type="spellEnd"/>
+      <w:r>
+        <w:rPr>
+          <w:lang w:val="nl-NL"/>
+        </w:rPr>
+        <w:t xml:space="preserve"> gemaakt voor de game logica.</w:t>
       </w:r>
     </w:p>
     <w:p>
@@ -576,7 +1143,21 @@
         <w:rPr>
           <w:lang w:val="nl-NL"/>
         </w:rPr>
-        <w:t>Een restart systeem toegevoegd zodat de game opnieuw start na een botsing.</w:t>
+        <w:t xml:space="preserve">Een </w:t>
+      </w:r>
+      <w:proofErr w:type="spellStart"/>
+      <w:r>
+        <w:rPr>
+          <w:lang w:val="nl-NL"/>
+        </w:rPr>
+        <w:t>restart</w:t>
+      </w:r>
+      <w:proofErr w:type="spellEnd"/>
+      <w:r>
+        <w:rPr>
+          <w:lang w:val="nl-NL"/>
+        </w:rPr>
+        <w:t xml:space="preserve"> systeem toegevoegd zodat de game opnieuw start na een botsing.</w:t>
       </w:r>
     </w:p>
     <w:p>
@@ -593,7 +1174,49 @@
         <w:rPr>
           <w:lang w:val="nl-NL"/>
         </w:rPr>
-        <w:t>Een enemy spawner gemaakt die automatisch enemies laat verschijnen op willekeurige locaties.</w:t>
+        <w:t xml:space="preserve">Een </w:t>
+      </w:r>
+      <w:proofErr w:type="spellStart"/>
+      <w:r>
+        <w:rPr>
+          <w:lang w:val="nl-NL"/>
+        </w:rPr>
+        <w:t>enemy</w:t>
+      </w:r>
+      <w:proofErr w:type="spellEnd"/>
+      <w:r>
+        <w:rPr>
+          <w:lang w:val="nl-NL"/>
+        </w:rPr>
+        <w:t xml:space="preserve"> </w:t>
+      </w:r>
+      <w:proofErr w:type="spellStart"/>
+      <w:r>
+        <w:rPr>
+          <w:lang w:val="nl-NL"/>
+        </w:rPr>
+        <w:t>spawner</w:t>
+      </w:r>
+      <w:proofErr w:type="spellEnd"/>
+      <w:r>
+        <w:rPr>
+          <w:lang w:val="nl-NL"/>
+        </w:rPr>
+        <w:t xml:space="preserve"> gemaakt die automatisch </w:t>
+      </w:r>
+      <w:proofErr w:type="spellStart"/>
+      <w:r>
+        <w:rPr>
+          <w:lang w:val="nl-NL"/>
+        </w:rPr>
+        <w:t>enemies</w:t>
+      </w:r>
+      <w:proofErr w:type="spellEnd"/>
+      <w:r>
+        <w:rPr>
+          <w:lang w:val="nl-NL"/>
+        </w:rPr>
+        <w:t xml:space="preserve"> laat verschijnen op willekeurige locaties.</w:t>
       </w:r>
     </w:p>
     <w:p>
@@ -610,24 +1233,84 @@
         <w:rPr>
           <w:lang w:val="nl-NL"/>
         </w:rPr>
-        <w:t>Van de Enemy een prefab gemaakt zodat meerdere enemies gespawned kunnen worden.</w:t>
-      </w:r>
-    </w:p>
-    <w:p>
-      <w:pPr>
-        <w:rPr>
-          <w:b/>
-          <w:bCs/>
-        </w:rPr>
-      </w:pPr>
+        <w:t xml:space="preserve">Van de </w:t>
+      </w:r>
+      <w:proofErr w:type="spellStart"/>
+      <w:r>
+        <w:rPr>
+          <w:lang w:val="nl-NL"/>
+        </w:rPr>
+        <w:t>Enemy</w:t>
+      </w:r>
+      <w:proofErr w:type="spellEnd"/>
+      <w:r>
+        <w:rPr>
+          <w:lang w:val="nl-NL"/>
+        </w:rPr>
+        <w:t xml:space="preserve"> een prefab gemaakt zodat meerdere </w:t>
+      </w:r>
+      <w:proofErr w:type="spellStart"/>
+      <w:r>
+        <w:rPr>
+          <w:lang w:val="nl-NL"/>
+        </w:rPr>
+        <w:t>enemies</w:t>
+      </w:r>
+      <w:proofErr w:type="spellEnd"/>
+      <w:r>
+        <w:rPr>
+          <w:lang w:val="nl-NL"/>
+        </w:rPr>
+        <w:t xml:space="preserve"> </w:t>
+      </w:r>
+      <w:proofErr w:type="spellStart"/>
+      <w:r>
+        <w:rPr>
+          <w:lang w:val="nl-NL"/>
+        </w:rPr>
+        <w:t>gespawned</w:t>
+      </w:r>
+      <w:proofErr w:type="spellEnd"/>
+      <w:r>
+        <w:rPr>
+          <w:lang w:val="nl-NL"/>
+        </w:rPr>
+        <w:t xml:space="preserve"> kunnen worden.</w:t>
+      </w:r>
+    </w:p>
+    <w:p>
+      <w:pPr>
+        <w:rPr>
+          <w:b/>
+          <w:bCs/>
+        </w:rPr>
+      </w:pPr>
+      <w:proofErr w:type="spellStart"/>
       <w:r>
         <w:rPr>
           <w:b/>
           <w:bCs/>
         </w:rPr>
         <w:lastRenderedPageBreak/>
-        <w:t>Problemen / uitdagingen</w:t>
-      </w:r>
+        <w:t>Problemen</w:t>
+      </w:r>
+      <w:proofErr w:type="spellEnd"/>
+      <w:r>
+        <w:rPr>
+          <w:b/>
+          <w:bCs/>
+        </w:rPr>
+        <w:t xml:space="preserve"> / </w:t>
+      </w:r>
+      <w:proofErr w:type="spellStart"/>
+      <w:r>
+        <w:rPr>
+          <w:b/>
+          <w:bCs/>
+        </w:rPr>
+        <w:t>uitdagingen</w:t>
+      </w:r>
+      <w:proofErr w:type="spellEnd"/>
     </w:p>
     <w:p>
       <w:pPr>
@@ -643,7 +1326,35 @@
         <w:rPr>
           <w:lang w:val="nl-NL"/>
         </w:rPr>
-        <w:t>Eerst werkte de collision niet goed omdat de Enemy tag niet correct was toegewezen.</w:t>
+        <w:t xml:space="preserve">Eerst werkte de </w:t>
+      </w:r>
+      <w:proofErr w:type="spellStart"/>
+      <w:r>
+        <w:rPr>
+          <w:lang w:val="nl-NL"/>
+        </w:rPr>
+        <w:t>collision</w:t>
+      </w:r>
+      <w:proofErr w:type="spellEnd"/>
+      <w:r>
+        <w:rPr>
+          <w:lang w:val="nl-NL"/>
+        </w:rPr>
+        <w:t xml:space="preserve"> niet goed omdat de </w:t>
+      </w:r>
+      <w:proofErr w:type="spellStart"/>
+      <w:r>
+        <w:rPr>
+          <w:lang w:val="nl-NL"/>
+        </w:rPr>
+        <w:t>Enemy</w:t>
+      </w:r>
+      <w:proofErr w:type="spellEnd"/>
+      <w:r>
+        <w:rPr>
+          <w:lang w:val="nl-NL"/>
+        </w:rPr>
+        <w:t xml:space="preserve"> tag niet correct was toegewezen.</w:t>
       </w:r>
     </w:p>
     <w:p>
@@ -660,7 +1371,21 @@
         <w:rPr>
           <w:lang w:val="nl-NL"/>
         </w:rPr>
-        <w:t>Ook had ik per ongeluk een verkeerde Unity scene aangemaakt, waardoor objecten niet goed werden opgeslagen.</w:t>
+        <w:t xml:space="preserve">Ook had ik per ongeluk een verkeerde </w:t>
+      </w:r>
+      <w:proofErr w:type="spellStart"/>
+      <w:r>
+        <w:rPr>
+          <w:lang w:val="nl-NL"/>
+        </w:rPr>
+        <w:t>Unity</w:t>
+      </w:r>
+      <w:proofErr w:type="spellEnd"/>
+      <w:r>
+        <w:rPr>
+          <w:lang w:val="nl-NL"/>
+        </w:rPr>
+        <w:t xml:space="preserve"> scene aangemaakt, waardoor objecten niet goed werden opgeslagen.</w:t>
       </w:r>
     </w:p>
     <w:p>
@@ -674,26 +1399,115 @@
         <w:rPr>
           <w:lang w:val="nl-NL"/>
         </w:rPr>
-        <w:t xml:space="preserve">Git duurde lang met uploaden omdat Unity cache bestanden werden meegenomen. </w:t>
-      </w:r>
-      <w:r>
-        <w:t>Dit opgelost met een .gitignore bestand.</w:t>
-      </w:r>
-    </w:p>
-    <w:p>
-      <w:pPr>
-        <w:rPr>
-          <w:b/>
-          <w:bCs/>
-        </w:rPr>
-      </w:pPr>
-      <w:r>
-        <w:rPr>
-          <w:b/>
-          <w:bCs/>
-        </w:rPr>
-        <w:t>Wat ik heb geleerd</w:t>
-      </w:r>
+        <w:t xml:space="preserve">Git duurde lang met uploaden omdat </w:t>
+      </w:r>
+      <w:proofErr w:type="spellStart"/>
+      <w:r>
+        <w:rPr>
+          <w:lang w:val="nl-NL"/>
+        </w:rPr>
+        <w:t>Unity</w:t>
+      </w:r>
+      <w:proofErr w:type="spellEnd"/>
+      <w:r>
+        <w:rPr>
+          <w:lang w:val="nl-NL"/>
+        </w:rPr>
+        <w:t xml:space="preserve"> cache bestanden werden meegenomen. </w:t>
+      </w:r>
+      <w:r>
+        <w:t xml:space="preserve">Dit </w:t>
+      </w:r>
+      <w:proofErr w:type="spellStart"/>
+      <w:r>
+        <w:t>opgelost</w:t>
+      </w:r>
+      <w:proofErr w:type="spellEnd"/>
+      <w:r>
+        <w:t xml:space="preserve"> met </w:t>
+      </w:r>
+      <w:proofErr w:type="spellStart"/>
+      <w:proofErr w:type="gramStart"/>
+      <w:r>
+        <w:t>een</w:t>
+      </w:r>
+      <w:proofErr w:type="spellEnd"/>
+      <w:r>
+        <w:t xml:space="preserve"> .</w:t>
+      </w:r>
+      <w:proofErr w:type="spellStart"/>
+      <w:r>
+        <w:t>gitignore</w:t>
+      </w:r>
+      <w:proofErr w:type="spellEnd"/>
+      <w:proofErr w:type="gramEnd"/>
+      <w:r>
+        <w:t xml:space="preserve"> </w:t>
+      </w:r>
+      <w:proofErr w:type="spellStart"/>
+      <w:r>
+        <w:t>bestand</w:t>
+      </w:r>
+      <w:proofErr w:type="spellEnd"/>
+      <w:r>
+        <w:t>.</w:t>
+      </w:r>
+    </w:p>
+    <w:p>
+      <w:pPr>
+        <w:rPr>
+          <w:b/>
+          <w:bCs/>
+        </w:rPr>
+      </w:pPr>
+      <w:r>
+        <w:rPr>
+          <w:b/>
+          <w:bCs/>
+        </w:rPr>
+        <w:t xml:space="preserve">Wat </w:t>
+      </w:r>
+      <w:proofErr w:type="spellStart"/>
+      <w:r>
+        <w:rPr>
+          <w:b/>
+          <w:bCs/>
+        </w:rPr>
+        <w:t>ik</w:t>
+      </w:r>
+      <w:proofErr w:type="spellEnd"/>
+      <w:r>
+        <w:rPr>
+          <w:b/>
+          <w:bCs/>
+        </w:rPr>
+        <w:t xml:space="preserve"> </w:t>
+      </w:r>
+      <w:proofErr w:type="spellStart"/>
+      <w:r>
+        <w:rPr>
+          <w:b/>
+          <w:bCs/>
+        </w:rPr>
+        <w:t>heb</w:t>
+      </w:r>
+      <w:proofErr w:type="spellEnd"/>
+      <w:r>
+        <w:rPr>
+          <w:b/>
+          <w:bCs/>
+        </w:rPr>
+        <w:t xml:space="preserve"> </w:t>
+      </w:r>
+      <w:proofErr w:type="spellStart"/>
+      <w:r>
+        <w:rPr>
+          <w:b/>
+          <w:bCs/>
+        </w:rPr>
+        <w:t>geleerd</w:t>
+      </w:r>
+      <w:proofErr w:type="spellEnd"/>
     </w:p>
     <w:p>
       <w:pPr>
@@ -709,7 +1523,21 @@
         <w:rPr>
           <w:lang w:val="nl-NL"/>
         </w:rPr>
-        <w:t>Hoe colliders en Rigidbody2D werken in Unity.</w:t>
+        <w:t xml:space="preserve">Hoe colliders en Rigidbody2D werken in </w:t>
+      </w:r>
+      <w:proofErr w:type="spellStart"/>
+      <w:r>
+        <w:rPr>
+          <w:lang w:val="nl-NL"/>
+        </w:rPr>
+        <w:t>Unity</w:t>
+      </w:r>
+      <w:proofErr w:type="spellEnd"/>
+      <w:r>
+        <w:rPr>
+          <w:lang w:val="nl-NL"/>
+        </w:rPr>
+        <w:t>.</w:t>
       </w:r>
     </w:p>
     <w:p>
@@ -726,7 +1554,21 @@
         <w:rPr>
           <w:lang w:val="nl-NL"/>
         </w:rPr>
-        <w:t>Hoe tags gebruikt worden voor collision detectie.</w:t>
+        <w:t xml:space="preserve">Hoe tags gebruikt worden voor </w:t>
+      </w:r>
+      <w:proofErr w:type="spellStart"/>
+      <w:r>
+        <w:rPr>
+          <w:lang w:val="nl-NL"/>
+        </w:rPr>
+        <w:t>collision</w:t>
+      </w:r>
+      <w:proofErr w:type="spellEnd"/>
+      <w:r>
+        <w:rPr>
+          <w:lang w:val="nl-NL"/>
+        </w:rPr>
+        <w:t xml:space="preserve"> detectie.</w:t>
       </w:r>
     </w:p>
     <w:p>
@@ -737,7 +1579,17 @@
         </w:numPr>
       </w:pPr>
       <w:r>
-        <w:t>Hoe prefabs werken.</w:t>
+        <w:t xml:space="preserve">Hoe prefabs </w:t>
+      </w:r>
+      <w:proofErr w:type="spellStart"/>
+      <w:proofErr w:type="gramStart"/>
+      <w:r>
+        <w:t>werken</w:t>
+      </w:r>
+      <w:proofErr w:type="spellEnd"/>
+      <w:proofErr w:type="gramEnd"/>
+      <w:r>
+        <w:t>.</w:t>
       </w:r>
     </w:p>
     <w:p>
@@ -754,23 +1606,78 @@
         <w:rPr>
           <w:lang w:val="nl-NL"/>
         </w:rPr>
-        <w:t>Hoe scripts gekoppeld worden aan GameObjects.</w:t>
-      </w:r>
-    </w:p>
-    <w:p>
-      <w:pPr>
-        <w:rPr>
-          <w:b/>
-          <w:bCs/>
-        </w:rPr>
-      </w:pPr>
-      <w:r>
-        <w:rPr>
-          <w:b/>
-          <w:bCs/>
-        </w:rPr>
-        <w:t>Wat ik morgen wil doen</w:t>
-      </w:r>
+        <w:t xml:space="preserve">Hoe scripts gekoppeld worden aan </w:t>
+      </w:r>
+      <w:proofErr w:type="spellStart"/>
+      <w:r>
+        <w:rPr>
+          <w:lang w:val="nl-NL"/>
+        </w:rPr>
+        <w:t>GameObjects</w:t>
+      </w:r>
+      <w:proofErr w:type="spellEnd"/>
+      <w:r>
+        <w:rPr>
+          <w:lang w:val="nl-NL"/>
+        </w:rPr>
+        <w:t>.</w:t>
+      </w:r>
+    </w:p>
+    <w:p>
+      <w:pPr>
+        <w:rPr>
+          <w:b/>
+          <w:bCs/>
+        </w:rPr>
+      </w:pPr>
+      <w:r>
+        <w:rPr>
+          <w:b/>
+          <w:bCs/>
+        </w:rPr>
+        <w:t xml:space="preserve">Wat </w:t>
+      </w:r>
+      <w:proofErr w:type="spellStart"/>
+      <w:r>
+        <w:rPr>
+          <w:b/>
+          <w:bCs/>
+        </w:rPr>
+        <w:t>ik</w:t>
+      </w:r>
+      <w:proofErr w:type="spellEnd"/>
+      <w:r>
+        <w:rPr>
+          <w:b/>
+          <w:bCs/>
+        </w:rPr>
+        <w:t xml:space="preserve"> morgen </w:t>
+      </w:r>
+      <w:proofErr w:type="spellStart"/>
+      <w:r>
+        <w:rPr>
+          <w:b/>
+          <w:bCs/>
+        </w:rPr>
+        <w:t>wil</w:t>
+      </w:r>
+      <w:proofErr w:type="spellEnd"/>
+      <w:r>
+        <w:rPr>
+          <w:b/>
+          <w:bCs/>
+        </w:rPr>
+        <w:t xml:space="preserve"> </w:t>
+      </w:r>
+      <w:proofErr w:type="spellStart"/>
+      <w:r>
+        <w:rPr>
+          <w:b/>
+          <w:bCs/>
+        </w:rPr>
+        <w:t>doen</w:t>
+      </w:r>
+      <w:proofErr w:type="spellEnd"/>
     </w:p>
     <w:p>
       <w:pPr>
@@ -780,7 +1687,23 @@
         </w:numPr>
       </w:pPr>
       <w:r>
-        <w:t>Score systeem maken.</w:t>
+        <w:t xml:space="preserve">Score </w:t>
+      </w:r>
+      <w:proofErr w:type="spellStart"/>
+      <w:r>
+        <w:t>systeem</w:t>
+      </w:r>
+      <w:proofErr w:type="spellEnd"/>
+      <w:r>
+        <w:t xml:space="preserve"> </w:t>
+      </w:r>
+      <w:proofErr w:type="spellStart"/>
+      <w:r>
+        <w:t>maken</w:t>
+      </w:r>
+      <w:proofErr w:type="spellEnd"/>
+      <w:r>
+        <w:t>.</w:t>
       </w:r>
     </w:p>
     <w:p>
@@ -791,7 +1714,15 @@
         </w:numPr>
       </w:pPr>
       <w:r>
-        <w:t>Start menu toevoegen.</w:t>
+        <w:t xml:space="preserve">Start menu </w:t>
+      </w:r>
+      <w:proofErr w:type="spellStart"/>
+      <w:r>
+        <w:t>toevoegen</w:t>
+      </w:r>
+      <w:proofErr w:type="spellEnd"/>
+      <w:r>
+        <w:t>.</w:t>
       </w:r>
     </w:p>
     <w:p>
@@ -808,7 +1739,21 @@
         <w:rPr>
           <w:lang w:val="nl-NL"/>
         </w:rPr>
-        <w:t>Best Education logo en slogan toevoegen.</w:t>
+        <w:t xml:space="preserve">Best </w:t>
+      </w:r>
+      <w:proofErr w:type="spellStart"/>
+      <w:r>
+        <w:rPr>
+          <w:lang w:val="nl-NL"/>
+        </w:rPr>
+        <w:t>Education</w:t>
+      </w:r>
+      <w:proofErr w:type="spellEnd"/>
+      <w:r>
+        <w:rPr>
+          <w:lang w:val="nl-NL"/>
+        </w:rPr>
+        <w:t xml:space="preserve"> logo en slogan toevoegen.</w:t>
       </w:r>
     </w:p>
     <w:p>
@@ -840,12 +1785,14 @@
         <w:rPr>
           <w:b/>
           <w:bCs/>
-        </w:rPr>
-      </w:pPr>
-      <w:r>
-        <w:rPr>
-          <w:b/>
-          <w:bCs/>
+          <w:lang w:val="nl-NL"/>
+        </w:rPr>
+      </w:pPr>
+      <w:r>
+        <w:rPr>
+          <w:b/>
+          <w:bCs/>
+          <w:lang w:val="nl-NL"/>
         </w:rPr>
         <w:t>Dag 3</w:t>
       </w:r>
@@ -855,12 +1802,14 @@
         <w:rPr>
           <w:b/>
           <w:bCs/>
-        </w:rPr>
-      </w:pPr>
-      <w:r>
-        <w:rPr>
-          <w:b/>
-          <w:bCs/>
+          <w:lang w:val="nl-NL"/>
+        </w:rPr>
+      </w:pPr>
+      <w:r>
+        <w:rPr>
+          <w:b/>
+          <w:bCs/>
+          <w:lang w:val="nl-NL"/>
         </w:rPr>
         <w:t>Wat ik vandaag heb gedaan</w:t>
       </w:r>
@@ -871,8 +1820,14 @@
           <w:ilvl w:val="0"/>
           <w:numId w:val="10"/>
         </w:numPr>
-      </w:pPr>
-      <w:r>
+        <w:rPr>
+          <w:lang w:val="nl-NL"/>
+        </w:rPr>
+      </w:pPr>
+      <w:r>
+        <w:rPr>
+          <w:lang w:val="nl-NL"/>
+        </w:rPr>
         <w:t xml:space="preserve">Verder gewerkt aan de gameplay van de game. </w:t>
       </w:r>
     </w:p>
@@ -882,8 +1837,14 @@
           <w:ilvl w:val="0"/>
           <w:numId w:val="10"/>
         </w:numPr>
-      </w:pPr>
-      <w:r>
+        <w:rPr>
+          <w:lang w:val="nl-NL"/>
+        </w:rPr>
+      </w:pPr>
+      <w:r>
+        <w:rPr>
+          <w:lang w:val="nl-NL"/>
+        </w:rPr>
         <w:t xml:space="preserve">De tijdelijke blokjes en cirkels vervangen door echte game assets. </w:t>
       </w:r>
     </w:p>
@@ -893,8 +1854,14 @@
           <w:ilvl w:val="0"/>
           <w:numId w:val="10"/>
         </w:numPr>
-      </w:pPr>
-      <w:r>
+        <w:rPr>
+          <w:lang w:val="nl-NL"/>
+        </w:rPr>
+      </w:pPr>
+      <w:r>
+        <w:rPr>
+          <w:lang w:val="nl-NL"/>
+        </w:rPr>
         <w:t xml:space="preserve">Een ruimteschip asset toegevoegd als speler. </w:t>
       </w:r>
     </w:p>
@@ -904,9 +1871,23 @@
           <w:ilvl w:val="0"/>
           <w:numId w:val="10"/>
         </w:numPr>
-      </w:pPr>
-      <w:r>
-        <w:t xml:space="preserve">Asteroid assets toegevoegd als vijanden. </w:t>
+        <w:rPr>
+          <w:lang w:val="nl-NL"/>
+        </w:rPr>
+      </w:pPr>
+      <w:proofErr w:type="spellStart"/>
+      <w:r>
+        <w:rPr>
+          <w:lang w:val="nl-NL"/>
+        </w:rPr>
+        <w:t>Asteroid</w:t>
+      </w:r>
+      <w:proofErr w:type="spellEnd"/>
+      <w:r>
+        <w:rPr>
+          <w:lang w:val="nl-NL"/>
+        </w:rPr>
+        <w:t xml:space="preserve"> assets toegevoegd als vijanden. </w:t>
       </w:r>
     </w:p>
     <w:p>
@@ -915,8 +1896,14 @@
           <w:ilvl w:val="0"/>
           <w:numId w:val="10"/>
         </w:numPr>
-      </w:pPr>
-      <w:r>
+        <w:rPr>
+          <w:lang w:val="nl-NL"/>
+        </w:rPr>
+      </w:pPr>
+      <w:r>
+        <w:rPr>
+          <w:lang w:val="nl-NL"/>
+        </w:rPr>
         <w:t xml:space="preserve">De achtergrond van de game vervangen door een ruimteachtergrond. </w:t>
       </w:r>
     </w:p>
@@ -926,9 +1913,29 @@
           <w:ilvl w:val="0"/>
           <w:numId w:val="10"/>
         </w:numPr>
-      </w:pPr>
-      <w:r>
-        <w:t xml:space="preserve">De rendering volgorde aangepast zodat de speler zichtbaar blijft voor de achtergrond. </w:t>
+        <w:rPr>
+          <w:lang w:val="nl-NL"/>
+        </w:rPr>
+      </w:pPr>
+      <w:r>
+        <w:rPr>
+          <w:lang w:val="nl-NL"/>
+        </w:rPr>
+        <w:t xml:space="preserve">De </w:t>
+      </w:r>
+      <w:proofErr w:type="spellStart"/>
+      <w:r>
+        <w:rPr>
+          <w:lang w:val="nl-NL"/>
+        </w:rPr>
+        <w:t>rendering</w:t>
+      </w:r>
+      <w:proofErr w:type="spellEnd"/>
+      <w:r>
+        <w:rPr>
+          <w:lang w:val="nl-NL"/>
+        </w:rPr>
+        <w:t xml:space="preserve"> volgorde aangepast zodat de speler zichtbaar blijft voor de achtergrond. </w:t>
       </w:r>
     </w:p>
     <w:p>
@@ -937,9 +1944,43 @@
           <w:ilvl w:val="0"/>
           <w:numId w:val="10"/>
         </w:numPr>
-      </w:pPr>
-      <w:r>
-        <w:t xml:space="preserve">De collision tussen de speler en de asteroids verder getest. </w:t>
+        <w:rPr>
+          <w:lang w:val="nl-NL"/>
+        </w:rPr>
+      </w:pPr>
+      <w:r>
+        <w:rPr>
+          <w:lang w:val="nl-NL"/>
+        </w:rPr>
+        <w:t xml:space="preserve">De </w:t>
+      </w:r>
+      <w:proofErr w:type="spellStart"/>
+      <w:r>
+        <w:rPr>
+          <w:lang w:val="nl-NL"/>
+        </w:rPr>
+        <w:t>collision</w:t>
+      </w:r>
+      <w:proofErr w:type="spellEnd"/>
+      <w:r>
+        <w:rPr>
+          <w:lang w:val="nl-NL"/>
+        </w:rPr>
+        <w:t xml:space="preserve"> tussen de speler en de </w:t>
+      </w:r>
+      <w:proofErr w:type="spellStart"/>
+      <w:r>
+        <w:rPr>
+          <w:lang w:val="nl-NL"/>
+        </w:rPr>
+        <w:t>asteroids</w:t>
+      </w:r>
+      <w:proofErr w:type="spellEnd"/>
+      <w:r>
+        <w:rPr>
+          <w:lang w:val="nl-NL"/>
+        </w:rPr>
+        <w:t xml:space="preserve"> verder getest. </w:t>
       </w:r>
     </w:p>
     <w:p>
@@ -948,26 +1989,64 @@
           <w:ilvl w:val="0"/>
           <w:numId w:val="10"/>
         </w:numPr>
-      </w:pPr>
-      <w:r>
-        <w:t xml:space="preserve">De algemene uitstraling van de game verbeterd door het gebruik van echte graphics. </w:t>
-      </w:r>
-    </w:p>
-    <w:p>
-      <w:pPr>
-        <w:rPr>
-          <w:b/>
-          <w:bCs/>
-        </w:rPr>
-      </w:pPr>
+        <w:rPr>
+          <w:lang w:val="nl-NL"/>
+        </w:rPr>
+      </w:pPr>
+      <w:r>
+        <w:rPr>
+          <w:lang w:val="nl-NL"/>
+        </w:rPr>
+        <w:t xml:space="preserve">De algemene uitstraling van de game verbeterd door het gebruik van echte </w:t>
+      </w:r>
+      <w:proofErr w:type="spellStart"/>
+      <w:r>
+        <w:rPr>
+          <w:lang w:val="nl-NL"/>
+        </w:rPr>
+        <w:t>graphics</w:t>
+      </w:r>
+      <w:proofErr w:type="spellEnd"/>
+      <w:r>
+        <w:rPr>
+          <w:lang w:val="nl-NL"/>
+        </w:rPr>
+        <w:t xml:space="preserve">. </w:t>
+      </w:r>
+    </w:p>
+    <w:p>
+      <w:pPr>
+        <w:rPr>
+          <w:b/>
+          <w:bCs/>
+        </w:rPr>
+      </w:pPr>
+      <w:proofErr w:type="spellStart"/>
       <w:r>
         <w:rPr>
           <w:b/>
           <w:bCs/>
         </w:rPr>
         <w:lastRenderedPageBreak/>
-        <w:t>Problemen / uitdagingen</w:t>
-      </w:r>
+        <w:t>Problemen</w:t>
+      </w:r>
+      <w:proofErr w:type="spellEnd"/>
+      <w:r>
+        <w:rPr>
+          <w:b/>
+          <w:bCs/>
+        </w:rPr>
+        <w:t xml:space="preserve"> / </w:t>
+      </w:r>
+      <w:proofErr w:type="spellStart"/>
+      <w:r>
+        <w:rPr>
+          <w:b/>
+          <w:bCs/>
+        </w:rPr>
+        <w:t>uitdagingen</w:t>
+      </w:r>
+      <w:proofErr w:type="spellEnd"/>
     </w:p>
     <w:p>
       <w:pPr>
@@ -975,8 +2054,14 @@
           <w:ilvl w:val="0"/>
           <w:numId w:val="11"/>
         </w:numPr>
-      </w:pPr>
-      <w:r>
+        <w:rPr>
+          <w:lang w:val="nl-NL"/>
+        </w:rPr>
+      </w:pPr>
+      <w:r>
+        <w:rPr>
+          <w:lang w:val="nl-NL"/>
+        </w:rPr>
         <w:t xml:space="preserve">De speler werd in eerste instantie achter de achtergrond weergegeven. </w:t>
       </w:r>
     </w:p>
@@ -986,9 +2071,43 @@
           <w:ilvl w:val="0"/>
           <w:numId w:val="11"/>
         </w:numPr>
-      </w:pPr>
-      <w:r>
-        <w:t xml:space="preserve">Dit opgelost door de Order in Layer instellingen van de sprites aan te passen. </w:t>
+        <w:rPr>
+          <w:lang w:val="nl-NL"/>
+        </w:rPr>
+      </w:pPr>
+      <w:r>
+        <w:rPr>
+          <w:lang w:val="nl-NL"/>
+        </w:rPr>
+        <w:t xml:space="preserve">Dit opgelost door de Order in </w:t>
+      </w:r>
+      <w:proofErr w:type="spellStart"/>
+      <w:r>
+        <w:rPr>
+          <w:lang w:val="nl-NL"/>
+        </w:rPr>
+        <w:t>Layer</w:t>
+      </w:r>
+      <w:proofErr w:type="spellEnd"/>
+      <w:r>
+        <w:rPr>
+          <w:lang w:val="nl-NL"/>
+        </w:rPr>
+        <w:t xml:space="preserve"> instellingen van de </w:t>
+      </w:r>
+      <w:proofErr w:type="spellStart"/>
+      <w:r>
+        <w:rPr>
+          <w:lang w:val="nl-NL"/>
+        </w:rPr>
+        <w:t>sprites</w:t>
+      </w:r>
+      <w:proofErr w:type="spellEnd"/>
+      <w:r>
+        <w:rPr>
+          <w:lang w:val="nl-NL"/>
+        </w:rPr>
+        <w:t xml:space="preserve"> aan te passen. </w:t>
       </w:r>
     </w:p>
     <w:p>
@@ -997,8 +2116,14 @@
           <w:ilvl w:val="0"/>
           <w:numId w:val="11"/>
         </w:numPr>
-      </w:pPr>
-      <w:r>
+        <w:rPr>
+          <w:lang w:val="nl-NL"/>
+        </w:rPr>
+      </w:pPr>
+      <w:r>
+        <w:rPr>
+          <w:lang w:val="nl-NL"/>
+        </w:rPr>
         <w:t xml:space="preserve">Sommige assets hadden een verkeerde schaal en moesten worden aangepast. </w:t>
       </w:r>
     </w:p>
@@ -1014,8 +2139,49 @@
           <w:b/>
           <w:bCs/>
         </w:rPr>
-        <w:t>Wat ik heb geleerd</w:t>
-      </w:r>
+        <w:t xml:space="preserve">Wat </w:t>
+      </w:r>
+      <w:proofErr w:type="spellStart"/>
+      <w:r>
+        <w:rPr>
+          <w:b/>
+          <w:bCs/>
+        </w:rPr>
+        <w:t>ik</w:t>
+      </w:r>
+      <w:proofErr w:type="spellEnd"/>
+      <w:r>
+        <w:rPr>
+          <w:b/>
+          <w:bCs/>
+        </w:rPr>
+        <w:t xml:space="preserve"> </w:t>
+      </w:r>
+      <w:proofErr w:type="spellStart"/>
+      <w:r>
+        <w:rPr>
+          <w:b/>
+          <w:bCs/>
+        </w:rPr>
+        <w:t>heb</w:t>
+      </w:r>
+      <w:proofErr w:type="spellEnd"/>
+      <w:r>
+        <w:rPr>
+          <w:b/>
+          <w:bCs/>
+        </w:rPr>
+        <w:t xml:space="preserve"> </w:t>
+      </w:r>
+      <w:proofErr w:type="spellStart"/>
+      <w:r>
+        <w:rPr>
+          <w:b/>
+          <w:bCs/>
+        </w:rPr>
+        <w:t>geleerd</w:t>
+      </w:r>
+      <w:proofErr w:type="spellEnd"/>
     </w:p>
     <w:p>
       <w:pPr>
@@ -1025,7 +2191,15 @@
         </w:numPr>
       </w:pPr>
       <w:r>
-        <w:t xml:space="preserve">Hoe Sprite Renderers werken. </w:t>
+        <w:t xml:space="preserve">Hoe Sprite Renderers </w:t>
+      </w:r>
+      <w:proofErr w:type="spellStart"/>
+      <w:r>
+        <w:t>werken</w:t>
+      </w:r>
+      <w:proofErr w:type="spellEnd"/>
+      <w:r>
+        <w:t xml:space="preserve">. </w:t>
       </w:r>
     </w:p>
     <w:p>
@@ -1034,9 +2208,29 @@
           <w:ilvl w:val="0"/>
           <w:numId w:val="12"/>
         </w:numPr>
-      </w:pPr>
-      <w:r>
-        <w:t xml:space="preserve">Hoe Order in Layer gebruikt wordt om objecten voor of achter elkaar weer te geven. </w:t>
+        <w:rPr>
+          <w:lang w:val="nl-NL"/>
+        </w:rPr>
+      </w:pPr>
+      <w:r>
+        <w:rPr>
+          <w:lang w:val="nl-NL"/>
+        </w:rPr>
+        <w:t xml:space="preserve">Hoe Order in </w:t>
+      </w:r>
+      <w:proofErr w:type="spellStart"/>
+      <w:r>
+        <w:rPr>
+          <w:lang w:val="nl-NL"/>
+        </w:rPr>
+        <w:t>Layer</w:t>
+      </w:r>
+      <w:proofErr w:type="spellEnd"/>
+      <w:r>
+        <w:rPr>
+          <w:lang w:val="nl-NL"/>
+        </w:rPr>
+        <w:t xml:space="preserve"> gebruikt wordt om objecten voor of achter elkaar weer te geven. </w:t>
       </w:r>
     </w:p>
     <w:p>
@@ -1045,25 +2239,86 @@
           <w:ilvl w:val="0"/>
           <w:numId w:val="12"/>
         </w:numPr>
-      </w:pPr>
-      <w:r>
-        <w:t xml:space="preserve">Hoe assets geïmporteerd en toegepast worden in Unity. </w:t>
-      </w:r>
-    </w:p>
-    <w:p>
-      <w:pPr>
-        <w:rPr>
-          <w:b/>
-          <w:bCs/>
-        </w:rPr>
-      </w:pPr>
-      <w:r>
-        <w:rPr>
-          <w:b/>
-          <w:bCs/>
-        </w:rPr>
-        <w:t>Wat ik morgen wil doen</w:t>
-      </w:r>
+        <w:rPr>
+          <w:lang w:val="nl-NL"/>
+        </w:rPr>
+      </w:pPr>
+      <w:r>
+        <w:rPr>
+          <w:lang w:val="nl-NL"/>
+        </w:rPr>
+        <w:t xml:space="preserve">Hoe assets geïmporteerd en toegepast worden in </w:t>
+      </w:r>
+      <w:proofErr w:type="spellStart"/>
+      <w:r>
+        <w:rPr>
+          <w:lang w:val="nl-NL"/>
+        </w:rPr>
+        <w:t>Unity</w:t>
+      </w:r>
+      <w:proofErr w:type="spellEnd"/>
+      <w:r>
+        <w:rPr>
+          <w:lang w:val="nl-NL"/>
+        </w:rPr>
+        <w:t xml:space="preserve">. </w:t>
+      </w:r>
+    </w:p>
+    <w:p>
+      <w:pPr>
+        <w:rPr>
+          <w:b/>
+          <w:bCs/>
+        </w:rPr>
+      </w:pPr>
+      <w:r>
+        <w:rPr>
+          <w:b/>
+          <w:bCs/>
+        </w:rPr>
+        <w:t xml:space="preserve">Wat </w:t>
+      </w:r>
+      <w:proofErr w:type="spellStart"/>
+      <w:r>
+        <w:rPr>
+          <w:b/>
+          <w:bCs/>
+        </w:rPr>
+        <w:t>ik</w:t>
+      </w:r>
+      <w:proofErr w:type="spellEnd"/>
+      <w:r>
+        <w:rPr>
+          <w:b/>
+          <w:bCs/>
+        </w:rPr>
+        <w:t xml:space="preserve"> morgen </w:t>
+      </w:r>
+      <w:proofErr w:type="spellStart"/>
+      <w:r>
+        <w:rPr>
+          <w:b/>
+          <w:bCs/>
+        </w:rPr>
+        <w:t>wil</w:t>
+      </w:r>
+      <w:proofErr w:type="spellEnd"/>
+      <w:r>
+        <w:rPr>
+          <w:b/>
+          <w:bCs/>
+        </w:rPr>
+        <w:t xml:space="preserve"> </w:t>
+      </w:r>
+      <w:proofErr w:type="spellStart"/>
+      <w:r>
+        <w:rPr>
+          <w:b/>
+          <w:bCs/>
+        </w:rPr>
+        <w:t>doen</w:t>
+      </w:r>
+      <w:proofErr w:type="spellEnd"/>
     </w:p>
     <w:p>
       <w:pPr>
@@ -1073,7 +2328,23 @@
         </w:numPr>
       </w:pPr>
       <w:r>
-        <w:t xml:space="preserve">Een health systeem toevoegen. </w:t>
+        <w:t xml:space="preserve">Een health </w:t>
+      </w:r>
+      <w:proofErr w:type="spellStart"/>
+      <w:r>
+        <w:t>systeem</w:t>
+      </w:r>
+      <w:proofErr w:type="spellEnd"/>
+      <w:r>
+        <w:t xml:space="preserve"> </w:t>
+      </w:r>
+      <w:proofErr w:type="spellStart"/>
+      <w:r>
+        <w:t>toevoegen</w:t>
+      </w:r>
+      <w:proofErr w:type="spellEnd"/>
+      <w:r>
+        <w:t xml:space="preserve">. </w:t>
       </w:r>
     </w:p>
     <w:p>
@@ -1084,7 +2355,23 @@
         </w:numPr>
       </w:pPr>
       <w:r>
-        <w:t xml:space="preserve">Een score systeem toevoegen. </w:t>
+        <w:t xml:space="preserve">Een score </w:t>
+      </w:r>
+      <w:proofErr w:type="spellStart"/>
+      <w:r>
+        <w:t>systeem</w:t>
+      </w:r>
+      <w:proofErr w:type="spellEnd"/>
+      <w:r>
+        <w:t xml:space="preserve"> </w:t>
+      </w:r>
+      <w:proofErr w:type="spellStart"/>
+      <w:r>
+        <w:t>toevoegen</w:t>
+      </w:r>
+      <w:proofErr w:type="spellEnd"/>
+      <w:r>
+        <w:t xml:space="preserve">. </w:t>
       </w:r>
     </w:p>
     <w:p>
@@ -1093,15 +2380,21 @@
           <w:ilvl w:val="0"/>
           <w:numId w:val="13"/>
         </w:numPr>
-      </w:pPr>
-      <w:r>
+        <w:rPr>
+          <w:lang w:val="nl-NL"/>
+        </w:rPr>
+      </w:pPr>
+      <w:r>
+        <w:rPr>
+          <w:lang w:val="nl-NL"/>
+        </w:rPr>
         <w:t xml:space="preserve">De game verder testen en verbeteren. </w:t>
       </w:r>
     </w:p>
     <w:p>
       <w:r>
         <w:pict w14:anchorId="75E199A6">
-          <v:rect id="_x0000_i1031" style="width:0;height:1.5pt" o:hralign="center" o:hrstd="t" o:hr="t" fillcolor="#a0a0a0" stroked="f"/>
+          <v:rect id="_x0000_i1025" style="width:0;height:1.5pt" o:hralign="center" o:hrstd="t" o:hr="t" fillcolor="#a0a0a0" stroked="f"/>
         </w:pict>
       </w:r>
     </w:p>
@@ -1110,12 +2403,14 @@
         <w:rPr>
           <w:b/>
           <w:bCs/>
-        </w:rPr>
-      </w:pPr>
-      <w:r>
-        <w:rPr>
-          <w:b/>
-          <w:bCs/>
+          <w:lang w:val="nl-NL"/>
+        </w:rPr>
+      </w:pPr>
+      <w:r>
+        <w:rPr>
+          <w:b/>
+          <w:bCs/>
+          <w:lang w:val="nl-NL"/>
         </w:rPr>
         <w:t>Dag 4</w:t>
       </w:r>
@@ -1125,12 +2420,14 @@
         <w:rPr>
           <w:b/>
           <w:bCs/>
-        </w:rPr>
-      </w:pPr>
-      <w:r>
-        <w:rPr>
-          <w:b/>
-          <w:bCs/>
+          <w:lang w:val="nl-NL"/>
+        </w:rPr>
+      </w:pPr>
+      <w:r>
+        <w:rPr>
+          <w:b/>
+          <w:bCs/>
+          <w:lang w:val="nl-NL"/>
         </w:rPr>
         <w:t>Wat ik vandaag heb gedaan</w:t>
       </w:r>
@@ -1141,8 +2438,14 @@
           <w:ilvl w:val="0"/>
           <w:numId w:val="14"/>
         </w:numPr>
-      </w:pPr>
-      <w:r>
+        <w:rPr>
+          <w:lang w:val="nl-NL"/>
+        </w:rPr>
+      </w:pPr>
+      <w:r>
+        <w:rPr>
+          <w:lang w:val="nl-NL"/>
+        </w:rPr>
         <w:t xml:space="preserve">Een health systeem toegevoegd aan de speler. </w:t>
       </w:r>
     </w:p>
@@ -1152,9 +2455,29 @@
           <w:ilvl w:val="0"/>
           <w:numId w:val="14"/>
         </w:numPr>
-      </w:pPr>
-      <w:r>
-        <w:t xml:space="preserve">Elke botsing met een asteroid vermindert de health van de speler met 10 punten. </w:t>
+        <w:rPr>
+          <w:lang w:val="nl-NL"/>
+        </w:rPr>
+      </w:pPr>
+      <w:r>
+        <w:rPr>
+          <w:lang w:val="nl-NL"/>
+        </w:rPr>
+        <w:t xml:space="preserve">Elke botsing met een </w:t>
+      </w:r>
+      <w:proofErr w:type="spellStart"/>
+      <w:r>
+        <w:rPr>
+          <w:lang w:val="nl-NL"/>
+        </w:rPr>
+        <w:t>asteroid</w:t>
+      </w:r>
+      <w:proofErr w:type="spellEnd"/>
+      <w:r>
+        <w:rPr>
+          <w:lang w:val="nl-NL"/>
+        </w:rPr>
+        <w:t xml:space="preserve"> vermindert de health van de speler met 10 punten. </w:t>
       </w:r>
     </w:p>
     <w:p>
@@ -1163,8 +2486,14 @@
           <w:ilvl w:val="0"/>
           <w:numId w:val="14"/>
         </w:numPr>
-      </w:pPr>
-      <w:r>
+        <w:rPr>
+          <w:lang w:val="nl-NL"/>
+        </w:rPr>
+      </w:pPr>
+      <w:r>
+        <w:rPr>
+          <w:lang w:val="nl-NL"/>
+        </w:rPr>
         <w:t xml:space="preserve">Een score systeem toegevoegd zodat de speler punten kan verdienen tijdens het spelen. </w:t>
       </w:r>
     </w:p>
@@ -1174,9 +2503,23 @@
           <w:ilvl w:val="0"/>
           <w:numId w:val="14"/>
         </w:numPr>
-      </w:pPr>
-      <w:r>
-        <w:t xml:space="preserve">Het game over systeem aangepast zodat de game automatisch opnieuw start wanneer de health van de speler 0 bereikt. </w:t>
+        <w:rPr>
+          <w:lang w:val="nl-NL"/>
+        </w:rPr>
+      </w:pPr>
+      <w:proofErr w:type="gramStart"/>
+      <w:r>
+        <w:rPr>
+          <w:lang w:val="nl-NL"/>
+        </w:rPr>
+        <w:t>Het game</w:t>
+      </w:r>
+      <w:proofErr w:type="gramEnd"/>
+      <w:r>
+        <w:rPr>
+          <w:lang w:val="nl-NL"/>
+        </w:rPr>
+        <w:t xml:space="preserve"> over systeem aangepast zodat de game automatisch opnieuw start wanneer de health van de speler 0 bereikt. </w:t>
       </w:r>
     </w:p>
     <w:p>
@@ -1185,8 +2528,14 @@
           <w:ilvl w:val="0"/>
           <w:numId w:val="14"/>
         </w:numPr>
-      </w:pPr>
-      <w:r>
+        <w:rPr>
+          <w:lang w:val="nl-NL"/>
+        </w:rPr>
+      </w:pPr>
+      <w:r>
+        <w:rPr>
+          <w:lang w:val="nl-NL"/>
+        </w:rPr>
         <w:t xml:space="preserve">De nieuwe systemen uitgebreid getest om te controleren of ze correct werken. </w:t>
       </w:r>
     </w:p>
@@ -1196,8 +2545,14 @@
           <w:ilvl w:val="0"/>
           <w:numId w:val="14"/>
         </w:numPr>
-      </w:pPr>
-      <w:r>
+        <w:rPr>
+          <w:lang w:val="nl-NL"/>
+        </w:rPr>
+      </w:pPr>
+      <w:r>
+        <w:rPr>
+          <w:lang w:val="nl-NL"/>
+        </w:rPr>
         <w:t xml:space="preserve">Verschillende bugs opgelost die tijdens het testen naar voren kwamen. </w:t>
       </w:r>
     </w:p>
@@ -1208,13 +2563,31 @@
           <w:bCs/>
         </w:rPr>
       </w:pPr>
-      <w:r>
-        <w:rPr>
-          <w:b/>
-          <w:bCs/>
-        </w:rPr>
-        <w:t>Problemen / uitdagingen</w:t>
-      </w:r>
+      <w:proofErr w:type="spellStart"/>
+      <w:r>
+        <w:rPr>
+          <w:b/>
+          <w:bCs/>
+        </w:rPr>
+        <w:t>Problemen</w:t>
+      </w:r>
+      <w:proofErr w:type="spellEnd"/>
+      <w:r>
+        <w:rPr>
+          <w:b/>
+          <w:bCs/>
+        </w:rPr>
+        <w:t xml:space="preserve"> / </w:t>
+      </w:r>
+      <w:proofErr w:type="spellStart"/>
+      <w:r>
+        <w:rPr>
+          <w:b/>
+          <w:bCs/>
+        </w:rPr>
+        <w:t>uitdagingen</w:t>
+      </w:r>
+      <w:proofErr w:type="spellEnd"/>
     </w:p>
     <w:p>
       <w:pPr>
@@ -1222,8 +2595,14 @@
           <w:ilvl w:val="0"/>
           <w:numId w:val="15"/>
         </w:numPr>
-      </w:pPr>
-      <w:r>
+        <w:rPr>
+          <w:lang w:val="nl-NL"/>
+        </w:rPr>
+      </w:pPr>
+      <w:r>
+        <w:rPr>
+          <w:lang w:val="nl-NL"/>
+        </w:rPr>
         <w:t xml:space="preserve">Het correct bijhouden van de health tijdens meerdere botsingen. </w:t>
       </w:r>
     </w:p>
@@ -1233,8 +2612,14 @@
           <w:ilvl w:val="0"/>
           <w:numId w:val="15"/>
         </w:numPr>
-      </w:pPr>
-      <w:r>
+        <w:rPr>
+          <w:lang w:val="nl-NL"/>
+        </w:rPr>
+      </w:pPr>
+      <w:r>
+        <w:rPr>
+          <w:lang w:val="nl-NL"/>
+        </w:rPr>
         <w:t xml:space="preserve">Het combineren van het health systeem met het bestaande game over systeem. </w:t>
       </w:r>
     </w:p>
@@ -1244,8 +2629,14 @@
           <w:ilvl w:val="0"/>
           <w:numId w:val="15"/>
         </w:numPr>
-      </w:pPr>
-      <w:r>
+        <w:rPr>
+          <w:lang w:val="nl-NL"/>
+        </w:rPr>
+      </w:pPr>
+      <w:r>
+        <w:rPr>
+          <w:lang w:val="nl-NL"/>
+        </w:rPr>
         <w:t xml:space="preserve">Testen of de score correct bleef oplopen tijdens het spelen. </w:t>
       </w:r>
     </w:p>
@@ -1262,8 +2653,49 @@
           <w:bCs/>
         </w:rPr>
         <w:lastRenderedPageBreak/>
-        <w:t>Wat ik heb geleerd</w:t>
-      </w:r>
+        <w:t xml:space="preserve">Wat </w:t>
+      </w:r>
+      <w:proofErr w:type="spellStart"/>
+      <w:r>
+        <w:rPr>
+          <w:b/>
+          <w:bCs/>
+        </w:rPr>
+        <w:t>ik</w:t>
+      </w:r>
+      <w:proofErr w:type="spellEnd"/>
+      <w:r>
+        <w:rPr>
+          <w:b/>
+          <w:bCs/>
+        </w:rPr>
+        <w:t xml:space="preserve"> </w:t>
+      </w:r>
+      <w:proofErr w:type="spellStart"/>
+      <w:r>
+        <w:rPr>
+          <w:b/>
+          <w:bCs/>
+        </w:rPr>
+        <w:t>heb</w:t>
+      </w:r>
+      <w:proofErr w:type="spellEnd"/>
+      <w:r>
+        <w:rPr>
+          <w:b/>
+          <w:bCs/>
+        </w:rPr>
+        <w:t xml:space="preserve"> </w:t>
+      </w:r>
+      <w:proofErr w:type="spellStart"/>
+      <w:r>
+        <w:rPr>
+          <w:b/>
+          <w:bCs/>
+        </w:rPr>
+        <w:t>geleerd</w:t>
+      </w:r>
+      <w:proofErr w:type="spellEnd"/>
     </w:p>
     <w:p>
       <w:pPr>
@@ -1271,9 +2703,29 @@
           <w:ilvl w:val="0"/>
           <w:numId w:val="16"/>
         </w:numPr>
-      </w:pPr>
-      <w:r>
-        <w:t xml:space="preserve">Hoe variabelen gebruikt worden om spelergegevens zoals health en score op te slaan. </w:t>
+        <w:rPr>
+          <w:lang w:val="nl-NL"/>
+        </w:rPr>
+      </w:pPr>
+      <w:r>
+        <w:rPr>
+          <w:lang w:val="nl-NL"/>
+        </w:rPr>
+        <w:t xml:space="preserve">Hoe variabelen gebruikt worden om </w:t>
+      </w:r>
+      <w:proofErr w:type="spellStart"/>
+      <w:r>
+        <w:rPr>
+          <w:lang w:val="nl-NL"/>
+        </w:rPr>
+        <w:t>spelergegevens</w:t>
+      </w:r>
+      <w:proofErr w:type="spellEnd"/>
+      <w:r>
+        <w:rPr>
+          <w:lang w:val="nl-NL"/>
+        </w:rPr>
+        <w:t xml:space="preserve"> zoals health en score op te slaan. </w:t>
       </w:r>
     </w:p>
     <w:p>
@@ -1282,8 +2734,14 @@
           <w:ilvl w:val="0"/>
           <w:numId w:val="16"/>
         </w:numPr>
-      </w:pPr>
-      <w:r>
+        <w:rPr>
+          <w:lang w:val="nl-NL"/>
+        </w:rPr>
+      </w:pPr>
+      <w:r>
+        <w:rPr>
+          <w:lang w:val="nl-NL"/>
+        </w:rPr>
         <w:t xml:space="preserve">Hoe verschillende scripts met elkaar samenwerken. </w:t>
       </w:r>
     </w:p>
@@ -1293,8 +2751,14 @@
           <w:ilvl w:val="0"/>
           <w:numId w:val="16"/>
         </w:numPr>
-      </w:pPr>
-      <w:r>
+        <w:rPr>
+          <w:lang w:val="nl-NL"/>
+        </w:rPr>
+      </w:pPr>
+      <w:r>
+        <w:rPr>
+          <w:lang w:val="nl-NL"/>
+        </w:rPr>
         <w:t xml:space="preserve">Hoe gameplay logica kan worden uitgebreid zonder bestaande functionaliteit te breken. </w:t>
       </w:r>
     </w:p>
@@ -1310,8 +2774,49 @@
           <w:b/>
           <w:bCs/>
         </w:rPr>
-        <w:t>Wat ik morgen wil doen</w:t>
-      </w:r>
+        <w:t xml:space="preserve">Wat </w:t>
+      </w:r>
+      <w:proofErr w:type="spellStart"/>
+      <w:r>
+        <w:rPr>
+          <w:b/>
+          <w:bCs/>
+        </w:rPr>
+        <w:t>ik</w:t>
+      </w:r>
+      <w:proofErr w:type="spellEnd"/>
+      <w:r>
+        <w:rPr>
+          <w:b/>
+          <w:bCs/>
+        </w:rPr>
+        <w:t xml:space="preserve"> morgen </w:t>
+      </w:r>
+      <w:proofErr w:type="spellStart"/>
+      <w:r>
+        <w:rPr>
+          <w:b/>
+          <w:bCs/>
+        </w:rPr>
+        <w:t>wil</w:t>
+      </w:r>
+      <w:proofErr w:type="spellEnd"/>
+      <w:r>
+        <w:rPr>
+          <w:b/>
+          <w:bCs/>
+        </w:rPr>
+        <w:t xml:space="preserve"> </w:t>
+      </w:r>
+      <w:proofErr w:type="spellStart"/>
+      <w:r>
+        <w:rPr>
+          <w:b/>
+          <w:bCs/>
+        </w:rPr>
+        <w:t>doen</w:t>
+      </w:r>
+      <w:proofErr w:type="spellEnd"/>
     </w:p>
     <w:p>
       <w:pPr>
@@ -1321,7 +2826,23 @@
         </w:numPr>
       </w:pPr>
       <w:r>
-        <w:t xml:space="preserve">Een startmenu maken. </w:t>
+        <w:t xml:space="preserve">Een </w:t>
+      </w:r>
+      <w:proofErr w:type="spellStart"/>
+      <w:r>
+        <w:t>startmenu</w:t>
+      </w:r>
+      <w:proofErr w:type="spellEnd"/>
+      <w:r>
+        <w:t xml:space="preserve"> </w:t>
+      </w:r>
+      <w:proofErr w:type="spellStart"/>
+      <w:r>
+        <w:t>maken</w:t>
+      </w:r>
+      <w:proofErr w:type="spellEnd"/>
+      <w:r>
+        <w:t xml:space="preserve">. </w:t>
       </w:r>
     </w:p>
     <w:p>
@@ -1332,7 +2853,31 @@
         </w:numPr>
       </w:pPr>
       <w:r>
-        <w:t xml:space="preserve">Een highscore systeem toevoegen. </w:t>
+        <w:t xml:space="preserve">Een </w:t>
+      </w:r>
+      <w:proofErr w:type="spellStart"/>
+      <w:r>
+        <w:t>highscore</w:t>
+      </w:r>
+      <w:proofErr w:type="spellEnd"/>
+      <w:r>
+        <w:t xml:space="preserve"> </w:t>
+      </w:r>
+      <w:proofErr w:type="spellStart"/>
+      <w:r>
+        <w:t>systeem</w:t>
+      </w:r>
+      <w:proofErr w:type="spellEnd"/>
+      <w:r>
+        <w:t xml:space="preserve"> </w:t>
+      </w:r>
+      <w:proofErr w:type="spellStart"/>
+      <w:r>
+        <w:t>toevoegen</w:t>
+      </w:r>
+      <w:proofErr w:type="spellEnd"/>
+      <w:r>
+        <w:t xml:space="preserve">. </w:t>
       </w:r>
     </w:p>
     <w:p>
@@ -1341,9 +2886,29 @@
           <w:ilvl w:val="0"/>
           <w:numId w:val="17"/>
         </w:numPr>
-      </w:pPr>
-      <w:r>
-        <w:t xml:space="preserve">Het Best Education logo en de slogan verwerken in de game. </w:t>
+        <w:rPr>
+          <w:lang w:val="nl-NL"/>
+        </w:rPr>
+      </w:pPr>
+      <w:r>
+        <w:rPr>
+          <w:lang w:val="nl-NL"/>
+        </w:rPr>
+        <w:t xml:space="preserve">Het Best </w:t>
+      </w:r>
+      <w:proofErr w:type="spellStart"/>
+      <w:r>
+        <w:rPr>
+          <w:lang w:val="nl-NL"/>
+        </w:rPr>
+        <w:t>Education</w:t>
+      </w:r>
+      <w:proofErr w:type="spellEnd"/>
+      <w:r>
+        <w:rPr>
+          <w:lang w:val="nl-NL"/>
+        </w:rPr>
+        <w:t xml:space="preserve"> logo en de slogan verwerken in de game. </w:t>
       </w:r>
     </w:p>
     <w:p>
@@ -1352,8 +2917,14 @@
           <w:ilvl w:val="0"/>
           <w:numId w:val="17"/>
         </w:numPr>
-      </w:pPr>
-      <w:r>
+        <w:rPr>
+          <w:lang w:val="nl-NL"/>
+        </w:rPr>
+      </w:pPr>
+      <w:r>
+        <w:rPr>
+          <w:lang w:val="nl-NL"/>
+        </w:rPr>
         <w:t>De game verder afwerken voor de eindtest.</w:t>
       </w:r>
     </w:p>
@@ -1363,6 +2934,1378 @@
           <w:lang w:val="nl-NL"/>
         </w:rPr>
       </w:pPr>
+    </w:p>
+    <w:p>
+      <w:pPr>
+        <w:rPr>
+          <w:lang w:val="nl-NL"/>
+        </w:rPr>
+      </w:pPr>
+    </w:p>
+    <w:p>
+      <w:pPr>
+        <w:rPr>
+          <w:b/>
+          <w:bCs/>
+          <w:lang w:val="nl-NL"/>
+        </w:rPr>
+      </w:pPr>
+      <w:r>
+        <w:rPr>
+          <w:b/>
+          <w:bCs/>
+          <w:lang w:val="nl-NL"/>
+        </w:rPr>
+        <w:t>Dag 5</w:t>
+      </w:r>
+    </w:p>
+    <w:p>
+      <w:pPr>
+        <w:rPr>
+          <w:b/>
+          <w:bCs/>
+          <w:lang w:val="nl-NL"/>
+        </w:rPr>
+      </w:pPr>
+      <w:r>
+        <w:rPr>
+          <w:b/>
+          <w:bCs/>
+          <w:lang w:val="nl-NL"/>
+        </w:rPr>
+        <w:t>Wat ik vandaag heb gedaan</w:t>
+      </w:r>
+    </w:p>
+    <w:p>
+      <w:pPr>
+        <w:numPr>
+          <w:ilvl w:val="0"/>
+          <w:numId w:val="18"/>
+        </w:numPr>
+        <w:rPr>
+          <w:lang w:val="nl-NL"/>
+        </w:rPr>
+      </w:pPr>
+      <w:r>
+        <w:rPr>
+          <w:lang w:val="nl-NL"/>
+        </w:rPr>
+        <w:t>Verder gewerkt aan de afwerking van de game.</w:t>
+      </w:r>
+    </w:p>
+    <w:p>
+      <w:pPr>
+        <w:numPr>
+          <w:ilvl w:val="0"/>
+          <w:numId w:val="18"/>
+        </w:numPr>
+        <w:rPr>
+          <w:lang w:val="nl-NL"/>
+        </w:rPr>
+      </w:pPr>
+      <w:r>
+        <w:rPr>
+          <w:lang w:val="nl-NL"/>
+        </w:rPr>
+        <w:t xml:space="preserve">Een </w:t>
+      </w:r>
+      <w:proofErr w:type="spellStart"/>
+      <w:r>
+        <w:rPr>
+          <w:lang w:val="nl-NL"/>
+        </w:rPr>
+        <w:t>Main</w:t>
+      </w:r>
+      <w:proofErr w:type="spellEnd"/>
+      <w:r>
+        <w:rPr>
+          <w:lang w:val="nl-NL"/>
+        </w:rPr>
+        <w:t xml:space="preserve"> Menu scene aangemaakt.</w:t>
+      </w:r>
+    </w:p>
+    <w:p>
+      <w:pPr>
+        <w:numPr>
+          <w:ilvl w:val="0"/>
+          <w:numId w:val="18"/>
+        </w:numPr>
+        <w:rPr>
+          <w:lang w:val="nl-NL"/>
+        </w:rPr>
+      </w:pPr>
+      <w:r>
+        <w:rPr>
+          <w:lang w:val="nl-NL"/>
+        </w:rPr>
+        <w:t>Een startscherm gemaakt met de titel van de game.</w:t>
+      </w:r>
+    </w:p>
+    <w:p>
+      <w:pPr>
+        <w:numPr>
+          <w:ilvl w:val="0"/>
+          <w:numId w:val="18"/>
+        </w:numPr>
+        <w:rPr>
+          <w:lang w:val="nl-NL"/>
+        </w:rPr>
+      </w:pPr>
+      <w:r>
+        <w:rPr>
+          <w:lang w:val="nl-NL"/>
+        </w:rPr>
+        <w:t>Een Start Game knop toegevoegd waarmee de speler naar de game scene kan gaan.</w:t>
+      </w:r>
+    </w:p>
+    <w:p>
+      <w:pPr>
+        <w:numPr>
+          <w:ilvl w:val="0"/>
+          <w:numId w:val="18"/>
+        </w:numPr>
+        <w:rPr>
+          <w:lang w:val="nl-NL"/>
+        </w:rPr>
+      </w:pPr>
+      <w:r>
+        <w:rPr>
+          <w:lang w:val="nl-NL"/>
+        </w:rPr>
+        <w:t xml:space="preserve">Een highscore systeem toegevoegd met behulp van </w:t>
+      </w:r>
+      <w:proofErr w:type="spellStart"/>
+      <w:r>
+        <w:rPr>
+          <w:lang w:val="nl-NL"/>
+        </w:rPr>
+        <w:t>PlayerPrefs</w:t>
+      </w:r>
+      <w:proofErr w:type="spellEnd"/>
+      <w:r>
+        <w:rPr>
+          <w:lang w:val="nl-NL"/>
+        </w:rPr>
+        <w:t>.</w:t>
+      </w:r>
+    </w:p>
+    <w:p>
+      <w:pPr>
+        <w:numPr>
+          <w:ilvl w:val="0"/>
+          <w:numId w:val="18"/>
+        </w:numPr>
+        <w:rPr>
+          <w:lang w:val="nl-NL"/>
+        </w:rPr>
+      </w:pPr>
+      <w:r>
+        <w:rPr>
+          <w:lang w:val="nl-NL"/>
+        </w:rPr>
+        <w:t>De highscore gekoppeld aan het hoofdmenu zodat deze zichtbaar wordt voor de speler.</w:t>
+      </w:r>
+    </w:p>
+    <w:p>
+      <w:pPr>
+        <w:numPr>
+          <w:ilvl w:val="0"/>
+          <w:numId w:val="18"/>
+        </w:numPr>
+        <w:rPr>
+          <w:lang w:val="nl-NL"/>
+        </w:rPr>
+      </w:pPr>
+      <w:r>
+        <w:rPr>
+          <w:lang w:val="nl-NL"/>
+        </w:rPr>
+        <w:t xml:space="preserve">Het Best </w:t>
+      </w:r>
+      <w:proofErr w:type="spellStart"/>
+      <w:r>
+        <w:rPr>
+          <w:lang w:val="nl-NL"/>
+        </w:rPr>
+        <w:t>Education</w:t>
+      </w:r>
+      <w:proofErr w:type="spellEnd"/>
+      <w:r>
+        <w:rPr>
+          <w:lang w:val="nl-NL"/>
+        </w:rPr>
+        <w:t xml:space="preserve"> logo toegevoegd aan de game.</w:t>
+      </w:r>
+    </w:p>
+    <w:p>
+      <w:pPr>
+        <w:numPr>
+          <w:ilvl w:val="0"/>
+          <w:numId w:val="18"/>
+        </w:numPr>
+        <w:rPr>
+          <w:lang w:val="nl-NL"/>
+        </w:rPr>
+      </w:pPr>
+      <w:r>
+        <w:rPr>
+          <w:lang w:val="nl-NL"/>
+        </w:rPr>
+        <w:t>De slogan "Wij lanceren je de toekomst in!" toegevoegd aan het hoofdmenu.</w:t>
+      </w:r>
+    </w:p>
+    <w:p>
+      <w:pPr>
+        <w:numPr>
+          <w:ilvl w:val="0"/>
+          <w:numId w:val="18"/>
+        </w:numPr>
+        <w:rPr>
+          <w:lang w:val="nl-NL"/>
+        </w:rPr>
+      </w:pPr>
+      <w:r>
+        <w:rPr>
+          <w:lang w:val="nl-NL"/>
+        </w:rPr>
+        <w:t>Verschillende bugs opgelost die ontstonden tijdens het maken van het menu systeem.</w:t>
+      </w:r>
+    </w:p>
+    <w:p>
+      <w:pPr>
+        <w:rPr>
+          <w:b/>
+          <w:bCs/>
+        </w:rPr>
+      </w:pPr>
+      <w:proofErr w:type="spellStart"/>
+      <w:r>
+        <w:rPr>
+          <w:b/>
+          <w:bCs/>
+        </w:rPr>
+        <w:t>Problemen</w:t>
+      </w:r>
+      <w:proofErr w:type="spellEnd"/>
+      <w:r>
+        <w:rPr>
+          <w:b/>
+          <w:bCs/>
+        </w:rPr>
+        <w:t xml:space="preserve"> / </w:t>
+      </w:r>
+      <w:proofErr w:type="spellStart"/>
+      <w:r>
+        <w:rPr>
+          <w:b/>
+          <w:bCs/>
+        </w:rPr>
+        <w:t>uitdagingen</w:t>
+      </w:r>
+      <w:proofErr w:type="spellEnd"/>
+    </w:p>
+    <w:p>
+      <w:pPr>
+        <w:numPr>
+          <w:ilvl w:val="0"/>
+          <w:numId w:val="19"/>
+        </w:numPr>
+        <w:rPr>
+          <w:lang w:val="nl-NL"/>
+        </w:rPr>
+      </w:pPr>
+      <w:r>
+        <w:rPr>
+          <w:lang w:val="nl-NL"/>
+        </w:rPr>
+        <w:t>Problemen gehad met het laden van de juiste scene vanuit het hoofdmenu.</w:t>
+      </w:r>
+    </w:p>
+    <w:p>
+      <w:pPr>
+        <w:numPr>
+          <w:ilvl w:val="0"/>
+          <w:numId w:val="19"/>
+        </w:numPr>
+        <w:rPr>
+          <w:lang w:val="nl-NL"/>
+        </w:rPr>
+      </w:pPr>
+      <w:r>
+        <w:rPr>
+          <w:lang w:val="nl-NL"/>
+        </w:rPr>
+        <w:t xml:space="preserve">Per ongeluk waren meerdere scenes tegelijkertijd geladen in </w:t>
+      </w:r>
+      <w:proofErr w:type="spellStart"/>
+      <w:r>
+        <w:rPr>
+          <w:lang w:val="nl-NL"/>
+        </w:rPr>
+        <w:t>Unity</w:t>
+      </w:r>
+      <w:proofErr w:type="spellEnd"/>
+      <w:r>
+        <w:rPr>
+          <w:lang w:val="nl-NL"/>
+        </w:rPr>
+        <w:t>.</w:t>
+      </w:r>
+    </w:p>
+    <w:p>
+      <w:pPr>
+        <w:numPr>
+          <w:ilvl w:val="0"/>
+          <w:numId w:val="19"/>
+        </w:numPr>
+        <w:rPr>
+          <w:lang w:val="nl-NL"/>
+        </w:rPr>
+      </w:pPr>
+      <w:r>
+        <w:rPr>
+          <w:lang w:val="nl-NL"/>
+        </w:rPr>
+        <w:t xml:space="preserve">Fouten opgelost met </w:t>
+      </w:r>
+      <w:proofErr w:type="spellStart"/>
+      <w:r>
+        <w:rPr>
+          <w:lang w:val="nl-NL"/>
+        </w:rPr>
+        <w:t>SceneManager</w:t>
+      </w:r>
+      <w:proofErr w:type="spellEnd"/>
+      <w:r>
+        <w:rPr>
+          <w:lang w:val="nl-NL"/>
+        </w:rPr>
+        <w:t xml:space="preserve"> en </w:t>
+      </w:r>
+      <w:proofErr w:type="spellStart"/>
+      <w:r>
+        <w:rPr>
+          <w:lang w:val="nl-NL"/>
+        </w:rPr>
+        <w:t>Build</w:t>
+      </w:r>
+      <w:proofErr w:type="spellEnd"/>
+      <w:r>
+        <w:rPr>
+          <w:lang w:val="nl-NL"/>
+        </w:rPr>
+        <w:t xml:space="preserve"> </w:t>
+      </w:r>
+      <w:proofErr w:type="spellStart"/>
+      <w:r>
+        <w:rPr>
+          <w:lang w:val="nl-NL"/>
+        </w:rPr>
+        <w:t>Profiles</w:t>
+      </w:r>
+      <w:proofErr w:type="spellEnd"/>
+      <w:r>
+        <w:rPr>
+          <w:lang w:val="nl-NL"/>
+        </w:rPr>
+        <w:t>.</w:t>
+      </w:r>
+    </w:p>
+    <w:p>
+      <w:pPr>
+        <w:numPr>
+          <w:ilvl w:val="0"/>
+          <w:numId w:val="19"/>
+        </w:numPr>
+        <w:rPr>
+          <w:lang w:val="nl-NL"/>
+        </w:rPr>
+      </w:pPr>
+      <w:r>
+        <w:rPr>
+          <w:lang w:val="nl-NL"/>
+        </w:rPr>
+        <w:lastRenderedPageBreak/>
+        <w:t xml:space="preserve">Problemen gehad met het koppelen van de knop aan de </w:t>
+      </w:r>
+      <w:proofErr w:type="spellStart"/>
+      <w:r>
+        <w:rPr>
+          <w:lang w:val="nl-NL"/>
+        </w:rPr>
+        <w:t>StartGame</w:t>
+      </w:r>
+      <w:proofErr w:type="spellEnd"/>
+      <w:r>
+        <w:rPr>
+          <w:lang w:val="nl-NL"/>
+        </w:rPr>
+        <w:t xml:space="preserve"> functie.</w:t>
+      </w:r>
+    </w:p>
+    <w:p>
+      <w:pPr>
+        <w:rPr>
+          <w:b/>
+          <w:bCs/>
+        </w:rPr>
+      </w:pPr>
+      <w:r>
+        <w:rPr>
+          <w:b/>
+          <w:bCs/>
+        </w:rPr>
+        <w:t xml:space="preserve">Wat </w:t>
+      </w:r>
+      <w:proofErr w:type="spellStart"/>
+      <w:r>
+        <w:rPr>
+          <w:b/>
+          <w:bCs/>
+        </w:rPr>
+        <w:t>ik</w:t>
+      </w:r>
+      <w:proofErr w:type="spellEnd"/>
+      <w:r>
+        <w:rPr>
+          <w:b/>
+          <w:bCs/>
+        </w:rPr>
+        <w:t xml:space="preserve"> </w:t>
+      </w:r>
+      <w:proofErr w:type="spellStart"/>
+      <w:r>
+        <w:rPr>
+          <w:b/>
+          <w:bCs/>
+        </w:rPr>
+        <w:t>heb</w:t>
+      </w:r>
+      <w:proofErr w:type="spellEnd"/>
+      <w:r>
+        <w:rPr>
+          <w:b/>
+          <w:bCs/>
+        </w:rPr>
+        <w:t xml:space="preserve"> </w:t>
+      </w:r>
+      <w:proofErr w:type="spellStart"/>
+      <w:r>
+        <w:rPr>
+          <w:b/>
+          <w:bCs/>
+        </w:rPr>
+        <w:t>geleerd</w:t>
+      </w:r>
+      <w:proofErr w:type="spellEnd"/>
+    </w:p>
+    <w:p>
+      <w:pPr>
+        <w:numPr>
+          <w:ilvl w:val="0"/>
+          <w:numId w:val="20"/>
+        </w:numPr>
+        <w:rPr>
+          <w:lang w:val="nl-NL"/>
+        </w:rPr>
+      </w:pPr>
+      <w:r>
+        <w:rPr>
+          <w:lang w:val="nl-NL"/>
+        </w:rPr>
+        <w:t xml:space="preserve">Hoe Scene Management werkt in </w:t>
+      </w:r>
+      <w:proofErr w:type="spellStart"/>
+      <w:r>
+        <w:rPr>
+          <w:lang w:val="nl-NL"/>
+        </w:rPr>
+        <w:t>Unity</w:t>
+      </w:r>
+      <w:proofErr w:type="spellEnd"/>
+      <w:r>
+        <w:rPr>
+          <w:lang w:val="nl-NL"/>
+        </w:rPr>
+        <w:t>.</w:t>
+      </w:r>
+    </w:p>
+    <w:p>
+      <w:pPr>
+        <w:numPr>
+          <w:ilvl w:val="0"/>
+          <w:numId w:val="20"/>
+        </w:numPr>
+        <w:rPr>
+          <w:lang w:val="nl-NL"/>
+        </w:rPr>
+      </w:pPr>
+      <w:r>
+        <w:rPr>
+          <w:lang w:val="nl-NL"/>
+        </w:rPr>
+        <w:t>Hoe UI elementen zoals knoppen en tekst werken.</w:t>
+      </w:r>
+    </w:p>
+    <w:p>
+      <w:pPr>
+        <w:numPr>
+          <w:ilvl w:val="0"/>
+          <w:numId w:val="20"/>
+        </w:numPr>
+        <w:rPr>
+          <w:lang w:val="nl-NL"/>
+        </w:rPr>
+      </w:pPr>
+      <w:r>
+        <w:rPr>
+          <w:lang w:val="nl-NL"/>
+        </w:rPr>
+        <w:t xml:space="preserve">Hoe </w:t>
+      </w:r>
+      <w:proofErr w:type="spellStart"/>
+      <w:r>
+        <w:rPr>
+          <w:lang w:val="nl-NL"/>
+        </w:rPr>
+        <w:t>PlayerPrefs</w:t>
+      </w:r>
+      <w:proofErr w:type="spellEnd"/>
+      <w:r>
+        <w:rPr>
+          <w:lang w:val="nl-NL"/>
+        </w:rPr>
+        <w:t xml:space="preserve"> gebruikt kunnen worden om gegevens op te slaan.</w:t>
+      </w:r>
+    </w:p>
+    <w:p>
+      <w:pPr>
+        <w:numPr>
+          <w:ilvl w:val="0"/>
+          <w:numId w:val="20"/>
+        </w:numPr>
+        <w:rPr>
+          <w:lang w:val="nl-NL"/>
+        </w:rPr>
+      </w:pPr>
+      <w:r>
+        <w:rPr>
+          <w:lang w:val="nl-NL"/>
+        </w:rPr>
+        <w:t>Hoe een hoofdmenu gekoppeld wordt aan de gameplay scene.</w:t>
+      </w:r>
+    </w:p>
+    <w:p>
+      <w:pPr>
+        <w:rPr>
+          <w:b/>
+          <w:bCs/>
+        </w:rPr>
+      </w:pPr>
+      <w:r>
+        <w:rPr>
+          <w:b/>
+          <w:bCs/>
+        </w:rPr>
+        <w:t xml:space="preserve">Wat </w:t>
+      </w:r>
+      <w:proofErr w:type="spellStart"/>
+      <w:r>
+        <w:rPr>
+          <w:b/>
+          <w:bCs/>
+        </w:rPr>
+        <w:t>ik</w:t>
+      </w:r>
+      <w:proofErr w:type="spellEnd"/>
+      <w:r>
+        <w:rPr>
+          <w:b/>
+          <w:bCs/>
+        </w:rPr>
+        <w:t xml:space="preserve"> morgen </w:t>
+      </w:r>
+      <w:proofErr w:type="spellStart"/>
+      <w:r>
+        <w:rPr>
+          <w:b/>
+          <w:bCs/>
+        </w:rPr>
+        <w:t>wil</w:t>
+      </w:r>
+      <w:proofErr w:type="spellEnd"/>
+      <w:r>
+        <w:rPr>
+          <w:b/>
+          <w:bCs/>
+        </w:rPr>
+        <w:t xml:space="preserve"> </w:t>
+      </w:r>
+      <w:proofErr w:type="spellStart"/>
+      <w:r>
+        <w:rPr>
+          <w:b/>
+          <w:bCs/>
+        </w:rPr>
+        <w:t>doen</w:t>
+      </w:r>
+      <w:proofErr w:type="spellEnd"/>
+    </w:p>
+    <w:p>
+      <w:pPr>
+        <w:numPr>
+          <w:ilvl w:val="0"/>
+          <w:numId w:val="21"/>
+        </w:numPr>
+      </w:pPr>
+      <w:r>
+        <w:t xml:space="preserve">De game </w:t>
+      </w:r>
+      <w:proofErr w:type="spellStart"/>
+      <w:r>
+        <w:t>volledig</w:t>
+      </w:r>
+      <w:proofErr w:type="spellEnd"/>
+      <w:r>
+        <w:t xml:space="preserve"> </w:t>
+      </w:r>
+      <w:proofErr w:type="spellStart"/>
+      <w:r>
+        <w:t>testen</w:t>
+      </w:r>
+      <w:proofErr w:type="spellEnd"/>
+      <w:r>
+        <w:t>.</w:t>
+      </w:r>
+    </w:p>
+    <w:p>
+      <w:pPr>
+        <w:numPr>
+          <w:ilvl w:val="0"/>
+          <w:numId w:val="21"/>
+        </w:numPr>
+      </w:pPr>
+      <w:proofErr w:type="spellStart"/>
+      <w:r>
+        <w:t>Eventuele</w:t>
+      </w:r>
+      <w:proofErr w:type="spellEnd"/>
+      <w:r>
+        <w:t xml:space="preserve"> bugs </w:t>
+      </w:r>
+      <w:proofErr w:type="spellStart"/>
+      <w:r>
+        <w:t>oplossen</w:t>
+      </w:r>
+      <w:proofErr w:type="spellEnd"/>
+      <w:r>
+        <w:t>.</w:t>
+      </w:r>
+    </w:p>
+    <w:p>
+      <w:pPr>
+        <w:numPr>
+          <w:ilvl w:val="0"/>
+          <w:numId w:val="21"/>
+        </w:numPr>
+      </w:pPr>
+      <w:proofErr w:type="spellStart"/>
+      <w:r>
+        <w:t>Documentatie</w:t>
+      </w:r>
+      <w:proofErr w:type="spellEnd"/>
+      <w:r>
+        <w:t xml:space="preserve"> </w:t>
+      </w:r>
+      <w:proofErr w:type="spellStart"/>
+      <w:r>
+        <w:t>afronden</w:t>
+      </w:r>
+      <w:proofErr w:type="spellEnd"/>
+      <w:r>
+        <w:t>.</w:t>
+      </w:r>
+    </w:p>
+    <w:p>
+      <w:pPr>
+        <w:numPr>
+          <w:ilvl w:val="0"/>
+          <w:numId w:val="21"/>
+        </w:numPr>
+        <w:rPr>
+          <w:lang w:val="nl-NL"/>
+        </w:rPr>
+      </w:pPr>
+      <w:r>
+        <w:rPr>
+          <w:lang w:val="nl-NL"/>
+        </w:rPr>
+        <w:t>Het project voorbereiden voor oplevering.</w:t>
+      </w:r>
+    </w:p>
+    <w:p>
+      <w:pPr>
+        <w:rPr>
+          <w:lang w:val="nl-NL"/>
+        </w:rPr>
+      </w:pPr>
+    </w:p>
+    <w:p>
+      <w:pPr>
+        <w:rPr>
+          <w:b/>
+          <w:bCs/>
+          <w:lang w:val="nl-NL"/>
+        </w:rPr>
+      </w:pPr>
+      <w:r>
+        <w:rPr>
+          <w:b/>
+          <w:bCs/>
+          <w:lang w:val="nl-NL"/>
+        </w:rPr>
+        <w:t>Dag 6</w:t>
+      </w:r>
+    </w:p>
+    <w:p>
+      <w:pPr>
+        <w:rPr>
+          <w:b/>
+          <w:bCs/>
+          <w:lang w:val="nl-NL"/>
+        </w:rPr>
+      </w:pPr>
+      <w:r>
+        <w:rPr>
+          <w:b/>
+          <w:bCs/>
+          <w:lang w:val="nl-NL"/>
+        </w:rPr>
+        <w:t>Wat ik vandaag heb gedaan</w:t>
+      </w:r>
+    </w:p>
+    <w:p>
+      <w:pPr>
+        <w:numPr>
+          <w:ilvl w:val="0"/>
+          <w:numId w:val="22"/>
+        </w:numPr>
+      </w:pPr>
+      <w:r>
+        <w:t xml:space="preserve">De </w:t>
+      </w:r>
+      <w:proofErr w:type="spellStart"/>
+      <w:r>
+        <w:t>volledige</w:t>
+      </w:r>
+      <w:proofErr w:type="spellEnd"/>
+      <w:r>
+        <w:t xml:space="preserve"> game </w:t>
+      </w:r>
+      <w:proofErr w:type="spellStart"/>
+      <w:r>
+        <w:t>getest</w:t>
+      </w:r>
+      <w:proofErr w:type="spellEnd"/>
+      <w:r>
+        <w:t>.</w:t>
+      </w:r>
+    </w:p>
+    <w:p>
+      <w:pPr>
+        <w:numPr>
+          <w:ilvl w:val="0"/>
+          <w:numId w:val="22"/>
+        </w:numPr>
+      </w:pPr>
+      <w:proofErr w:type="spellStart"/>
+      <w:r>
+        <w:t>Verschillende</w:t>
+      </w:r>
+      <w:proofErr w:type="spellEnd"/>
+      <w:r>
+        <w:t xml:space="preserve"> gameplay </w:t>
+      </w:r>
+      <w:proofErr w:type="spellStart"/>
+      <w:r>
+        <w:t>onderdelen</w:t>
+      </w:r>
+      <w:proofErr w:type="spellEnd"/>
+      <w:r>
+        <w:t xml:space="preserve"> </w:t>
+      </w:r>
+      <w:proofErr w:type="spellStart"/>
+      <w:r>
+        <w:t>gecontroleerd</w:t>
+      </w:r>
+      <w:proofErr w:type="spellEnd"/>
+      <w:r>
+        <w:t>:</w:t>
+      </w:r>
+    </w:p>
+    <w:p>
+      <w:pPr>
+        <w:numPr>
+          <w:ilvl w:val="1"/>
+          <w:numId w:val="22"/>
+        </w:numPr>
+      </w:pPr>
+      <w:r>
+        <w:t>Player movement</w:t>
+      </w:r>
+    </w:p>
+    <w:p>
+      <w:pPr>
+        <w:numPr>
+          <w:ilvl w:val="1"/>
+          <w:numId w:val="22"/>
+        </w:numPr>
+      </w:pPr>
+      <w:r>
+        <w:t>Enemy spawning</w:t>
+      </w:r>
+    </w:p>
+    <w:p>
+      <w:pPr>
+        <w:numPr>
+          <w:ilvl w:val="1"/>
+          <w:numId w:val="22"/>
+        </w:numPr>
+      </w:pPr>
+      <w:r>
+        <w:t>Power-ups</w:t>
+      </w:r>
+    </w:p>
+    <w:p>
+      <w:pPr>
+        <w:numPr>
+          <w:ilvl w:val="1"/>
+          <w:numId w:val="22"/>
+        </w:numPr>
+      </w:pPr>
+      <w:r>
+        <w:t xml:space="preserve">Health </w:t>
+      </w:r>
+      <w:proofErr w:type="spellStart"/>
+      <w:r>
+        <w:t>systeem</w:t>
+      </w:r>
+      <w:proofErr w:type="spellEnd"/>
+    </w:p>
+    <w:p>
+      <w:pPr>
+        <w:numPr>
+          <w:ilvl w:val="1"/>
+          <w:numId w:val="22"/>
+        </w:numPr>
+      </w:pPr>
+      <w:r>
+        <w:t xml:space="preserve">Score </w:t>
+      </w:r>
+      <w:proofErr w:type="spellStart"/>
+      <w:r>
+        <w:t>systeem</w:t>
+      </w:r>
+      <w:proofErr w:type="spellEnd"/>
+    </w:p>
+    <w:p>
+      <w:pPr>
+        <w:numPr>
+          <w:ilvl w:val="1"/>
+          <w:numId w:val="22"/>
+        </w:numPr>
+      </w:pPr>
+      <w:proofErr w:type="spellStart"/>
+      <w:r>
+        <w:t>Highscore</w:t>
+      </w:r>
+      <w:proofErr w:type="spellEnd"/>
+      <w:r>
+        <w:t xml:space="preserve"> </w:t>
+      </w:r>
+      <w:proofErr w:type="spellStart"/>
+      <w:r>
+        <w:t>systeem</w:t>
+      </w:r>
+      <w:proofErr w:type="spellEnd"/>
+    </w:p>
+    <w:p>
+      <w:pPr>
+        <w:numPr>
+          <w:ilvl w:val="1"/>
+          <w:numId w:val="22"/>
+        </w:numPr>
+      </w:pPr>
+      <w:r>
+        <w:t>Main Menu</w:t>
+      </w:r>
+    </w:p>
+    <w:p>
+      <w:pPr>
+        <w:numPr>
+          <w:ilvl w:val="0"/>
+          <w:numId w:val="22"/>
+        </w:numPr>
+        <w:rPr>
+          <w:lang w:val="nl-NL"/>
+        </w:rPr>
+      </w:pPr>
+      <w:r>
+        <w:rPr>
+          <w:lang w:val="nl-NL"/>
+        </w:rPr>
+        <w:t>Een explosie-effect toegevoegd wanneer de speler geraakt wordt.</w:t>
+      </w:r>
+    </w:p>
+    <w:p>
+      <w:pPr>
+        <w:numPr>
+          <w:ilvl w:val="0"/>
+          <w:numId w:val="22"/>
+        </w:numPr>
+        <w:rPr>
+          <w:lang w:val="nl-NL"/>
+        </w:rPr>
+      </w:pPr>
+      <w:r>
+        <w:rPr>
+          <w:lang w:val="nl-NL"/>
+        </w:rPr>
+        <w:t>Het moeilijkheidssysteem getest waarbij extra vijanden verschijnen bij hogere scores.</w:t>
+      </w:r>
+    </w:p>
+    <w:p>
+      <w:pPr>
+        <w:numPr>
+          <w:ilvl w:val="0"/>
+          <w:numId w:val="22"/>
+        </w:numPr>
+        <w:rPr>
+          <w:lang w:val="nl-NL"/>
+        </w:rPr>
+      </w:pPr>
+      <w:r>
+        <w:rPr>
+          <w:lang w:val="nl-NL"/>
+        </w:rPr>
+        <w:t>Laatste bugs opgespoord en opgelost.</w:t>
+      </w:r>
+    </w:p>
+    <w:p>
+      <w:pPr>
+        <w:numPr>
+          <w:ilvl w:val="0"/>
+          <w:numId w:val="22"/>
+        </w:numPr>
+        <w:rPr>
+          <w:lang w:val="nl-NL"/>
+        </w:rPr>
+      </w:pPr>
+      <w:r>
+        <w:rPr>
+          <w:lang w:val="nl-NL"/>
+        </w:rPr>
+        <w:lastRenderedPageBreak/>
+        <w:t>Gecontroleerd of alle scenes correct geladen worden.</w:t>
+      </w:r>
+    </w:p>
+    <w:p>
+      <w:pPr>
+        <w:numPr>
+          <w:ilvl w:val="0"/>
+          <w:numId w:val="22"/>
+        </w:numPr>
+        <w:rPr>
+          <w:lang w:val="nl-NL"/>
+        </w:rPr>
+      </w:pPr>
+      <w:r>
+        <w:rPr>
+          <w:lang w:val="nl-NL"/>
+        </w:rPr>
+        <w:t>Gecontroleerd of de highscore correct wordt opgeslagen en weergegeven.</w:t>
+      </w:r>
+    </w:p>
+    <w:p>
+      <w:pPr>
+        <w:rPr>
+          <w:b/>
+          <w:bCs/>
+        </w:rPr>
+      </w:pPr>
+      <w:proofErr w:type="spellStart"/>
+      <w:r>
+        <w:rPr>
+          <w:b/>
+          <w:bCs/>
+        </w:rPr>
+        <w:t>Problemen</w:t>
+      </w:r>
+      <w:proofErr w:type="spellEnd"/>
+      <w:r>
+        <w:rPr>
+          <w:b/>
+          <w:bCs/>
+        </w:rPr>
+        <w:t xml:space="preserve"> / </w:t>
+      </w:r>
+      <w:proofErr w:type="spellStart"/>
+      <w:r>
+        <w:rPr>
+          <w:b/>
+          <w:bCs/>
+        </w:rPr>
+        <w:t>uitdagingen</w:t>
+      </w:r>
+      <w:proofErr w:type="spellEnd"/>
+    </w:p>
+    <w:p>
+      <w:pPr>
+        <w:numPr>
+          <w:ilvl w:val="0"/>
+          <w:numId w:val="23"/>
+        </w:numPr>
+        <w:rPr>
+          <w:lang w:val="nl-NL"/>
+        </w:rPr>
+      </w:pPr>
+      <w:r>
+        <w:rPr>
+          <w:lang w:val="nl-NL"/>
+        </w:rPr>
+        <w:t>Problemen gehad met het koppelen van objecten tussen verschillende scenes.</w:t>
+      </w:r>
+    </w:p>
+    <w:p>
+      <w:pPr>
+        <w:numPr>
+          <w:ilvl w:val="0"/>
+          <w:numId w:val="23"/>
+        </w:numPr>
+      </w:pPr>
+      <w:r>
+        <w:t xml:space="preserve">Een </w:t>
+      </w:r>
+      <w:proofErr w:type="spellStart"/>
+      <w:r>
+        <w:t>NullReferenceException</w:t>
+      </w:r>
+      <w:proofErr w:type="spellEnd"/>
+      <w:r>
+        <w:t xml:space="preserve"> </w:t>
+      </w:r>
+      <w:proofErr w:type="spellStart"/>
+      <w:r>
+        <w:t>opgelost</w:t>
+      </w:r>
+      <w:proofErr w:type="spellEnd"/>
+      <w:r>
+        <w:t xml:space="preserve"> in het </w:t>
+      </w:r>
+      <w:proofErr w:type="spellStart"/>
+      <w:r>
+        <w:t>GameManager</w:t>
+      </w:r>
+      <w:proofErr w:type="spellEnd"/>
+      <w:r>
+        <w:t xml:space="preserve"> script.</w:t>
+      </w:r>
+    </w:p>
+    <w:p>
+      <w:pPr>
+        <w:numPr>
+          <w:ilvl w:val="0"/>
+          <w:numId w:val="23"/>
+        </w:numPr>
+        <w:rPr>
+          <w:lang w:val="nl-NL"/>
+        </w:rPr>
+      </w:pPr>
+      <w:r>
+        <w:rPr>
+          <w:lang w:val="nl-NL"/>
+        </w:rPr>
+        <w:t xml:space="preserve">Problemen opgelost met meerdere actieve camera's en Audio </w:t>
+      </w:r>
+      <w:proofErr w:type="spellStart"/>
+      <w:r>
+        <w:rPr>
+          <w:lang w:val="nl-NL"/>
+        </w:rPr>
+        <w:t>Listeners</w:t>
+      </w:r>
+      <w:proofErr w:type="spellEnd"/>
+      <w:r>
+        <w:rPr>
+          <w:lang w:val="nl-NL"/>
+        </w:rPr>
+        <w:t>.</w:t>
+      </w:r>
+    </w:p>
+    <w:p>
+      <w:pPr>
+        <w:rPr>
+          <w:b/>
+          <w:bCs/>
+        </w:rPr>
+      </w:pPr>
+      <w:r>
+        <w:rPr>
+          <w:b/>
+          <w:bCs/>
+        </w:rPr>
+        <w:t xml:space="preserve">Wat </w:t>
+      </w:r>
+      <w:proofErr w:type="spellStart"/>
+      <w:r>
+        <w:rPr>
+          <w:b/>
+          <w:bCs/>
+        </w:rPr>
+        <w:t>ik</w:t>
+      </w:r>
+      <w:proofErr w:type="spellEnd"/>
+      <w:r>
+        <w:rPr>
+          <w:b/>
+          <w:bCs/>
+        </w:rPr>
+        <w:t xml:space="preserve"> </w:t>
+      </w:r>
+      <w:proofErr w:type="spellStart"/>
+      <w:r>
+        <w:rPr>
+          <w:b/>
+          <w:bCs/>
+        </w:rPr>
+        <w:t>heb</w:t>
+      </w:r>
+      <w:proofErr w:type="spellEnd"/>
+      <w:r>
+        <w:rPr>
+          <w:b/>
+          <w:bCs/>
+        </w:rPr>
+        <w:t xml:space="preserve"> </w:t>
+      </w:r>
+      <w:proofErr w:type="spellStart"/>
+      <w:r>
+        <w:rPr>
+          <w:b/>
+          <w:bCs/>
+        </w:rPr>
+        <w:t>geleerd</w:t>
+      </w:r>
+      <w:proofErr w:type="spellEnd"/>
+    </w:p>
+    <w:p>
+      <w:pPr>
+        <w:numPr>
+          <w:ilvl w:val="0"/>
+          <w:numId w:val="24"/>
+        </w:numPr>
+        <w:rPr>
+          <w:lang w:val="nl-NL"/>
+        </w:rPr>
+      </w:pPr>
+      <w:r>
+        <w:rPr>
+          <w:lang w:val="nl-NL"/>
+        </w:rPr>
+        <w:t>Hoe verschillende scenes met elkaar samenwerken.</w:t>
+      </w:r>
+    </w:p>
+    <w:p>
+      <w:pPr>
+        <w:numPr>
+          <w:ilvl w:val="0"/>
+          <w:numId w:val="24"/>
+        </w:numPr>
+        <w:rPr>
+          <w:lang w:val="nl-NL"/>
+        </w:rPr>
+      </w:pPr>
+      <w:r>
+        <w:rPr>
+          <w:lang w:val="nl-NL"/>
+        </w:rPr>
+        <w:t>Hoe opgeslagen gegevens tussen scenes gebruikt kunnen worden.</w:t>
+      </w:r>
+    </w:p>
+    <w:p>
+      <w:pPr>
+        <w:numPr>
+          <w:ilvl w:val="0"/>
+          <w:numId w:val="24"/>
+        </w:numPr>
+        <w:rPr>
+          <w:lang w:val="nl-NL"/>
+        </w:rPr>
+      </w:pPr>
+      <w:r>
+        <w:rPr>
+          <w:lang w:val="nl-NL"/>
+        </w:rPr>
+        <w:t xml:space="preserve">Hoe fouten in </w:t>
+      </w:r>
+      <w:proofErr w:type="spellStart"/>
+      <w:r>
+        <w:rPr>
+          <w:lang w:val="nl-NL"/>
+        </w:rPr>
+        <w:t>Unity</w:t>
+      </w:r>
+      <w:proofErr w:type="spellEnd"/>
+      <w:r>
+        <w:rPr>
+          <w:lang w:val="nl-NL"/>
+        </w:rPr>
+        <w:t xml:space="preserve"> stap voor stap opgespoord en opgelost kunnen worden.</w:t>
+      </w:r>
+    </w:p>
+    <w:p>
+      <w:pPr>
+        <w:rPr>
+          <w:b/>
+          <w:bCs/>
+        </w:rPr>
+      </w:pPr>
+      <w:proofErr w:type="spellStart"/>
+      <w:r>
+        <w:rPr>
+          <w:b/>
+          <w:bCs/>
+        </w:rPr>
+        <w:t>Eindresultaat</w:t>
+      </w:r>
+      <w:proofErr w:type="spellEnd"/>
+    </w:p>
+    <w:p>
+      <w:pPr>
+        <w:numPr>
+          <w:ilvl w:val="0"/>
+          <w:numId w:val="25"/>
+        </w:numPr>
+        <w:rPr>
+          <w:lang w:val="nl-NL"/>
+        </w:rPr>
+      </w:pPr>
+      <w:r>
+        <w:rPr>
+          <w:lang w:val="nl-NL"/>
+        </w:rPr>
+        <w:t xml:space="preserve">Een werkende 2D game gemaakt in </w:t>
+      </w:r>
+      <w:proofErr w:type="spellStart"/>
+      <w:r>
+        <w:rPr>
+          <w:lang w:val="nl-NL"/>
+        </w:rPr>
+        <w:t>Unity</w:t>
+      </w:r>
+      <w:proofErr w:type="spellEnd"/>
+      <w:r>
+        <w:rPr>
+          <w:lang w:val="nl-NL"/>
+        </w:rPr>
+        <w:t>.</w:t>
+      </w:r>
+    </w:p>
+    <w:p>
+      <w:pPr>
+        <w:numPr>
+          <w:ilvl w:val="0"/>
+          <w:numId w:val="25"/>
+        </w:numPr>
+        <w:rPr>
+          <w:lang w:val="nl-NL"/>
+        </w:rPr>
+      </w:pPr>
+      <w:r>
+        <w:rPr>
+          <w:lang w:val="nl-NL"/>
+        </w:rPr>
+        <w:t xml:space="preserve">GitHub </w:t>
+      </w:r>
+      <w:proofErr w:type="spellStart"/>
+      <w:r>
+        <w:rPr>
+          <w:lang w:val="nl-NL"/>
+        </w:rPr>
+        <w:t>repository</w:t>
+      </w:r>
+      <w:proofErr w:type="spellEnd"/>
+      <w:r>
+        <w:rPr>
+          <w:lang w:val="nl-NL"/>
+        </w:rPr>
+        <w:t xml:space="preserve"> bijgehouden met </w:t>
+      </w:r>
+      <w:proofErr w:type="spellStart"/>
+      <w:r>
+        <w:rPr>
+          <w:lang w:val="nl-NL"/>
+        </w:rPr>
+        <w:t>commits</w:t>
+      </w:r>
+      <w:proofErr w:type="spellEnd"/>
+      <w:r>
+        <w:rPr>
+          <w:lang w:val="nl-NL"/>
+        </w:rPr>
+        <w:t>.</w:t>
+      </w:r>
+    </w:p>
+    <w:p>
+      <w:pPr>
+        <w:numPr>
+          <w:ilvl w:val="0"/>
+          <w:numId w:val="25"/>
+        </w:numPr>
+        <w:rPr>
+          <w:lang w:val="nl-NL"/>
+        </w:rPr>
+      </w:pPr>
+      <w:r>
+        <w:rPr>
+          <w:lang w:val="nl-NL"/>
+        </w:rPr>
+        <w:t>Logboek bijgehouden tijdens de ontwikkeling.</w:t>
+      </w:r>
+    </w:p>
+    <w:p>
+      <w:pPr>
+        <w:numPr>
+          <w:ilvl w:val="0"/>
+          <w:numId w:val="25"/>
+        </w:numPr>
+        <w:rPr>
+          <w:lang w:val="nl-NL"/>
+        </w:rPr>
+      </w:pPr>
+      <w:r>
+        <w:rPr>
+          <w:lang w:val="nl-NL"/>
+        </w:rPr>
+        <w:t>Assets en visuele effecten toegevoegd.</w:t>
+      </w:r>
+    </w:p>
+    <w:p>
+      <w:pPr>
+        <w:numPr>
+          <w:ilvl w:val="0"/>
+          <w:numId w:val="25"/>
+        </w:numPr>
+        <w:rPr>
+          <w:lang w:val="nl-NL"/>
+        </w:rPr>
+      </w:pPr>
+      <w:r>
+        <w:rPr>
+          <w:lang w:val="nl-NL"/>
+        </w:rPr>
+        <w:t>Een werkend menu, score systeem, highscore systeem en power-up systeem geïmplementeerd.</w:t>
+      </w:r>
     </w:p>
     <w:sectPr>
       <w:pgSz w:w="12240" w:h="15840"/>
@@ -1377,6 +4320,155 @@
 <file path=word/numbering.xml><?xml version="1.0" encoding="utf-8"?>
 <w:numbering xmlns:wpc="http://schemas.microsoft.com/office/word/2010/wordprocessingCanvas" xmlns:cx="http://schemas.microsoft.com/office/drawing/2014/chartex" xmlns:cx1="http://schemas.microsoft.com/office/drawing/2015/9/8/chartex" xmlns:cx2="http://schemas.microsoft.com/office/drawing/2015/10/21/chartex" xmlns:cx3="http://schemas.microsoft.com/office/drawing/2016/5/9/chartex" xmlns:cx4="http://schemas.microsoft.com/office/drawing/2016/5/10/chartex" xmlns:cx5="http://schemas.microsoft.com/office/drawing/2016/5/11/chartex" xmlns:cx6="http://schemas.microsoft.com/office/drawing/2016/5/12/chartex" xmlns:cx7="http://schemas.microsoft.com/office/drawing/2016/5/13/chartex" xmlns:cx8="http://schemas.microsoft.com/office/drawing/2016/5/14/chartex" xmlns:mc="http://schemas.openxmlformats.org/markup-compatibility/2006" xmlns:aink="http://schemas.microsoft.com/office/drawing/2016/ink" xmlns:am3d="http://schemas.microsoft.com/office/drawing/2017/model3d" xmlns:o="urn:schemas-microsoft-com:office:office" xmlns:oel="http://schemas.microsoft.com/office/2019/extlst" xmlns:r="http://schemas.openxmlformats.org/officeDocument/2006/relationships" xmlns:m="http://schemas.openxmlformats.org/officeDocument/2006/math" xmlns:v="urn:schemas-microsoft-com:vml" xmlns:wp14="http://schemas.microsoft.com/office/word/2010/wordprocessingDrawing" xmlns:wp="http://schemas.openxmlformats.org/drawingml/2006/wordprocessingDrawing" xmlns:w10="urn:schemas-microsoft-com:office:word" xmlns:w="http://schemas.openxmlformats.org/wordprocessingml/2006/main" xmlns:w14="http://schemas.microsoft.com/office/word/2010/wordml" xmlns:w15="http://schemas.microsoft.com/office/word/2012/wordml" xmlns:w16cex="http://schemas.microsoft.com/office/word/2018/wordml/cex" xmlns:w16cid="http://schemas.microsoft.com/office/word/2016/wordml/cid" xmlns:w16="http://schemas.microsoft.com/office/word/2018/wordml" xmlns:w16du="http://schemas.microsoft.com/office/word/2023/wordml/word16du" xmlns:w16sdtdh="http://schemas.microsoft.com/office/word/2020/wordml/sdtdatahash" xmlns:w16sdtfl="http://schemas.microsoft.com/office/word/2024/wordml/sdtformatlock" xmlns:w16se="http://schemas.microsoft.com/office/word/2015/wordml/symex" xmlns:wpg="http://schemas.microsoft.com/office/word/2010/wordprocessingGroup" xmlns:wpi="http://schemas.microsoft.com/office/word/2010/wordprocessingInk" xmlns:wne="http://schemas.microsoft.com/office/word/2006/wordml" xmlns:wps="http://schemas.microsoft.com/office/word/2010/wordprocessingShape" mc:Ignorable="w14 w15 w16se w16cid w16 w16cex w16sdtdh w16sdtfl w16du wp14">
   <w:abstractNum w:abstractNumId="0" w15:restartNumberingAfterBreak="0">
+    <w:nsid w:val="02FC2A38"/>
+    <w:multiLevelType w:val="multilevel"/>
+    <w:tmpl w:val="C6867BD8"/>
+    <w:lvl w:ilvl="0">
+      <w:start w:val="1"/>
+      <w:numFmt w:val="bullet"/>
+      <w:lvlText w:val=""/>
+      <w:lvlJc w:val="left"/>
+      <w:pPr>
+        <w:tabs>
+          <w:tab w:val="num" w:pos="720"/>
+        </w:tabs>
+        <w:ind w:left="720" w:hanging="360"/>
+      </w:pPr>
+      <w:rPr>
+        <w:rFonts w:ascii="Symbol" w:hAnsi="Symbol" w:hint="default"/>
+        <w:sz w:val="20"/>
+      </w:rPr>
+    </w:lvl>
+    <w:lvl w:ilvl="1">
+      <w:start w:val="1"/>
+      <w:numFmt w:val="bullet"/>
+      <w:lvlText w:val="o"/>
+      <w:lvlJc w:val="left"/>
+      <w:pPr>
+        <w:tabs>
+          <w:tab w:val="num" w:pos="1440"/>
+        </w:tabs>
+        <w:ind w:left="1440" w:hanging="360"/>
+      </w:pPr>
+      <w:rPr>
+        <w:rFonts w:ascii="Courier New" w:hAnsi="Courier New" w:hint="default"/>
+        <w:sz w:val="20"/>
+      </w:rPr>
+    </w:lvl>
+    <w:lvl w:ilvl="2" w:tentative="1">
+      <w:start w:val="1"/>
+      <w:numFmt w:val="bullet"/>
+      <w:lvlText w:val=""/>
+      <w:lvlJc w:val="left"/>
+      <w:pPr>
+        <w:tabs>
+          <w:tab w:val="num" w:pos="2160"/>
+        </w:tabs>
+        <w:ind w:left="2160" w:hanging="360"/>
+      </w:pPr>
+      <w:rPr>
+        <w:rFonts w:ascii="Wingdings" w:hAnsi="Wingdings" w:hint="default"/>
+        <w:sz w:val="20"/>
+      </w:rPr>
+    </w:lvl>
+    <w:lvl w:ilvl="3" w:tentative="1">
+      <w:start w:val="1"/>
+      <w:numFmt w:val="bullet"/>
+      <w:lvlText w:val=""/>
+      <w:lvlJc w:val="left"/>
+      <w:pPr>
+        <w:tabs>
+          <w:tab w:val="num" w:pos="2880"/>
+        </w:tabs>
+        <w:ind w:left="2880" w:hanging="360"/>
+      </w:pPr>
+      <w:rPr>
+        <w:rFonts w:ascii="Wingdings" w:hAnsi="Wingdings" w:hint="default"/>
+        <w:sz w:val="20"/>
+      </w:rPr>
+    </w:lvl>
+    <w:lvl w:ilvl="4" w:tentative="1">
+      <w:start w:val="1"/>
+      <w:numFmt w:val="bullet"/>
+      <w:lvlText w:val=""/>
+      <w:lvlJc w:val="left"/>
+      <w:pPr>
+        <w:tabs>
+          <w:tab w:val="num" w:pos="3600"/>
+        </w:tabs>
+        <w:ind w:left="3600" w:hanging="360"/>
+      </w:pPr>
+      <w:rPr>
+        <w:rFonts w:ascii="Wingdings" w:hAnsi="Wingdings" w:hint="default"/>
+        <w:sz w:val="20"/>
+      </w:rPr>
+    </w:lvl>
+    <w:lvl w:ilvl="5" w:tentative="1">
+      <w:start w:val="1"/>
+      <w:numFmt w:val="bullet"/>
+      <w:lvlText w:val=""/>
+      <w:lvlJc w:val="left"/>
+      <w:pPr>
+        <w:tabs>
+          <w:tab w:val="num" w:pos="4320"/>
+        </w:tabs>
+        <w:ind w:left="4320" w:hanging="360"/>
+      </w:pPr>
+      <w:rPr>
+        <w:rFonts w:ascii="Wingdings" w:hAnsi="Wingdings" w:hint="default"/>
+        <w:sz w:val="20"/>
+      </w:rPr>
+    </w:lvl>
+    <w:lvl w:ilvl="6" w:tentative="1">
+      <w:start w:val="1"/>
+      <w:numFmt w:val="bullet"/>
+      <w:lvlText w:val=""/>
+      <w:lvlJc w:val="left"/>
+      <w:pPr>
+        <w:tabs>
+          <w:tab w:val="num" w:pos="5040"/>
+        </w:tabs>
+        <w:ind w:left="5040" w:hanging="360"/>
+      </w:pPr>
+      <w:rPr>
+        <w:rFonts w:ascii="Wingdings" w:hAnsi="Wingdings" w:hint="default"/>
+        <w:sz w:val="20"/>
+      </w:rPr>
+    </w:lvl>
+    <w:lvl w:ilvl="7" w:tentative="1">
+      <w:start w:val="1"/>
+      <w:numFmt w:val="bullet"/>
+      <w:lvlText w:val=""/>
+      <w:lvlJc w:val="left"/>
+      <w:pPr>
+        <w:tabs>
+          <w:tab w:val="num" w:pos="5760"/>
+        </w:tabs>
+        <w:ind w:left="5760" w:hanging="360"/>
+      </w:pPr>
+      <w:rPr>
+        <w:rFonts w:ascii="Wingdings" w:hAnsi="Wingdings" w:hint="default"/>
+        <w:sz w:val="20"/>
+      </w:rPr>
+    </w:lvl>
+    <w:lvl w:ilvl="8" w:tentative="1">
+      <w:start w:val="1"/>
+      <w:numFmt w:val="bullet"/>
+      <w:lvlText w:val=""/>
+      <w:lvlJc w:val="left"/>
+      <w:pPr>
+        <w:tabs>
+          <w:tab w:val="num" w:pos="6480"/>
+        </w:tabs>
+        <w:ind w:left="6480" w:hanging="360"/>
+      </w:pPr>
+      <w:rPr>
+        <w:rFonts w:ascii="Wingdings" w:hAnsi="Wingdings" w:hint="default"/>
+        <w:sz w:val="20"/>
+      </w:rPr>
+    </w:lvl>
+  </w:abstractNum>
+  <w:abstractNum w:abstractNumId="1" w15:restartNumberingAfterBreak="0">
     <w:nsid w:val="0B46348C"/>
     <w:multiLevelType w:val="multilevel"/>
     <w:tmpl w:val="3B04654E"/>
@@ -1525,7 +4617,7 @@
       </w:rPr>
     </w:lvl>
   </w:abstractNum>
-  <w:abstractNum w:abstractNumId="1" w15:restartNumberingAfterBreak="0">
+  <w:abstractNum w:abstractNumId="2" w15:restartNumberingAfterBreak="0">
     <w:nsid w:val="0BF90441"/>
     <w:multiLevelType w:val="multilevel"/>
     <w:tmpl w:val="B33A60DE"/>
@@ -1674,7 +4766,7 @@
       </w:rPr>
     </w:lvl>
   </w:abstractNum>
-  <w:abstractNum w:abstractNumId="2" w15:restartNumberingAfterBreak="0">
+  <w:abstractNum w:abstractNumId="3" w15:restartNumberingAfterBreak="0">
     <w:nsid w:val="0C850723"/>
     <w:multiLevelType w:val="multilevel"/>
     <w:tmpl w:val="19727A42"/>
@@ -1823,7 +4915,454 @@
       </w:rPr>
     </w:lvl>
   </w:abstractNum>
-  <w:abstractNum w:abstractNumId="3" w15:restartNumberingAfterBreak="0">
+  <w:abstractNum w:abstractNumId="4" w15:restartNumberingAfterBreak="0">
+    <w:nsid w:val="10885935"/>
+    <w:multiLevelType w:val="multilevel"/>
+    <w:tmpl w:val="FFAE8314"/>
+    <w:lvl w:ilvl="0">
+      <w:start w:val="1"/>
+      <w:numFmt w:val="bullet"/>
+      <w:lvlText w:val=""/>
+      <w:lvlJc w:val="left"/>
+      <w:pPr>
+        <w:tabs>
+          <w:tab w:val="num" w:pos="720"/>
+        </w:tabs>
+        <w:ind w:left="720" w:hanging="360"/>
+      </w:pPr>
+      <w:rPr>
+        <w:rFonts w:ascii="Symbol" w:hAnsi="Symbol" w:hint="default"/>
+        <w:sz w:val="20"/>
+      </w:rPr>
+    </w:lvl>
+    <w:lvl w:ilvl="1" w:tentative="1">
+      <w:start w:val="1"/>
+      <w:numFmt w:val="bullet"/>
+      <w:lvlText w:val="o"/>
+      <w:lvlJc w:val="left"/>
+      <w:pPr>
+        <w:tabs>
+          <w:tab w:val="num" w:pos="1440"/>
+        </w:tabs>
+        <w:ind w:left="1440" w:hanging="360"/>
+      </w:pPr>
+      <w:rPr>
+        <w:rFonts w:ascii="Courier New" w:hAnsi="Courier New" w:hint="default"/>
+        <w:sz w:val="20"/>
+      </w:rPr>
+    </w:lvl>
+    <w:lvl w:ilvl="2" w:tentative="1">
+      <w:start w:val="1"/>
+      <w:numFmt w:val="bullet"/>
+      <w:lvlText w:val=""/>
+      <w:lvlJc w:val="left"/>
+      <w:pPr>
+        <w:tabs>
+          <w:tab w:val="num" w:pos="2160"/>
+        </w:tabs>
+        <w:ind w:left="2160" w:hanging="360"/>
+      </w:pPr>
+      <w:rPr>
+        <w:rFonts w:ascii="Wingdings" w:hAnsi="Wingdings" w:hint="default"/>
+        <w:sz w:val="20"/>
+      </w:rPr>
+    </w:lvl>
+    <w:lvl w:ilvl="3" w:tentative="1">
+      <w:start w:val="1"/>
+      <w:numFmt w:val="bullet"/>
+      <w:lvlText w:val=""/>
+      <w:lvlJc w:val="left"/>
+      <w:pPr>
+        <w:tabs>
+          <w:tab w:val="num" w:pos="2880"/>
+        </w:tabs>
+        <w:ind w:left="2880" w:hanging="360"/>
+      </w:pPr>
+      <w:rPr>
+        <w:rFonts w:ascii="Wingdings" w:hAnsi="Wingdings" w:hint="default"/>
+        <w:sz w:val="20"/>
+      </w:rPr>
+    </w:lvl>
+    <w:lvl w:ilvl="4" w:tentative="1">
+      <w:start w:val="1"/>
+      <w:numFmt w:val="bullet"/>
+      <w:lvlText w:val=""/>
+      <w:lvlJc w:val="left"/>
+      <w:pPr>
+        <w:tabs>
+          <w:tab w:val="num" w:pos="3600"/>
+        </w:tabs>
+        <w:ind w:left="3600" w:hanging="360"/>
+      </w:pPr>
+      <w:rPr>
+        <w:rFonts w:ascii="Wingdings" w:hAnsi="Wingdings" w:hint="default"/>
+        <w:sz w:val="20"/>
+      </w:rPr>
+    </w:lvl>
+    <w:lvl w:ilvl="5" w:tentative="1">
+      <w:start w:val="1"/>
+      <w:numFmt w:val="bullet"/>
+      <w:lvlText w:val=""/>
+      <w:lvlJc w:val="left"/>
+      <w:pPr>
+        <w:tabs>
+          <w:tab w:val="num" w:pos="4320"/>
+        </w:tabs>
+        <w:ind w:left="4320" w:hanging="360"/>
+      </w:pPr>
+      <w:rPr>
+        <w:rFonts w:ascii="Wingdings" w:hAnsi="Wingdings" w:hint="default"/>
+        <w:sz w:val="20"/>
+      </w:rPr>
+    </w:lvl>
+    <w:lvl w:ilvl="6" w:tentative="1">
+      <w:start w:val="1"/>
+      <w:numFmt w:val="bullet"/>
+      <w:lvlText w:val=""/>
+      <w:lvlJc w:val="left"/>
+      <w:pPr>
+        <w:tabs>
+          <w:tab w:val="num" w:pos="5040"/>
+        </w:tabs>
+        <w:ind w:left="5040" w:hanging="360"/>
+      </w:pPr>
+      <w:rPr>
+        <w:rFonts w:ascii="Wingdings" w:hAnsi="Wingdings" w:hint="default"/>
+        <w:sz w:val="20"/>
+      </w:rPr>
+    </w:lvl>
+    <w:lvl w:ilvl="7" w:tentative="1">
+      <w:start w:val="1"/>
+      <w:numFmt w:val="bullet"/>
+      <w:lvlText w:val=""/>
+      <w:lvlJc w:val="left"/>
+      <w:pPr>
+        <w:tabs>
+          <w:tab w:val="num" w:pos="5760"/>
+        </w:tabs>
+        <w:ind w:left="5760" w:hanging="360"/>
+      </w:pPr>
+      <w:rPr>
+        <w:rFonts w:ascii="Wingdings" w:hAnsi="Wingdings" w:hint="default"/>
+        <w:sz w:val="20"/>
+      </w:rPr>
+    </w:lvl>
+    <w:lvl w:ilvl="8" w:tentative="1">
+      <w:start w:val="1"/>
+      <w:numFmt w:val="bullet"/>
+      <w:lvlText w:val=""/>
+      <w:lvlJc w:val="left"/>
+      <w:pPr>
+        <w:tabs>
+          <w:tab w:val="num" w:pos="6480"/>
+        </w:tabs>
+        <w:ind w:left="6480" w:hanging="360"/>
+      </w:pPr>
+      <w:rPr>
+        <w:rFonts w:ascii="Wingdings" w:hAnsi="Wingdings" w:hint="default"/>
+        <w:sz w:val="20"/>
+      </w:rPr>
+    </w:lvl>
+  </w:abstractNum>
+  <w:abstractNum w:abstractNumId="5" w15:restartNumberingAfterBreak="0">
+    <w:nsid w:val="1161731D"/>
+    <w:multiLevelType w:val="multilevel"/>
+    <w:tmpl w:val="DF127892"/>
+    <w:lvl w:ilvl="0">
+      <w:start w:val="1"/>
+      <w:numFmt w:val="bullet"/>
+      <w:lvlText w:val=""/>
+      <w:lvlJc w:val="left"/>
+      <w:pPr>
+        <w:tabs>
+          <w:tab w:val="num" w:pos="720"/>
+        </w:tabs>
+        <w:ind w:left="720" w:hanging="360"/>
+      </w:pPr>
+      <w:rPr>
+        <w:rFonts w:ascii="Symbol" w:hAnsi="Symbol" w:hint="default"/>
+        <w:sz w:val="20"/>
+      </w:rPr>
+    </w:lvl>
+    <w:lvl w:ilvl="1" w:tentative="1">
+      <w:start w:val="1"/>
+      <w:numFmt w:val="bullet"/>
+      <w:lvlText w:val="o"/>
+      <w:lvlJc w:val="left"/>
+      <w:pPr>
+        <w:tabs>
+          <w:tab w:val="num" w:pos="1440"/>
+        </w:tabs>
+        <w:ind w:left="1440" w:hanging="360"/>
+      </w:pPr>
+      <w:rPr>
+        <w:rFonts w:ascii="Courier New" w:hAnsi="Courier New" w:hint="default"/>
+        <w:sz w:val="20"/>
+      </w:rPr>
+    </w:lvl>
+    <w:lvl w:ilvl="2" w:tentative="1">
+      <w:start w:val="1"/>
+      <w:numFmt w:val="bullet"/>
+      <w:lvlText w:val=""/>
+      <w:lvlJc w:val="left"/>
+      <w:pPr>
+        <w:tabs>
+          <w:tab w:val="num" w:pos="2160"/>
+        </w:tabs>
+        <w:ind w:left="2160" w:hanging="360"/>
+      </w:pPr>
+      <w:rPr>
+        <w:rFonts w:ascii="Wingdings" w:hAnsi="Wingdings" w:hint="default"/>
+        <w:sz w:val="20"/>
+      </w:rPr>
+    </w:lvl>
+    <w:lvl w:ilvl="3" w:tentative="1">
+      <w:start w:val="1"/>
+      <w:numFmt w:val="bullet"/>
+      <w:lvlText w:val=""/>
+      <w:lvlJc w:val="left"/>
+      <w:pPr>
+        <w:tabs>
+          <w:tab w:val="num" w:pos="2880"/>
+        </w:tabs>
+        <w:ind w:left="2880" w:hanging="360"/>
+      </w:pPr>
+      <w:rPr>
+        <w:rFonts w:ascii="Wingdings" w:hAnsi="Wingdings" w:hint="default"/>
+        <w:sz w:val="20"/>
+      </w:rPr>
+    </w:lvl>
+    <w:lvl w:ilvl="4" w:tentative="1">
+      <w:start w:val="1"/>
+      <w:numFmt w:val="bullet"/>
+      <w:lvlText w:val=""/>
+      <w:lvlJc w:val="left"/>
+      <w:pPr>
+        <w:tabs>
+          <w:tab w:val="num" w:pos="3600"/>
+        </w:tabs>
+        <w:ind w:left="3600" w:hanging="360"/>
+      </w:pPr>
+      <w:rPr>
+        <w:rFonts w:ascii="Wingdings" w:hAnsi="Wingdings" w:hint="default"/>
+        <w:sz w:val="20"/>
+      </w:rPr>
+    </w:lvl>
+    <w:lvl w:ilvl="5" w:tentative="1">
+      <w:start w:val="1"/>
+      <w:numFmt w:val="bullet"/>
+      <w:lvlText w:val=""/>
+      <w:lvlJc w:val="left"/>
+      <w:pPr>
+        <w:tabs>
+          <w:tab w:val="num" w:pos="4320"/>
+        </w:tabs>
+        <w:ind w:left="4320" w:hanging="360"/>
+      </w:pPr>
+      <w:rPr>
+        <w:rFonts w:ascii="Wingdings" w:hAnsi="Wingdings" w:hint="default"/>
+        <w:sz w:val="20"/>
+      </w:rPr>
+    </w:lvl>
+    <w:lvl w:ilvl="6" w:tentative="1">
+      <w:start w:val="1"/>
+      <w:numFmt w:val="bullet"/>
+      <w:lvlText w:val=""/>
+      <w:lvlJc w:val="left"/>
+      <w:pPr>
+        <w:tabs>
+          <w:tab w:val="num" w:pos="5040"/>
+        </w:tabs>
+        <w:ind w:left="5040" w:hanging="360"/>
+      </w:pPr>
+      <w:rPr>
+        <w:rFonts w:ascii="Wingdings" w:hAnsi="Wingdings" w:hint="default"/>
+        <w:sz w:val="20"/>
+      </w:rPr>
+    </w:lvl>
+    <w:lvl w:ilvl="7" w:tentative="1">
+      <w:start w:val="1"/>
+      <w:numFmt w:val="bullet"/>
+      <w:lvlText w:val=""/>
+      <w:lvlJc w:val="left"/>
+      <w:pPr>
+        <w:tabs>
+          <w:tab w:val="num" w:pos="5760"/>
+        </w:tabs>
+        <w:ind w:left="5760" w:hanging="360"/>
+      </w:pPr>
+      <w:rPr>
+        <w:rFonts w:ascii="Wingdings" w:hAnsi="Wingdings" w:hint="default"/>
+        <w:sz w:val="20"/>
+      </w:rPr>
+    </w:lvl>
+    <w:lvl w:ilvl="8" w:tentative="1">
+      <w:start w:val="1"/>
+      <w:numFmt w:val="bullet"/>
+      <w:lvlText w:val=""/>
+      <w:lvlJc w:val="left"/>
+      <w:pPr>
+        <w:tabs>
+          <w:tab w:val="num" w:pos="6480"/>
+        </w:tabs>
+        <w:ind w:left="6480" w:hanging="360"/>
+      </w:pPr>
+      <w:rPr>
+        <w:rFonts w:ascii="Wingdings" w:hAnsi="Wingdings" w:hint="default"/>
+        <w:sz w:val="20"/>
+      </w:rPr>
+    </w:lvl>
+  </w:abstractNum>
+  <w:abstractNum w:abstractNumId="6" w15:restartNumberingAfterBreak="0">
+    <w:nsid w:val="14D0259E"/>
+    <w:multiLevelType w:val="multilevel"/>
+    <w:tmpl w:val="A05A355A"/>
+    <w:lvl w:ilvl="0">
+      <w:start w:val="1"/>
+      <w:numFmt w:val="bullet"/>
+      <w:lvlText w:val=""/>
+      <w:lvlJc w:val="left"/>
+      <w:pPr>
+        <w:tabs>
+          <w:tab w:val="num" w:pos="720"/>
+        </w:tabs>
+        <w:ind w:left="720" w:hanging="360"/>
+      </w:pPr>
+      <w:rPr>
+        <w:rFonts w:ascii="Symbol" w:hAnsi="Symbol" w:hint="default"/>
+        <w:sz w:val="20"/>
+      </w:rPr>
+    </w:lvl>
+    <w:lvl w:ilvl="1" w:tentative="1">
+      <w:start w:val="1"/>
+      <w:numFmt w:val="bullet"/>
+      <w:lvlText w:val="o"/>
+      <w:lvlJc w:val="left"/>
+      <w:pPr>
+        <w:tabs>
+          <w:tab w:val="num" w:pos="1440"/>
+        </w:tabs>
+        <w:ind w:left="1440" w:hanging="360"/>
+      </w:pPr>
+      <w:rPr>
+        <w:rFonts w:ascii="Courier New" w:hAnsi="Courier New" w:hint="default"/>
+        <w:sz w:val="20"/>
+      </w:rPr>
+    </w:lvl>
+    <w:lvl w:ilvl="2" w:tentative="1">
+      <w:start w:val="1"/>
+      <w:numFmt w:val="bullet"/>
+      <w:lvlText w:val=""/>
+      <w:lvlJc w:val="left"/>
+      <w:pPr>
+        <w:tabs>
+          <w:tab w:val="num" w:pos="2160"/>
+        </w:tabs>
+        <w:ind w:left="2160" w:hanging="360"/>
+      </w:pPr>
+      <w:rPr>
+        <w:rFonts w:ascii="Wingdings" w:hAnsi="Wingdings" w:hint="default"/>
+        <w:sz w:val="20"/>
+      </w:rPr>
+    </w:lvl>
+    <w:lvl w:ilvl="3" w:tentative="1">
+      <w:start w:val="1"/>
+      <w:numFmt w:val="bullet"/>
+      <w:lvlText w:val=""/>
+      <w:lvlJc w:val="left"/>
+      <w:pPr>
+        <w:tabs>
+          <w:tab w:val="num" w:pos="2880"/>
+        </w:tabs>
+        <w:ind w:left="2880" w:hanging="360"/>
+      </w:pPr>
+      <w:rPr>
+        <w:rFonts w:ascii="Wingdings" w:hAnsi="Wingdings" w:hint="default"/>
+        <w:sz w:val="20"/>
+      </w:rPr>
+    </w:lvl>
+    <w:lvl w:ilvl="4" w:tentative="1">
+      <w:start w:val="1"/>
+      <w:numFmt w:val="bullet"/>
+      <w:lvlText w:val=""/>
+      <w:lvlJc w:val="left"/>
+      <w:pPr>
+        <w:tabs>
+          <w:tab w:val="num" w:pos="3600"/>
+        </w:tabs>
+        <w:ind w:left="3600" w:hanging="360"/>
+      </w:pPr>
+      <w:rPr>
+        <w:rFonts w:ascii="Wingdings" w:hAnsi="Wingdings" w:hint="default"/>
+        <w:sz w:val="20"/>
+      </w:rPr>
+    </w:lvl>
+    <w:lvl w:ilvl="5" w:tentative="1">
+      <w:start w:val="1"/>
+      <w:numFmt w:val="bullet"/>
+      <w:lvlText w:val=""/>
+      <w:lvlJc w:val="left"/>
+      <w:pPr>
+        <w:tabs>
+          <w:tab w:val="num" w:pos="4320"/>
+        </w:tabs>
+        <w:ind w:left="4320" w:hanging="360"/>
+      </w:pPr>
+      <w:rPr>
+        <w:rFonts w:ascii="Wingdings" w:hAnsi="Wingdings" w:hint="default"/>
+        <w:sz w:val="20"/>
+      </w:rPr>
+    </w:lvl>
+    <w:lvl w:ilvl="6" w:tentative="1">
+      <w:start w:val="1"/>
+      <w:numFmt w:val="bullet"/>
+      <w:lvlText w:val=""/>
+      <w:lvlJc w:val="left"/>
+      <w:pPr>
+        <w:tabs>
+          <w:tab w:val="num" w:pos="5040"/>
+        </w:tabs>
+        <w:ind w:left="5040" w:hanging="360"/>
+      </w:pPr>
+      <w:rPr>
+        <w:rFonts w:ascii="Wingdings" w:hAnsi="Wingdings" w:hint="default"/>
+        <w:sz w:val="20"/>
+      </w:rPr>
+    </w:lvl>
+    <w:lvl w:ilvl="7" w:tentative="1">
+      <w:start w:val="1"/>
+      <w:numFmt w:val="bullet"/>
+      <w:lvlText w:val=""/>
+      <w:lvlJc w:val="left"/>
+      <w:pPr>
+        <w:tabs>
+          <w:tab w:val="num" w:pos="5760"/>
+        </w:tabs>
+        <w:ind w:left="5760" w:hanging="360"/>
+      </w:pPr>
+      <w:rPr>
+        <w:rFonts w:ascii="Wingdings" w:hAnsi="Wingdings" w:hint="default"/>
+        <w:sz w:val="20"/>
+      </w:rPr>
+    </w:lvl>
+    <w:lvl w:ilvl="8" w:tentative="1">
+      <w:start w:val="1"/>
+      <w:numFmt w:val="bullet"/>
+      <w:lvlText w:val=""/>
+      <w:lvlJc w:val="left"/>
+      <w:pPr>
+        <w:tabs>
+          <w:tab w:val="num" w:pos="6480"/>
+        </w:tabs>
+        <w:ind w:left="6480" w:hanging="360"/>
+      </w:pPr>
+      <w:rPr>
+        <w:rFonts w:ascii="Wingdings" w:hAnsi="Wingdings" w:hint="default"/>
+        <w:sz w:val="20"/>
+      </w:rPr>
+    </w:lvl>
+  </w:abstractNum>
+  <w:abstractNum w:abstractNumId="7" w15:restartNumberingAfterBreak="0">
     <w:nsid w:val="180D6E19"/>
     <w:multiLevelType w:val="multilevel"/>
     <w:tmpl w:val="1CB47768"/>
@@ -1972,7 +5511,7 @@
       </w:rPr>
     </w:lvl>
   </w:abstractNum>
-  <w:abstractNum w:abstractNumId="4" w15:restartNumberingAfterBreak="0">
+  <w:abstractNum w:abstractNumId="8" w15:restartNumberingAfterBreak="0">
     <w:nsid w:val="186C26BE"/>
     <w:multiLevelType w:val="multilevel"/>
     <w:tmpl w:val="1F7898B0"/>
@@ -2121,7 +5660,156 @@
       </w:rPr>
     </w:lvl>
   </w:abstractNum>
-  <w:abstractNum w:abstractNumId="5" w15:restartNumberingAfterBreak="0">
+  <w:abstractNum w:abstractNumId="9" w15:restartNumberingAfterBreak="0">
+    <w:nsid w:val="25754552"/>
+    <w:multiLevelType w:val="multilevel"/>
+    <w:tmpl w:val="2E26B44E"/>
+    <w:lvl w:ilvl="0">
+      <w:start w:val="1"/>
+      <w:numFmt w:val="bullet"/>
+      <w:lvlText w:val=""/>
+      <w:lvlJc w:val="left"/>
+      <w:pPr>
+        <w:tabs>
+          <w:tab w:val="num" w:pos="720"/>
+        </w:tabs>
+        <w:ind w:left="720" w:hanging="360"/>
+      </w:pPr>
+      <w:rPr>
+        <w:rFonts w:ascii="Symbol" w:hAnsi="Symbol" w:hint="default"/>
+        <w:sz w:val="20"/>
+      </w:rPr>
+    </w:lvl>
+    <w:lvl w:ilvl="1" w:tentative="1">
+      <w:start w:val="1"/>
+      <w:numFmt w:val="bullet"/>
+      <w:lvlText w:val="o"/>
+      <w:lvlJc w:val="left"/>
+      <w:pPr>
+        <w:tabs>
+          <w:tab w:val="num" w:pos="1440"/>
+        </w:tabs>
+        <w:ind w:left="1440" w:hanging="360"/>
+      </w:pPr>
+      <w:rPr>
+        <w:rFonts w:ascii="Courier New" w:hAnsi="Courier New" w:hint="default"/>
+        <w:sz w:val="20"/>
+      </w:rPr>
+    </w:lvl>
+    <w:lvl w:ilvl="2" w:tentative="1">
+      <w:start w:val="1"/>
+      <w:numFmt w:val="bullet"/>
+      <w:lvlText w:val=""/>
+      <w:lvlJc w:val="left"/>
+      <w:pPr>
+        <w:tabs>
+          <w:tab w:val="num" w:pos="2160"/>
+        </w:tabs>
+        <w:ind w:left="2160" w:hanging="360"/>
+      </w:pPr>
+      <w:rPr>
+        <w:rFonts w:ascii="Wingdings" w:hAnsi="Wingdings" w:hint="default"/>
+        <w:sz w:val="20"/>
+      </w:rPr>
+    </w:lvl>
+    <w:lvl w:ilvl="3" w:tentative="1">
+      <w:start w:val="1"/>
+      <w:numFmt w:val="bullet"/>
+      <w:lvlText w:val=""/>
+      <w:lvlJc w:val="left"/>
+      <w:pPr>
+        <w:tabs>
+          <w:tab w:val="num" w:pos="2880"/>
+        </w:tabs>
+        <w:ind w:left="2880" w:hanging="360"/>
+      </w:pPr>
+      <w:rPr>
+        <w:rFonts w:ascii="Wingdings" w:hAnsi="Wingdings" w:hint="default"/>
+        <w:sz w:val="20"/>
+      </w:rPr>
+    </w:lvl>
+    <w:lvl w:ilvl="4" w:tentative="1">
+      <w:start w:val="1"/>
+      <w:numFmt w:val="bullet"/>
+      <w:lvlText w:val=""/>
+      <w:lvlJc w:val="left"/>
+      <w:pPr>
+        <w:tabs>
+          <w:tab w:val="num" w:pos="3600"/>
+        </w:tabs>
+        <w:ind w:left="3600" w:hanging="360"/>
+      </w:pPr>
+      <w:rPr>
+        <w:rFonts w:ascii="Wingdings" w:hAnsi="Wingdings" w:hint="default"/>
+        <w:sz w:val="20"/>
+      </w:rPr>
+    </w:lvl>
+    <w:lvl w:ilvl="5" w:tentative="1">
+      <w:start w:val="1"/>
+      <w:numFmt w:val="bullet"/>
+      <w:lvlText w:val=""/>
+      <w:lvlJc w:val="left"/>
+      <w:pPr>
+        <w:tabs>
+          <w:tab w:val="num" w:pos="4320"/>
+        </w:tabs>
+        <w:ind w:left="4320" w:hanging="360"/>
+      </w:pPr>
+      <w:rPr>
+        <w:rFonts w:ascii="Wingdings" w:hAnsi="Wingdings" w:hint="default"/>
+        <w:sz w:val="20"/>
+      </w:rPr>
+    </w:lvl>
+    <w:lvl w:ilvl="6" w:tentative="1">
+      <w:start w:val="1"/>
+      <w:numFmt w:val="bullet"/>
+      <w:lvlText w:val=""/>
+      <w:lvlJc w:val="left"/>
+      <w:pPr>
+        <w:tabs>
+          <w:tab w:val="num" w:pos="5040"/>
+        </w:tabs>
+        <w:ind w:left="5040" w:hanging="360"/>
+      </w:pPr>
+      <w:rPr>
+        <w:rFonts w:ascii="Wingdings" w:hAnsi="Wingdings" w:hint="default"/>
+        <w:sz w:val="20"/>
+      </w:rPr>
+    </w:lvl>
+    <w:lvl w:ilvl="7" w:tentative="1">
+      <w:start w:val="1"/>
+      <w:numFmt w:val="bullet"/>
+      <w:lvlText w:val=""/>
+      <w:lvlJc w:val="left"/>
+      <w:pPr>
+        <w:tabs>
+          <w:tab w:val="num" w:pos="5760"/>
+        </w:tabs>
+        <w:ind w:left="5760" w:hanging="360"/>
+      </w:pPr>
+      <w:rPr>
+        <w:rFonts w:ascii="Wingdings" w:hAnsi="Wingdings" w:hint="default"/>
+        <w:sz w:val="20"/>
+      </w:rPr>
+    </w:lvl>
+    <w:lvl w:ilvl="8" w:tentative="1">
+      <w:start w:val="1"/>
+      <w:numFmt w:val="bullet"/>
+      <w:lvlText w:val=""/>
+      <w:lvlJc w:val="left"/>
+      <w:pPr>
+        <w:tabs>
+          <w:tab w:val="num" w:pos="6480"/>
+        </w:tabs>
+        <w:ind w:left="6480" w:hanging="360"/>
+      </w:pPr>
+      <w:rPr>
+        <w:rFonts w:ascii="Wingdings" w:hAnsi="Wingdings" w:hint="default"/>
+        <w:sz w:val="20"/>
+      </w:rPr>
+    </w:lvl>
+  </w:abstractNum>
+  <w:abstractNum w:abstractNumId="10" w15:restartNumberingAfterBreak="0">
     <w:nsid w:val="27A80752"/>
     <w:multiLevelType w:val="hybridMultilevel"/>
     <w:tmpl w:val="4470059A"/>
@@ -2233,7 +5921,156 @@
       </w:rPr>
     </w:lvl>
   </w:abstractNum>
-  <w:abstractNum w:abstractNumId="6" w15:restartNumberingAfterBreak="0">
+  <w:abstractNum w:abstractNumId="11" w15:restartNumberingAfterBreak="0">
+    <w:nsid w:val="2D9E3086"/>
+    <w:multiLevelType w:val="multilevel"/>
+    <w:tmpl w:val="7C880CD8"/>
+    <w:lvl w:ilvl="0">
+      <w:start w:val="1"/>
+      <w:numFmt w:val="bullet"/>
+      <w:lvlText w:val=""/>
+      <w:lvlJc w:val="left"/>
+      <w:pPr>
+        <w:tabs>
+          <w:tab w:val="num" w:pos="720"/>
+        </w:tabs>
+        <w:ind w:left="720" w:hanging="360"/>
+      </w:pPr>
+      <w:rPr>
+        <w:rFonts w:ascii="Symbol" w:hAnsi="Symbol" w:hint="default"/>
+        <w:sz w:val="20"/>
+      </w:rPr>
+    </w:lvl>
+    <w:lvl w:ilvl="1" w:tentative="1">
+      <w:start w:val="1"/>
+      <w:numFmt w:val="bullet"/>
+      <w:lvlText w:val="o"/>
+      <w:lvlJc w:val="left"/>
+      <w:pPr>
+        <w:tabs>
+          <w:tab w:val="num" w:pos="1440"/>
+        </w:tabs>
+        <w:ind w:left="1440" w:hanging="360"/>
+      </w:pPr>
+      <w:rPr>
+        <w:rFonts w:ascii="Courier New" w:hAnsi="Courier New" w:hint="default"/>
+        <w:sz w:val="20"/>
+      </w:rPr>
+    </w:lvl>
+    <w:lvl w:ilvl="2" w:tentative="1">
+      <w:start w:val="1"/>
+      <w:numFmt w:val="bullet"/>
+      <w:lvlText w:val=""/>
+      <w:lvlJc w:val="left"/>
+      <w:pPr>
+        <w:tabs>
+          <w:tab w:val="num" w:pos="2160"/>
+        </w:tabs>
+        <w:ind w:left="2160" w:hanging="360"/>
+      </w:pPr>
+      <w:rPr>
+        <w:rFonts w:ascii="Wingdings" w:hAnsi="Wingdings" w:hint="default"/>
+        <w:sz w:val="20"/>
+      </w:rPr>
+    </w:lvl>
+    <w:lvl w:ilvl="3" w:tentative="1">
+      <w:start w:val="1"/>
+      <w:numFmt w:val="bullet"/>
+      <w:lvlText w:val=""/>
+      <w:lvlJc w:val="left"/>
+      <w:pPr>
+        <w:tabs>
+          <w:tab w:val="num" w:pos="2880"/>
+        </w:tabs>
+        <w:ind w:left="2880" w:hanging="360"/>
+      </w:pPr>
+      <w:rPr>
+        <w:rFonts w:ascii="Wingdings" w:hAnsi="Wingdings" w:hint="default"/>
+        <w:sz w:val="20"/>
+      </w:rPr>
+    </w:lvl>
+    <w:lvl w:ilvl="4" w:tentative="1">
+      <w:start w:val="1"/>
+      <w:numFmt w:val="bullet"/>
+      <w:lvlText w:val=""/>
+      <w:lvlJc w:val="left"/>
+      <w:pPr>
+        <w:tabs>
+          <w:tab w:val="num" w:pos="3600"/>
+        </w:tabs>
+        <w:ind w:left="3600" w:hanging="360"/>
+      </w:pPr>
+      <w:rPr>
+        <w:rFonts w:ascii="Wingdings" w:hAnsi="Wingdings" w:hint="default"/>
+        <w:sz w:val="20"/>
+      </w:rPr>
+    </w:lvl>
+    <w:lvl w:ilvl="5" w:tentative="1">
+      <w:start w:val="1"/>
+      <w:numFmt w:val="bullet"/>
+      <w:lvlText w:val=""/>
+      <w:lvlJc w:val="left"/>
+      <w:pPr>
+        <w:tabs>
+          <w:tab w:val="num" w:pos="4320"/>
+        </w:tabs>
+        <w:ind w:left="4320" w:hanging="360"/>
+      </w:pPr>
+      <w:rPr>
+        <w:rFonts w:ascii="Wingdings" w:hAnsi="Wingdings" w:hint="default"/>
+        <w:sz w:val="20"/>
+      </w:rPr>
+    </w:lvl>
+    <w:lvl w:ilvl="6" w:tentative="1">
+      <w:start w:val="1"/>
+      <w:numFmt w:val="bullet"/>
+      <w:lvlText w:val=""/>
+      <w:lvlJc w:val="left"/>
+      <w:pPr>
+        <w:tabs>
+          <w:tab w:val="num" w:pos="5040"/>
+        </w:tabs>
+        <w:ind w:left="5040" w:hanging="360"/>
+      </w:pPr>
+      <w:rPr>
+        <w:rFonts w:ascii="Wingdings" w:hAnsi="Wingdings" w:hint="default"/>
+        <w:sz w:val="20"/>
+      </w:rPr>
+    </w:lvl>
+    <w:lvl w:ilvl="7" w:tentative="1">
+      <w:start w:val="1"/>
+      <w:numFmt w:val="bullet"/>
+      <w:lvlText w:val=""/>
+      <w:lvlJc w:val="left"/>
+      <w:pPr>
+        <w:tabs>
+          <w:tab w:val="num" w:pos="5760"/>
+        </w:tabs>
+        <w:ind w:left="5760" w:hanging="360"/>
+      </w:pPr>
+      <w:rPr>
+        <w:rFonts w:ascii="Wingdings" w:hAnsi="Wingdings" w:hint="default"/>
+        <w:sz w:val="20"/>
+      </w:rPr>
+    </w:lvl>
+    <w:lvl w:ilvl="8" w:tentative="1">
+      <w:start w:val="1"/>
+      <w:numFmt w:val="bullet"/>
+      <w:lvlText w:val=""/>
+      <w:lvlJc w:val="left"/>
+      <w:pPr>
+        <w:tabs>
+          <w:tab w:val="num" w:pos="6480"/>
+        </w:tabs>
+        <w:ind w:left="6480" w:hanging="360"/>
+      </w:pPr>
+      <w:rPr>
+        <w:rFonts w:ascii="Wingdings" w:hAnsi="Wingdings" w:hint="default"/>
+        <w:sz w:val="20"/>
+      </w:rPr>
+    </w:lvl>
+  </w:abstractNum>
+  <w:abstractNum w:abstractNumId="12" w15:restartNumberingAfterBreak="0">
     <w:nsid w:val="30C10FC1"/>
     <w:multiLevelType w:val="multilevel"/>
     <w:tmpl w:val="0128C614"/>
@@ -2382,7 +6219,7 @@
       </w:rPr>
     </w:lvl>
   </w:abstractNum>
-  <w:abstractNum w:abstractNumId="7" w15:restartNumberingAfterBreak="0">
+  <w:abstractNum w:abstractNumId="13" w15:restartNumberingAfterBreak="0">
     <w:nsid w:val="40983662"/>
     <w:multiLevelType w:val="multilevel"/>
     <w:tmpl w:val="186EAC42"/>
@@ -2531,7 +6368,156 @@
       </w:rPr>
     </w:lvl>
   </w:abstractNum>
-  <w:abstractNum w:abstractNumId="8" w15:restartNumberingAfterBreak="0">
+  <w:abstractNum w:abstractNumId="14" w15:restartNumberingAfterBreak="0">
+    <w:nsid w:val="43572328"/>
+    <w:multiLevelType w:val="multilevel"/>
+    <w:tmpl w:val="EBD8605E"/>
+    <w:lvl w:ilvl="0">
+      <w:start w:val="1"/>
+      <w:numFmt w:val="bullet"/>
+      <w:lvlText w:val=""/>
+      <w:lvlJc w:val="left"/>
+      <w:pPr>
+        <w:tabs>
+          <w:tab w:val="num" w:pos="720"/>
+        </w:tabs>
+        <w:ind w:left="720" w:hanging="360"/>
+      </w:pPr>
+      <w:rPr>
+        <w:rFonts w:ascii="Symbol" w:hAnsi="Symbol" w:hint="default"/>
+        <w:sz w:val="20"/>
+      </w:rPr>
+    </w:lvl>
+    <w:lvl w:ilvl="1" w:tentative="1">
+      <w:start w:val="1"/>
+      <w:numFmt w:val="bullet"/>
+      <w:lvlText w:val="o"/>
+      <w:lvlJc w:val="left"/>
+      <w:pPr>
+        <w:tabs>
+          <w:tab w:val="num" w:pos="1440"/>
+        </w:tabs>
+        <w:ind w:left="1440" w:hanging="360"/>
+      </w:pPr>
+      <w:rPr>
+        <w:rFonts w:ascii="Courier New" w:hAnsi="Courier New" w:hint="default"/>
+        <w:sz w:val="20"/>
+      </w:rPr>
+    </w:lvl>
+    <w:lvl w:ilvl="2" w:tentative="1">
+      <w:start w:val="1"/>
+      <w:numFmt w:val="bullet"/>
+      <w:lvlText w:val=""/>
+      <w:lvlJc w:val="left"/>
+      <w:pPr>
+        <w:tabs>
+          <w:tab w:val="num" w:pos="2160"/>
+        </w:tabs>
+        <w:ind w:left="2160" w:hanging="360"/>
+      </w:pPr>
+      <w:rPr>
+        <w:rFonts w:ascii="Wingdings" w:hAnsi="Wingdings" w:hint="default"/>
+        <w:sz w:val="20"/>
+      </w:rPr>
+    </w:lvl>
+    <w:lvl w:ilvl="3" w:tentative="1">
+      <w:start w:val="1"/>
+      <w:numFmt w:val="bullet"/>
+      <w:lvlText w:val=""/>
+      <w:lvlJc w:val="left"/>
+      <w:pPr>
+        <w:tabs>
+          <w:tab w:val="num" w:pos="2880"/>
+        </w:tabs>
+        <w:ind w:left="2880" w:hanging="360"/>
+      </w:pPr>
+      <w:rPr>
+        <w:rFonts w:ascii="Wingdings" w:hAnsi="Wingdings" w:hint="default"/>
+        <w:sz w:val="20"/>
+      </w:rPr>
+    </w:lvl>
+    <w:lvl w:ilvl="4" w:tentative="1">
+      <w:start w:val="1"/>
+      <w:numFmt w:val="bullet"/>
+      <w:lvlText w:val=""/>
+      <w:lvlJc w:val="left"/>
+      <w:pPr>
+        <w:tabs>
+          <w:tab w:val="num" w:pos="3600"/>
+        </w:tabs>
+        <w:ind w:left="3600" w:hanging="360"/>
+      </w:pPr>
+      <w:rPr>
+        <w:rFonts w:ascii="Wingdings" w:hAnsi="Wingdings" w:hint="default"/>
+        <w:sz w:val="20"/>
+      </w:rPr>
+    </w:lvl>
+    <w:lvl w:ilvl="5" w:tentative="1">
+      <w:start w:val="1"/>
+      <w:numFmt w:val="bullet"/>
+      <w:lvlText w:val=""/>
+      <w:lvlJc w:val="left"/>
+      <w:pPr>
+        <w:tabs>
+          <w:tab w:val="num" w:pos="4320"/>
+        </w:tabs>
+        <w:ind w:left="4320" w:hanging="360"/>
+      </w:pPr>
+      <w:rPr>
+        <w:rFonts w:ascii="Wingdings" w:hAnsi="Wingdings" w:hint="default"/>
+        <w:sz w:val="20"/>
+      </w:rPr>
+    </w:lvl>
+    <w:lvl w:ilvl="6" w:tentative="1">
+      <w:start w:val="1"/>
+      <w:numFmt w:val="bullet"/>
+      <w:lvlText w:val=""/>
+      <w:lvlJc w:val="left"/>
+      <w:pPr>
+        <w:tabs>
+          <w:tab w:val="num" w:pos="5040"/>
+        </w:tabs>
+        <w:ind w:left="5040" w:hanging="360"/>
+      </w:pPr>
+      <w:rPr>
+        <w:rFonts w:ascii="Wingdings" w:hAnsi="Wingdings" w:hint="default"/>
+        <w:sz w:val="20"/>
+      </w:rPr>
+    </w:lvl>
+    <w:lvl w:ilvl="7" w:tentative="1">
+      <w:start w:val="1"/>
+      <w:numFmt w:val="bullet"/>
+      <w:lvlText w:val=""/>
+      <w:lvlJc w:val="left"/>
+      <w:pPr>
+        <w:tabs>
+          <w:tab w:val="num" w:pos="5760"/>
+        </w:tabs>
+        <w:ind w:left="5760" w:hanging="360"/>
+      </w:pPr>
+      <w:rPr>
+        <w:rFonts w:ascii="Wingdings" w:hAnsi="Wingdings" w:hint="default"/>
+        <w:sz w:val="20"/>
+      </w:rPr>
+    </w:lvl>
+    <w:lvl w:ilvl="8" w:tentative="1">
+      <w:start w:val="1"/>
+      <w:numFmt w:val="bullet"/>
+      <w:lvlText w:val=""/>
+      <w:lvlJc w:val="left"/>
+      <w:pPr>
+        <w:tabs>
+          <w:tab w:val="num" w:pos="6480"/>
+        </w:tabs>
+        <w:ind w:left="6480" w:hanging="360"/>
+      </w:pPr>
+      <w:rPr>
+        <w:rFonts w:ascii="Wingdings" w:hAnsi="Wingdings" w:hint="default"/>
+        <w:sz w:val="20"/>
+      </w:rPr>
+    </w:lvl>
+  </w:abstractNum>
+  <w:abstractNum w:abstractNumId="15" w15:restartNumberingAfterBreak="0">
     <w:nsid w:val="57A33ECC"/>
     <w:multiLevelType w:val="multilevel"/>
     <w:tmpl w:val="CCA20226"/>
@@ -2680,7 +6666,7 @@
       </w:rPr>
     </w:lvl>
   </w:abstractNum>
-  <w:abstractNum w:abstractNumId="9" w15:restartNumberingAfterBreak="0">
+  <w:abstractNum w:abstractNumId="16" w15:restartNumberingAfterBreak="0">
     <w:nsid w:val="5AFC3A23"/>
     <w:multiLevelType w:val="multilevel"/>
     <w:tmpl w:val="1072496A"/>
@@ -2829,7 +6815,7 @@
       </w:rPr>
     </w:lvl>
   </w:abstractNum>
-  <w:abstractNum w:abstractNumId="10" w15:restartNumberingAfterBreak="0">
+  <w:abstractNum w:abstractNumId="17" w15:restartNumberingAfterBreak="0">
     <w:nsid w:val="5B1F029C"/>
     <w:multiLevelType w:val="multilevel"/>
     <w:tmpl w:val="8D14A4E4"/>
@@ -2978,7 +6964,7 @@
       </w:rPr>
     </w:lvl>
   </w:abstractNum>
-  <w:abstractNum w:abstractNumId="11" w15:restartNumberingAfterBreak="0">
+  <w:abstractNum w:abstractNumId="18" w15:restartNumberingAfterBreak="0">
     <w:nsid w:val="61D14DF9"/>
     <w:multiLevelType w:val="multilevel"/>
     <w:tmpl w:val="0420C162"/>
@@ -3127,7 +7113,7 @@
       </w:rPr>
     </w:lvl>
   </w:abstractNum>
-  <w:abstractNum w:abstractNumId="12" w15:restartNumberingAfterBreak="0">
+  <w:abstractNum w:abstractNumId="19" w15:restartNumberingAfterBreak="0">
     <w:nsid w:val="62D84D06"/>
     <w:multiLevelType w:val="multilevel"/>
     <w:tmpl w:val="67523016"/>
@@ -3276,7 +7262,7 @@
       </w:rPr>
     </w:lvl>
   </w:abstractNum>
-  <w:abstractNum w:abstractNumId="13" w15:restartNumberingAfterBreak="0">
+  <w:abstractNum w:abstractNumId="20" w15:restartNumberingAfterBreak="0">
     <w:nsid w:val="6A7C5C72"/>
     <w:multiLevelType w:val="multilevel"/>
     <w:tmpl w:val="AF304272"/>
@@ -3425,7 +7411,7 @@
       </w:rPr>
     </w:lvl>
   </w:abstractNum>
-  <w:abstractNum w:abstractNumId="14" w15:restartNumberingAfterBreak="0">
+  <w:abstractNum w:abstractNumId="21" w15:restartNumberingAfterBreak="0">
     <w:nsid w:val="6E3D6F7F"/>
     <w:multiLevelType w:val="multilevel"/>
     <w:tmpl w:val="41247BB2"/>
@@ -3574,7 +7560,156 @@
       </w:rPr>
     </w:lvl>
   </w:abstractNum>
-  <w:abstractNum w:abstractNumId="15" w15:restartNumberingAfterBreak="0">
+  <w:abstractNum w:abstractNumId="22" w15:restartNumberingAfterBreak="0">
+    <w:nsid w:val="6F167D91"/>
+    <w:multiLevelType w:val="multilevel"/>
+    <w:tmpl w:val="C936D752"/>
+    <w:lvl w:ilvl="0">
+      <w:start w:val="1"/>
+      <w:numFmt w:val="bullet"/>
+      <w:lvlText w:val=""/>
+      <w:lvlJc w:val="left"/>
+      <w:pPr>
+        <w:tabs>
+          <w:tab w:val="num" w:pos="720"/>
+        </w:tabs>
+        <w:ind w:left="720" w:hanging="360"/>
+      </w:pPr>
+      <w:rPr>
+        <w:rFonts w:ascii="Symbol" w:hAnsi="Symbol" w:hint="default"/>
+        <w:sz w:val="20"/>
+      </w:rPr>
+    </w:lvl>
+    <w:lvl w:ilvl="1" w:tentative="1">
+      <w:start w:val="1"/>
+      <w:numFmt w:val="bullet"/>
+      <w:lvlText w:val="o"/>
+      <w:lvlJc w:val="left"/>
+      <w:pPr>
+        <w:tabs>
+          <w:tab w:val="num" w:pos="1440"/>
+        </w:tabs>
+        <w:ind w:left="1440" w:hanging="360"/>
+      </w:pPr>
+      <w:rPr>
+        <w:rFonts w:ascii="Courier New" w:hAnsi="Courier New" w:hint="default"/>
+        <w:sz w:val="20"/>
+      </w:rPr>
+    </w:lvl>
+    <w:lvl w:ilvl="2" w:tentative="1">
+      <w:start w:val="1"/>
+      <w:numFmt w:val="bullet"/>
+      <w:lvlText w:val=""/>
+      <w:lvlJc w:val="left"/>
+      <w:pPr>
+        <w:tabs>
+          <w:tab w:val="num" w:pos="2160"/>
+        </w:tabs>
+        <w:ind w:left="2160" w:hanging="360"/>
+      </w:pPr>
+      <w:rPr>
+        <w:rFonts w:ascii="Wingdings" w:hAnsi="Wingdings" w:hint="default"/>
+        <w:sz w:val="20"/>
+      </w:rPr>
+    </w:lvl>
+    <w:lvl w:ilvl="3" w:tentative="1">
+      <w:start w:val="1"/>
+      <w:numFmt w:val="bullet"/>
+      <w:lvlText w:val=""/>
+      <w:lvlJc w:val="left"/>
+      <w:pPr>
+        <w:tabs>
+          <w:tab w:val="num" w:pos="2880"/>
+        </w:tabs>
+        <w:ind w:left="2880" w:hanging="360"/>
+      </w:pPr>
+      <w:rPr>
+        <w:rFonts w:ascii="Wingdings" w:hAnsi="Wingdings" w:hint="default"/>
+        <w:sz w:val="20"/>
+      </w:rPr>
+    </w:lvl>
+    <w:lvl w:ilvl="4" w:tentative="1">
+      <w:start w:val="1"/>
+      <w:numFmt w:val="bullet"/>
+      <w:lvlText w:val=""/>
+      <w:lvlJc w:val="left"/>
+      <w:pPr>
+        <w:tabs>
+          <w:tab w:val="num" w:pos="3600"/>
+        </w:tabs>
+        <w:ind w:left="3600" w:hanging="360"/>
+      </w:pPr>
+      <w:rPr>
+        <w:rFonts w:ascii="Wingdings" w:hAnsi="Wingdings" w:hint="default"/>
+        <w:sz w:val="20"/>
+      </w:rPr>
+    </w:lvl>
+    <w:lvl w:ilvl="5" w:tentative="1">
+      <w:start w:val="1"/>
+      <w:numFmt w:val="bullet"/>
+      <w:lvlText w:val=""/>
+      <w:lvlJc w:val="left"/>
+      <w:pPr>
+        <w:tabs>
+          <w:tab w:val="num" w:pos="4320"/>
+        </w:tabs>
+        <w:ind w:left="4320" w:hanging="360"/>
+      </w:pPr>
+      <w:rPr>
+        <w:rFonts w:ascii="Wingdings" w:hAnsi="Wingdings" w:hint="default"/>
+        <w:sz w:val="20"/>
+      </w:rPr>
+    </w:lvl>
+    <w:lvl w:ilvl="6" w:tentative="1">
+      <w:start w:val="1"/>
+      <w:numFmt w:val="bullet"/>
+      <w:lvlText w:val=""/>
+      <w:lvlJc w:val="left"/>
+      <w:pPr>
+        <w:tabs>
+          <w:tab w:val="num" w:pos="5040"/>
+        </w:tabs>
+        <w:ind w:left="5040" w:hanging="360"/>
+      </w:pPr>
+      <w:rPr>
+        <w:rFonts w:ascii="Wingdings" w:hAnsi="Wingdings" w:hint="default"/>
+        <w:sz w:val="20"/>
+      </w:rPr>
+    </w:lvl>
+    <w:lvl w:ilvl="7" w:tentative="1">
+      <w:start w:val="1"/>
+      <w:numFmt w:val="bullet"/>
+      <w:lvlText w:val=""/>
+      <w:lvlJc w:val="left"/>
+      <w:pPr>
+        <w:tabs>
+          <w:tab w:val="num" w:pos="5760"/>
+        </w:tabs>
+        <w:ind w:left="5760" w:hanging="360"/>
+      </w:pPr>
+      <w:rPr>
+        <w:rFonts w:ascii="Wingdings" w:hAnsi="Wingdings" w:hint="default"/>
+        <w:sz w:val="20"/>
+      </w:rPr>
+    </w:lvl>
+    <w:lvl w:ilvl="8" w:tentative="1">
+      <w:start w:val="1"/>
+      <w:numFmt w:val="bullet"/>
+      <w:lvlText w:val=""/>
+      <w:lvlJc w:val="left"/>
+      <w:pPr>
+        <w:tabs>
+          <w:tab w:val="num" w:pos="6480"/>
+        </w:tabs>
+        <w:ind w:left="6480" w:hanging="360"/>
+      </w:pPr>
+      <w:rPr>
+        <w:rFonts w:ascii="Wingdings" w:hAnsi="Wingdings" w:hint="default"/>
+        <w:sz w:val="20"/>
+      </w:rPr>
+    </w:lvl>
+  </w:abstractNum>
+  <w:abstractNum w:abstractNumId="23" w15:restartNumberingAfterBreak="0">
     <w:nsid w:val="743D2B6B"/>
     <w:multiLevelType w:val="multilevel"/>
     <w:tmpl w:val="B9D490C4"/>
@@ -3723,7 +7858,7 @@
       </w:rPr>
     </w:lvl>
   </w:abstractNum>
-  <w:abstractNum w:abstractNumId="16" w15:restartNumberingAfterBreak="0">
+  <w:abstractNum w:abstractNumId="24" w15:restartNumberingAfterBreak="0">
     <w:nsid w:val="74C03443"/>
     <w:multiLevelType w:val="multilevel"/>
     <w:tmpl w:val="6AE8B8CC"/>
@@ -3872,56 +8007,232 @@
       </w:rPr>
     </w:lvl>
   </w:abstractNum>
+  <w:abstractNum w:abstractNumId="25" w15:restartNumberingAfterBreak="0">
+    <w:nsid w:val="7CF642ED"/>
+    <w:multiLevelType w:val="multilevel"/>
+    <w:tmpl w:val="A35C7546"/>
+    <w:lvl w:ilvl="0">
+      <w:start w:val="1"/>
+      <w:numFmt w:val="bullet"/>
+      <w:lvlText w:val=""/>
+      <w:lvlJc w:val="left"/>
+      <w:pPr>
+        <w:tabs>
+          <w:tab w:val="num" w:pos="720"/>
+        </w:tabs>
+        <w:ind w:left="720" w:hanging="360"/>
+      </w:pPr>
+      <w:rPr>
+        <w:rFonts w:ascii="Symbol" w:hAnsi="Symbol" w:hint="default"/>
+        <w:sz w:val="20"/>
+      </w:rPr>
+    </w:lvl>
+    <w:lvl w:ilvl="1" w:tentative="1">
+      <w:start w:val="1"/>
+      <w:numFmt w:val="bullet"/>
+      <w:lvlText w:val="o"/>
+      <w:lvlJc w:val="left"/>
+      <w:pPr>
+        <w:tabs>
+          <w:tab w:val="num" w:pos="1440"/>
+        </w:tabs>
+        <w:ind w:left="1440" w:hanging="360"/>
+      </w:pPr>
+      <w:rPr>
+        <w:rFonts w:ascii="Courier New" w:hAnsi="Courier New" w:hint="default"/>
+        <w:sz w:val="20"/>
+      </w:rPr>
+    </w:lvl>
+    <w:lvl w:ilvl="2" w:tentative="1">
+      <w:start w:val="1"/>
+      <w:numFmt w:val="bullet"/>
+      <w:lvlText w:val=""/>
+      <w:lvlJc w:val="left"/>
+      <w:pPr>
+        <w:tabs>
+          <w:tab w:val="num" w:pos="2160"/>
+        </w:tabs>
+        <w:ind w:left="2160" w:hanging="360"/>
+      </w:pPr>
+      <w:rPr>
+        <w:rFonts w:ascii="Wingdings" w:hAnsi="Wingdings" w:hint="default"/>
+        <w:sz w:val="20"/>
+      </w:rPr>
+    </w:lvl>
+    <w:lvl w:ilvl="3" w:tentative="1">
+      <w:start w:val="1"/>
+      <w:numFmt w:val="bullet"/>
+      <w:lvlText w:val=""/>
+      <w:lvlJc w:val="left"/>
+      <w:pPr>
+        <w:tabs>
+          <w:tab w:val="num" w:pos="2880"/>
+        </w:tabs>
+        <w:ind w:left="2880" w:hanging="360"/>
+      </w:pPr>
+      <w:rPr>
+        <w:rFonts w:ascii="Wingdings" w:hAnsi="Wingdings" w:hint="default"/>
+        <w:sz w:val="20"/>
+      </w:rPr>
+    </w:lvl>
+    <w:lvl w:ilvl="4" w:tentative="1">
+      <w:start w:val="1"/>
+      <w:numFmt w:val="bullet"/>
+      <w:lvlText w:val=""/>
+      <w:lvlJc w:val="left"/>
+      <w:pPr>
+        <w:tabs>
+          <w:tab w:val="num" w:pos="3600"/>
+        </w:tabs>
+        <w:ind w:left="3600" w:hanging="360"/>
+      </w:pPr>
+      <w:rPr>
+        <w:rFonts w:ascii="Wingdings" w:hAnsi="Wingdings" w:hint="default"/>
+        <w:sz w:val="20"/>
+      </w:rPr>
+    </w:lvl>
+    <w:lvl w:ilvl="5" w:tentative="1">
+      <w:start w:val="1"/>
+      <w:numFmt w:val="bullet"/>
+      <w:lvlText w:val=""/>
+      <w:lvlJc w:val="left"/>
+      <w:pPr>
+        <w:tabs>
+          <w:tab w:val="num" w:pos="4320"/>
+        </w:tabs>
+        <w:ind w:left="4320" w:hanging="360"/>
+      </w:pPr>
+      <w:rPr>
+        <w:rFonts w:ascii="Wingdings" w:hAnsi="Wingdings" w:hint="default"/>
+        <w:sz w:val="20"/>
+      </w:rPr>
+    </w:lvl>
+    <w:lvl w:ilvl="6" w:tentative="1">
+      <w:start w:val="1"/>
+      <w:numFmt w:val="bullet"/>
+      <w:lvlText w:val=""/>
+      <w:lvlJc w:val="left"/>
+      <w:pPr>
+        <w:tabs>
+          <w:tab w:val="num" w:pos="5040"/>
+        </w:tabs>
+        <w:ind w:left="5040" w:hanging="360"/>
+      </w:pPr>
+      <w:rPr>
+        <w:rFonts w:ascii="Wingdings" w:hAnsi="Wingdings" w:hint="default"/>
+        <w:sz w:val="20"/>
+      </w:rPr>
+    </w:lvl>
+    <w:lvl w:ilvl="7" w:tentative="1">
+      <w:start w:val="1"/>
+      <w:numFmt w:val="bullet"/>
+      <w:lvlText w:val=""/>
+      <w:lvlJc w:val="left"/>
+      <w:pPr>
+        <w:tabs>
+          <w:tab w:val="num" w:pos="5760"/>
+        </w:tabs>
+        <w:ind w:left="5760" w:hanging="360"/>
+      </w:pPr>
+      <w:rPr>
+        <w:rFonts w:ascii="Wingdings" w:hAnsi="Wingdings" w:hint="default"/>
+        <w:sz w:val="20"/>
+      </w:rPr>
+    </w:lvl>
+    <w:lvl w:ilvl="8" w:tentative="1">
+      <w:start w:val="1"/>
+      <w:numFmt w:val="bullet"/>
+      <w:lvlText w:val=""/>
+      <w:lvlJc w:val="left"/>
+      <w:pPr>
+        <w:tabs>
+          <w:tab w:val="num" w:pos="6480"/>
+        </w:tabs>
+        <w:ind w:left="6480" w:hanging="360"/>
+      </w:pPr>
+      <w:rPr>
+        <w:rFonts w:ascii="Wingdings" w:hAnsi="Wingdings" w:hint="default"/>
+        <w:sz w:val="20"/>
+      </w:rPr>
+    </w:lvl>
+  </w:abstractNum>
   <w:num w:numId="1" w16cid:durableId="1037240408">
+    <w:abstractNumId w:val="10"/>
+  </w:num>
+  <w:num w:numId="2" w16cid:durableId="927039420">
+    <w:abstractNumId w:val="18"/>
+  </w:num>
+  <w:num w:numId="3" w16cid:durableId="1245065221">
+    <w:abstractNumId w:val="12"/>
+  </w:num>
+  <w:num w:numId="4" w16cid:durableId="374626781">
+    <w:abstractNumId w:val="17"/>
+  </w:num>
+  <w:num w:numId="5" w16cid:durableId="2087341555">
+    <w:abstractNumId w:val="13"/>
+  </w:num>
+  <w:num w:numId="6" w16cid:durableId="1052382585">
+    <w:abstractNumId w:val="20"/>
+  </w:num>
+  <w:num w:numId="7" w16cid:durableId="2056193097">
+    <w:abstractNumId w:val="21"/>
+  </w:num>
+  <w:num w:numId="8" w16cid:durableId="477921141">
+    <w:abstractNumId w:val="8"/>
+  </w:num>
+  <w:num w:numId="9" w16cid:durableId="1680540297">
+    <w:abstractNumId w:val="3"/>
+  </w:num>
+  <w:num w:numId="10" w16cid:durableId="107361161">
+    <w:abstractNumId w:val="19"/>
+  </w:num>
+  <w:num w:numId="11" w16cid:durableId="1855876307">
+    <w:abstractNumId w:val="16"/>
+  </w:num>
+  <w:num w:numId="12" w16cid:durableId="673648032">
+    <w:abstractNumId w:val="7"/>
+  </w:num>
+  <w:num w:numId="13" w16cid:durableId="178861593">
+    <w:abstractNumId w:val="24"/>
+  </w:num>
+  <w:num w:numId="14" w16cid:durableId="1589386036">
+    <w:abstractNumId w:val="1"/>
+  </w:num>
+  <w:num w:numId="15" w16cid:durableId="1751778574">
+    <w:abstractNumId w:val="15"/>
+  </w:num>
+  <w:num w:numId="16" w16cid:durableId="1072235322">
+    <w:abstractNumId w:val="2"/>
+  </w:num>
+  <w:num w:numId="17" w16cid:durableId="204565904">
+    <w:abstractNumId w:val="23"/>
+  </w:num>
+  <w:num w:numId="18" w16cid:durableId="200632660">
+    <w:abstractNumId w:val="11"/>
+  </w:num>
+  <w:num w:numId="19" w16cid:durableId="94985859">
     <w:abstractNumId w:val="5"/>
   </w:num>
-  <w:num w:numId="2" w16cid:durableId="927039420">
-    <w:abstractNumId w:val="11"/>
+  <w:num w:numId="20" w16cid:durableId="2110658887">
+    <w:abstractNumId w:val="4"/>
   </w:num>
-  <w:num w:numId="3" w16cid:durableId="1245065221">
+  <w:num w:numId="21" w16cid:durableId="824859180">
+    <w:abstractNumId w:val="25"/>
+  </w:num>
+  <w:num w:numId="22" w16cid:durableId="1332441943">
+    <w:abstractNumId w:val="0"/>
+  </w:num>
+  <w:num w:numId="23" w16cid:durableId="1567716813">
+    <w:abstractNumId w:val="9"/>
+  </w:num>
+  <w:num w:numId="24" w16cid:durableId="335302529">
     <w:abstractNumId w:val="6"/>
   </w:num>
-  <w:num w:numId="4" w16cid:durableId="374626781">
-    <w:abstractNumId w:val="10"/>
-  </w:num>
-  <w:num w:numId="5" w16cid:durableId="2087341555">
-    <w:abstractNumId w:val="7"/>
-  </w:num>
-  <w:num w:numId="6" w16cid:durableId="1052382585">
-    <w:abstractNumId w:val="13"/>
-  </w:num>
-  <w:num w:numId="7" w16cid:durableId="2056193097">
+  <w:num w:numId="25" w16cid:durableId="854610811">
     <w:abstractNumId w:val="14"/>
   </w:num>
-  <w:num w:numId="8" w16cid:durableId="477921141">
-    <w:abstractNumId w:val="4"/>
-  </w:num>
-  <w:num w:numId="9" w16cid:durableId="1680540297">
-    <w:abstractNumId w:val="2"/>
-  </w:num>
-  <w:num w:numId="10" w16cid:durableId="107361161">
-    <w:abstractNumId w:val="12"/>
-  </w:num>
-  <w:num w:numId="11" w16cid:durableId="1855876307">
-    <w:abstractNumId w:val="9"/>
-  </w:num>
-  <w:num w:numId="12" w16cid:durableId="673648032">
-    <w:abstractNumId w:val="3"/>
-  </w:num>
-  <w:num w:numId="13" w16cid:durableId="178861593">
-    <w:abstractNumId w:val="16"/>
-  </w:num>
-  <w:num w:numId="14" w16cid:durableId="1589386036">
-    <w:abstractNumId w:val="0"/>
-  </w:num>
-  <w:num w:numId="15" w16cid:durableId="1751778574">
-    <w:abstractNumId w:val="8"/>
-  </w:num>
-  <w:num w:numId="16" w16cid:durableId="1072235322">
-    <w:abstractNumId w:val="1"/>
-  </w:num>
-  <w:num w:numId="17" w16cid:durableId="204565904">
-    <w:abstractNumId w:val="15"/>
+  <w:num w:numId="26" w16cid:durableId="2041661531">
+    <w:abstractNumId w:val="22"/>
   </w:num>
 </w:numbering>
 </file>

--- a/Docs/Logboek.docx
+++ b/Docs/Logboek.docx
@@ -4,25 +4,17 @@
   <w:body>
     <w:p>
       <w:pPr>
-        <w:pStyle w:val="Titel"/>
-        <w:rPr>
-          <w:lang w:val="nl-NL"/>
-        </w:rPr>
-      </w:pPr>
-      <w:r>
-        <w:rPr>
-          <w:lang w:val="nl-NL"/>
-        </w:rPr>
-        <w:t xml:space="preserve">Logboek </w:t>
-      </w:r>
-      <w:proofErr w:type="spellStart"/>
-      <w:r>
-        <w:rPr>
-          <w:lang w:val="nl-NL"/>
-        </w:rPr>
-        <w:t>Gamedev</w:t>
-      </w:r>
-      <w:proofErr w:type="spellEnd"/>
+        <w:pStyle w:val="Title"/>
+        <w:rPr>
+          <w:lang w:val="nl-NL"/>
+        </w:rPr>
+      </w:pPr>
+      <w:r>
+        <w:rPr>
+          <w:lang w:val="nl-NL"/>
+        </w:rPr>
+        <w:t>Logboek Gamedev</w:t>
+      </w:r>
     </w:p>
     <w:p>
       <w:pPr>
@@ -96,21 +88,7 @@
         <w:rPr>
           <w:lang w:val="nl-NL"/>
         </w:rPr>
-        <w:t xml:space="preserve">Een idee bedacht voor de game die ik wil maken in </w:t>
-      </w:r>
-      <w:proofErr w:type="spellStart"/>
-      <w:r>
-        <w:rPr>
-          <w:lang w:val="nl-NL"/>
-        </w:rPr>
-        <w:t>Unity</w:t>
-      </w:r>
-      <w:proofErr w:type="spellEnd"/>
-      <w:r>
-        <w:rPr>
-          <w:lang w:val="nl-NL"/>
-        </w:rPr>
-        <w:t>.</w:t>
+        <w:t>Een idee bedacht voor de game die ik wil maken in Unity.</w:t>
       </w:r>
     </w:p>
     <w:p>
@@ -127,21 +105,7 @@
         <w:rPr>
           <w:lang w:val="nl-NL"/>
         </w:rPr>
-        <w:t xml:space="preserve">Een GitHub </w:t>
-      </w:r>
-      <w:proofErr w:type="spellStart"/>
-      <w:r>
-        <w:rPr>
-          <w:lang w:val="nl-NL"/>
-        </w:rPr>
-        <w:t>repository</w:t>
-      </w:r>
-      <w:proofErr w:type="spellEnd"/>
-      <w:r>
-        <w:rPr>
-          <w:lang w:val="nl-NL"/>
-        </w:rPr>
-        <w:t xml:space="preserve"> aangemaakt voor het project.</w:t>
+        <w:t>Een GitHub repository aangemaakt voor het project.</w:t>
       </w:r>
     </w:p>
     <w:p>
@@ -158,35 +122,7 @@
         <w:rPr>
           <w:lang w:val="nl-NL"/>
         </w:rPr>
-        <w:t xml:space="preserve">Een nieuw </w:t>
-      </w:r>
-      <w:proofErr w:type="spellStart"/>
-      <w:r>
-        <w:rPr>
-          <w:lang w:val="nl-NL"/>
-        </w:rPr>
-        <w:t>Unity</w:t>
-      </w:r>
-      <w:proofErr w:type="spellEnd"/>
-      <w:r>
-        <w:rPr>
-          <w:lang w:val="nl-NL"/>
-        </w:rPr>
-        <w:t xml:space="preserve"> 2D project aangemaakt in de </w:t>
-      </w:r>
-      <w:proofErr w:type="spellStart"/>
-      <w:r>
-        <w:rPr>
-          <w:lang w:val="nl-NL"/>
-        </w:rPr>
-        <w:t>repository</w:t>
-      </w:r>
-      <w:proofErr w:type="spellEnd"/>
-      <w:r>
-        <w:rPr>
-          <w:lang w:val="nl-NL"/>
-        </w:rPr>
-        <w:t>.</w:t>
+        <w:t>Een nieuw Unity 2D project aangemaakt in de repository.</w:t>
       </w:r>
     </w:p>
     <w:p>
@@ -264,21 +200,7 @@
         <w:rPr>
           <w:lang w:val="nl-NL"/>
         </w:rPr>
-        <w:t xml:space="preserve">De eerste </w:t>
-      </w:r>
-      <w:proofErr w:type="gramStart"/>
-      <w:r>
-        <w:rPr>
-          <w:lang w:val="nl-NL"/>
-        </w:rPr>
-        <w:t>scene</w:t>
-      </w:r>
-      <w:proofErr w:type="gramEnd"/>
-      <w:r>
-        <w:rPr>
-          <w:lang w:val="nl-NL"/>
-        </w:rPr>
-        <w:t xml:space="preserve"> aangemaakt voor de game.</w:t>
+        <w:t>De eerste scene aangemaakt voor de game.</w:t>
       </w:r>
     </w:p>
     <w:p>
@@ -295,21 +217,7 @@
         <w:rPr>
           <w:lang w:val="nl-NL"/>
         </w:rPr>
-        <w:t xml:space="preserve">Een </w:t>
-      </w:r>
-      <w:proofErr w:type="spellStart"/>
-      <w:r>
-        <w:rPr>
-          <w:lang w:val="nl-NL"/>
-        </w:rPr>
-        <w:t>Player</w:t>
-      </w:r>
-      <w:proofErr w:type="spellEnd"/>
-      <w:r>
-        <w:rPr>
-          <w:lang w:val="nl-NL"/>
-        </w:rPr>
-        <w:t xml:space="preserve"> object toegevoegd aan de scene.</w:t>
+        <w:t>Een Player object toegevoegd aan de scene.</w:t>
       </w:r>
     </w:p>
     <w:p>
@@ -326,21 +234,7 @@
         <w:rPr>
           <w:lang w:val="nl-NL"/>
         </w:rPr>
-        <w:t xml:space="preserve">Het eerste </w:t>
-      </w:r>
-      <w:proofErr w:type="spellStart"/>
-      <w:r>
-        <w:rPr>
-          <w:lang w:val="nl-NL"/>
-        </w:rPr>
-        <w:t>movement</w:t>
-      </w:r>
-      <w:proofErr w:type="spellEnd"/>
-      <w:r>
-        <w:rPr>
-          <w:lang w:val="nl-NL"/>
-        </w:rPr>
-        <w:t xml:space="preserve"> script geschreven zodat de speler kan bewegen met WASD en de pijltjestoetsen.</w:t>
+        <w:t>Het eerste movement script geschreven zodat de speler kan bewegen met WASD en de pijltjestoetsen.</w:t>
       </w:r>
     </w:p>
     <w:p>
@@ -357,35 +251,7 @@
         <w:rPr>
           <w:lang w:val="nl-NL"/>
         </w:rPr>
-        <w:t xml:space="preserve">Het </w:t>
-      </w:r>
-      <w:proofErr w:type="spellStart"/>
-      <w:r>
-        <w:rPr>
-          <w:lang w:val="nl-NL"/>
-        </w:rPr>
-        <w:t>movement</w:t>
-      </w:r>
-      <w:proofErr w:type="spellEnd"/>
-      <w:r>
-        <w:rPr>
-          <w:lang w:val="nl-NL"/>
-        </w:rPr>
-        <w:t xml:space="preserve"> script gekoppeld aan het </w:t>
-      </w:r>
-      <w:proofErr w:type="spellStart"/>
-      <w:r>
-        <w:rPr>
-          <w:lang w:val="nl-NL"/>
-        </w:rPr>
-        <w:t>Player</w:t>
-      </w:r>
-      <w:proofErr w:type="spellEnd"/>
-      <w:r>
-        <w:rPr>
-          <w:lang w:val="nl-NL"/>
-        </w:rPr>
-        <w:t xml:space="preserve"> object.</w:t>
+        <w:t>Het movement script gekoppeld aan het Player object.</w:t>
       </w:r>
     </w:p>
     <w:p>
@@ -395,109 +261,141 @@
           <w:bCs/>
         </w:rPr>
       </w:pPr>
-      <w:proofErr w:type="spellStart"/>
       <w:r>
         <w:rPr>
           <w:b/>
           <w:bCs/>
         </w:rPr>
-        <w:t>Problemen</w:t>
-      </w:r>
-      <w:proofErr w:type="spellEnd"/>
-      <w:r>
+        <w:t>Problemen / uitdagingen</w:t>
+      </w:r>
+    </w:p>
+    <w:p>
+      <w:pPr>
+        <w:numPr>
+          <w:ilvl w:val="0"/>
+          <w:numId w:val="7"/>
+        </w:numPr>
+        <w:rPr>
+          <w:lang w:val="nl-NL"/>
+        </w:rPr>
+      </w:pPr>
+      <w:r>
+        <w:rPr>
+          <w:lang w:val="nl-NL"/>
+        </w:rPr>
+        <w:t>Ik kreeg een foutmelding met het nieuwe Unity Input System.</w:t>
+      </w:r>
+    </w:p>
+    <w:p>
+      <w:pPr>
+        <w:numPr>
+          <w:ilvl w:val="0"/>
+          <w:numId w:val="7"/>
+        </w:numPr>
+        <w:rPr>
+          <w:lang w:val="nl-NL"/>
+        </w:rPr>
+      </w:pPr>
+      <w:r>
+        <w:rPr>
+          <w:lang w:val="nl-NL"/>
+        </w:rPr>
+        <w:t>Na onderzoek heb ik dit opgelost door de Input instellingen aan te passen naar de oude Input Manager/Both optie.</w:t>
+      </w:r>
+    </w:p>
+    <w:p>
+      <w:pPr>
+        <w:numPr>
+          <w:ilvl w:val="0"/>
+          <w:numId w:val="7"/>
+        </w:numPr>
+        <w:rPr>
+          <w:lang w:val="nl-NL"/>
+        </w:rPr>
+      </w:pPr>
+      <w:r>
+        <w:rPr>
+          <w:lang w:val="nl-NL"/>
+        </w:rPr>
+        <w:t>Ik had eerst per ongeluk een verkeerde Unity scene aangemaakt, waardoor bestanden op de verkeerde plek terecht kwamen.</w:t>
+      </w:r>
+    </w:p>
+    <w:p>
+      <w:pPr>
         <w:rPr>
           <w:b/>
           <w:bCs/>
         </w:rPr>
-        <w:t xml:space="preserve"> / </w:t>
-      </w:r>
-      <w:proofErr w:type="spellStart"/>
+      </w:pPr>
       <w:r>
         <w:rPr>
           <w:b/>
           <w:bCs/>
         </w:rPr>
-        <w:t>uitdagingen</w:t>
-      </w:r>
-      <w:proofErr w:type="spellEnd"/>
-    </w:p>
-    <w:p>
-      <w:pPr>
-        <w:numPr>
-          <w:ilvl w:val="0"/>
-          <w:numId w:val="7"/>
-        </w:numPr>
-        <w:rPr>
-          <w:lang w:val="nl-NL"/>
-        </w:rPr>
-      </w:pPr>
-      <w:r>
-        <w:rPr>
-          <w:lang w:val="nl-NL"/>
-        </w:rPr>
-        <w:t xml:space="preserve">Ik kreeg een foutmelding met het nieuwe </w:t>
-      </w:r>
-      <w:proofErr w:type="spellStart"/>
-      <w:r>
-        <w:rPr>
-          <w:lang w:val="nl-NL"/>
-        </w:rPr>
-        <w:t>Unity</w:t>
-      </w:r>
-      <w:proofErr w:type="spellEnd"/>
-      <w:r>
-        <w:rPr>
-          <w:lang w:val="nl-NL"/>
-        </w:rPr>
-        <w:t xml:space="preserve"> Input System.</w:t>
-      </w:r>
-    </w:p>
-    <w:p>
-      <w:pPr>
-        <w:numPr>
-          <w:ilvl w:val="0"/>
-          <w:numId w:val="7"/>
-        </w:numPr>
-        <w:rPr>
-          <w:lang w:val="nl-NL"/>
-        </w:rPr>
-      </w:pPr>
-      <w:r>
-        <w:rPr>
-          <w:lang w:val="nl-NL"/>
-        </w:rPr>
-        <w:t>Na onderzoek heb ik dit opgelost door de Input instellingen aan te passen naar de oude Input Manager/Both optie.</w:t>
-      </w:r>
-    </w:p>
-    <w:p>
-      <w:pPr>
-        <w:numPr>
-          <w:ilvl w:val="0"/>
-          <w:numId w:val="7"/>
-        </w:numPr>
-        <w:rPr>
-          <w:lang w:val="nl-NL"/>
-        </w:rPr>
-      </w:pPr>
-      <w:r>
-        <w:rPr>
-          <w:lang w:val="nl-NL"/>
-        </w:rPr>
-        <w:t xml:space="preserve">Ik had eerst per ongeluk een verkeerde </w:t>
-      </w:r>
-      <w:proofErr w:type="spellStart"/>
-      <w:r>
-        <w:rPr>
-          <w:lang w:val="nl-NL"/>
-        </w:rPr>
-        <w:t>Unity</w:t>
-      </w:r>
-      <w:proofErr w:type="spellEnd"/>
-      <w:r>
-        <w:rPr>
-          <w:lang w:val="nl-NL"/>
-        </w:rPr>
-        <w:t xml:space="preserve"> scene aangemaakt, waardoor bestanden op de verkeerde plek terecht kwamen.</w:t>
+        <w:t>Wat ik heb geleerd</w:t>
+      </w:r>
+    </w:p>
+    <w:p>
+      <w:pPr>
+        <w:numPr>
+          <w:ilvl w:val="0"/>
+          <w:numId w:val="8"/>
+        </w:numPr>
+        <w:rPr>
+          <w:lang w:val="nl-NL"/>
+        </w:rPr>
+      </w:pPr>
+      <w:r>
+        <w:rPr>
+          <w:lang w:val="nl-NL"/>
+        </w:rPr>
+        <w:t>Hoe Unity projecten zijn opgebouwd.</w:t>
+      </w:r>
+    </w:p>
+    <w:p>
+      <w:pPr>
+        <w:numPr>
+          <w:ilvl w:val="0"/>
+          <w:numId w:val="8"/>
+        </w:numPr>
+        <w:rPr>
+          <w:lang w:val="nl-NL"/>
+        </w:rPr>
+      </w:pPr>
+      <w:r>
+        <w:rPr>
+          <w:lang w:val="nl-NL"/>
+        </w:rPr>
+        <w:lastRenderedPageBreak/>
+        <w:t>Hoe scripts gekoppeld worden aan GameObjects.</w:t>
+      </w:r>
+    </w:p>
+    <w:p>
+      <w:pPr>
+        <w:numPr>
+          <w:ilvl w:val="0"/>
+          <w:numId w:val="8"/>
+        </w:numPr>
+      </w:pPr>
+      <w:r>
+        <w:t>Hoe player movement werkt in Unity met Input.GetAxis().</w:t>
+      </w:r>
+    </w:p>
+    <w:p>
+      <w:pPr>
+        <w:numPr>
+          <w:ilvl w:val="0"/>
+          <w:numId w:val="8"/>
+        </w:numPr>
+        <w:rPr>
+          <w:lang w:val="nl-NL"/>
+        </w:rPr>
+      </w:pPr>
+      <w:r>
+        <w:rPr>
+          <w:lang w:val="nl-NL"/>
+        </w:rPr>
+        <w:t>Hoe GitHub gebruikt wordt samen met Unity.</w:t>
       </w:r>
     </w:p>
     <w:p>
@@ -512,346 +410,543 @@
           <w:b/>
           <w:bCs/>
         </w:rPr>
-        <w:t xml:space="preserve">Wat </w:t>
-      </w:r>
-      <w:proofErr w:type="spellStart"/>
-      <w:r>
+        <w:t>Wat ik morgen wil doen</w:t>
+      </w:r>
+    </w:p>
+    <w:p>
+      <w:pPr>
+        <w:numPr>
+          <w:ilvl w:val="0"/>
+          <w:numId w:val="9"/>
+        </w:numPr>
+      </w:pPr>
+      <w:r>
+        <w:t>Enemies toevoegen.</w:t>
+      </w:r>
+    </w:p>
+    <w:p>
+      <w:pPr>
+        <w:numPr>
+          <w:ilvl w:val="0"/>
+          <w:numId w:val="9"/>
+        </w:numPr>
+      </w:pPr>
+      <w:r>
+        <w:t>Collision systeem maken.</w:t>
+      </w:r>
+    </w:p>
+    <w:p>
+      <w:pPr>
+        <w:numPr>
+          <w:ilvl w:val="0"/>
+          <w:numId w:val="9"/>
+        </w:numPr>
+        <w:rPr>
+          <w:lang w:val="nl-NL"/>
+        </w:rPr>
+      </w:pPr>
+      <w:r>
+        <w:rPr>
+          <w:lang w:val="nl-NL"/>
+        </w:rPr>
+        <w:t>Een game over systeem bouwen.</w:t>
+      </w:r>
+    </w:p>
+    <w:p>
+      <w:pPr>
+        <w:numPr>
+          <w:ilvl w:val="0"/>
+          <w:numId w:val="9"/>
+        </w:numPr>
+      </w:pPr>
+      <w:r>
+        <w:t>Een restart systeem toevoegen.</w:t>
+      </w:r>
+    </w:p>
+    <w:p>
+      <w:pPr>
+        <w:numPr>
+          <w:ilvl w:val="0"/>
+          <w:numId w:val="9"/>
+        </w:numPr>
+      </w:pPr>
+      <w:r>
+        <w:t>Beginnen met enemy spawning.</w:t>
+      </w:r>
+    </w:p>
+    <w:p>
+      <w:pPr>
+        <w:rPr>
+          <w:lang w:val="nl-NL"/>
+        </w:rPr>
+      </w:pPr>
+    </w:p>
+    <w:p>
+      <w:pPr>
+        <w:rPr>
+          <w:lang w:val="nl-NL"/>
+        </w:rPr>
+      </w:pPr>
+    </w:p>
+    <w:p>
+      <w:pPr>
         <w:rPr>
           <w:b/>
           <w:bCs/>
-        </w:rPr>
-        <w:t>ik</w:t>
-      </w:r>
-      <w:proofErr w:type="spellEnd"/>
+          <w:lang w:val="nl-NL"/>
+        </w:rPr>
+      </w:pPr>
       <w:r>
         <w:rPr>
           <w:b/>
           <w:bCs/>
-        </w:rPr>
-        <w:t xml:space="preserve"> </w:t>
-      </w:r>
-      <w:proofErr w:type="spellStart"/>
-      <w:r>
+          <w:lang w:val="nl-NL"/>
+        </w:rPr>
+        <w:t>Dag 2</w:t>
+      </w:r>
+    </w:p>
+    <w:p>
+      <w:pPr>
         <w:rPr>
           <w:b/>
           <w:bCs/>
-        </w:rPr>
-        <w:t>heb</w:t>
-      </w:r>
-      <w:proofErr w:type="spellEnd"/>
+          <w:lang w:val="nl-NL"/>
+        </w:rPr>
+      </w:pPr>
       <w:r>
         <w:rPr>
           <w:b/>
           <w:bCs/>
-        </w:rPr>
-        <w:t xml:space="preserve"> </w:t>
-      </w:r>
-      <w:proofErr w:type="spellStart"/>
-      <w:r>
+          <w:lang w:val="nl-NL"/>
+        </w:rPr>
+        <w:t>Wat ik vandaag heb gedaan</w:t>
+      </w:r>
+    </w:p>
+    <w:p>
+      <w:pPr>
+        <w:numPr>
+          <w:ilvl w:val="0"/>
+          <w:numId w:val="2"/>
+        </w:numPr>
+        <w:rPr>
+          <w:lang w:val="nl-NL"/>
+        </w:rPr>
+      </w:pPr>
+      <w:r>
+        <w:rPr>
+          <w:lang w:val="nl-NL"/>
+        </w:rPr>
+        <w:t>Verder gewerkt aan de basis van de game in Unity.</w:t>
+      </w:r>
+    </w:p>
+    <w:p>
+      <w:pPr>
+        <w:numPr>
+          <w:ilvl w:val="0"/>
+          <w:numId w:val="2"/>
+        </w:numPr>
+        <w:rPr>
+          <w:lang w:val="nl-NL"/>
+        </w:rPr>
+      </w:pPr>
+      <w:r>
+        <w:rPr>
+          <w:lang w:val="nl-NL"/>
+        </w:rPr>
+        <w:t>Een Player object gemaakt in de Game scene.</w:t>
+      </w:r>
+    </w:p>
+    <w:p>
+      <w:pPr>
+        <w:numPr>
+          <w:ilvl w:val="0"/>
+          <w:numId w:val="2"/>
+        </w:numPr>
+        <w:rPr>
+          <w:lang w:val="nl-NL"/>
+        </w:rPr>
+      </w:pPr>
+      <w:r>
+        <w:rPr>
+          <w:lang w:val="nl-NL"/>
+        </w:rPr>
+        <w:t>Een movement script toegevoegd zodat de speler kan bewegen met WASD en de pijltjestoetsen.</w:t>
+      </w:r>
+    </w:p>
+    <w:p>
+      <w:pPr>
+        <w:numPr>
+          <w:ilvl w:val="0"/>
+          <w:numId w:val="2"/>
+        </w:numPr>
+        <w:rPr>
+          <w:lang w:val="nl-NL"/>
+        </w:rPr>
+      </w:pPr>
+      <w:r>
+        <w:rPr>
+          <w:lang w:val="nl-NL"/>
+        </w:rPr>
+        <w:t>Een fout opgelost met het Unity Input System.</w:t>
+      </w:r>
+    </w:p>
+    <w:p>
+      <w:pPr>
+        <w:numPr>
+          <w:ilvl w:val="0"/>
+          <w:numId w:val="2"/>
+        </w:numPr>
+        <w:rPr>
+          <w:lang w:val="nl-NL"/>
+        </w:rPr>
+      </w:pPr>
+      <w:r>
+        <w:rPr>
+          <w:lang w:val="nl-NL"/>
+        </w:rPr>
+        <w:t>Een Enemy object toegevoegd dat naar beneden beweegt.</w:t>
+      </w:r>
+    </w:p>
+    <w:p>
+      <w:pPr>
+        <w:numPr>
+          <w:ilvl w:val="0"/>
+          <w:numId w:val="2"/>
+        </w:numPr>
+        <w:rPr>
+          <w:lang w:val="nl-NL"/>
+        </w:rPr>
+      </w:pPr>
+      <w:r>
+        <w:rPr>
+          <w:lang w:val="nl-NL"/>
+        </w:rPr>
+        <w:t>Collision toegevoegd tussen de speler en enemies.</w:t>
+      </w:r>
+    </w:p>
+    <w:p>
+      <w:pPr>
+        <w:numPr>
+          <w:ilvl w:val="0"/>
+          <w:numId w:val="2"/>
+        </w:numPr>
+        <w:rPr>
+          <w:lang w:val="nl-NL"/>
+        </w:rPr>
+      </w:pPr>
+      <w:r>
+        <w:rPr>
+          <w:lang w:val="nl-NL"/>
+        </w:rPr>
+        <w:t>Een GameManager gemaakt voor de game logica.</w:t>
+      </w:r>
+    </w:p>
+    <w:p>
+      <w:pPr>
+        <w:numPr>
+          <w:ilvl w:val="0"/>
+          <w:numId w:val="2"/>
+        </w:numPr>
+        <w:rPr>
+          <w:lang w:val="nl-NL"/>
+        </w:rPr>
+      </w:pPr>
+      <w:r>
+        <w:rPr>
+          <w:lang w:val="nl-NL"/>
+        </w:rPr>
+        <w:t>Een game over systeem toegevoegd.</w:t>
+      </w:r>
+    </w:p>
+    <w:p>
+      <w:pPr>
+        <w:numPr>
+          <w:ilvl w:val="0"/>
+          <w:numId w:val="2"/>
+        </w:numPr>
+        <w:rPr>
+          <w:lang w:val="nl-NL"/>
+        </w:rPr>
+      </w:pPr>
+      <w:r>
+        <w:rPr>
+          <w:lang w:val="nl-NL"/>
+        </w:rPr>
+        <w:t>Een restart systeem toegevoegd zodat de game opnieuw start na een botsing.</w:t>
+      </w:r>
+    </w:p>
+    <w:p>
+      <w:pPr>
+        <w:numPr>
+          <w:ilvl w:val="0"/>
+          <w:numId w:val="2"/>
+        </w:numPr>
+        <w:rPr>
+          <w:lang w:val="nl-NL"/>
+        </w:rPr>
+      </w:pPr>
+      <w:r>
+        <w:rPr>
+          <w:lang w:val="nl-NL"/>
+        </w:rPr>
+        <w:t>Een enemy spawner gemaakt die automatisch enemies laat verschijnen op willekeurige locaties.</w:t>
+      </w:r>
+    </w:p>
+    <w:p>
+      <w:pPr>
+        <w:numPr>
+          <w:ilvl w:val="0"/>
+          <w:numId w:val="2"/>
+        </w:numPr>
+        <w:rPr>
+          <w:lang w:val="nl-NL"/>
+        </w:rPr>
+      </w:pPr>
+      <w:r>
+        <w:rPr>
+          <w:lang w:val="nl-NL"/>
+        </w:rPr>
+        <w:t>Van de Enemy een prefab gemaakt zodat meerdere enemies gespawned kunnen worden.</w:t>
+      </w:r>
+    </w:p>
+    <w:p>
+      <w:pPr>
         <w:rPr>
           <w:b/>
           <w:bCs/>
         </w:rPr>
-        <w:t>geleerd</w:t>
-      </w:r>
-      <w:proofErr w:type="spellEnd"/>
-    </w:p>
-    <w:p>
-      <w:pPr>
-        <w:numPr>
-          <w:ilvl w:val="0"/>
-          <w:numId w:val="8"/>
-        </w:numPr>
-        <w:rPr>
-          <w:lang w:val="nl-NL"/>
-        </w:rPr>
-      </w:pPr>
-      <w:r>
-        <w:rPr>
-          <w:lang w:val="nl-NL"/>
-        </w:rPr>
-        <w:t xml:space="preserve">Hoe </w:t>
-      </w:r>
-      <w:proofErr w:type="spellStart"/>
-      <w:r>
-        <w:rPr>
-          <w:lang w:val="nl-NL"/>
-        </w:rPr>
-        <w:t>Unity</w:t>
-      </w:r>
-      <w:proofErr w:type="spellEnd"/>
-      <w:r>
-        <w:rPr>
-          <w:lang w:val="nl-NL"/>
-        </w:rPr>
-        <w:t xml:space="preserve"> projecten zijn opgebouwd.</w:t>
-      </w:r>
-    </w:p>
-    <w:p>
-      <w:pPr>
-        <w:numPr>
-          <w:ilvl w:val="0"/>
-          <w:numId w:val="8"/>
-        </w:numPr>
-        <w:rPr>
-          <w:lang w:val="nl-NL"/>
-        </w:rPr>
-      </w:pPr>
-      <w:r>
-        <w:rPr>
-          <w:lang w:val="nl-NL"/>
-        </w:rPr>
-        <w:lastRenderedPageBreak/>
-        <w:t xml:space="preserve">Hoe scripts gekoppeld worden aan </w:t>
-      </w:r>
-      <w:proofErr w:type="spellStart"/>
-      <w:r>
-        <w:rPr>
-          <w:lang w:val="nl-NL"/>
-        </w:rPr>
-        <w:t>GameObjects</w:t>
-      </w:r>
-      <w:proofErr w:type="spellEnd"/>
-      <w:r>
-        <w:rPr>
-          <w:lang w:val="nl-NL"/>
-        </w:rPr>
-        <w:t>.</w:t>
-      </w:r>
-    </w:p>
-    <w:p>
-      <w:pPr>
-        <w:numPr>
-          <w:ilvl w:val="0"/>
-          <w:numId w:val="8"/>
-        </w:numPr>
-      </w:pPr>
-      <w:r>
-        <w:t xml:space="preserve">Hoe player movement </w:t>
-      </w:r>
-      <w:proofErr w:type="spellStart"/>
-      <w:r>
-        <w:t>werkt</w:t>
-      </w:r>
-      <w:proofErr w:type="spellEnd"/>
-      <w:r>
-        <w:t xml:space="preserve"> in Unity met </w:t>
-      </w:r>
-      <w:proofErr w:type="spellStart"/>
-      <w:r>
-        <w:t>Input.GetAxis</w:t>
-      </w:r>
-      <w:proofErr w:type="spellEnd"/>
-      <w:r>
-        <w:t>().</w:t>
-      </w:r>
-    </w:p>
-    <w:p>
-      <w:pPr>
-        <w:numPr>
-          <w:ilvl w:val="0"/>
-          <w:numId w:val="8"/>
-        </w:numPr>
-        <w:rPr>
-          <w:lang w:val="nl-NL"/>
-        </w:rPr>
-      </w:pPr>
-      <w:r>
-        <w:rPr>
-          <w:lang w:val="nl-NL"/>
-        </w:rPr>
-        <w:t xml:space="preserve">Hoe GitHub gebruikt wordt samen met </w:t>
-      </w:r>
-      <w:proofErr w:type="spellStart"/>
-      <w:r>
-        <w:rPr>
-          <w:lang w:val="nl-NL"/>
-        </w:rPr>
-        <w:t>Unity</w:t>
-      </w:r>
-      <w:proofErr w:type="spellEnd"/>
-      <w:r>
-        <w:rPr>
-          <w:lang w:val="nl-NL"/>
-        </w:rPr>
-        <w:t>.</w:t>
-      </w:r>
-    </w:p>
-    <w:p>
-      <w:pPr>
+      </w:pPr>
+      <w:r>
         <w:rPr>
           <w:b/>
           <w:bCs/>
         </w:rPr>
-      </w:pPr>
-      <w:r>
+        <w:lastRenderedPageBreak/>
+        <w:t>Problemen / uitdagingen</w:t>
+      </w:r>
+    </w:p>
+    <w:p>
+      <w:pPr>
+        <w:numPr>
+          <w:ilvl w:val="0"/>
+          <w:numId w:val="3"/>
+        </w:numPr>
+        <w:rPr>
+          <w:lang w:val="nl-NL"/>
+        </w:rPr>
+      </w:pPr>
+      <w:r>
+        <w:rPr>
+          <w:lang w:val="nl-NL"/>
+        </w:rPr>
+        <w:t>Eerst werkte de collision niet goed omdat de Enemy tag niet correct was toegewezen.</w:t>
+      </w:r>
+    </w:p>
+    <w:p>
+      <w:pPr>
+        <w:numPr>
+          <w:ilvl w:val="0"/>
+          <w:numId w:val="3"/>
+        </w:numPr>
+        <w:rPr>
+          <w:lang w:val="nl-NL"/>
+        </w:rPr>
+      </w:pPr>
+      <w:r>
+        <w:rPr>
+          <w:lang w:val="nl-NL"/>
+        </w:rPr>
+        <w:t>Ook had ik per ongeluk een verkeerde Unity scene aangemaakt, waardoor objecten niet goed werden opgeslagen.</w:t>
+      </w:r>
+    </w:p>
+    <w:p>
+      <w:pPr>
+        <w:numPr>
+          <w:ilvl w:val="0"/>
+          <w:numId w:val="3"/>
+        </w:numPr>
+      </w:pPr>
+      <w:r>
+        <w:rPr>
+          <w:lang w:val="nl-NL"/>
+        </w:rPr>
+        <w:t xml:space="preserve">Git duurde lang met uploaden omdat Unity cache bestanden werden meegenomen. </w:t>
+      </w:r>
+      <w:r>
+        <w:t>Dit opgelost met een .gitignore bestand.</w:t>
+      </w:r>
+    </w:p>
+    <w:p>
+      <w:pPr>
         <w:rPr>
           <w:b/>
           <w:bCs/>
         </w:rPr>
-        <w:t xml:space="preserve">Wat </w:t>
-      </w:r>
-      <w:proofErr w:type="spellStart"/>
+      </w:pPr>
       <w:r>
         <w:rPr>
           <w:b/>
           <w:bCs/>
         </w:rPr>
-        <w:t>ik</w:t>
-      </w:r>
-      <w:proofErr w:type="spellEnd"/>
-      <w:r>
+        <w:t>Wat ik heb geleerd</w:t>
+      </w:r>
+    </w:p>
+    <w:p>
+      <w:pPr>
+        <w:numPr>
+          <w:ilvl w:val="0"/>
+          <w:numId w:val="4"/>
+        </w:numPr>
+        <w:rPr>
+          <w:lang w:val="nl-NL"/>
+        </w:rPr>
+      </w:pPr>
+      <w:r>
+        <w:rPr>
+          <w:lang w:val="nl-NL"/>
+        </w:rPr>
+        <w:t>Hoe colliders en Rigidbody2D werken in Unity.</w:t>
+      </w:r>
+    </w:p>
+    <w:p>
+      <w:pPr>
+        <w:numPr>
+          <w:ilvl w:val="0"/>
+          <w:numId w:val="4"/>
+        </w:numPr>
+        <w:rPr>
+          <w:lang w:val="nl-NL"/>
+        </w:rPr>
+      </w:pPr>
+      <w:r>
+        <w:rPr>
+          <w:lang w:val="nl-NL"/>
+        </w:rPr>
+        <w:t>Hoe tags gebruikt worden voor collision detectie.</w:t>
+      </w:r>
+    </w:p>
+    <w:p>
+      <w:pPr>
+        <w:numPr>
+          <w:ilvl w:val="0"/>
+          <w:numId w:val="4"/>
+        </w:numPr>
+      </w:pPr>
+      <w:r>
+        <w:t>Hoe prefabs werken.</w:t>
+      </w:r>
+    </w:p>
+    <w:p>
+      <w:pPr>
+        <w:numPr>
+          <w:ilvl w:val="0"/>
+          <w:numId w:val="4"/>
+        </w:numPr>
+        <w:rPr>
+          <w:lang w:val="nl-NL"/>
+        </w:rPr>
+      </w:pPr>
+      <w:r>
+        <w:rPr>
+          <w:lang w:val="nl-NL"/>
+        </w:rPr>
+        <w:t>Hoe scripts gekoppeld worden aan GameObjects.</w:t>
+      </w:r>
+    </w:p>
+    <w:p>
+      <w:pPr>
         <w:rPr>
           <w:b/>
           <w:bCs/>
         </w:rPr>
-        <w:t xml:space="preserve"> morgen </w:t>
-      </w:r>
-      <w:proofErr w:type="spellStart"/>
+      </w:pPr>
       <w:r>
         <w:rPr>
           <w:b/>
           <w:bCs/>
         </w:rPr>
-        <w:t>wil</w:t>
-      </w:r>
-      <w:proofErr w:type="spellEnd"/>
-      <w:r>
+        <w:t>Wat ik morgen wil doen</w:t>
+      </w:r>
+    </w:p>
+    <w:p>
+      <w:pPr>
+        <w:numPr>
+          <w:ilvl w:val="0"/>
+          <w:numId w:val="5"/>
+        </w:numPr>
+      </w:pPr>
+      <w:r>
+        <w:t>Score systeem maken.</w:t>
+      </w:r>
+    </w:p>
+    <w:p>
+      <w:pPr>
+        <w:numPr>
+          <w:ilvl w:val="0"/>
+          <w:numId w:val="5"/>
+        </w:numPr>
+      </w:pPr>
+      <w:r>
+        <w:t>Start menu toevoegen.</w:t>
+      </w:r>
+    </w:p>
+    <w:p>
+      <w:pPr>
+        <w:numPr>
+          <w:ilvl w:val="0"/>
+          <w:numId w:val="5"/>
+        </w:numPr>
+        <w:rPr>
+          <w:lang w:val="nl-NL"/>
+        </w:rPr>
+      </w:pPr>
+      <w:r>
+        <w:rPr>
+          <w:lang w:val="nl-NL"/>
+        </w:rPr>
+        <w:t>Best Education logo en slogan toevoegen.</w:t>
+      </w:r>
+    </w:p>
+    <w:p>
+      <w:pPr>
+        <w:numPr>
+          <w:ilvl w:val="0"/>
+          <w:numId w:val="5"/>
+        </w:numPr>
+        <w:rPr>
+          <w:lang w:val="nl-NL"/>
+        </w:rPr>
+      </w:pPr>
+      <w:r>
+        <w:rPr>
+          <w:lang w:val="nl-NL"/>
+        </w:rPr>
+        <w:t>De game moeilijker maken naarmate de speler langer overleeft.</w:t>
+      </w:r>
+    </w:p>
+    <w:p>
+      <w:pPr>
+        <w:rPr>
+          <w:lang w:val="nl-NL"/>
+        </w:rPr>
+      </w:pPr>
+    </w:p>
+    <w:p>
+      <w:pPr>
         <w:rPr>
           <w:b/>
           <w:bCs/>
-        </w:rPr>
-        <w:t xml:space="preserve"> </w:t>
-      </w:r>
-      <w:proofErr w:type="spellStart"/>
+          <w:lang w:val="nl-NL"/>
+        </w:rPr>
+      </w:pPr>
       <w:r>
         <w:rPr>
           <w:b/>
           <w:bCs/>
-        </w:rPr>
-        <w:t>doen</w:t>
-      </w:r>
-      <w:proofErr w:type="spellEnd"/>
-    </w:p>
-    <w:p>
-      <w:pPr>
-        <w:numPr>
-          <w:ilvl w:val="0"/>
-          <w:numId w:val="9"/>
-        </w:numPr>
-      </w:pPr>
-      <w:r>
-        <w:t xml:space="preserve">Enemies </w:t>
-      </w:r>
-      <w:proofErr w:type="spellStart"/>
-      <w:r>
-        <w:t>toevoegen</w:t>
-      </w:r>
-      <w:proofErr w:type="spellEnd"/>
-      <w:r>
-        <w:t>.</w:t>
-      </w:r>
-    </w:p>
-    <w:p>
-      <w:pPr>
-        <w:numPr>
-          <w:ilvl w:val="0"/>
-          <w:numId w:val="9"/>
-        </w:numPr>
-      </w:pPr>
-      <w:r>
-        <w:t xml:space="preserve">Collision </w:t>
-      </w:r>
-      <w:proofErr w:type="spellStart"/>
-      <w:r>
-        <w:t>systeem</w:t>
-      </w:r>
-      <w:proofErr w:type="spellEnd"/>
-      <w:r>
-        <w:t xml:space="preserve"> </w:t>
-      </w:r>
-      <w:proofErr w:type="spellStart"/>
-      <w:r>
-        <w:t>maken</w:t>
-      </w:r>
-      <w:proofErr w:type="spellEnd"/>
-      <w:r>
-        <w:t>.</w:t>
-      </w:r>
-    </w:p>
-    <w:p>
-      <w:pPr>
-        <w:numPr>
-          <w:ilvl w:val="0"/>
-          <w:numId w:val="9"/>
-        </w:numPr>
-        <w:rPr>
-          <w:lang w:val="nl-NL"/>
-        </w:rPr>
-      </w:pPr>
-      <w:r>
-        <w:rPr>
-          <w:lang w:val="nl-NL"/>
-        </w:rPr>
-        <w:t>Een game over systeem bouwen.</w:t>
-      </w:r>
-    </w:p>
-    <w:p>
-      <w:pPr>
-        <w:numPr>
-          <w:ilvl w:val="0"/>
-          <w:numId w:val="9"/>
-        </w:numPr>
-      </w:pPr>
-      <w:r>
-        <w:t xml:space="preserve">Een restart </w:t>
-      </w:r>
-      <w:proofErr w:type="spellStart"/>
-      <w:r>
-        <w:t>systeem</w:t>
-      </w:r>
-      <w:proofErr w:type="spellEnd"/>
-      <w:r>
-        <w:t xml:space="preserve"> </w:t>
-      </w:r>
-      <w:proofErr w:type="spellStart"/>
-      <w:r>
-        <w:t>toevoegen</w:t>
-      </w:r>
-      <w:proofErr w:type="spellEnd"/>
-      <w:r>
-        <w:t>.</w:t>
-      </w:r>
-    </w:p>
-    <w:p>
-      <w:pPr>
-        <w:numPr>
-          <w:ilvl w:val="0"/>
-          <w:numId w:val="9"/>
-        </w:numPr>
-      </w:pPr>
-      <w:proofErr w:type="spellStart"/>
-      <w:r>
-        <w:t>Beginnen</w:t>
-      </w:r>
-      <w:proofErr w:type="spellEnd"/>
-      <w:r>
-        <w:t xml:space="preserve"> met enemy spawning.</w:t>
-      </w:r>
-    </w:p>
-    <w:p>
-      <w:pPr>
-        <w:rPr>
-          <w:lang w:val="nl-NL"/>
-        </w:rPr>
-      </w:pPr>
-    </w:p>
-    <w:p>
-      <w:pPr>
-        <w:rPr>
-          <w:lang w:val="nl-NL"/>
-        </w:rPr>
-      </w:pPr>
+          <w:lang w:val="nl-NL"/>
+        </w:rPr>
+        <w:t>Dag 3</w:t>
+      </w:r>
     </w:p>
     <w:p>
       <w:pPr>
@@ -867,7 +962,143 @@
           <w:bCs/>
           <w:lang w:val="nl-NL"/>
         </w:rPr>
-        <w:t>Dag 2</w:t>
+        <w:t>Wat ik vandaag heb gedaan</w:t>
+      </w:r>
+    </w:p>
+    <w:p>
+      <w:pPr>
+        <w:numPr>
+          <w:ilvl w:val="0"/>
+          <w:numId w:val="10"/>
+        </w:numPr>
+        <w:rPr>
+          <w:lang w:val="nl-NL"/>
+        </w:rPr>
+      </w:pPr>
+      <w:r>
+        <w:rPr>
+          <w:lang w:val="nl-NL"/>
+        </w:rPr>
+        <w:t xml:space="preserve">Verder gewerkt aan de gameplay van de game. </w:t>
+      </w:r>
+    </w:p>
+    <w:p>
+      <w:pPr>
+        <w:numPr>
+          <w:ilvl w:val="0"/>
+          <w:numId w:val="10"/>
+        </w:numPr>
+        <w:rPr>
+          <w:lang w:val="nl-NL"/>
+        </w:rPr>
+      </w:pPr>
+      <w:r>
+        <w:rPr>
+          <w:lang w:val="nl-NL"/>
+        </w:rPr>
+        <w:t xml:space="preserve">De tijdelijke blokjes en cirkels vervangen door echte game assets. </w:t>
+      </w:r>
+    </w:p>
+    <w:p>
+      <w:pPr>
+        <w:numPr>
+          <w:ilvl w:val="0"/>
+          <w:numId w:val="10"/>
+        </w:numPr>
+        <w:rPr>
+          <w:lang w:val="nl-NL"/>
+        </w:rPr>
+      </w:pPr>
+      <w:r>
+        <w:rPr>
+          <w:lang w:val="nl-NL"/>
+        </w:rPr>
+        <w:t xml:space="preserve">Een ruimteschip asset toegevoegd als speler. </w:t>
+      </w:r>
+    </w:p>
+    <w:p>
+      <w:pPr>
+        <w:numPr>
+          <w:ilvl w:val="0"/>
+          <w:numId w:val="10"/>
+        </w:numPr>
+        <w:rPr>
+          <w:lang w:val="nl-NL"/>
+        </w:rPr>
+      </w:pPr>
+      <w:r>
+        <w:rPr>
+          <w:lang w:val="nl-NL"/>
+        </w:rPr>
+        <w:t xml:space="preserve">Asteroid assets toegevoegd als vijanden. </w:t>
+      </w:r>
+    </w:p>
+    <w:p>
+      <w:pPr>
+        <w:numPr>
+          <w:ilvl w:val="0"/>
+          <w:numId w:val="10"/>
+        </w:numPr>
+        <w:rPr>
+          <w:lang w:val="nl-NL"/>
+        </w:rPr>
+      </w:pPr>
+      <w:r>
+        <w:rPr>
+          <w:lang w:val="nl-NL"/>
+        </w:rPr>
+        <w:t xml:space="preserve">De achtergrond van de game vervangen door een ruimteachtergrond. </w:t>
+      </w:r>
+    </w:p>
+    <w:p>
+      <w:pPr>
+        <w:numPr>
+          <w:ilvl w:val="0"/>
+          <w:numId w:val="10"/>
+        </w:numPr>
+        <w:rPr>
+          <w:lang w:val="nl-NL"/>
+        </w:rPr>
+      </w:pPr>
+      <w:r>
+        <w:rPr>
+          <w:lang w:val="nl-NL"/>
+        </w:rPr>
+        <w:t xml:space="preserve">De rendering volgorde aangepast zodat de speler zichtbaar blijft voor de achtergrond. </w:t>
+      </w:r>
+    </w:p>
+    <w:p>
+      <w:pPr>
+        <w:numPr>
+          <w:ilvl w:val="0"/>
+          <w:numId w:val="10"/>
+        </w:numPr>
+        <w:rPr>
+          <w:lang w:val="nl-NL"/>
+        </w:rPr>
+      </w:pPr>
+      <w:r>
+        <w:rPr>
+          <w:lang w:val="nl-NL"/>
+        </w:rPr>
+        <w:t xml:space="preserve">De collision tussen de speler en de asteroids verder getest. </w:t>
+      </w:r>
+    </w:p>
+    <w:p>
+      <w:pPr>
+        <w:numPr>
+          <w:ilvl w:val="0"/>
+          <w:numId w:val="10"/>
+        </w:numPr>
+        <w:rPr>
+          <w:lang w:val="nl-NL"/>
+        </w:rPr>
+      </w:pPr>
+      <w:r>
+        <w:rPr>
+          <w:lang w:val="nl-NL"/>
+        </w:rPr>
+        <w:t xml:space="preserve">De algemene uitstraling van de game verbeterd door het gebruik van echte graphics. </w:t>
       </w:r>
     </w:p>
     <w:p>
@@ -875,407 +1106,66 @@
         <w:rPr>
           <w:b/>
           <w:bCs/>
-          <w:lang w:val="nl-NL"/>
         </w:rPr>
       </w:pPr>
       <w:r>
         <w:rPr>
           <w:b/>
           <w:bCs/>
-          <w:lang w:val="nl-NL"/>
-        </w:rPr>
-        <w:t>Wat ik vandaag heb gedaan</w:t>
-      </w:r>
-    </w:p>
-    <w:p>
-      <w:pPr>
-        <w:numPr>
-          <w:ilvl w:val="0"/>
-          <w:numId w:val="2"/>
-        </w:numPr>
-        <w:rPr>
-          <w:lang w:val="nl-NL"/>
-        </w:rPr>
-      </w:pPr>
-      <w:r>
-        <w:rPr>
-          <w:lang w:val="nl-NL"/>
-        </w:rPr>
-        <w:t xml:space="preserve">Verder gewerkt aan de basis van de game in </w:t>
-      </w:r>
-      <w:proofErr w:type="spellStart"/>
-      <w:r>
-        <w:rPr>
-          <w:lang w:val="nl-NL"/>
-        </w:rPr>
-        <w:t>Unity</w:t>
-      </w:r>
-      <w:proofErr w:type="spellEnd"/>
-      <w:r>
-        <w:rPr>
-          <w:lang w:val="nl-NL"/>
-        </w:rPr>
-        <w:t>.</w:t>
-      </w:r>
-    </w:p>
-    <w:p>
-      <w:pPr>
-        <w:numPr>
-          <w:ilvl w:val="0"/>
-          <w:numId w:val="2"/>
-        </w:numPr>
-        <w:rPr>
-          <w:lang w:val="nl-NL"/>
-        </w:rPr>
-      </w:pPr>
-      <w:r>
-        <w:rPr>
-          <w:lang w:val="nl-NL"/>
-        </w:rPr>
-        <w:t xml:space="preserve">Een </w:t>
-      </w:r>
-      <w:proofErr w:type="spellStart"/>
-      <w:r>
-        <w:rPr>
-          <w:lang w:val="nl-NL"/>
-        </w:rPr>
-        <w:t>Player</w:t>
-      </w:r>
-      <w:proofErr w:type="spellEnd"/>
-      <w:r>
-        <w:rPr>
-          <w:lang w:val="nl-NL"/>
-        </w:rPr>
-        <w:t xml:space="preserve"> object gemaakt in de Game scene.</w:t>
-      </w:r>
-    </w:p>
-    <w:p>
-      <w:pPr>
-        <w:numPr>
-          <w:ilvl w:val="0"/>
-          <w:numId w:val="2"/>
-        </w:numPr>
-        <w:rPr>
-          <w:lang w:val="nl-NL"/>
-        </w:rPr>
-      </w:pPr>
-      <w:r>
-        <w:rPr>
-          <w:lang w:val="nl-NL"/>
-        </w:rPr>
-        <w:t xml:space="preserve">Een </w:t>
-      </w:r>
-      <w:proofErr w:type="spellStart"/>
-      <w:r>
-        <w:rPr>
-          <w:lang w:val="nl-NL"/>
-        </w:rPr>
-        <w:t>movement</w:t>
-      </w:r>
-      <w:proofErr w:type="spellEnd"/>
-      <w:r>
-        <w:rPr>
-          <w:lang w:val="nl-NL"/>
-        </w:rPr>
-        <w:t xml:space="preserve"> script toegevoegd zodat de speler kan bewegen met WASD en de pijltjestoetsen.</w:t>
-      </w:r>
-    </w:p>
-    <w:p>
-      <w:pPr>
-        <w:numPr>
-          <w:ilvl w:val="0"/>
-          <w:numId w:val="2"/>
-        </w:numPr>
-        <w:rPr>
-          <w:lang w:val="nl-NL"/>
-        </w:rPr>
-      </w:pPr>
-      <w:r>
-        <w:rPr>
-          <w:lang w:val="nl-NL"/>
-        </w:rPr>
-        <w:t xml:space="preserve">Een fout opgelost met het </w:t>
-      </w:r>
-      <w:proofErr w:type="spellStart"/>
-      <w:r>
-        <w:rPr>
-          <w:lang w:val="nl-NL"/>
-        </w:rPr>
-        <w:t>Unity</w:t>
-      </w:r>
-      <w:proofErr w:type="spellEnd"/>
-      <w:r>
-        <w:rPr>
-          <w:lang w:val="nl-NL"/>
-        </w:rPr>
-        <w:t xml:space="preserve"> Input System.</w:t>
-      </w:r>
-    </w:p>
-    <w:p>
-      <w:pPr>
-        <w:numPr>
-          <w:ilvl w:val="0"/>
-          <w:numId w:val="2"/>
-        </w:numPr>
-        <w:rPr>
-          <w:lang w:val="nl-NL"/>
-        </w:rPr>
-      </w:pPr>
-      <w:r>
-        <w:rPr>
-          <w:lang w:val="nl-NL"/>
-        </w:rPr>
-        <w:t xml:space="preserve">Een </w:t>
-      </w:r>
-      <w:proofErr w:type="spellStart"/>
-      <w:r>
-        <w:rPr>
-          <w:lang w:val="nl-NL"/>
-        </w:rPr>
-        <w:t>Enemy</w:t>
-      </w:r>
-      <w:proofErr w:type="spellEnd"/>
-      <w:r>
-        <w:rPr>
-          <w:lang w:val="nl-NL"/>
-        </w:rPr>
-        <w:t xml:space="preserve"> object toegevoegd dat naar beneden beweegt.</w:t>
-      </w:r>
-    </w:p>
-    <w:p>
-      <w:pPr>
-        <w:numPr>
-          <w:ilvl w:val="0"/>
-          <w:numId w:val="2"/>
-        </w:numPr>
-        <w:rPr>
-          <w:lang w:val="nl-NL"/>
-        </w:rPr>
-      </w:pPr>
-      <w:proofErr w:type="spellStart"/>
-      <w:r>
-        <w:rPr>
-          <w:lang w:val="nl-NL"/>
-        </w:rPr>
-        <w:t>Collision</w:t>
-      </w:r>
-      <w:proofErr w:type="spellEnd"/>
-      <w:r>
-        <w:rPr>
-          <w:lang w:val="nl-NL"/>
-        </w:rPr>
-        <w:t xml:space="preserve"> toegevoegd tussen de speler en </w:t>
-      </w:r>
-      <w:proofErr w:type="spellStart"/>
-      <w:r>
-        <w:rPr>
-          <w:lang w:val="nl-NL"/>
-        </w:rPr>
-        <w:t>enemies</w:t>
-      </w:r>
-      <w:proofErr w:type="spellEnd"/>
-      <w:r>
-        <w:rPr>
-          <w:lang w:val="nl-NL"/>
-        </w:rPr>
-        <w:t>.</w:t>
-      </w:r>
-    </w:p>
-    <w:p>
-      <w:pPr>
-        <w:numPr>
-          <w:ilvl w:val="0"/>
-          <w:numId w:val="2"/>
-        </w:numPr>
-        <w:rPr>
-          <w:lang w:val="nl-NL"/>
-        </w:rPr>
-      </w:pPr>
-      <w:r>
-        <w:rPr>
-          <w:lang w:val="nl-NL"/>
-        </w:rPr>
-        <w:t xml:space="preserve">Een </w:t>
-      </w:r>
-      <w:proofErr w:type="spellStart"/>
-      <w:r>
-        <w:rPr>
-          <w:lang w:val="nl-NL"/>
-        </w:rPr>
-        <w:t>GameManager</w:t>
-      </w:r>
-      <w:proofErr w:type="spellEnd"/>
-      <w:r>
-        <w:rPr>
-          <w:lang w:val="nl-NL"/>
-        </w:rPr>
-        <w:t xml:space="preserve"> gemaakt voor de game logica.</w:t>
-      </w:r>
-    </w:p>
-    <w:p>
-      <w:pPr>
-        <w:numPr>
-          <w:ilvl w:val="0"/>
-          <w:numId w:val="2"/>
-        </w:numPr>
-        <w:rPr>
-          <w:lang w:val="nl-NL"/>
-        </w:rPr>
-      </w:pPr>
-      <w:r>
-        <w:rPr>
-          <w:lang w:val="nl-NL"/>
-        </w:rPr>
-        <w:t>Een game over systeem toegevoegd.</w:t>
-      </w:r>
-    </w:p>
-    <w:p>
-      <w:pPr>
-        <w:numPr>
-          <w:ilvl w:val="0"/>
-          <w:numId w:val="2"/>
-        </w:numPr>
-        <w:rPr>
-          <w:lang w:val="nl-NL"/>
-        </w:rPr>
-      </w:pPr>
-      <w:r>
-        <w:rPr>
-          <w:lang w:val="nl-NL"/>
-        </w:rPr>
-        <w:t xml:space="preserve">Een </w:t>
-      </w:r>
-      <w:proofErr w:type="spellStart"/>
-      <w:r>
-        <w:rPr>
-          <w:lang w:val="nl-NL"/>
-        </w:rPr>
-        <w:t>restart</w:t>
-      </w:r>
-      <w:proofErr w:type="spellEnd"/>
-      <w:r>
-        <w:rPr>
-          <w:lang w:val="nl-NL"/>
-        </w:rPr>
-        <w:t xml:space="preserve"> systeem toegevoegd zodat de game opnieuw start na een botsing.</w:t>
-      </w:r>
-    </w:p>
-    <w:p>
-      <w:pPr>
-        <w:numPr>
-          <w:ilvl w:val="0"/>
-          <w:numId w:val="2"/>
-        </w:numPr>
-        <w:rPr>
-          <w:lang w:val="nl-NL"/>
-        </w:rPr>
-      </w:pPr>
-      <w:r>
-        <w:rPr>
-          <w:lang w:val="nl-NL"/>
-        </w:rPr>
-        <w:t xml:space="preserve">Een </w:t>
-      </w:r>
-      <w:proofErr w:type="spellStart"/>
-      <w:r>
-        <w:rPr>
-          <w:lang w:val="nl-NL"/>
-        </w:rPr>
-        <w:t>enemy</w:t>
-      </w:r>
-      <w:proofErr w:type="spellEnd"/>
-      <w:r>
-        <w:rPr>
-          <w:lang w:val="nl-NL"/>
-        </w:rPr>
-        <w:t xml:space="preserve"> </w:t>
-      </w:r>
-      <w:proofErr w:type="spellStart"/>
-      <w:r>
-        <w:rPr>
-          <w:lang w:val="nl-NL"/>
-        </w:rPr>
-        <w:t>spawner</w:t>
-      </w:r>
-      <w:proofErr w:type="spellEnd"/>
-      <w:r>
-        <w:rPr>
-          <w:lang w:val="nl-NL"/>
-        </w:rPr>
-        <w:t xml:space="preserve"> gemaakt die automatisch </w:t>
-      </w:r>
-      <w:proofErr w:type="spellStart"/>
-      <w:r>
-        <w:rPr>
-          <w:lang w:val="nl-NL"/>
-        </w:rPr>
-        <w:t>enemies</w:t>
-      </w:r>
-      <w:proofErr w:type="spellEnd"/>
-      <w:r>
-        <w:rPr>
-          <w:lang w:val="nl-NL"/>
-        </w:rPr>
-        <w:t xml:space="preserve"> laat verschijnen op willekeurige locaties.</w:t>
-      </w:r>
-    </w:p>
-    <w:p>
-      <w:pPr>
-        <w:numPr>
-          <w:ilvl w:val="0"/>
-          <w:numId w:val="2"/>
-        </w:numPr>
-        <w:rPr>
-          <w:lang w:val="nl-NL"/>
-        </w:rPr>
-      </w:pPr>
-      <w:r>
-        <w:rPr>
-          <w:lang w:val="nl-NL"/>
-        </w:rPr>
-        <w:t xml:space="preserve">Van de </w:t>
-      </w:r>
-      <w:proofErr w:type="spellStart"/>
-      <w:r>
-        <w:rPr>
-          <w:lang w:val="nl-NL"/>
-        </w:rPr>
-        <w:t>Enemy</w:t>
-      </w:r>
-      <w:proofErr w:type="spellEnd"/>
-      <w:r>
-        <w:rPr>
-          <w:lang w:val="nl-NL"/>
-        </w:rPr>
-        <w:t xml:space="preserve"> een prefab gemaakt zodat meerdere </w:t>
-      </w:r>
-      <w:proofErr w:type="spellStart"/>
-      <w:r>
-        <w:rPr>
-          <w:lang w:val="nl-NL"/>
-        </w:rPr>
-        <w:t>enemies</w:t>
-      </w:r>
-      <w:proofErr w:type="spellEnd"/>
-      <w:r>
-        <w:rPr>
-          <w:lang w:val="nl-NL"/>
-        </w:rPr>
-        <w:t xml:space="preserve"> </w:t>
-      </w:r>
-      <w:proofErr w:type="spellStart"/>
-      <w:r>
-        <w:rPr>
-          <w:lang w:val="nl-NL"/>
-        </w:rPr>
-        <w:t>gespawned</w:t>
-      </w:r>
-      <w:proofErr w:type="spellEnd"/>
-      <w:r>
-        <w:rPr>
-          <w:lang w:val="nl-NL"/>
-        </w:rPr>
-        <w:t xml:space="preserve"> kunnen worden.</w:t>
+        </w:rPr>
+        <w:lastRenderedPageBreak/>
+        <w:t>Problemen / uitdagingen</w:t>
+      </w:r>
+    </w:p>
+    <w:p>
+      <w:pPr>
+        <w:numPr>
+          <w:ilvl w:val="0"/>
+          <w:numId w:val="11"/>
+        </w:numPr>
+        <w:rPr>
+          <w:lang w:val="nl-NL"/>
+        </w:rPr>
+      </w:pPr>
+      <w:r>
+        <w:rPr>
+          <w:lang w:val="nl-NL"/>
+        </w:rPr>
+        <w:t xml:space="preserve">De speler werd in eerste instantie achter de achtergrond weergegeven. </w:t>
+      </w:r>
+    </w:p>
+    <w:p>
+      <w:pPr>
+        <w:numPr>
+          <w:ilvl w:val="0"/>
+          <w:numId w:val="11"/>
+        </w:numPr>
+        <w:rPr>
+          <w:lang w:val="nl-NL"/>
+        </w:rPr>
+      </w:pPr>
+      <w:r>
+        <w:rPr>
+          <w:lang w:val="nl-NL"/>
+        </w:rPr>
+        <w:t xml:space="preserve">Dit opgelost door de Order in Layer instellingen van de sprites aan te passen. </w:t>
+      </w:r>
+    </w:p>
+    <w:p>
+      <w:pPr>
+        <w:numPr>
+          <w:ilvl w:val="0"/>
+          <w:numId w:val="11"/>
+        </w:numPr>
+        <w:rPr>
+          <w:lang w:val="nl-NL"/>
+        </w:rPr>
+      </w:pPr>
+      <w:r>
+        <w:rPr>
+          <w:lang w:val="nl-NL"/>
+        </w:rPr>
+        <w:t xml:space="preserve">Sommige assets hadden een verkeerde schaal en moesten worden aangepast. </w:t>
       </w:r>
     </w:p>
     <w:p>
@@ -1285,1040 +1175,73 @@
           <w:bCs/>
         </w:rPr>
       </w:pPr>
-      <w:proofErr w:type="spellStart"/>
       <w:r>
         <w:rPr>
           <w:b/>
           <w:bCs/>
         </w:rPr>
-        <w:lastRenderedPageBreak/>
-        <w:t>Problemen</w:t>
-      </w:r>
-      <w:proofErr w:type="spellEnd"/>
-      <w:r>
+        <w:t>Wat ik heb geleerd</w:t>
+      </w:r>
+    </w:p>
+    <w:p>
+      <w:pPr>
+        <w:numPr>
+          <w:ilvl w:val="0"/>
+          <w:numId w:val="12"/>
+        </w:numPr>
+      </w:pPr>
+      <w:r>
+        <w:t xml:space="preserve">Hoe Sprite Renderers werken. </w:t>
+      </w:r>
+    </w:p>
+    <w:p>
+      <w:pPr>
+        <w:numPr>
+          <w:ilvl w:val="0"/>
+          <w:numId w:val="12"/>
+        </w:numPr>
+        <w:rPr>
+          <w:lang w:val="nl-NL"/>
+        </w:rPr>
+      </w:pPr>
+      <w:r>
+        <w:rPr>
+          <w:lang w:val="nl-NL"/>
+        </w:rPr>
+        <w:t xml:space="preserve">Hoe Order in Layer gebruikt wordt om objecten voor of achter elkaar weer te geven. </w:t>
+      </w:r>
+    </w:p>
+    <w:p>
+      <w:pPr>
+        <w:numPr>
+          <w:ilvl w:val="0"/>
+          <w:numId w:val="12"/>
+        </w:numPr>
+        <w:rPr>
+          <w:lang w:val="nl-NL"/>
+        </w:rPr>
+      </w:pPr>
+      <w:r>
+        <w:rPr>
+          <w:lang w:val="nl-NL"/>
+        </w:rPr>
+        <w:t xml:space="preserve">Hoe assets geïmporteerd en toegepast worden in Unity. </w:t>
+      </w:r>
+    </w:p>
+    <w:p>
+      <w:pPr>
         <w:rPr>
           <w:b/>
           <w:bCs/>
         </w:rPr>
-        <w:t xml:space="preserve"> / </w:t>
-      </w:r>
-      <w:proofErr w:type="spellStart"/>
+      </w:pPr>
       <w:r>
         <w:rPr>
           <w:b/>
           <w:bCs/>
         </w:rPr>
-        <w:t>uitdagingen</w:t>
-      </w:r>
-      <w:proofErr w:type="spellEnd"/>
-    </w:p>
-    <w:p>
-      <w:pPr>
-        <w:numPr>
-          <w:ilvl w:val="0"/>
-          <w:numId w:val="3"/>
-        </w:numPr>
-        <w:rPr>
-          <w:lang w:val="nl-NL"/>
-        </w:rPr>
-      </w:pPr>
-      <w:r>
-        <w:rPr>
-          <w:lang w:val="nl-NL"/>
-        </w:rPr>
-        <w:t xml:space="preserve">Eerst werkte de </w:t>
-      </w:r>
-      <w:proofErr w:type="spellStart"/>
-      <w:r>
-        <w:rPr>
-          <w:lang w:val="nl-NL"/>
-        </w:rPr>
-        <w:t>collision</w:t>
-      </w:r>
-      <w:proofErr w:type="spellEnd"/>
-      <w:r>
-        <w:rPr>
-          <w:lang w:val="nl-NL"/>
-        </w:rPr>
-        <w:t xml:space="preserve"> niet goed omdat de </w:t>
-      </w:r>
-      <w:proofErr w:type="spellStart"/>
-      <w:r>
-        <w:rPr>
-          <w:lang w:val="nl-NL"/>
-        </w:rPr>
-        <w:t>Enemy</w:t>
-      </w:r>
-      <w:proofErr w:type="spellEnd"/>
-      <w:r>
-        <w:rPr>
-          <w:lang w:val="nl-NL"/>
-        </w:rPr>
-        <w:t xml:space="preserve"> tag niet correct was toegewezen.</w:t>
-      </w:r>
-    </w:p>
-    <w:p>
-      <w:pPr>
-        <w:numPr>
-          <w:ilvl w:val="0"/>
-          <w:numId w:val="3"/>
-        </w:numPr>
-        <w:rPr>
-          <w:lang w:val="nl-NL"/>
-        </w:rPr>
-      </w:pPr>
-      <w:r>
-        <w:rPr>
-          <w:lang w:val="nl-NL"/>
-        </w:rPr>
-        <w:t xml:space="preserve">Ook had ik per ongeluk een verkeerde </w:t>
-      </w:r>
-      <w:proofErr w:type="spellStart"/>
-      <w:r>
-        <w:rPr>
-          <w:lang w:val="nl-NL"/>
-        </w:rPr>
-        <w:t>Unity</w:t>
-      </w:r>
-      <w:proofErr w:type="spellEnd"/>
-      <w:r>
-        <w:rPr>
-          <w:lang w:val="nl-NL"/>
-        </w:rPr>
-        <w:t xml:space="preserve"> scene aangemaakt, waardoor objecten niet goed werden opgeslagen.</w:t>
-      </w:r>
-    </w:p>
-    <w:p>
-      <w:pPr>
-        <w:numPr>
-          <w:ilvl w:val="0"/>
-          <w:numId w:val="3"/>
-        </w:numPr>
-      </w:pPr>
-      <w:r>
-        <w:rPr>
-          <w:lang w:val="nl-NL"/>
-        </w:rPr>
-        <w:t xml:space="preserve">Git duurde lang met uploaden omdat </w:t>
-      </w:r>
-      <w:proofErr w:type="spellStart"/>
-      <w:r>
-        <w:rPr>
-          <w:lang w:val="nl-NL"/>
-        </w:rPr>
-        <w:t>Unity</w:t>
-      </w:r>
-      <w:proofErr w:type="spellEnd"/>
-      <w:r>
-        <w:rPr>
-          <w:lang w:val="nl-NL"/>
-        </w:rPr>
-        <w:t xml:space="preserve"> cache bestanden werden meegenomen. </w:t>
-      </w:r>
-      <w:r>
-        <w:t xml:space="preserve">Dit </w:t>
-      </w:r>
-      <w:proofErr w:type="spellStart"/>
-      <w:r>
-        <w:t>opgelost</w:t>
-      </w:r>
-      <w:proofErr w:type="spellEnd"/>
-      <w:r>
-        <w:t xml:space="preserve"> met </w:t>
-      </w:r>
-      <w:proofErr w:type="spellStart"/>
-      <w:proofErr w:type="gramStart"/>
-      <w:r>
-        <w:t>een</w:t>
-      </w:r>
-      <w:proofErr w:type="spellEnd"/>
-      <w:r>
-        <w:t xml:space="preserve"> .</w:t>
-      </w:r>
-      <w:proofErr w:type="spellStart"/>
-      <w:r>
-        <w:t>gitignore</w:t>
-      </w:r>
-      <w:proofErr w:type="spellEnd"/>
-      <w:proofErr w:type="gramEnd"/>
-      <w:r>
-        <w:t xml:space="preserve"> </w:t>
-      </w:r>
-      <w:proofErr w:type="spellStart"/>
-      <w:r>
-        <w:t>bestand</w:t>
-      </w:r>
-      <w:proofErr w:type="spellEnd"/>
-      <w:r>
-        <w:t>.</w:t>
-      </w:r>
-    </w:p>
-    <w:p>
-      <w:pPr>
-        <w:rPr>
-          <w:b/>
-          <w:bCs/>
-        </w:rPr>
-      </w:pPr>
-      <w:r>
-        <w:rPr>
-          <w:b/>
-          <w:bCs/>
-        </w:rPr>
-        <w:t xml:space="preserve">Wat </w:t>
-      </w:r>
-      <w:proofErr w:type="spellStart"/>
-      <w:r>
-        <w:rPr>
-          <w:b/>
-          <w:bCs/>
-        </w:rPr>
-        <w:t>ik</w:t>
-      </w:r>
-      <w:proofErr w:type="spellEnd"/>
-      <w:r>
-        <w:rPr>
-          <w:b/>
-          <w:bCs/>
-        </w:rPr>
-        <w:t xml:space="preserve"> </w:t>
-      </w:r>
-      <w:proofErr w:type="spellStart"/>
-      <w:r>
-        <w:rPr>
-          <w:b/>
-          <w:bCs/>
-        </w:rPr>
-        <w:t>heb</w:t>
-      </w:r>
-      <w:proofErr w:type="spellEnd"/>
-      <w:r>
-        <w:rPr>
-          <w:b/>
-          <w:bCs/>
-        </w:rPr>
-        <w:t xml:space="preserve"> </w:t>
-      </w:r>
-      <w:proofErr w:type="spellStart"/>
-      <w:r>
-        <w:rPr>
-          <w:b/>
-          <w:bCs/>
-        </w:rPr>
-        <w:t>geleerd</w:t>
-      </w:r>
-      <w:proofErr w:type="spellEnd"/>
-    </w:p>
-    <w:p>
-      <w:pPr>
-        <w:numPr>
-          <w:ilvl w:val="0"/>
-          <w:numId w:val="4"/>
-        </w:numPr>
-        <w:rPr>
-          <w:lang w:val="nl-NL"/>
-        </w:rPr>
-      </w:pPr>
-      <w:r>
-        <w:rPr>
-          <w:lang w:val="nl-NL"/>
-        </w:rPr>
-        <w:t xml:space="preserve">Hoe colliders en Rigidbody2D werken in </w:t>
-      </w:r>
-      <w:proofErr w:type="spellStart"/>
-      <w:r>
-        <w:rPr>
-          <w:lang w:val="nl-NL"/>
-        </w:rPr>
-        <w:t>Unity</w:t>
-      </w:r>
-      <w:proofErr w:type="spellEnd"/>
-      <w:r>
-        <w:rPr>
-          <w:lang w:val="nl-NL"/>
-        </w:rPr>
-        <w:t>.</w:t>
-      </w:r>
-    </w:p>
-    <w:p>
-      <w:pPr>
-        <w:numPr>
-          <w:ilvl w:val="0"/>
-          <w:numId w:val="4"/>
-        </w:numPr>
-        <w:rPr>
-          <w:lang w:val="nl-NL"/>
-        </w:rPr>
-      </w:pPr>
-      <w:r>
-        <w:rPr>
-          <w:lang w:val="nl-NL"/>
-        </w:rPr>
-        <w:t xml:space="preserve">Hoe tags gebruikt worden voor </w:t>
-      </w:r>
-      <w:proofErr w:type="spellStart"/>
-      <w:r>
-        <w:rPr>
-          <w:lang w:val="nl-NL"/>
-        </w:rPr>
-        <w:t>collision</w:t>
-      </w:r>
-      <w:proofErr w:type="spellEnd"/>
-      <w:r>
-        <w:rPr>
-          <w:lang w:val="nl-NL"/>
-        </w:rPr>
-        <w:t xml:space="preserve"> detectie.</w:t>
-      </w:r>
-    </w:p>
-    <w:p>
-      <w:pPr>
-        <w:numPr>
-          <w:ilvl w:val="0"/>
-          <w:numId w:val="4"/>
-        </w:numPr>
-      </w:pPr>
-      <w:r>
-        <w:t xml:space="preserve">Hoe prefabs </w:t>
-      </w:r>
-      <w:proofErr w:type="spellStart"/>
-      <w:proofErr w:type="gramStart"/>
-      <w:r>
-        <w:t>werken</w:t>
-      </w:r>
-      <w:proofErr w:type="spellEnd"/>
-      <w:proofErr w:type="gramEnd"/>
-      <w:r>
-        <w:t>.</w:t>
-      </w:r>
-    </w:p>
-    <w:p>
-      <w:pPr>
-        <w:numPr>
-          <w:ilvl w:val="0"/>
-          <w:numId w:val="4"/>
-        </w:numPr>
-        <w:rPr>
-          <w:lang w:val="nl-NL"/>
-        </w:rPr>
-      </w:pPr>
-      <w:r>
-        <w:rPr>
-          <w:lang w:val="nl-NL"/>
-        </w:rPr>
-        <w:t xml:space="preserve">Hoe scripts gekoppeld worden aan </w:t>
-      </w:r>
-      <w:proofErr w:type="spellStart"/>
-      <w:r>
-        <w:rPr>
-          <w:lang w:val="nl-NL"/>
-        </w:rPr>
-        <w:t>GameObjects</w:t>
-      </w:r>
-      <w:proofErr w:type="spellEnd"/>
-      <w:r>
-        <w:rPr>
-          <w:lang w:val="nl-NL"/>
-        </w:rPr>
-        <w:t>.</w:t>
-      </w:r>
-    </w:p>
-    <w:p>
-      <w:pPr>
-        <w:rPr>
-          <w:b/>
-          <w:bCs/>
-        </w:rPr>
-      </w:pPr>
-      <w:r>
-        <w:rPr>
-          <w:b/>
-          <w:bCs/>
-        </w:rPr>
-        <w:t xml:space="preserve">Wat </w:t>
-      </w:r>
-      <w:proofErr w:type="spellStart"/>
-      <w:r>
-        <w:rPr>
-          <w:b/>
-          <w:bCs/>
-        </w:rPr>
-        <w:t>ik</w:t>
-      </w:r>
-      <w:proofErr w:type="spellEnd"/>
-      <w:r>
-        <w:rPr>
-          <w:b/>
-          <w:bCs/>
-        </w:rPr>
-        <w:t xml:space="preserve"> morgen </w:t>
-      </w:r>
-      <w:proofErr w:type="spellStart"/>
-      <w:r>
-        <w:rPr>
-          <w:b/>
-          <w:bCs/>
-        </w:rPr>
-        <w:t>wil</w:t>
-      </w:r>
-      <w:proofErr w:type="spellEnd"/>
-      <w:r>
-        <w:rPr>
-          <w:b/>
-          <w:bCs/>
-        </w:rPr>
-        <w:t xml:space="preserve"> </w:t>
-      </w:r>
-      <w:proofErr w:type="spellStart"/>
-      <w:r>
-        <w:rPr>
-          <w:b/>
-          <w:bCs/>
-        </w:rPr>
-        <w:t>doen</w:t>
-      </w:r>
-      <w:proofErr w:type="spellEnd"/>
-    </w:p>
-    <w:p>
-      <w:pPr>
-        <w:numPr>
-          <w:ilvl w:val="0"/>
-          <w:numId w:val="5"/>
-        </w:numPr>
-      </w:pPr>
-      <w:r>
-        <w:t xml:space="preserve">Score </w:t>
-      </w:r>
-      <w:proofErr w:type="spellStart"/>
-      <w:r>
-        <w:t>systeem</w:t>
-      </w:r>
-      <w:proofErr w:type="spellEnd"/>
-      <w:r>
-        <w:t xml:space="preserve"> </w:t>
-      </w:r>
-      <w:proofErr w:type="spellStart"/>
-      <w:r>
-        <w:t>maken</w:t>
-      </w:r>
-      <w:proofErr w:type="spellEnd"/>
-      <w:r>
-        <w:t>.</w:t>
-      </w:r>
-    </w:p>
-    <w:p>
-      <w:pPr>
-        <w:numPr>
-          <w:ilvl w:val="0"/>
-          <w:numId w:val="5"/>
-        </w:numPr>
-      </w:pPr>
-      <w:r>
-        <w:t xml:space="preserve">Start menu </w:t>
-      </w:r>
-      <w:proofErr w:type="spellStart"/>
-      <w:r>
-        <w:t>toevoegen</w:t>
-      </w:r>
-      <w:proofErr w:type="spellEnd"/>
-      <w:r>
-        <w:t>.</w:t>
-      </w:r>
-    </w:p>
-    <w:p>
-      <w:pPr>
-        <w:numPr>
-          <w:ilvl w:val="0"/>
-          <w:numId w:val="5"/>
-        </w:numPr>
-        <w:rPr>
-          <w:lang w:val="nl-NL"/>
-        </w:rPr>
-      </w:pPr>
-      <w:r>
-        <w:rPr>
-          <w:lang w:val="nl-NL"/>
-        </w:rPr>
-        <w:t xml:space="preserve">Best </w:t>
-      </w:r>
-      <w:proofErr w:type="spellStart"/>
-      <w:r>
-        <w:rPr>
-          <w:lang w:val="nl-NL"/>
-        </w:rPr>
-        <w:t>Education</w:t>
-      </w:r>
-      <w:proofErr w:type="spellEnd"/>
-      <w:r>
-        <w:rPr>
-          <w:lang w:val="nl-NL"/>
-        </w:rPr>
-        <w:t xml:space="preserve"> logo en slogan toevoegen.</w:t>
-      </w:r>
-    </w:p>
-    <w:p>
-      <w:pPr>
-        <w:numPr>
-          <w:ilvl w:val="0"/>
-          <w:numId w:val="5"/>
-        </w:numPr>
-        <w:rPr>
-          <w:lang w:val="nl-NL"/>
-        </w:rPr>
-      </w:pPr>
-      <w:r>
-        <w:rPr>
-          <w:lang w:val="nl-NL"/>
-        </w:rPr>
-        <w:t>De game moeilijker maken naarmate de speler langer overleeft.</w:t>
-      </w:r>
-    </w:p>
-    <w:p>
-      <w:pPr>
-        <w:rPr>
-          <w:lang w:val="nl-NL"/>
-        </w:rPr>
-      </w:pPr>
-    </w:p>
-    <w:p>
-      <w:pPr>
-        <w:rPr>
-          <w:b/>
-          <w:bCs/>
-          <w:lang w:val="nl-NL"/>
-        </w:rPr>
-      </w:pPr>
-      <w:r>
-        <w:rPr>
-          <w:b/>
-          <w:bCs/>
-          <w:lang w:val="nl-NL"/>
-        </w:rPr>
-        <w:t>Dag 3</w:t>
-      </w:r>
-    </w:p>
-    <w:p>
-      <w:pPr>
-        <w:rPr>
-          <w:b/>
-          <w:bCs/>
-          <w:lang w:val="nl-NL"/>
-        </w:rPr>
-      </w:pPr>
-      <w:r>
-        <w:rPr>
-          <w:b/>
-          <w:bCs/>
-          <w:lang w:val="nl-NL"/>
-        </w:rPr>
-        <w:t>Wat ik vandaag heb gedaan</w:t>
-      </w:r>
-    </w:p>
-    <w:p>
-      <w:pPr>
-        <w:numPr>
-          <w:ilvl w:val="0"/>
-          <w:numId w:val="10"/>
-        </w:numPr>
-        <w:rPr>
-          <w:lang w:val="nl-NL"/>
-        </w:rPr>
-      </w:pPr>
-      <w:r>
-        <w:rPr>
-          <w:lang w:val="nl-NL"/>
-        </w:rPr>
-        <w:t xml:space="preserve">Verder gewerkt aan de gameplay van de game. </w:t>
-      </w:r>
-    </w:p>
-    <w:p>
-      <w:pPr>
-        <w:numPr>
-          <w:ilvl w:val="0"/>
-          <w:numId w:val="10"/>
-        </w:numPr>
-        <w:rPr>
-          <w:lang w:val="nl-NL"/>
-        </w:rPr>
-      </w:pPr>
-      <w:r>
-        <w:rPr>
-          <w:lang w:val="nl-NL"/>
-        </w:rPr>
-        <w:t xml:space="preserve">De tijdelijke blokjes en cirkels vervangen door echte game assets. </w:t>
-      </w:r>
-    </w:p>
-    <w:p>
-      <w:pPr>
-        <w:numPr>
-          <w:ilvl w:val="0"/>
-          <w:numId w:val="10"/>
-        </w:numPr>
-        <w:rPr>
-          <w:lang w:val="nl-NL"/>
-        </w:rPr>
-      </w:pPr>
-      <w:r>
-        <w:rPr>
-          <w:lang w:val="nl-NL"/>
-        </w:rPr>
-        <w:t xml:space="preserve">Een ruimteschip asset toegevoegd als speler. </w:t>
-      </w:r>
-    </w:p>
-    <w:p>
-      <w:pPr>
-        <w:numPr>
-          <w:ilvl w:val="0"/>
-          <w:numId w:val="10"/>
-        </w:numPr>
-        <w:rPr>
-          <w:lang w:val="nl-NL"/>
-        </w:rPr>
-      </w:pPr>
-      <w:proofErr w:type="spellStart"/>
-      <w:r>
-        <w:rPr>
-          <w:lang w:val="nl-NL"/>
-        </w:rPr>
-        <w:t>Asteroid</w:t>
-      </w:r>
-      <w:proofErr w:type="spellEnd"/>
-      <w:r>
-        <w:rPr>
-          <w:lang w:val="nl-NL"/>
-        </w:rPr>
-        <w:t xml:space="preserve"> assets toegevoegd als vijanden. </w:t>
-      </w:r>
-    </w:p>
-    <w:p>
-      <w:pPr>
-        <w:numPr>
-          <w:ilvl w:val="0"/>
-          <w:numId w:val="10"/>
-        </w:numPr>
-        <w:rPr>
-          <w:lang w:val="nl-NL"/>
-        </w:rPr>
-      </w:pPr>
-      <w:r>
-        <w:rPr>
-          <w:lang w:val="nl-NL"/>
-        </w:rPr>
-        <w:t xml:space="preserve">De achtergrond van de game vervangen door een ruimteachtergrond. </w:t>
-      </w:r>
-    </w:p>
-    <w:p>
-      <w:pPr>
-        <w:numPr>
-          <w:ilvl w:val="0"/>
-          <w:numId w:val="10"/>
-        </w:numPr>
-        <w:rPr>
-          <w:lang w:val="nl-NL"/>
-        </w:rPr>
-      </w:pPr>
-      <w:r>
-        <w:rPr>
-          <w:lang w:val="nl-NL"/>
-        </w:rPr>
-        <w:t xml:space="preserve">De </w:t>
-      </w:r>
-      <w:proofErr w:type="spellStart"/>
-      <w:r>
-        <w:rPr>
-          <w:lang w:val="nl-NL"/>
-        </w:rPr>
-        <w:t>rendering</w:t>
-      </w:r>
-      <w:proofErr w:type="spellEnd"/>
-      <w:r>
-        <w:rPr>
-          <w:lang w:val="nl-NL"/>
-        </w:rPr>
-        <w:t xml:space="preserve"> volgorde aangepast zodat de speler zichtbaar blijft voor de achtergrond. </w:t>
-      </w:r>
-    </w:p>
-    <w:p>
-      <w:pPr>
-        <w:numPr>
-          <w:ilvl w:val="0"/>
-          <w:numId w:val="10"/>
-        </w:numPr>
-        <w:rPr>
-          <w:lang w:val="nl-NL"/>
-        </w:rPr>
-      </w:pPr>
-      <w:r>
-        <w:rPr>
-          <w:lang w:val="nl-NL"/>
-        </w:rPr>
-        <w:t xml:space="preserve">De </w:t>
-      </w:r>
-      <w:proofErr w:type="spellStart"/>
-      <w:r>
-        <w:rPr>
-          <w:lang w:val="nl-NL"/>
-        </w:rPr>
-        <w:t>collision</w:t>
-      </w:r>
-      <w:proofErr w:type="spellEnd"/>
-      <w:r>
-        <w:rPr>
-          <w:lang w:val="nl-NL"/>
-        </w:rPr>
-        <w:t xml:space="preserve"> tussen de speler en de </w:t>
-      </w:r>
-      <w:proofErr w:type="spellStart"/>
-      <w:r>
-        <w:rPr>
-          <w:lang w:val="nl-NL"/>
-        </w:rPr>
-        <w:t>asteroids</w:t>
-      </w:r>
-      <w:proofErr w:type="spellEnd"/>
-      <w:r>
-        <w:rPr>
-          <w:lang w:val="nl-NL"/>
-        </w:rPr>
-        <w:t xml:space="preserve"> verder getest. </w:t>
-      </w:r>
-    </w:p>
-    <w:p>
-      <w:pPr>
-        <w:numPr>
-          <w:ilvl w:val="0"/>
-          <w:numId w:val="10"/>
-        </w:numPr>
-        <w:rPr>
-          <w:lang w:val="nl-NL"/>
-        </w:rPr>
-      </w:pPr>
-      <w:r>
-        <w:rPr>
-          <w:lang w:val="nl-NL"/>
-        </w:rPr>
-        <w:t xml:space="preserve">De algemene uitstraling van de game verbeterd door het gebruik van echte </w:t>
-      </w:r>
-      <w:proofErr w:type="spellStart"/>
-      <w:r>
-        <w:rPr>
-          <w:lang w:val="nl-NL"/>
-        </w:rPr>
-        <w:t>graphics</w:t>
-      </w:r>
-      <w:proofErr w:type="spellEnd"/>
-      <w:r>
-        <w:rPr>
-          <w:lang w:val="nl-NL"/>
-        </w:rPr>
-        <w:t xml:space="preserve">. </w:t>
-      </w:r>
-    </w:p>
-    <w:p>
-      <w:pPr>
-        <w:rPr>
-          <w:b/>
-          <w:bCs/>
-        </w:rPr>
-      </w:pPr>
-      <w:proofErr w:type="spellStart"/>
-      <w:r>
-        <w:rPr>
-          <w:b/>
-          <w:bCs/>
-        </w:rPr>
-        <w:lastRenderedPageBreak/>
-        <w:t>Problemen</w:t>
-      </w:r>
-      <w:proofErr w:type="spellEnd"/>
-      <w:r>
-        <w:rPr>
-          <w:b/>
-          <w:bCs/>
-        </w:rPr>
-        <w:t xml:space="preserve"> / </w:t>
-      </w:r>
-      <w:proofErr w:type="spellStart"/>
-      <w:r>
-        <w:rPr>
-          <w:b/>
-          <w:bCs/>
-        </w:rPr>
-        <w:t>uitdagingen</w:t>
-      </w:r>
-      <w:proofErr w:type="spellEnd"/>
-    </w:p>
-    <w:p>
-      <w:pPr>
-        <w:numPr>
-          <w:ilvl w:val="0"/>
-          <w:numId w:val="11"/>
-        </w:numPr>
-        <w:rPr>
-          <w:lang w:val="nl-NL"/>
-        </w:rPr>
-      </w:pPr>
-      <w:r>
-        <w:rPr>
-          <w:lang w:val="nl-NL"/>
-        </w:rPr>
-        <w:t xml:space="preserve">De speler werd in eerste instantie achter de achtergrond weergegeven. </w:t>
-      </w:r>
-    </w:p>
-    <w:p>
-      <w:pPr>
-        <w:numPr>
-          <w:ilvl w:val="0"/>
-          <w:numId w:val="11"/>
-        </w:numPr>
-        <w:rPr>
-          <w:lang w:val="nl-NL"/>
-        </w:rPr>
-      </w:pPr>
-      <w:r>
-        <w:rPr>
-          <w:lang w:val="nl-NL"/>
-        </w:rPr>
-        <w:t xml:space="preserve">Dit opgelost door de Order in </w:t>
-      </w:r>
-      <w:proofErr w:type="spellStart"/>
-      <w:r>
-        <w:rPr>
-          <w:lang w:val="nl-NL"/>
-        </w:rPr>
-        <w:t>Layer</w:t>
-      </w:r>
-      <w:proofErr w:type="spellEnd"/>
-      <w:r>
-        <w:rPr>
-          <w:lang w:val="nl-NL"/>
-        </w:rPr>
-        <w:t xml:space="preserve"> instellingen van de </w:t>
-      </w:r>
-      <w:proofErr w:type="spellStart"/>
-      <w:r>
-        <w:rPr>
-          <w:lang w:val="nl-NL"/>
-        </w:rPr>
-        <w:t>sprites</w:t>
-      </w:r>
-      <w:proofErr w:type="spellEnd"/>
-      <w:r>
-        <w:rPr>
-          <w:lang w:val="nl-NL"/>
-        </w:rPr>
-        <w:t xml:space="preserve"> aan te passen. </w:t>
-      </w:r>
-    </w:p>
-    <w:p>
-      <w:pPr>
-        <w:numPr>
-          <w:ilvl w:val="0"/>
-          <w:numId w:val="11"/>
-        </w:numPr>
-        <w:rPr>
-          <w:lang w:val="nl-NL"/>
-        </w:rPr>
-      </w:pPr>
-      <w:r>
-        <w:rPr>
-          <w:lang w:val="nl-NL"/>
-        </w:rPr>
-        <w:t xml:space="preserve">Sommige assets hadden een verkeerde schaal en moesten worden aangepast. </w:t>
-      </w:r>
-    </w:p>
-    <w:p>
-      <w:pPr>
-        <w:rPr>
-          <w:b/>
-          <w:bCs/>
-        </w:rPr>
-      </w:pPr>
-      <w:r>
-        <w:rPr>
-          <w:b/>
-          <w:bCs/>
-        </w:rPr>
-        <w:t xml:space="preserve">Wat </w:t>
-      </w:r>
-      <w:proofErr w:type="spellStart"/>
-      <w:r>
-        <w:rPr>
-          <w:b/>
-          <w:bCs/>
-        </w:rPr>
-        <w:t>ik</w:t>
-      </w:r>
-      <w:proofErr w:type="spellEnd"/>
-      <w:r>
-        <w:rPr>
-          <w:b/>
-          <w:bCs/>
-        </w:rPr>
-        <w:t xml:space="preserve"> </w:t>
-      </w:r>
-      <w:proofErr w:type="spellStart"/>
-      <w:r>
-        <w:rPr>
-          <w:b/>
-          <w:bCs/>
-        </w:rPr>
-        <w:t>heb</w:t>
-      </w:r>
-      <w:proofErr w:type="spellEnd"/>
-      <w:r>
-        <w:rPr>
-          <w:b/>
-          <w:bCs/>
-        </w:rPr>
-        <w:t xml:space="preserve"> </w:t>
-      </w:r>
-      <w:proofErr w:type="spellStart"/>
-      <w:r>
-        <w:rPr>
-          <w:b/>
-          <w:bCs/>
-        </w:rPr>
-        <w:t>geleerd</w:t>
-      </w:r>
-      <w:proofErr w:type="spellEnd"/>
-    </w:p>
-    <w:p>
-      <w:pPr>
-        <w:numPr>
-          <w:ilvl w:val="0"/>
-          <w:numId w:val="12"/>
-        </w:numPr>
-      </w:pPr>
-      <w:r>
-        <w:t xml:space="preserve">Hoe Sprite Renderers </w:t>
-      </w:r>
-      <w:proofErr w:type="spellStart"/>
-      <w:r>
-        <w:t>werken</w:t>
-      </w:r>
-      <w:proofErr w:type="spellEnd"/>
-      <w:r>
-        <w:t xml:space="preserve">. </w:t>
-      </w:r>
-    </w:p>
-    <w:p>
-      <w:pPr>
-        <w:numPr>
-          <w:ilvl w:val="0"/>
-          <w:numId w:val="12"/>
-        </w:numPr>
-        <w:rPr>
-          <w:lang w:val="nl-NL"/>
-        </w:rPr>
-      </w:pPr>
-      <w:r>
-        <w:rPr>
-          <w:lang w:val="nl-NL"/>
-        </w:rPr>
-        <w:t xml:space="preserve">Hoe Order in </w:t>
-      </w:r>
-      <w:proofErr w:type="spellStart"/>
-      <w:r>
-        <w:rPr>
-          <w:lang w:val="nl-NL"/>
-        </w:rPr>
-        <w:t>Layer</w:t>
-      </w:r>
-      <w:proofErr w:type="spellEnd"/>
-      <w:r>
-        <w:rPr>
-          <w:lang w:val="nl-NL"/>
-        </w:rPr>
-        <w:t xml:space="preserve"> gebruikt wordt om objecten voor of achter elkaar weer te geven. </w:t>
-      </w:r>
-    </w:p>
-    <w:p>
-      <w:pPr>
-        <w:numPr>
-          <w:ilvl w:val="0"/>
-          <w:numId w:val="12"/>
-        </w:numPr>
-        <w:rPr>
-          <w:lang w:val="nl-NL"/>
-        </w:rPr>
-      </w:pPr>
-      <w:r>
-        <w:rPr>
-          <w:lang w:val="nl-NL"/>
-        </w:rPr>
-        <w:t xml:space="preserve">Hoe assets geïmporteerd en toegepast worden in </w:t>
-      </w:r>
-      <w:proofErr w:type="spellStart"/>
-      <w:r>
-        <w:rPr>
-          <w:lang w:val="nl-NL"/>
-        </w:rPr>
-        <w:t>Unity</w:t>
-      </w:r>
-      <w:proofErr w:type="spellEnd"/>
-      <w:r>
-        <w:rPr>
-          <w:lang w:val="nl-NL"/>
-        </w:rPr>
-        <w:t xml:space="preserve">. </w:t>
-      </w:r>
-    </w:p>
-    <w:p>
-      <w:pPr>
-        <w:rPr>
-          <w:b/>
-          <w:bCs/>
-        </w:rPr>
-      </w:pPr>
-      <w:r>
-        <w:rPr>
-          <w:b/>
-          <w:bCs/>
-        </w:rPr>
-        <w:t xml:space="preserve">Wat </w:t>
-      </w:r>
-      <w:proofErr w:type="spellStart"/>
-      <w:r>
-        <w:rPr>
-          <w:b/>
-          <w:bCs/>
-        </w:rPr>
-        <w:t>ik</w:t>
-      </w:r>
-      <w:proofErr w:type="spellEnd"/>
-      <w:r>
-        <w:rPr>
-          <w:b/>
-          <w:bCs/>
-        </w:rPr>
-        <w:t xml:space="preserve"> morgen </w:t>
-      </w:r>
-      <w:proofErr w:type="spellStart"/>
-      <w:r>
-        <w:rPr>
-          <w:b/>
-          <w:bCs/>
-        </w:rPr>
-        <w:t>wil</w:t>
-      </w:r>
-      <w:proofErr w:type="spellEnd"/>
-      <w:r>
-        <w:rPr>
-          <w:b/>
-          <w:bCs/>
-        </w:rPr>
-        <w:t xml:space="preserve"> </w:t>
-      </w:r>
-      <w:proofErr w:type="spellStart"/>
-      <w:r>
-        <w:rPr>
-          <w:b/>
-          <w:bCs/>
-        </w:rPr>
-        <w:t>doen</w:t>
-      </w:r>
-      <w:proofErr w:type="spellEnd"/>
+        <w:t>Wat ik morgen wil doen</w:t>
+      </w:r>
     </w:p>
     <w:p>
       <w:pPr>
@@ -2328,23 +1251,7 @@
         </w:numPr>
       </w:pPr>
       <w:r>
-        <w:t xml:space="preserve">Een health </w:t>
-      </w:r>
-      <w:proofErr w:type="spellStart"/>
-      <w:r>
-        <w:t>systeem</w:t>
-      </w:r>
-      <w:proofErr w:type="spellEnd"/>
-      <w:r>
-        <w:t xml:space="preserve"> </w:t>
-      </w:r>
-      <w:proofErr w:type="spellStart"/>
-      <w:r>
-        <w:t>toevoegen</w:t>
-      </w:r>
-      <w:proofErr w:type="spellEnd"/>
-      <w:r>
-        <w:t xml:space="preserve">. </w:t>
+        <w:t xml:space="preserve">Een health systeem toevoegen. </w:t>
       </w:r>
     </w:p>
     <w:p>
@@ -2355,23 +1262,7 @@
         </w:numPr>
       </w:pPr>
       <w:r>
-        <w:t xml:space="preserve">Een score </w:t>
-      </w:r>
-      <w:proofErr w:type="spellStart"/>
-      <w:r>
-        <w:t>systeem</w:t>
-      </w:r>
-      <w:proofErr w:type="spellEnd"/>
-      <w:r>
-        <w:t xml:space="preserve"> </w:t>
-      </w:r>
-      <w:proofErr w:type="spellStart"/>
-      <w:r>
-        <w:t>toevoegen</w:t>
-      </w:r>
-      <w:proofErr w:type="spellEnd"/>
-      <w:r>
-        <w:t xml:space="preserve">. </w:t>
+        <w:t xml:space="preserve">Een score systeem toevoegen. </w:t>
       </w:r>
     </w:p>
     <w:p>
@@ -2463,21 +1354,7 @@
         <w:rPr>
           <w:lang w:val="nl-NL"/>
         </w:rPr>
-        <w:t xml:space="preserve">Elke botsing met een </w:t>
-      </w:r>
-      <w:proofErr w:type="spellStart"/>
-      <w:r>
-        <w:rPr>
-          <w:lang w:val="nl-NL"/>
-        </w:rPr>
-        <w:t>asteroid</w:t>
-      </w:r>
-      <w:proofErr w:type="spellEnd"/>
-      <w:r>
-        <w:rPr>
-          <w:lang w:val="nl-NL"/>
-        </w:rPr>
-        <w:t xml:space="preserve"> vermindert de health van de speler met 10 punten. </w:t>
+        <w:t xml:space="preserve">Elke botsing met een asteroid vermindert de health van de speler met 10 punten. </w:t>
       </w:r>
     </w:p>
     <w:p>
@@ -2507,19 +1384,11 @@
           <w:lang w:val="nl-NL"/>
         </w:rPr>
       </w:pPr>
-      <w:proofErr w:type="gramStart"/>
-      <w:r>
-        <w:rPr>
-          <w:lang w:val="nl-NL"/>
-        </w:rPr>
-        <w:t>Het game</w:t>
-      </w:r>
-      <w:proofErr w:type="gramEnd"/>
-      <w:r>
-        <w:rPr>
-          <w:lang w:val="nl-NL"/>
-        </w:rPr>
-        <w:t xml:space="preserve"> over systeem aangepast zodat de game automatisch opnieuw start wanneer de health van de speler 0 bereikt. </w:t>
+      <w:r>
+        <w:rPr>
+          <w:lang w:val="nl-NL"/>
+        </w:rPr>
+        <w:t xml:space="preserve">Het game over systeem aangepast zodat de game automatisch opnieuw start wanneer de health van de speler 0 bereikt. </w:t>
       </w:r>
     </w:p>
     <w:p>
@@ -2563,81 +1432,130 @@
           <w:bCs/>
         </w:rPr>
       </w:pPr>
-      <w:proofErr w:type="spellStart"/>
       <w:r>
         <w:rPr>
           <w:b/>
           <w:bCs/>
         </w:rPr>
-        <w:t>Problemen</w:t>
-      </w:r>
-      <w:proofErr w:type="spellEnd"/>
-      <w:r>
+        <w:t>Problemen / uitdagingen</w:t>
+      </w:r>
+    </w:p>
+    <w:p>
+      <w:pPr>
+        <w:numPr>
+          <w:ilvl w:val="0"/>
+          <w:numId w:val="15"/>
+        </w:numPr>
+        <w:rPr>
+          <w:lang w:val="nl-NL"/>
+        </w:rPr>
+      </w:pPr>
+      <w:r>
+        <w:rPr>
+          <w:lang w:val="nl-NL"/>
+        </w:rPr>
+        <w:t xml:space="preserve">Het correct bijhouden van de health tijdens meerdere botsingen. </w:t>
+      </w:r>
+    </w:p>
+    <w:p>
+      <w:pPr>
+        <w:numPr>
+          <w:ilvl w:val="0"/>
+          <w:numId w:val="15"/>
+        </w:numPr>
+        <w:rPr>
+          <w:lang w:val="nl-NL"/>
+        </w:rPr>
+      </w:pPr>
+      <w:r>
+        <w:rPr>
+          <w:lang w:val="nl-NL"/>
+        </w:rPr>
+        <w:t xml:space="preserve">Het combineren van het health systeem met het bestaande game over systeem. </w:t>
+      </w:r>
+    </w:p>
+    <w:p>
+      <w:pPr>
+        <w:numPr>
+          <w:ilvl w:val="0"/>
+          <w:numId w:val="15"/>
+        </w:numPr>
+        <w:rPr>
+          <w:lang w:val="nl-NL"/>
+        </w:rPr>
+      </w:pPr>
+      <w:r>
+        <w:rPr>
+          <w:lang w:val="nl-NL"/>
+        </w:rPr>
+        <w:t xml:space="preserve">Testen of de score correct bleef oplopen tijdens het spelen. </w:t>
+      </w:r>
+    </w:p>
+    <w:p>
+      <w:pPr>
         <w:rPr>
           <w:b/>
           <w:bCs/>
         </w:rPr>
-        <w:t xml:space="preserve"> / </w:t>
-      </w:r>
-      <w:proofErr w:type="spellStart"/>
+      </w:pPr>
       <w:r>
         <w:rPr>
           <w:b/>
           <w:bCs/>
         </w:rPr>
-        <w:t>uitdagingen</w:t>
-      </w:r>
-      <w:proofErr w:type="spellEnd"/>
-    </w:p>
-    <w:p>
-      <w:pPr>
-        <w:numPr>
-          <w:ilvl w:val="0"/>
-          <w:numId w:val="15"/>
-        </w:numPr>
-        <w:rPr>
-          <w:lang w:val="nl-NL"/>
-        </w:rPr>
-      </w:pPr>
-      <w:r>
-        <w:rPr>
-          <w:lang w:val="nl-NL"/>
-        </w:rPr>
-        <w:t xml:space="preserve">Het correct bijhouden van de health tijdens meerdere botsingen. </w:t>
-      </w:r>
-    </w:p>
-    <w:p>
-      <w:pPr>
-        <w:numPr>
-          <w:ilvl w:val="0"/>
-          <w:numId w:val="15"/>
-        </w:numPr>
-        <w:rPr>
-          <w:lang w:val="nl-NL"/>
-        </w:rPr>
-      </w:pPr>
-      <w:r>
-        <w:rPr>
-          <w:lang w:val="nl-NL"/>
-        </w:rPr>
-        <w:t xml:space="preserve">Het combineren van het health systeem met het bestaande game over systeem. </w:t>
-      </w:r>
-    </w:p>
-    <w:p>
-      <w:pPr>
-        <w:numPr>
-          <w:ilvl w:val="0"/>
-          <w:numId w:val="15"/>
-        </w:numPr>
-        <w:rPr>
-          <w:lang w:val="nl-NL"/>
-        </w:rPr>
-      </w:pPr>
-      <w:r>
-        <w:rPr>
-          <w:lang w:val="nl-NL"/>
-        </w:rPr>
-        <w:t xml:space="preserve">Testen of de score correct bleef oplopen tijdens het spelen. </w:t>
+        <w:lastRenderedPageBreak/>
+        <w:t>Wat ik heb geleerd</w:t>
+      </w:r>
+    </w:p>
+    <w:p>
+      <w:pPr>
+        <w:numPr>
+          <w:ilvl w:val="0"/>
+          <w:numId w:val="16"/>
+        </w:numPr>
+        <w:rPr>
+          <w:lang w:val="nl-NL"/>
+        </w:rPr>
+      </w:pPr>
+      <w:r>
+        <w:rPr>
+          <w:lang w:val="nl-NL"/>
+        </w:rPr>
+        <w:t xml:space="preserve">Hoe variabelen gebruikt worden om spelergegevens zoals health en score op te slaan. </w:t>
+      </w:r>
+    </w:p>
+    <w:p>
+      <w:pPr>
+        <w:numPr>
+          <w:ilvl w:val="0"/>
+          <w:numId w:val="16"/>
+        </w:numPr>
+        <w:rPr>
+          <w:lang w:val="nl-NL"/>
+        </w:rPr>
+      </w:pPr>
+      <w:r>
+        <w:rPr>
+          <w:lang w:val="nl-NL"/>
+        </w:rPr>
+        <w:t xml:space="preserve">Hoe verschillende scripts met elkaar samenwerken. </w:t>
+      </w:r>
+    </w:p>
+    <w:p>
+      <w:pPr>
+        <w:numPr>
+          <w:ilvl w:val="0"/>
+          <w:numId w:val="16"/>
+        </w:numPr>
+        <w:rPr>
+          <w:lang w:val="nl-NL"/>
+        </w:rPr>
+      </w:pPr>
+      <w:r>
+        <w:rPr>
+          <w:lang w:val="nl-NL"/>
+        </w:rPr>
+        <w:t xml:space="preserve">Hoe gameplay logica kan worden uitgebreid zonder bestaande functionaliteit te breken. </w:t>
       </w:r>
     </w:p>
     <w:p>
@@ -2652,295 +1570,521 @@
           <w:b/>
           <w:bCs/>
         </w:rPr>
-        <w:lastRenderedPageBreak/>
-        <w:t xml:space="preserve">Wat </w:t>
-      </w:r>
-      <w:proofErr w:type="spellStart"/>
-      <w:r>
+        <w:t>Wat ik morgen wil doen</w:t>
+      </w:r>
+    </w:p>
+    <w:p>
+      <w:pPr>
+        <w:numPr>
+          <w:ilvl w:val="0"/>
+          <w:numId w:val="17"/>
+        </w:numPr>
+      </w:pPr>
+      <w:r>
+        <w:t xml:space="preserve">Een startmenu maken. </w:t>
+      </w:r>
+    </w:p>
+    <w:p>
+      <w:pPr>
+        <w:numPr>
+          <w:ilvl w:val="0"/>
+          <w:numId w:val="17"/>
+        </w:numPr>
+      </w:pPr>
+      <w:r>
+        <w:t xml:space="preserve">Een highscore systeem toevoegen. </w:t>
+      </w:r>
+    </w:p>
+    <w:p>
+      <w:pPr>
+        <w:numPr>
+          <w:ilvl w:val="0"/>
+          <w:numId w:val="17"/>
+        </w:numPr>
+        <w:rPr>
+          <w:lang w:val="nl-NL"/>
+        </w:rPr>
+      </w:pPr>
+      <w:r>
+        <w:rPr>
+          <w:lang w:val="nl-NL"/>
+        </w:rPr>
+        <w:t xml:space="preserve">Het Best Education logo en de slogan verwerken in de game. </w:t>
+      </w:r>
+    </w:p>
+    <w:p>
+      <w:pPr>
+        <w:numPr>
+          <w:ilvl w:val="0"/>
+          <w:numId w:val="17"/>
+        </w:numPr>
+        <w:rPr>
+          <w:lang w:val="nl-NL"/>
+        </w:rPr>
+      </w:pPr>
+      <w:r>
+        <w:rPr>
+          <w:lang w:val="nl-NL"/>
+        </w:rPr>
+        <w:t>De game verder afwerken voor de eindtest.</w:t>
+      </w:r>
+    </w:p>
+    <w:p>
+      <w:pPr>
+        <w:rPr>
+          <w:lang w:val="nl-NL"/>
+        </w:rPr>
+      </w:pPr>
+    </w:p>
+    <w:p>
+      <w:pPr>
+        <w:rPr>
+          <w:lang w:val="nl-NL"/>
+        </w:rPr>
+      </w:pPr>
+    </w:p>
+    <w:p>
+      <w:pPr>
         <w:rPr>
           <w:b/>
           <w:bCs/>
-        </w:rPr>
-        <w:t>ik</w:t>
-      </w:r>
-      <w:proofErr w:type="spellEnd"/>
+          <w:lang w:val="nl-NL"/>
+        </w:rPr>
+      </w:pPr>
       <w:r>
         <w:rPr>
           <w:b/>
           <w:bCs/>
-        </w:rPr>
-        <w:t xml:space="preserve"> </w:t>
-      </w:r>
-      <w:proofErr w:type="spellStart"/>
-      <w:r>
+          <w:lang w:val="nl-NL"/>
+        </w:rPr>
+        <w:t>Dag 5</w:t>
+      </w:r>
+    </w:p>
+    <w:p>
+      <w:pPr>
         <w:rPr>
           <w:b/>
           <w:bCs/>
-        </w:rPr>
-        <w:t>heb</w:t>
-      </w:r>
-      <w:proofErr w:type="spellEnd"/>
+          <w:lang w:val="nl-NL"/>
+        </w:rPr>
+      </w:pPr>
       <w:r>
         <w:rPr>
           <w:b/>
           <w:bCs/>
-        </w:rPr>
-        <w:t xml:space="preserve"> </w:t>
-      </w:r>
-      <w:proofErr w:type="spellStart"/>
-      <w:r>
+          <w:lang w:val="nl-NL"/>
+        </w:rPr>
+        <w:t>Wat ik vandaag heb gedaan</w:t>
+      </w:r>
+    </w:p>
+    <w:p>
+      <w:pPr>
+        <w:numPr>
+          <w:ilvl w:val="0"/>
+          <w:numId w:val="18"/>
+        </w:numPr>
+        <w:rPr>
+          <w:lang w:val="nl-NL"/>
+        </w:rPr>
+      </w:pPr>
+      <w:r>
+        <w:rPr>
+          <w:lang w:val="nl-NL"/>
+        </w:rPr>
+        <w:t>Verder gewerkt aan de afwerking van de game.</w:t>
+      </w:r>
+    </w:p>
+    <w:p>
+      <w:pPr>
+        <w:numPr>
+          <w:ilvl w:val="0"/>
+          <w:numId w:val="18"/>
+        </w:numPr>
+        <w:rPr>
+          <w:lang w:val="nl-NL"/>
+        </w:rPr>
+      </w:pPr>
+      <w:r>
+        <w:rPr>
+          <w:lang w:val="nl-NL"/>
+        </w:rPr>
+        <w:t>Een Main Menu scene aangemaakt.</w:t>
+      </w:r>
+    </w:p>
+    <w:p>
+      <w:pPr>
+        <w:numPr>
+          <w:ilvl w:val="0"/>
+          <w:numId w:val="18"/>
+        </w:numPr>
+        <w:rPr>
+          <w:lang w:val="nl-NL"/>
+        </w:rPr>
+      </w:pPr>
+      <w:r>
+        <w:rPr>
+          <w:lang w:val="nl-NL"/>
+        </w:rPr>
+        <w:t>Een startscherm gemaakt met de titel van de game.</w:t>
+      </w:r>
+    </w:p>
+    <w:p>
+      <w:pPr>
+        <w:numPr>
+          <w:ilvl w:val="0"/>
+          <w:numId w:val="18"/>
+        </w:numPr>
+        <w:rPr>
+          <w:lang w:val="nl-NL"/>
+        </w:rPr>
+      </w:pPr>
+      <w:r>
+        <w:rPr>
+          <w:lang w:val="nl-NL"/>
+        </w:rPr>
+        <w:t>Een Start Game knop toegevoegd waarmee de speler naar de game scene kan gaan.</w:t>
+      </w:r>
+    </w:p>
+    <w:p>
+      <w:pPr>
+        <w:numPr>
+          <w:ilvl w:val="0"/>
+          <w:numId w:val="18"/>
+        </w:numPr>
+        <w:rPr>
+          <w:lang w:val="nl-NL"/>
+        </w:rPr>
+      </w:pPr>
+      <w:r>
+        <w:rPr>
+          <w:lang w:val="nl-NL"/>
+        </w:rPr>
+        <w:t>Een highscore systeem toegevoegd met behulp van PlayerPrefs.</w:t>
+      </w:r>
+    </w:p>
+    <w:p>
+      <w:pPr>
+        <w:numPr>
+          <w:ilvl w:val="0"/>
+          <w:numId w:val="18"/>
+        </w:numPr>
+        <w:rPr>
+          <w:lang w:val="nl-NL"/>
+        </w:rPr>
+      </w:pPr>
+      <w:r>
+        <w:rPr>
+          <w:lang w:val="nl-NL"/>
+        </w:rPr>
+        <w:t>De highscore gekoppeld aan het hoofdmenu zodat deze zichtbaar wordt voor de speler.</w:t>
+      </w:r>
+    </w:p>
+    <w:p>
+      <w:pPr>
+        <w:numPr>
+          <w:ilvl w:val="0"/>
+          <w:numId w:val="18"/>
+        </w:numPr>
+        <w:rPr>
+          <w:lang w:val="nl-NL"/>
+        </w:rPr>
+      </w:pPr>
+      <w:r>
+        <w:rPr>
+          <w:lang w:val="nl-NL"/>
+        </w:rPr>
+        <w:t>Het Best Education logo toegevoegd aan de game.</w:t>
+      </w:r>
+    </w:p>
+    <w:p>
+      <w:pPr>
+        <w:numPr>
+          <w:ilvl w:val="0"/>
+          <w:numId w:val="18"/>
+        </w:numPr>
+        <w:rPr>
+          <w:lang w:val="nl-NL"/>
+        </w:rPr>
+      </w:pPr>
+      <w:r>
+        <w:rPr>
+          <w:lang w:val="nl-NL"/>
+        </w:rPr>
+        <w:t>De slogan "Wij lanceren je de toekomst in!" toegevoegd aan het hoofdmenu.</w:t>
+      </w:r>
+    </w:p>
+    <w:p>
+      <w:pPr>
+        <w:numPr>
+          <w:ilvl w:val="0"/>
+          <w:numId w:val="18"/>
+        </w:numPr>
+        <w:rPr>
+          <w:lang w:val="nl-NL"/>
+        </w:rPr>
+      </w:pPr>
+      <w:r>
+        <w:rPr>
+          <w:lang w:val="nl-NL"/>
+        </w:rPr>
+        <w:t>Verschillende bugs opgelost die ontstonden tijdens het maken van het menu systeem.</w:t>
+      </w:r>
+    </w:p>
+    <w:p>
+      <w:pPr>
         <w:rPr>
           <w:b/>
           <w:bCs/>
         </w:rPr>
-        <w:t>geleerd</w:t>
-      </w:r>
-      <w:proofErr w:type="spellEnd"/>
-    </w:p>
-    <w:p>
-      <w:pPr>
-        <w:numPr>
-          <w:ilvl w:val="0"/>
-          <w:numId w:val="16"/>
-        </w:numPr>
-        <w:rPr>
-          <w:lang w:val="nl-NL"/>
-        </w:rPr>
-      </w:pPr>
-      <w:r>
-        <w:rPr>
-          <w:lang w:val="nl-NL"/>
-        </w:rPr>
-        <w:t xml:space="preserve">Hoe variabelen gebruikt worden om </w:t>
-      </w:r>
-      <w:proofErr w:type="spellStart"/>
-      <w:r>
-        <w:rPr>
-          <w:lang w:val="nl-NL"/>
-        </w:rPr>
-        <w:t>spelergegevens</w:t>
-      </w:r>
-      <w:proofErr w:type="spellEnd"/>
-      <w:r>
-        <w:rPr>
-          <w:lang w:val="nl-NL"/>
-        </w:rPr>
-        <w:t xml:space="preserve"> zoals health en score op te slaan. </w:t>
-      </w:r>
-    </w:p>
-    <w:p>
-      <w:pPr>
-        <w:numPr>
-          <w:ilvl w:val="0"/>
-          <w:numId w:val="16"/>
-        </w:numPr>
-        <w:rPr>
-          <w:lang w:val="nl-NL"/>
-        </w:rPr>
-      </w:pPr>
-      <w:r>
-        <w:rPr>
-          <w:lang w:val="nl-NL"/>
-        </w:rPr>
-        <w:t xml:space="preserve">Hoe verschillende scripts met elkaar samenwerken. </w:t>
-      </w:r>
-    </w:p>
-    <w:p>
-      <w:pPr>
-        <w:numPr>
-          <w:ilvl w:val="0"/>
-          <w:numId w:val="16"/>
-        </w:numPr>
-        <w:rPr>
-          <w:lang w:val="nl-NL"/>
-        </w:rPr>
-      </w:pPr>
-      <w:r>
-        <w:rPr>
-          <w:lang w:val="nl-NL"/>
-        </w:rPr>
-        <w:t xml:space="preserve">Hoe gameplay logica kan worden uitgebreid zonder bestaande functionaliteit te breken. </w:t>
-      </w:r>
-    </w:p>
-    <w:p>
-      <w:pPr>
+      </w:pPr>
+      <w:r>
         <w:rPr>
           <w:b/>
           <w:bCs/>
         </w:rPr>
-      </w:pPr>
-      <w:r>
+        <w:t>Problemen / uitdagingen</w:t>
+      </w:r>
+    </w:p>
+    <w:p>
+      <w:pPr>
+        <w:numPr>
+          <w:ilvl w:val="0"/>
+          <w:numId w:val="19"/>
+        </w:numPr>
+        <w:rPr>
+          <w:lang w:val="nl-NL"/>
+        </w:rPr>
+      </w:pPr>
+      <w:r>
+        <w:rPr>
+          <w:lang w:val="nl-NL"/>
+        </w:rPr>
+        <w:t>Problemen gehad met het laden van de juiste scene vanuit het hoofdmenu.</w:t>
+      </w:r>
+    </w:p>
+    <w:p>
+      <w:pPr>
+        <w:numPr>
+          <w:ilvl w:val="0"/>
+          <w:numId w:val="19"/>
+        </w:numPr>
+        <w:rPr>
+          <w:lang w:val="nl-NL"/>
+        </w:rPr>
+      </w:pPr>
+      <w:r>
+        <w:rPr>
+          <w:lang w:val="nl-NL"/>
+        </w:rPr>
+        <w:t>Per ongeluk waren meerdere scenes tegelijkertijd geladen in Unity.</w:t>
+      </w:r>
+    </w:p>
+    <w:p>
+      <w:pPr>
+        <w:numPr>
+          <w:ilvl w:val="0"/>
+          <w:numId w:val="19"/>
+        </w:numPr>
+        <w:rPr>
+          <w:lang w:val="nl-NL"/>
+        </w:rPr>
+      </w:pPr>
+      <w:r>
+        <w:rPr>
+          <w:lang w:val="nl-NL"/>
+        </w:rPr>
+        <w:t>Fouten opgelost met SceneManager en Build Profiles.</w:t>
+      </w:r>
+    </w:p>
+    <w:p>
+      <w:pPr>
+        <w:numPr>
+          <w:ilvl w:val="0"/>
+          <w:numId w:val="19"/>
+        </w:numPr>
+        <w:rPr>
+          <w:lang w:val="nl-NL"/>
+        </w:rPr>
+      </w:pPr>
+      <w:r>
+        <w:rPr>
+          <w:lang w:val="nl-NL"/>
+        </w:rPr>
+        <w:lastRenderedPageBreak/>
+        <w:t>Problemen gehad met het koppelen van de knop aan de StartGame functie.</w:t>
+      </w:r>
+    </w:p>
+    <w:p>
+      <w:pPr>
         <w:rPr>
           <w:b/>
           <w:bCs/>
         </w:rPr>
-        <w:t xml:space="preserve">Wat </w:t>
-      </w:r>
-      <w:proofErr w:type="spellStart"/>
+      </w:pPr>
       <w:r>
         <w:rPr>
           <w:b/>
           <w:bCs/>
         </w:rPr>
-        <w:t>ik</w:t>
-      </w:r>
-      <w:proofErr w:type="spellEnd"/>
-      <w:r>
+        <w:t>Wat ik heb geleerd</w:t>
+      </w:r>
+    </w:p>
+    <w:p>
+      <w:pPr>
+        <w:numPr>
+          <w:ilvl w:val="0"/>
+          <w:numId w:val="20"/>
+        </w:numPr>
+        <w:rPr>
+          <w:lang w:val="nl-NL"/>
+        </w:rPr>
+      </w:pPr>
+      <w:r>
+        <w:rPr>
+          <w:lang w:val="nl-NL"/>
+        </w:rPr>
+        <w:t>Hoe Scene Management werkt in Unity.</w:t>
+      </w:r>
+    </w:p>
+    <w:p>
+      <w:pPr>
+        <w:numPr>
+          <w:ilvl w:val="0"/>
+          <w:numId w:val="20"/>
+        </w:numPr>
+        <w:rPr>
+          <w:lang w:val="nl-NL"/>
+        </w:rPr>
+      </w:pPr>
+      <w:r>
+        <w:rPr>
+          <w:lang w:val="nl-NL"/>
+        </w:rPr>
+        <w:t>Hoe UI elementen zoals knoppen en tekst werken.</w:t>
+      </w:r>
+    </w:p>
+    <w:p>
+      <w:pPr>
+        <w:numPr>
+          <w:ilvl w:val="0"/>
+          <w:numId w:val="20"/>
+        </w:numPr>
+        <w:rPr>
+          <w:lang w:val="nl-NL"/>
+        </w:rPr>
+      </w:pPr>
+      <w:r>
+        <w:rPr>
+          <w:lang w:val="nl-NL"/>
+        </w:rPr>
+        <w:t>Hoe PlayerPrefs gebruikt kunnen worden om gegevens op te slaan.</w:t>
+      </w:r>
+    </w:p>
+    <w:p>
+      <w:pPr>
+        <w:numPr>
+          <w:ilvl w:val="0"/>
+          <w:numId w:val="20"/>
+        </w:numPr>
+        <w:rPr>
+          <w:lang w:val="nl-NL"/>
+        </w:rPr>
+      </w:pPr>
+      <w:r>
+        <w:rPr>
+          <w:lang w:val="nl-NL"/>
+        </w:rPr>
+        <w:t>Hoe een hoofdmenu gekoppeld wordt aan de gameplay scene.</w:t>
+      </w:r>
+    </w:p>
+    <w:p>
+      <w:pPr>
         <w:rPr>
           <w:b/>
           <w:bCs/>
         </w:rPr>
-        <w:t xml:space="preserve"> morgen </w:t>
-      </w:r>
-      <w:proofErr w:type="spellStart"/>
+      </w:pPr>
       <w:r>
         <w:rPr>
           <w:b/>
           <w:bCs/>
         </w:rPr>
-        <w:t>wil</w:t>
-      </w:r>
-      <w:proofErr w:type="spellEnd"/>
-      <w:r>
+        <w:t>Wat ik morgen wil doen</w:t>
+      </w:r>
+    </w:p>
+    <w:p>
+      <w:pPr>
+        <w:numPr>
+          <w:ilvl w:val="0"/>
+          <w:numId w:val="21"/>
+        </w:numPr>
+      </w:pPr>
+      <w:r>
+        <w:t>De game volledig testen.</w:t>
+      </w:r>
+    </w:p>
+    <w:p>
+      <w:pPr>
+        <w:numPr>
+          <w:ilvl w:val="0"/>
+          <w:numId w:val="21"/>
+        </w:numPr>
+      </w:pPr>
+      <w:r>
+        <w:t>Eventuele bugs oplossen.</w:t>
+      </w:r>
+    </w:p>
+    <w:p>
+      <w:pPr>
+        <w:numPr>
+          <w:ilvl w:val="0"/>
+          <w:numId w:val="21"/>
+        </w:numPr>
+      </w:pPr>
+      <w:r>
+        <w:t>Documentatie afronden.</w:t>
+      </w:r>
+    </w:p>
+    <w:p>
+      <w:pPr>
+        <w:numPr>
+          <w:ilvl w:val="0"/>
+          <w:numId w:val="21"/>
+        </w:numPr>
+        <w:rPr>
+          <w:lang w:val="nl-NL"/>
+        </w:rPr>
+      </w:pPr>
+      <w:r>
+        <w:rPr>
+          <w:lang w:val="nl-NL"/>
+        </w:rPr>
+        <w:t>Het project voorbereiden voor oplevering.</w:t>
+      </w:r>
+    </w:p>
+    <w:p>
+      <w:pPr>
+        <w:rPr>
+          <w:lang w:val="nl-NL"/>
+        </w:rPr>
+      </w:pPr>
+    </w:p>
+    <w:p>
+      <w:pPr>
         <w:rPr>
           <w:b/>
           <w:bCs/>
-        </w:rPr>
-        <w:t xml:space="preserve"> </w:t>
-      </w:r>
-      <w:proofErr w:type="spellStart"/>
+          <w:lang w:val="nl-NL"/>
+        </w:rPr>
+      </w:pPr>
       <w:r>
         <w:rPr>
           <w:b/>
           <w:bCs/>
-        </w:rPr>
-        <w:t>doen</w:t>
-      </w:r>
-      <w:proofErr w:type="spellEnd"/>
-    </w:p>
-    <w:p>
-      <w:pPr>
-        <w:numPr>
-          <w:ilvl w:val="0"/>
-          <w:numId w:val="17"/>
-        </w:numPr>
-      </w:pPr>
-      <w:r>
-        <w:t xml:space="preserve">Een </w:t>
-      </w:r>
-      <w:proofErr w:type="spellStart"/>
-      <w:r>
-        <w:t>startmenu</w:t>
-      </w:r>
-      <w:proofErr w:type="spellEnd"/>
-      <w:r>
-        <w:t xml:space="preserve"> </w:t>
-      </w:r>
-      <w:proofErr w:type="spellStart"/>
-      <w:r>
-        <w:t>maken</w:t>
-      </w:r>
-      <w:proofErr w:type="spellEnd"/>
-      <w:r>
-        <w:t xml:space="preserve">. </w:t>
-      </w:r>
-    </w:p>
-    <w:p>
-      <w:pPr>
-        <w:numPr>
-          <w:ilvl w:val="0"/>
-          <w:numId w:val="17"/>
-        </w:numPr>
-      </w:pPr>
-      <w:r>
-        <w:t xml:space="preserve">Een </w:t>
-      </w:r>
-      <w:proofErr w:type="spellStart"/>
-      <w:r>
-        <w:t>highscore</w:t>
-      </w:r>
-      <w:proofErr w:type="spellEnd"/>
-      <w:r>
-        <w:t xml:space="preserve"> </w:t>
-      </w:r>
-      <w:proofErr w:type="spellStart"/>
-      <w:r>
-        <w:t>systeem</w:t>
-      </w:r>
-      <w:proofErr w:type="spellEnd"/>
-      <w:r>
-        <w:t xml:space="preserve"> </w:t>
-      </w:r>
-      <w:proofErr w:type="spellStart"/>
-      <w:r>
-        <w:t>toevoegen</w:t>
-      </w:r>
-      <w:proofErr w:type="spellEnd"/>
-      <w:r>
-        <w:t xml:space="preserve">. </w:t>
-      </w:r>
-    </w:p>
-    <w:p>
-      <w:pPr>
-        <w:numPr>
-          <w:ilvl w:val="0"/>
-          <w:numId w:val="17"/>
-        </w:numPr>
-        <w:rPr>
-          <w:lang w:val="nl-NL"/>
-        </w:rPr>
-      </w:pPr>
-      <w:r>
-        <w:rPr>
-          <w:lang w:val="nl-NL"/>
-        </w:rPr>
-        <w:t xml:space="preserve">Het Best </w:t>
-      </w:r>
-      <w:proofErr w:type="spellStart"/>
-      <w:r>
-        <w:rPr>
-          <w:lang w:val="nl-NL"/>
-        </w:rPr>
-        <w:t>Education</w:t>
-      </w:r>
-      <w:proofErr w:type="spellEnd"/>
-      <w:r>
-        <w:rPr>
-          <w:lang w:val="nl-NL"/>
-        </w:rPr>
-        <w:t xml:space="preserve"> logo en de slogan verwerken in de game. </w:t>
-      </w:r>
-    </w:p>
-    <w:p>
-      <w:pPr>
-        <w:numPr>
-          <w:ilvl w:val="0"/>
-          <w:numId w:val="17"/>
-        </w:numPr>
-        <w:rPr>
-          <w:lang w:val="nl-NL"/>
-        </w:rPr>
-      </w:pPr>
-      <w:r>
-        <w:rPr>
-          <w:lang w:val="nl-NL"/>
-        </w:rPr>
-        <w:t>De game verder afwerken voor de eindtest.</w:t>
-      </w:r>
-    </w:p>
-    <w:p>
-      <w:pPr>
-        <w:rPr>
-          <w:lang w:val="nl-NL"/>
-        </w:rPr>
-      </w:pPr>
-    </w:p>
-    <w:p>
-      <w:pPr>
-        <w:rPr>
-          <w:lang w:val="nl-NL"/>
-        </w:rPr>
-      </w:pPr>
+          <w:lang w:val="nl-NL"/>
+        </w:rPr>
+        <w:t>Dag 6</w:t>
+      </w:r>
     </w:p>
     <w:p>
       <w:pPr>
@@ -2956,7 +2100,192 @@
           <w:bCs/>
           <w:lang w:val="nl-NL"/>
         </w:rPr>
-        <w:t>Dag 5</w:t>
+        <w:t>Wat ik vandaag heb gedaan</w:t>
+      </w:r>
+    </w:p>
+    <w:p>
+      <w:pPr>
+        <w:numPr>
+          <w:ilvl w:val="0"/>
+          <w:numId w:val="22"/>
+        </w:numPr>
+      </w:pPr>
+      <w:r>
+        <w:t>De volledige game getest.</w:t>
+      </w:r>
+    </w:p>
+    <w:p>
+      <w:pPr>
+        <w:numPr>
+          <w:ilvl w:val="0"/>
+          <w:numId w:val="22"/>
+        </w:numPr>
+      </w:pPr>
+      <w:r>
+        <w:t>Verschillende gameplay onderdelen gecontroleerd:</w:t>
+      </w:r>
+    </w:p>
+    <w:p>
+      <w:pPr>
+        <w:numPr>
+          <w:ilvl w:val="1"/>
+          <w:numId w:val="22"/>
+        </w:numPr>
+      </w:pPr>
+      <w:r>
+        <w:t>Player movement</w:t>
+      </w:r>
+    </w:p>
+    <w:p>
+      <w:pPr>
+        <w:numPr>
+          <w:ilvl w:val="1"/>
+          <w:numId w:val="22"/>
+        </w:numPr>
+      </w:pPr>
+      <w:r>
+        <w:t>Enemy spawning</w:t>
+      </w:r>
+    </w:p>
+    <w:p>
+      <w:pPr>
+        <w:numPr>
+          <w:ilvl w:val="1"/>
+          <w:numId w:val="22"/>
+        </w:numPr>
+      </w:pPr>
+      <w:r>
+        <w:t>Power-ups</w:t>
+      </w:r>
+    </w:p>
+    <w:p>
+      <w:pPr>
+        <w:numPr>
+          <w:ilvl w:val="1"/>
+          <w:numId w:val="22"/>
+        </w:numPr>
+      </w:pPr>
+      <w:r>
+        <w:t>Health systeem</w:t>
+      </w:r>
+    </w:p>
+    <w:p>
+      <w:pPr>
+        <w:numPr>
+          <w:ilvl w:val="1"/>
+          <w:numId w:val="22"/>
+        </w:numPr>
+      </w:pPr>
+      <w:r>
+        <w:t>Score systeem</w:t>
+      </w:r>
+    </w:p>
+    <w:p>
+      <w:pPr>
+        <w:numPr>
+          <w:ilvl w:val="1"/>
+          <w:numId w:val="22"/>
+        </w:numPr>
+      </w:pPr>
+      <w:r>
+        <w:t>Highscore systeem</w:t>
+      </w:r>
+    </w:p>
+    <w:p>
+      <w:pPr>
+        <w:numPr>
+          <w:ilvl w:val="1"/>
+          <w:numId w:val="22"/>
+        </w:numPr>
+      </w:pPr>
+      <w:r>
+        <w:t>Main Menu</w:t>
+      </w:r>
+    </w:p>
+    <w:p>
+      <w:pPr>
+        <w:numPr>
+          <w:ilvl w:val="0"/>
+          <w:numId w:val="22"/>
+        </w:numPr>
+        <w:rPr>
+          <w:lang w:val="nl-NL"/>
+        </w:rPr>
+      </w:pPr>
+      <w:r>
+        <w:rPr>
+          <w:lang w:val="nl-NL"/>
+        </w:rPr>
+        <w:t>Een explosie-effect toegevoegd wanneer de speler geraakt wordt.</w:t>
+      </w:r>
+    </w:p>
+    <w:p>
+      <w:pPr>
+        <w:numPr>
+          <w:ilvl w:val="0"/>
+          <w:numId w:val="22"/>
+        </w:numPr>
+        <w:rPr>
+          <w:lang w:val="nl-NL"/>
+        </w:rPr>
+      </w:pPr>
+      <w:r>
+        <w:rPr>
+          <w:lang w:val="nl-NL"/>
+        </w:rPr>
+        <w:t>Het moeilijkheidssysteem getest waarbij extra vijanden verschijnen bij hogere scores.</w:t>
+      </w:r>
+    </w:p>
+    <w:p>
+      <w:pPr>
+        <w:numPr>
+          <w:ilvl w:val="0"/>
+          <w:numId w:val="22"/>
+        </w:numPr>
+        <w:rPr>
+          <w:lang w:val="nl-NL"/>
+        </w:rPr>
+      </w:pPr>
+      <w:r>
+        <w:rPr>
+          <w:lang w:val="nl-NL"/>
+        </w:rPr>
+        <w:t>Laatste bugs opgespoord en opgelost.</w:t>
+      </w:r>
+    </w:p>
+    <w:p>
+      <w:pPr>
+        <w:numPr>
+          <w:ilvl w:val="0"/>
+          <w:numId w:val="22"/>
+        </w:numPr>
+        <w:rPr>
+          <w:lang w:val="nl-NL"/>
+        </w:rPr>
+      </w:pPr>
+      <w:r>
+        <w:rPr>
+          <w:lang w:val="nl-NL"/>
+        </w:rPr>
+        <w:lastRenderedPageBreak/>
+        <w:t>Gecontroleerd of alle scenes correct geladen worden.</w:t>
+      </w:r>
+    </w:p>
+    <w:p>
+      <w:pPr>
+        <w:numPr>
+          <w:ilvl w:val="0"/>
+          <w:numId w:val="22"/>
+        </w:numPr>
+        <w:rPr>
+          <w:lang w:val="nl-NL"/>
+        </w:rPr>
+      </w:pPr>
+      <w:r>
+        <w:rPr>
+          <w:lang w:val="nl-NL"/>
+        </w:rPr>
+        <w:t>Gecontroleerd of de highscore correct wordt opgeslagen en weergegeven.</w:t>
       </w:r>
     </w:p>
     <w:p>
@@ -2964,211 +2293,59 @@
         <w:rPr>
           <w:b/>
           <w:bCs/>
-          <w:lang w:val="nl-NL"/>
         </w:rPr>
       </w:pPr>
       <w:r>
         <w:rPr>
           <w:b/>
           <w:bCs/>
-          <w:lang w:val="nl-NL"/>
-        </w:rPr>
-        <w:t>Wat ik vandaag heb gedaan</w:t>
-      </w:r>
-    </w:p>
-    <w:p>
-      <w:pPr>
-        <w:numPr>
-          <w:ilvl w:val="0"/>
-          <w:numId w:val="18"/>
-        </w:numPr>
-        <w:rPr>
-          <w:lang w:val="nl-NL"/>
-        </w:rPr>
-      </w:pPr>
-      <w:r>
-        <w:rPr>
-          <w:lang w:val="nl-NL"/>
-        </w:rPr>
-        <w:t>Verder gewerkt aan de afwerking van de game.</w:t>
-      </w:r>
-    </w:p>
-    <w:p>
-      <w:pPr>
-        <w:numPr>
-          <w:ilvl w:val="0"/>
-          <w:numId w:val="18"/>
-        </w:numPr>
-        <w:rPr>
-          <w:lang w:val="nl-NL"/>
-        </w:rPr>
-      </w:pPr>
-      <w:r>
-        <w:rPr>
-          <w:lang w:val="nl-NL"/>
-        </w:rPr>
-        <w:t xml:space="preserve">Een </w:t>
-      </w:r>
-      <w:proofErr w:type="spellStart"/>
-      <w:r>
-        <w:rPr>
-          <w:lang w:val="nl-NL"/>
-        </w:rPr>
-        <w:t>Main</w:t>
-      </w:r>
-      <w:proofErr w:type="spellEnd"/>
-      <w:r>
-        <w:rPr>
-          <w:lang w:val="nl-NL"/>
-        </w:rPr>
-        <w:t xml:space="preserve"> Menu scene aangemaakt.</w:t>
-      </w:r>
-    </w:p>
-    <w:p>
-      <w:pPr>
-        <w:numPr>
-          <w:ilvl w:val="0"/>
-          <w:numId w:val="18"/>
-        </w:numPr>
-        <w:rPr>
-          <w:lang w:val="nl-NL"/>
-        </w:rPr>
-      </w:pPr>
-      <w:r>
-        <w:rPr>
-          <w:lang w:val="nl-NL"/>
-        </w:rPr>
-        <w:t>Een startscherm gemaakt met de titel van de game.</w:t>
-      </w:r>
-    </w:p>
-    <w:p>
-      <w:pPr>
-        <w:numPr>
-          <w:ilvl w:val="0"/>
-          <w:numId w:val="18"/>
-        </w:numPr>
-        <w:rPr>
-          <w:lang w:val="nl-NL"/>
-        </w:rPr>
-      </w:pPr>
-      <w:r>
-        <w:rPr>
-          <w:lang w:val="nl-NL"/>
-        </w:rPr>
-        <w:t>Een Start Game knop toegevoegd waarmee de speler naar de game scene kan gaan.</w:t>
-      </w:r>
-    </w:p>
-    <w:p>
-      <w:pPr>
-        <w:numPr>
-          <w:ilvl w:val="0"/>
-          <w:numId w:val="18"/>
-        </w:numPr>
-        <w:rPr>
-          <w:lang w:val="nl-NL"/>
-        </w:rPr>
-      </w:pPr>
-      <w:r>
-        <w:rPr>
-          <w:lang w:val="nl-NL"/>
-        </w:rPr>
-        <w:t xml:space="preserve">Een highscore systeem toegevoegd met behulp van </w:t>
-      </w:r>
-      <w:proofErr w:type="spellStart"/>
-      <w:r>
-        <w:rPr>
-          <w:lang w:val="nl-NL"/>
-        </w:rPr>
-        <w:t>PlayerPrefs</w:t>
-      </w:r>
-      <w:proofErr w:type="spellEnd"/>
-      <w:r>
-        <w:rPr>
-          <w:lang w:val="nl-NL"/>
-        </w:rPr>
-        <w:t>.</w:t>
-      </w:r>
-    </w:p>
-    <w:p>
-      <w:pPr>
-        <w:numPr>
-          <w:ilvl w:val="0"/>
-          <w:numId w:val="18"/>
-        </w:numPr>
-        <w:rPr>
-          <w:lang w:val="nl-NL"/>
-        </w:rPr>
-      </w:pPr>
-      <w:r>
-        <w:rPr>
-          <w:lang w:val="nl-NL"/>
-        </w:rPr>
-        <w:t>De highscore gekoppeld aan het hoofdmenu zodat deze zichtbaar wordt voor de speler.</w:t>
-      </w:r>
-    </w:p>
-    <w:p>
-      <w:pPr>
-        <w:numPr>
-          <w:ilvl w:val="0"/>
-          <w:numId w:val="18"/>
-        </w:numPr>
-        <w:rPr>
-          <w:lang w:val="nl-NL"/>
-        </w:rPr>
-      </w:pPr>
-      <w:r>
-        <w:rPr>
-          <w:lang w:val="nl-NL"/>
-        </w:rPr>
-        <w:t xml:space="preserve">Het Best </w:t>
-      </w:r>
-      <w:proofErr w:type="spellStart"/>
-      <w:r>
-        <w:rPr>
-          <w:lang w:val="nl-NL"/>
-        </w:rPr>
-        <w:t>Education</w:t>
-      </w:r>
-      <w:proofErr w:type="spellEnd"/>
-      <w:r>
-        <w:rPr>
-          <w:lang w:val="nl-NL"/>
-        </w:rPr>
-        <w:t xml:space="preserve"> logo toegevoegd aan de game.</w:t>
-      </w:r>
-    </w:p>
-    <w:p>
-      <w:pPr>
-        <w:numPr>
-          <w:ilvl w:val="0"/>
-          <w:numId w:val="18"/>
-        </w:numPr>
-        <w:rPr>
-          <w:lang w:val="nl-NL"/>
-        </w:rPr>
-      </w:pPr>
-      <w:r>
-        <w:rPr>
-          <w:lang w:val="nl-NL"/>
-        </w:rPr>
-        <w:t>De slogan "Wij lanceren je de toekomst in!" toegevoegd aan het hoofdmenu.</w:t>
-      </w:r>
-    </w:p>
-    <w:p>
-      <w:pPr>
-        <w:numPr>
-          <w:ilvl w:val="0"/>
-          <w:numId w:val="18"/>
-        </w:numPr>
-        <w:rPr>
-          <w:lang w:val="nl-NL"/>
-        </w:rPr>
-      </w:pPr>
-      <w:r>
-        <w:rPr>
-          <w:lang w:val="nl-NL"/>
-        </w:rPr>
-        <w:t>Verschillende bugs opgelost die ontstonden tijdens het maken van het menu systeem.</w:t>
+        </w:rPr>
+        <w:t>Problemen / uitdagingen</w:t>
+      </w:r>
+    </w:p>
+    <w:p>
+      <w:pPr>
+        <w:numPr>
+          <w:ilvl w:val="0"/>
+          <w:numId w:val="23"/>
+        </w:numPr>
+        <w:rPr>
+          <w:lang w:val="nl-NL"/>
+        </w:rPr>
+      </w:pPr>
+      <w:r>
+        <w:rPr>
+          <w:lang w:val="nl-NL"/>
+        </w:rPr>
+        <w:t>Problemen gehad met het koppelen van objecten tussen verschillende scenes.</w:t>
+      </w:r>
+    </w:p>
+    <w:p>
+      <w:pPr>
+        <w:numPr>
+          <w:ilvl w:val="0"/>
+          <w:numId w:val="23"/>
+        </w:numPr>
+      </w:pPr>
+      <w:r>
+        <w:t>Een NullReferenceException opgelost in het GameManager script.</w:t>
+      </w:r>
+    </w:p>
+    <w:p>
+      <w:pPr>
+        <w:numPr>
+          <w:ilvl w:val="0"/>
+          <w:numId w:val="23"/>
+        </w:numPr>
+        <w:rPr>
+          <w:lang w:val="nl-NL"/>
+        </w:rPr>
+      </w:pPr>
+      <w:r>
+        <w:rPr>
+          <w:lang w:val="nl-NL"/>
+        </w:rPr>
+        <w:t>Problemen opgelost met meerdere actieve camera's en Audio Listeners.</w:t>
       </w:r>
     </w:p>
     <w:p>
@@ -3178,1134 +2355,402 @@
           <w:bCs/>
         </w:rPr>
       </w:pPr>
-      <w:proofErr w:type="spellStart"/>
       <w:r>
         <w:rPr>
           <w:b/>
           <w:bCs/>
         </w:rPr>
-        <w:t>Problemen</w:t>
-      </w:r>
-      <w:proofErr w:type="spellEnd"/>
-      <w:r>
-        <w:rPr>
-          <w:b/>
-          <w:bCs/>
-        </w:rPr>
-        <w:t xml:space="preserve"> / </w:t>
-      </w:r>
-      <w:proofErr w:type="spellStart"/>
-      <w:r>
-        <w:rPr>
-          <w:b/>
-          <w:bCs/>
-        </w:rPr>
-        <w:t>uitdagingen</w:t>
-      </w:r>
-      <w:proofErr w:type="spellEnd"/>
-    </w:p>
-    <w:p>
-      <w:pPr>
-        <w:numPr>
-          <w:ilvl w:val="0"/>
-          <w:numId w:val="19"/>
-        </w:numPr>
-        <w:rPr>
-          <w:lang w:val="nl-NL"/>
-        </w:rPr>
-      </w:pPr>
-      <w:r>
-        <w:rPr>
-          <w:lang w:val="nl-NL"/>
-        </w:rPr>
-        <w:t>Problemen gehad met het laden van de juiste scene vanuit het hoofdmenu.</w:t>
-      </w:r>
-    </w:p>
-    <w:p>
-      <w:pPr>
-        <w:numPr>
-          <w:ilvl w:val="0"/>
-          <w:numId w:val="19"/>
-        </w:numPr>
-        <w:rPr>
-          <w:lang w:val="nl-NL"/>
-        </w:rPr>
-      </w:pPr>
-      <w:r>
-        <w:rPr>
-          <w:lang w:val="nl-NL"/>
-        </w:rPr>
-        <w:t xml:space="preserve">Per ongeluk waren meerdere scenes tegelijkertijd geladen in </w:t>
-      </w:r>
-      <w:proofErr w:type="spellStart"/>
-      <w:r>
-        <w:rPr>
-          <w:lang w:val="nl-NL"/>
-        </w:rPr>
-        <w:t>Unity</w:t>
-      </w:r>
-      <w:proofErr w:type="spellEnd"/>
-      <w:r>
-        <w:rPr>
-          <w:lang w:val="nl-NL"/>
-        </w:rPr>
-        <w:t>.</w:t>
-      </w:r>
-    </w:p>
-    <w:p>
-      <w:pPr>
-        <w:numPr>
-          <w:ilvl w:val="0"/>
-          <w:numId w:val="19"/>
-        </w:numPr>
-        <w:rPr>
-          <w:lang w:val="nl-NL"/>
-        </w:rPr>
-      </w:pPr>
-      <w:r>
-        <w:rPr>
-          <w:lang w:val="nl-NL"/>
-        </w:rPr>
-        <w:t xml:space="preserve">Fouten opgelost met </w:t>
-      </w:r>
-      <w:proofErr w:type="spellStart"/>
-      <w:r>
-        <w:rPr>
-          <w:lang w:val="nl-NL"/>
-        </w:rPr>
-        <w:t>SceneManager</w:t>
-      </w:r>
-      <w:proofErr w:type="spellEnd"/>
-      <w:r>
-        <w:rPr>
-          <w:lang w:val="nl-NL"/>
-        </w:rPr>
-        <w:t xml:space="preserve"> en </w:t>
-      </w:r>
-      <w:proofErr w:type="spellStart"/>
-      <w:r>
-        <w:rPr>
-          <w:lang w:val="nl-NL"/>
-        </w:rPr>
-        <w:t>Build</w:t>
-      </w:r>
-      <w:proofErr w:type="spellEnd"/>
-      <w:r>
-        <w:rPr>
-          <w:lang w:val="nl-NL"/>
-        </w:rPr>
-        <w:t xml:space="preserve"> </w:t>
-      </w:r>
-      <w:proofErr w:type="spellStart"/>
-      <w:r>
-        <w:rPr>
-          <w:lang w:val="nl-NL"/>
-        </w:rPr>
-        <w:t>Profiles</w:t>
-      </w:r>
-      <w:proofErr w:type="spellEnd"/>
-      <w:r>
-        <w:rPr>
-          <w:lang w:val="nl-NL"/>
-        </w:rPr>
-        <w:t>.</w:t>
-      </w:r>
-    </w:p>
-    <w:p>
-      <w:pPr>
-        <w:numPr>
-          <w:ilvl w:val="0"/>
-          <w:numId w:val="19"/>
-        </w:numPr>
-        <w:rPr>
-          <w:lang w:val="nl-NL"/>
-        </w:rPr>
-      </w:pPr>
-      <w:r>
-        <w:rPr>
-          <w:lang w:val="nl-NL"/>
+        <w:t>Wat ik heb geleerd</w:t>
+      </w:r>
+    </w:p>
+    <w:p>
+      <w:pPr>
+        <w:numPr>
+          <w:ilvl w:val="0"/>
+          <w:numId w:val="24"/>
+        </w:numPr>
+        <w:rPr>
+          <w:lang w:val="nl-NL"/>
+        </w:rPr>
+      </w:pPr>
+      <w:r>
+        <w:rPr>
+          <w:lang w:val="nl-NL"/>
+        </w:rPr>
+        <w:t>Hoe verschillende scenes met elkaar samenwerken.</w:t>
+      </w:r>
+    </w:p>
+    <w:p>
+      <w:pPr>
+        <w:numPr>
+          <w:ilvl w:val="0"/>
+          <w:numId w:val="24"/>
+        </w:numPr>
+        <w:rPr>
+          <w:lang w:val="nl-NL"/>
+        </w:rPr>
+      </w:pPr>
+      <w:r>
+        <w:rPr>
+          <w:lang w:val="nl-NL"/>
+        </w:rPr>
+        <w:t>Hoe opgeslagen gegevens tussen scenes gebruikt kunnen worden.</w:t>
+      </w:r>
+    </w:p>
+    <w:p>
+      <w:pPr>
+        <w:numPr>
+          <w:ilvl w:val="0"/>
+          <w:numId w:val="24"/>
+        </w:numPr>
+        <w:rPr>
+          <w:lang w:val="nl-NL"/>
+        </w:rPr>
+      </w:pPr>
+      <w:r>
+        <w:rPr>
+          <w:lang w:val="nl-NL"/>
+        </w:rPr>
+        <w:t>Hoe fouten in Unity stap voor stap opgespoord en opgelost kunnen worden.</w:t>
+      </w:r>
+    </w:p>
+    <w:p>
+      <w:pPr>
+        <w:ind w:left="720"/>
+        <w:rPr>
+          <w:lang w:val="nl-NL"/>
+        </w:rPr>
+      </w:pPr>
+    </w:p>
+    <w:p>
+      <w:pPr>
+        <w:ind w:left="720"/>
+        <w:rPr>
+          <w:lang w:val="nl-NL"/>
+        </w:rPr>
+      </w:pPr>
+    </w:p>
+    <w:p>
+      <w:pPr>
+        <w:ind w:left="720"/>
+        <w:rPr>
+          <w:lang w:val="en-NL"/>
+        </w:rPr>
+      </w:pPr>
+      <w:r>
+        <w:rPr>
+          <w:lang w:val="en-NL"/>
+        </w:rPr>
+        <w:t>Dag 7</w:t>
+      </w:r>
+    </w:p>
+    <w:p>
+      <w:pPr>
+        <w:ind w:left="720"/>
+        <w:rPr>
+          <w:lang w:val="en-NL"/>
+        </w:rPr>
+      </w:pPr>
+      <w:r>
+        <w:rPr>
+          <w:lang w:val="en-NL"/>
+        </w:rPr>
+        <w:t>Wat ik vandaag heb gedaan</w:t>
+      </w:r>
+    </w:p>
+    <w:p>
+      <w:pPr>
+        <w:ind w:left="720"/>
+        <w:rPr>
+          <w:lang w:val="en-NL"/>
+        </w:rPr>
+      </w:pPr>
+      <w:r>
+        <w:rPr>
+          <w:lang w:val="en-NL"/>
+        </w:rPr>
+        <w:t>• De laatste gameplay verbeteringen toegevoegd.</w:t>
+      </w:r>
+      <w:r>
+        <w:rPr>
+          <w:lang w:val="en-NL"/>
+        </w:rPr>
+        <w:br/>
+        <w:t>• Een missile systeem toegevoegd waarmee de speler raketten kan afvuren met de spatiebalk.</w:t>
+      </w:r>
+      <w:r>
+        <w:rPr>
+          <w:lang w:val="en-NL"/>
+        </w:rPr>
+        <w:br/>
+        <w:t>• Het vernietigen van asteroïden gekoppeld aan het score systeem.</w:t>
+      </w:r>
+      <w:r>
+        <w:rPr>
+          <w:lang w:val="en-NL"/>
+        </w:rPr>
+        <w:br/>
+        <w:t>• Extra punten toegevoegd voor het vernietigen van vijanden (+30 punten).</w:t>
+      </w:r>
+      <w:r>
+        <w:rPr>
+          <w:lang w:val="en-NL"/>
+        </w:rPr>
+        <w:br/>
+        <w:t>• Een nieuw Spaceship enemy type toegevoegd dat verschijnt bij een score van 1000 punten.</w:t>
+      </w:r>
+      <w:r>
+        <w:rPr>
+          <w:lang w:val="en-NL"/>
+        </w:rPr>
+        <w:br/>
+        <w:t>• De speler begrensd zodat deze niet buiten het speelveld kan vliegen.</w:t>
+      </w:r>
+      <w:r>
+        <w:rPr>
+          <w:lang w:val="en-NL"/>
+        </w:rPr>
+        <w:br/>
+        <w:t>• De README documentatie geschreven en bijgewerkt.</w:t>
+      </w:r>
+      <w:r>
+        <w:rPr>
+          <w:lang w:val="en-NL"/>
+        </w:rPr>
+        <w:br/>
+        <w:t>• Alle projectdocumentatie gecontroleerd en afgerond.</w:t>
+      </w:r>
+      <w:r>
+        <w:rPr>
+          <w:lang w:val="en-NL"/>
+        </w:rPr>
+        <w:br/>
+        <w:t>• Het project voorbereid voor oplevering en presentatie.</w:t>
+      </w:r>
+    </w:p>
+    <w:p>
+      <w:pPr>
+        <w:ind w:left="720"/>
+        <w:rPr>
+          <w:lang w:val="en-NL"/>
+        </w:rPr>
+      </w:pPr>
+      <w:r>
+        <w:rPr>
+          <w:lang w:val="en-NL"/>
+        </w:rPr>
+        <w:t>Problemen / uitdagingen</w:t>
+      </w:r>
+    </w:p>
+    <w:p>
+      <w:pPr>
+        <w:ind w:left="720"/>
+        <w:rPr>
+          <w:lang w:val="en-NL"/>
+        </w:rPr>
+      </w:pPr>
+      <w:r>
+        <w:rPr>
+          <w:lang w:val="en-NL"/>
+        </w:rPr>
+        <w:t>• Het correct laten samenwerken van missiles, collisions en het score systeem.</w:t>
+      </w:r>
+      <w:r>
+        <w:rPr>
+          <w:lang w:val="en-NL"/>
+        </w:rPr>
+        <w:br/>
+        <w:t>• Het balanceren van de moeilijkheidsgraad na het toevoegen van het Spaceship enemy type.</w:t>
+      </w:r>
+      <w:r>
+        <w:rPr>
+          <w:lang w:val="en-NL"/>
+        </w:rPr>
+        <w:br/>
+      </w:r>
+      <w:r>
+        <w:rPr>
+          <w:lang w:val="en-NL"/>
         </w:rPr>
         <w:lastRenderedPageBreak/>
-        <w:t xml:space="preserve">Problemen gehad met het koppelen van de knop aan de </w:t>
-      </w:r>
-      <w:proofErr w:type="spellStart"/>
-      <w:r>
-        <w:rPr>
-          <w:lang w:val="nl-NL"/>
-        </w:rPr>
-        <w:t>StartGame</w:t>
-      </w:r>
-      <w:proofErr w:type="spellEnd"/>
-      <w:r>
-        <w:rPr>
-          <w:lang w:val="nl-NL"/>
-        </w:rPr>
-        <w:t xml:space="preserve"> functie.</w:t>
-      </w:r>
-    </w:p>
-    <w:p>
-      <w:pPr>
-        <w:rPr>
-          <w:b/>
-          <w:bCs/>
-        </w:rPr>
-      </w:pPr>
-      <w:r>
-        <w:rPr>
-          <w:b/>
-          <w:bCs/>
-        </w:rPr>
-        <w:t xml:space="preserve">Wat </w:t>
-      </w:r>
-      <w:proofErr w:type="spellStart"/>
-      <w:r>
-        <w:rPr>
-          <w:b/>
-          <w:bCs/>
-        </w:rPr>
-        <w:t>ik</w:t>
-      </w:r>
-      <w:proofErr w:type="spellEnd"/>
-      <w:r>
-        <w:rPr>
-          <w:b/>
-          <w:bCs/>
-        </w:rPr>
-        <w:t xml:space="preserve"> </w:t>
-      </w:r>
-      <w:proofErr w:type="spellStart"/>
-      <w:r>
-        <w:rPr>
-          <w:b/>
-          <w:bCs/>
-        </w:rPr>
-        <w:t>heb</w:t>
-      </w:r>
-      <w:proofErr w:type="spellEnd"/>
-      <w:r>
-        <w:rPr>
-          <w:b/>
-          <w:bCs/>
-        </w:rPr>
-        <w:t xml:space="preserve"> </w:t>
-      </w:r>
-      <w:proofErr w:type="spellStart"/>
-      <w:r>
-        <w:rPr>
-          <w:b/>
-          <w:bCs/>
-        </w:rPr>
-        <w:t>geleerd</w:t>
-      </w:r>
-      <w:proofErr w:type="spellEnd"/>
-    </w:p>
-    <w:p>
-      <w:pPr>
-        <w:numPr>
-          <w:ilvl w:val="0"/>
-          <w:numId w:val="20"/>
-        </w:numPr>
-        <w:rPr>
-          <w:lang w:val="nl-NL"/>
-        </w:rPr>
-      </w:pPr>
-      <w:r>
-        <w:rPr>
-          <w:lang w:val="nl-NL"/>
-        </w:rPr>
-        <w:t xml:space="preserve">Hoe Scene Management werkt in </w:t>
-      </w:r>
-      <w:proofErr w:type="spellStart"/>
-      <w:r>
-        <w:rPr>
-          <w:lang w:val="nl-NL"/>
-        </w:rPr>
-        <w:t>Unity</w:t>
-      </w:r>
-      <w:proofErr w:type="spellEnd"/>
-      <w:r>
-        <w:rPr>
-          <w:lang w:val="nl-NL"/>
-        </w:rPr>
-        <w:t>.</w:t>
-      </w:r>
-    </w:p>
-    <w:p>
-      <w:pPr>
-        <w:numPr>
-          <w:ilvl w:val="0"/>
-          <w:numId w:val="20"/>
-        </w:numPr>
-        <w:rPr>
-          <w:lang w:val="nl-NL"/>
-        </w:rPr>
-      </w:pPr>
-      <w:r>
-        <w:rPr>
-          <w:lang w:val="nl-NL"/>
-        </w:rPr>
-        <w:t>Hoe UI elementen zoals knoppen en tekst werken.</w:t>
-      </w:r>
-    </w:p>
-    <w:p>
-      <w:pPr>
-        <w:numPr>
-          <w:ilvl w:val="0"/>
-          <w:numId w:val="20"/>
-        </w:numPr>
-        <w:rPr>
-          <w:lang w:val="nl-NL"/>
-        </w:rPr>
-      </w:pPr>
-      <w:r>
-        <w:rPr>
-          <w:lang w:val="nl-NL"/>
-        </w:rPr>
-        <w:t xml:space="preserve">Hoe </w:t>
-      </w:r>
-      <w:proofErr w:type="spellStart"/>
-      <w:r>
-        <w:rPr>
-          <w:lang w:val="nl-NL"/>
-        </w:rPr>
-        <w:t>PlayerPrefs</w:t>
-      </w:r>
-      <w:proofErr w:type="spellEnd"/>
-      <w:r>
-        <w:rPr>
-          <w:lang w:val="nl-NL"/>
-        </w:rPr>
-        <w:t xml:space="preserve"> gebruikt kunnen worden om gegevens op te slaan.</w:t>
-      </w:r>
-    </w:p>
-    <w:p>
-      <w:pPr>
-        <w:numPr>
-          <w:ilvl w:val="0"/>
-          <w:numId w:val="20"/>
-        </w:numPr>
-        <w:rPr>
-          <w:lang w:val="nl-NL"/>
-        </w:rPr>
-      </w:pPr>
-      <w:r>
-        <w:rPr>
-          <w:lang w:val="nl-NL"/>
-        </w:rPr>
-        <w:t>Hoe een hoofdmenu gekoppeld wordt aan de gameplay scene.</w:t>
-      </w:r>
-    </w:p>
-    <w:p>
-      <w:pPr>
-        <w:rPr>
-          <w:b/>
-          <w:bCs/>
-        </w:rPr>
-      </w:pPr>
-      <w:r>
-        <w:rPr>
-          <w:b/>
-          <w:bCs/>
-        </w:rPr>
-        <w:t xml:space="preserve">Wat </w:t>
-      </w:r>
-      <w:proofErr w:type="spellStart"/>
-      <w:r>
-        <w:rPr>
-          <w:b/>
-          <w:bCs/>
-        </w:rPr>
-        <w:t>ik</w:t>
-      </w:r>
-      <w:proofErr w:type="spellEnd"/>
-      <w:r>
-        <w:rPr>
-          <w:b/>
-          <w:bCs/>
-        </w:rPr>
-        <w:t xml:space="preserve"> morgen </w:t>
-      </w:r>
-      <w:proofErr w:type="spellStart"/>
-      <w:r>
-        <w:rPr>
-          <w:b/>
-          <w:bCs/>
-        </w:rPr>
-        <w:t>wil</w:t>
-      </w:r>
-      <w:proofErr w:type="spellEnd"/>
-      <w:r>
-        <w:rPr>
-          <w:b/>
-          <w:bCs/>
-        </w:rPr>
-        <w:t xml:space="preserve"> </w:t>
-      </w:r>
-      <w:proofErr w:type="spellStart"/>
-      <w:r>
-        <w:rPr>
-          <w:b/>
-          <w:bCs/>
-        </w:rPr>
-        <w:t>doen</w:t>
-      </w:r>
-      <w:proofErr w:type="spellEnd"/>
-    </w:p>
-    <w:p>
-      <w:pPr>
-        <w:numPr>
-          <w:ilvl w:val="0"/>
-          <w:numId w:val="21"/>
-        </w:numPr>
-      </w:pPr>
-      <w:r>
-        <w:t xml:space="preserve">De game </w:t>
-      </w:r>
-      <w:proofErr w:type="spellStart"/>
-      <w:r>
-        <w:t>volledig</w:t>
-      </w:r>
-      <w:proofErr w:type="spellEnd"/>
-      <w:r>
-        <w:t xml:space="preserve"> </w:t>
-      </w:r>
-      <w:proofErr w:type="spellStart"/>
-      <w:r>
-        <w:t>testen</w:t>
-      </w:r>
-      <w:proofErr w:type="spellEnd"/>
-      <w:r>
-        <w:t>.</w:t>
-      </w:r>
-    </w:p>
-    <w:p>
-      <w:pPr>
-        <w:numPr>
-          <w:ilvl w:val="0"/>
-          <w:numId w:val="21"/>
-        </w:numPr>
-      </w:pPr>
-      <w:proofErr w:type="spellStart"/>
-      <w:r>
-        <w:t>Eventuele</w:t>
-      </w:r>
-      <w:proofErr w:type="spellEnd"/>
-      <w:r>
-        <w:t xml:space="preserve"> bugs </w:t>
-      </w:r>
-      <w:proofErr w:type="spellStart"/>
-      <w:r>
-        <w:t>oplossen</w:t>
-      </w:r>
-      <w:proofErr w:type="spellEnd"/>
-      <w:r>
-        <w:t>.</w:t>
-      </w:r>
-    </w:p>
-    <w:p>
-      <w:pPr>
-        <w:numPr>
-          <w:ilvl w:val="0"/>
-          <w:numId w:val="21"/>
-        </w:numPr>
-      </w:pPr>
-      <w:proofErr w:type="spellStart"/>
-      <w:r>
-        <w:t>Documentatie</w:t>
-      </w:r>
-      <w:proofErr w:type="spellEnd"/>
-      <w:r>
-        <w:t xml:space="preserve"> </w:t>
-      </w:r>
-      <w:proofErr w:type="spellStart"/>
-      <w:r>
-        <w:t>afronden</w:t>
-      </w:r>
-      <w:proofErr w:type="spellEnd"/>
-      <w:r>
-        <w:t>.</w:t>
-      </w:r>
-    </w:p>
-    <w:p>
-      <w:pPr>
-        <w:numPr>
-          <w:ilvl w:val="0"/>
-          <w:numId w:val="21"/>
-        </w:numPr>
-        <w:rPr>
-          <w:lang w:val="nl-NL"/>
-        </w:rPr>
-      </w:pPr>
-      <w:r>
-        <w:rPr>
-          <w:lang w:val="nl-NL"/>
-        </w:rPr>
-        <w:t>Het project voorbereiden voor oplevering.</w:t>
-      </w:r>
-    </w:p>
-    <w:p>
-      <w:pPr>
-        <w:rPr>
-          <w:lang w:val="nl-NL"/>
-        </w:rPr>
-      </w:pPr>
-    </w:p>
-    <w:p>
-      <w:pPr>
-        <w:rPr>
-          <w:b/>
-          <w:bCs/>
-          <w:lang w:val="nl-NL"/>
-        </w:rPr>
-      </w:pPr>
-      <w:r>
-        <w:rPr>
-          <w:b/>
-          <w:bCs/>
-          <w:lang w:val="nl-NL"/>
-        </w:rPr>
-        <w:t>Dag 6</w:t>
-      </w:r>
-    </w:p>
-    <w:p>
-      <w:pPr>
-        <w:rPr>
-          <w:b/>
-          <w:bCs/>
-          <w:lang w:val="nl-NL"/>
-        </w:rPr>
-      </w:pPr>
-      <w:r>
-        <w:rPr>
-          <w:b/>
-          <w:bCs/>
-          <w:lang w:val="nl-NL"/>
-        </w:rPr>
-        <w:t>Wat ik vandaag heb gedaan</w:t>
-      </w:r>
-    </w:p>
-    <w:p>
-      <w:pPr>
-        <w:numPr>
-          <w:ilvl w:val="0"/>
-          <w:numId w:val="22"/>
-        </w:numPr>
-      </w:pPr>
-      <w:r>
-        <w:t xml:space="preserve">De </w:t>
-      </w:r>
-      <w:proofErr w:type="spellStart"/>
-      <w:r>
-        <w:t>volledige</w:t>
-      </w:r>
-      <w:proofErr w:type="spellEnd"/>
-      <w:r>
-        <w:t xml:space="preserve"> game </w:t>
-      </w:r>
-      <w:proofErr w:type="spellStart"/>
-      <w:r>
-        <w:t>getest</w:t>
-      </w:r>
-      <w:proofErr w:type="spellEnd"/>
-      <w:r>
-        <w:t>.</w:t>
-      </w:r>
-    </w:p>
-    <w:p>
-      <w:pPr>
-        <w:numPr>
-          <w:ilvl w:val="0"/>
-          <w:numId w:val="22"/>
-        </w:numPr>
-      </w:pPr>
-      <w:proofErr w:type="spellStart"/>
-      <w:r>
-        <w:t>Verschillende</w:t>
-      </w:r>
-      <w:proofErr w:type="spellEnd"/>
-      <w:r>
-        <w:t xml:space="preserve"> gameplay </w:t>
-      </w:r>
-      <w:proofErr w:type="spellStart"/>
-      <w:r>
-        <w:t>onderdelen</w:t>
-      </w:r>
-      <w:proofErr w:type="spellEnd"/>
-      <w:r>
-        <w:t xml:space="preserve"> </w:t>
-      </w:r>
-      <w:proofErr w:type="spellStart"/>
-      <w:r>
-        <w:t>gecontroleerd</w:t>
-      </w:r>
-      <w:proofErr w:type="spellEnd"/>
-      <w:r>
-        <w:t>:</w:t>
-      </w:r>
-    </w:p>
-    <w:p>
-      <w:pPr>
-        <w:numPr>
-          <w:ilvl w:val="1"/>
-          <w:numId w:val="22"/>
-        </w:numPr>
-      </w:pPr>
-      <w:r>
-        <w:t>Player movement</w:t>
-      </w:r>
-    </w:p>
-    <w:p>
-      <w:pPr>
-        <w:numPr>
-          <w:ilvl w:val="1"/>
-          <w:numId w:val="22"/>
-        </w:numPr>
-      </w:pPr>
-      <w:r>
-        <w:t>Enemy spawning</w:t>
-      </w:r>
-    </w:p>
-    <w:p>
-      <w:pPr>
-        <w:numPr>
-          <w:ilvl w:val="1"/>
-          <w:numId w:val="22"/>
-        </w:numPr>
-      </w:pPr>
-      <w:r>
-        <w:t>Power-ups</w:t>
-      </w:r>
-    </w:p>
-    <w:p>
-      <w:pPr>
-        <w:numPr>
-          <w:ilvl w:val="1"/>
-          <w:numId w:val="22"/>
-        </w:numPr>
-      </w:pPr>
-      <w:r>
-        <w:t xml:space="preserve">Health </w:t>
-      </w:r>
-      <w:proofErr w:type="spellStart"/>
-      <w:r>
-        <w:t>systeem</w:t>
-      </w:r>
-      <w:proofErr w:type="spellEnd"/>
-    </w:p>
-    <w:p>
-      <w:pPr>
-        <w:numPr>
-          <w:ilvl w:val="1"/>
-          <w:numId w:val="22"/>
-        </w:numPr>
-      </w:pPr>
-      <w:r>
-        <w:t xml:space="preserve">Score </w:t>
-      </w:r>
-      <w:proofErr w:type="spellStart"/>
-      <w:r>
-        <w:t>systeem</w:t>
-      </w:r>
-      <w:proofErr w:type="spellEnd"/>
-    </w:p>
-    <w:p>
-      <w:pPr>
-        <w:numPr>
-          <w:ilvl w:val="1"/>
-          <w:numId w:val="22"/>
-        </w:numPr>
-      </w:pPr>
-      <w:proofErr w:type="spellStart"/>
-      <w:r>
-        <w:t>Highscore</w:t>
-      </w:r>
-      <w:proofErr w:type="spellEnd"/>
-      <w:r>
-        <w:t xml:space="preserve"> </w:t>
-      </w:r>
-      <w:proofErr w:type="spellStart"/>
-      <w:r>
-        <w:t>systeem</w:t>
-      </w:r>
-      <w:proofErr w:type="spellEnd"/>
-    </w:p>
-    <w:p>
-      <w:pPr>
-        <w:numPr>
-          <w:ilvl w:val="1"/>
-          <w:numId w:val="22"/>
-        </w:numPr>
-      </w:pPr>
-      <w:r>
-        <w:t>Main Menu</w:t>
-      </w:r>
-    </w:p>
-    <w:p>
-      <w:pPr>
-        <w:numPr>
-          <w:ilvl w:val="0"/>
-          <w:numId w:val="22"/>
-        </w:numPr>
-        <w:rPr>
-          <w:lang w:val="nl-NL"/>
-        </w:rPr>
-      </w:pPr>
-      <w:r>
-        <w:rPr>
-          <w:lang w:val="nl-NL"/>
-        </w:rPr>
-        <w:t>Een explosie-effect toegevoegd wanneer de speler geraakt wordt.</w:t>
-      </w:r>
-    </w:p>
-    <w:p>
-      <w:pPr>
-        <w:numPr>
-          <w:ilvl w:val="0"/>
-          <w:numId w:val="22"/>
-        </w:numPr>
-        <w:rPr>
-          <w:lang w:val="nl-NL"/>
-        </w:rPr>
-      </w:pPr>
-      <w:r>
-        <w:rPr>
-          <w:lang w:val="nl-NL"/>
-        </w:rPr>
-        <w:t>Het moeilijkheidssysteem getest waarbij extra vijanden verschijnen bij hogere scores.</w:t>
-      </w:r>
-    </w:p>
-    <w:p>
-      <w:pPr>
-        <w:numPr>
-          <w:ilvl w:val="0"/>
-          <w:numId w:val="22"/>
-        </w:numPr>
-        <w:rPr>
-          <w:lang w:val="nl-NL"/>
-        </w:rPr>
-      </w:pPr>
-      <w:r>
-        <w:rPr>
-          <w:lang w:val="nl-NL"/>
-        </w:rPr>
-        <w:t>Laatste bugs opgespoord en opgelost.</w:t>
-      </w:r>
-    </w:p>
-    <w:p>
-      <w:pPr>
-        <w:numPr>
-          <w:ilvl w:val="0"/>
-          <w:numId w:val="22"/>
-        </w:numPr>
-        <w:rPr>
-          <w:lang w:val="nl-NL"/>
-        </w:rPr>
-      </w:pPr>
-      <w:r>
-        <w:rPr>
-          <w:lang w:val="nl-NL"/>
-        </w:rPr>
-        <w:lastRenderedPageBreak/>
-        <w:t>Gecontroleerd of alle scenes correct geladen worden.</w:t>
-      </w:r>
-    </w:p>
-    <w:p>
-      <w:pPr>
-        <w:numPr>
-          <w:ilvl w:val="0"/>
-          <w:numId w:val="22"/>
-        </w:numPr>
-        <w:rPr>
-          <w:lang w:val="nl-NL"/>
-        </w:rPr>
-      </w:pPr>
-      <w:r>
-        <w:rPr>
-          <w:lang w:val="nl-NL"/>
-        </w:rPr>
-        <w:t>Gecontroleerd of de highscore correct wordt opgeslagen en weergegeven.</w:t>
-      </w:r>
-    </w:p>
-    <w:p>
-      <w:pPr>
-        <w:rPr>
-          <w:b/>
-          <w:bCs/>
-        </w:rPr>
-      </w:pPr>
-      <w:proofErr w:type="spellStart"/>
-      <w:r>
-        <w:rPr>
-          <w:b/>
-          <w:bCs/>
-        </w:rPr>
-        <w:t>Problemen</w:t>
-      </w:r>
-      <w:proofErr w:type="spellEnd"/>
-      <w:r>
-        <w:rPr>
-          <w:b/>
-          <w:bCs/>
-        </w:rPr>
-        <w:t xml:space="preserve"> / </w:t>
-      </w:r>
-      <w:proofErr w:type="spellStart"/>
-      <w:r>
-        <w:rPr>
-          <w:b/>
-          <w:bCs/>
-        </w:rPr>
-        <w:t>uitdagingen</w:t>
-      </w:r>
-      <w:proofErr w:type="spellEnd"/>
-    </w:p>
-    <w:p>
-      <w:pPr>
-        <w:numPr>
-          <w:ilvl w:val="0"/>
-          <w:numId w:val="23"/>
-        </w:numPr>
-        <w:rPr>
-          <w:lang w:val="nl-NL"/>
-        </w:rPr>
-      </w:pPr>
-      <w:r>
-        <w:rPr>
-          <w:lang w:val="nl-NL"/>
-        </w:rPr>
-        <w:t>Problemen gehad met het koppelen van objecten tussen verschillende scenes.</w:t>
-      </w:r>
-    </w:p>
-    <w:p>
-      <w:pPr>
-        <w:numPr>
-          <w:ilvl w:val="0"/>
-          <w:numId w:val="23"/>
-        </w:numPr>
-      </w:pPr>
-      <w:r>
-        <w:t xml:space="preserve">Een </w:t>
-      </w:r>
-      <w:proofErr w:type="spellStart"/>
-      <w:r>
-        <w:t>NullReferenceException</w:t>
-      </w:r>
-      <w:proofErr w:type="spellEnd"/>
-      <w:r>
-        <w:t xml:space="preserve"> </w:t>
-      </w:r>
-      <w:proofErr w:type="spellStart"/>
-      <w:r>
-        <w:t>opgelost</w:t>
-      </w:r>
-      <w:proofErr w:type="spellEnd"/>
-      <w:r>
-        <w:t xml:space="preserve"> in het </w:t>
-      </w:r>
-      <w:proofErr w:type="spellStart"/>
-      <w:r>
-        <w:t>GameManager</w:t>
-      </w:r>
-      <w:proofErr w:type="spellEnd"/>
-      <w:r>
-        <w:t xml:space="preserve"> script.</w:t>
-      </w:r>
-    </w:p>
-    <w:p>
-      <w:pPr>
-        <w:numPr>
-          <w:ilvl w:val="0"/>
-          <w:numId w:val="23"/>
-        </w:numPr>
-        <w:rPr>
-          <w:lang w:val="nl-NL"/>
-        </w:rPr>
-      </w:pPr>
-      <w:r>
-        <w:rPr>
-          <w:lang w:val="nl-NL"/>
-        </w:rPr>
-        <w:t xml:space="preserve">Problemen opgelost met meerdere actieve camera's en Audio </w:t>
-      </w:r>
-      <w:proofErr w:type="spellStart"/>
-      <w:r>
-        <w:rPr>
-          <w:lang w:val="nl-NL"/>
-        </w:rPr>
-        <w:t>Listeners</w:t>
-      </w:r>
-      <w:proofErr w:type="spellEnd"/>
-      <w:r>
-        <w:rPr>
-          <w:lang w:val="nl-NL"/>
-        </w:rPr>
-        <w:t>.</w:t>
-      </w:r>
-    </w:p>
-    <w:p>
-      <w:pPr>
-        <w:rPr>
-          <w:b/>
-          <w:bCs/>
-        </w:rPr>
-      </w:pPr>
-      <w:r>
-        <w:rPr>
-          <w:b/>
-          <w:bCs/>
-        </w:rPr>
-        <w:t xml:space="preserve">Wat </w:t>
-      </w:r>
-      <w:proofErr w:type="spellStart"/>
-      <w:r>
-        <w:rPr>
-          <w:b/>
-          <w:bCs/>
-        </w:rPr>
-        <w:t>ik</w:t>
-      </w:r>
-      <w:proofErr w:type="spellEnd"/>
-      <w:r>
-        <w:rPr>
-          <w:b/>
-          <w:bCs/>
-        </w:rPr>
-        <w:t xml:space="preserve"> </w:t>
-      </w:r>
-      <w:proofErr w:type="spellStart"/>
-      <w:r>
-        <w:rPr>
-          <w:b/>
-          <w:bCs/>
-        </w:rPr>
-        <w:t>heb</w:t>
-      </w:r>
-      <w:proofErr w:type="spellEnd"/>
-      <w:r>
-        <w:rPr>
-          <w:b/>
-          <w:bCs/>
-        </w:rPr>
-        <w:t xml:space="preserve"> </w:t>
-      </w:r>
-      <w:proofErr w:type="spellStart"/>
-      <w:r>
-        <w:rPr>
-          <w:b/>
-          <w:bCs/>
-        </w:rPr>
-        <w:t>geleerd</w:t>
-      </w:r>
-      <w:proofErr w:type="spellEnd"/>
-    </w:p>
-    <w:p>
-      <w:pPr>
-        <w:numPr>
-          <w:ilvl w:val="0"/>
-          <w:numId w:val="24"/>
-        </w:numPr>
-        <w:rPr>
-          <w:lang w:val="nl-NL"/>
-        </w:rPr>
-      </w:pPr>
-      <w:r>
-        <w:rPr>
-          <w:lang w:val="nl-NL"/>
-        </w:rPr>
-        <w:t>Hoe verschillende scenes met elkaar samenwerken.</w:t>
-      </w:r>
-    </w:p>
-    <w:p>
-      <w:pPr>
-        <w:numPr>
-          <w:ilvl w:val="0"/>
-          <w:numId w:val="24"/>
-        </w:numPr>
-        <w:rPr>
-          <w:lang w:val="nl-NL"/>
-        </w:rPr>
-      </w:pPr>
-      <w:r>
-        <w:rPr>
-          <w:lang w:val="nl-NL"/>
-        </w:rPr>
-        <w:t>Hoe opgeslagen gegevens tussen scenes gebruikt kunnen worden.</w:t>
-      </w:r>
-    </w:p>
-    <w:p>
-      <w:pPr>
-        <w:numPr>
-          <w:ilvl w:val="0"/>
-          <w:numId w:val="24"/>
-        </w:numPr>
-        <w:rPr>
-          <w:lang w:val="nl-NL"/>
-        </w:rPr>
-      </w:pPr>
-      <w:r>
-        <w:rPr>
-          <w:lang w:val="nl-NL"/>
-        </w:rPr>
-        <w:t xml:space="preserve">Hoe fouten in </w:t>
-      </w:r>
-      <w:proofErr w:type="spellStart"/>
-      <w:r>
-        <w:rPr>
-          <w:lang w:val="nl-NL"/>
-        </w:rPr>
-        <w:t>Unity</w:t>
-      </w:r>
-      <w:proofErr w:type="spellEnd"/>
-      <w:r>
-        <w:rPr>
-          <w:lang w:val="nl-NL"/>
-        </w:rPr>
-        <w:t xml:space="preserve"> stap voor stap opgespoord en opgelost kunnen worden.</w:t>
-      </w:r>
-    </w:p>
-    <w:p>
-      <w:pPr>
-        <w:rPr>
-          <w:b/>
-          <w:bCs/>
-        </w:rPr>
-      </w:pPr>
-      <w:proofErr w:type="spellStart"/>
-      <w:r>
-        <w:rPr>
-          <w:b/>
-          <w:bCs/>
+        <w:t>• Een merge conflict opgelost doordat de README zowel lokaal als via GitHub was aangepast.</w:t>
+      </w:r>
+    </w:p>
+    <w:p>
+      <w:pPr>
+        <w:ind w:left="720"/>
+        <w:rPr>
+          <w:lang w:val="en-NL"/>
+        </w:rPr>
+      </w:pPr>
+      <w:r>
+        <w:rPr>
+          <w:lang w:val="en-NL"/>
+        </w:rPr>
+        <w:t>Wat ik heb geleerd</w:t>
+      </w:r>
+    </w:p>
+    <w:p>
+      <w:pPr>
+        <w:ind w:left="720"/>
+        <w:rPr>
+          <w:lang w:val="en-NL"/>
+        </w:rPr>
+      </w:pPr>
+      <w:r>
+        <w:rPr>
+          <w:lang w:val="en-NL"/>
+        </w:rPr>
+        <w:t>• Hoe projectiles (missiles) kunnen worden gespawned en bestuurd in Unity.</w:t>
+      </w:r>
+      <w:r>
+        <w:rPr>
+          <w:lang w:val="en-NL"/>
+        </w:rPr>
+        <w:br/>
+        <w:t>• Hoe verschillende gameplay systemen met elkaar samenwerken.</w:t>
+      </w:r>
+      <w:r>
+        <w:rPr>
+          <w:lang w:val="en-NL"/>
+        </w:rPr>
+        <w:br/>
+        <w:t>• Hoe Git merge commits ontstaan en opgelost kunnen worden.</w:t>
+      </w:r>
+      <w:r>
+        <w:rPr>
+          <w:lang w:val="en-NL"/>
+        </w:rPr>
+        <w:br/>
+        <w:t>• Hoe technische documentatie wordt opgesteld voor een softwareproject.</w:t>
+      </w:r>
+    </w:p>
+    <w:p>
+      <w:pPr>
+        <w:ind w:left="720"/>
+        <w:rPr>
+          <w:lang w:val="en-NL"/>
+        </w:rPr>
+      </w:pPr>
+      <w:r>
+        <w:rPr>
+          <w:lang w:val="en-NL"/>
         </w:rPr>
         <w:t>Eindresultaat</w:t>
       </w:r>
-      <w:proofErr w:type="spellEnd"/>
-    </w:p>
-    <w:p>
-      <w:pPr>
-        <w:numPr>
-          <w:ilvl w:val="0"/>
-          <w:numId w:val="25"/>
-        </w:numPr>
-        <w:rPr>
-          <w:lang w:val="nl-NL"/>
-        </w:rPr>
-      </w:pPr>
-      <w:r>
-        <w:rPr>
-          <w:lang w:val="nl-NL"/>
-        </w:rPr>
-        <w:t xml:space="preserve">Een werkende 2D game gemaakt in </w:t>
-      </w:r>
-      <w:proofErr w:type="spellStart"/>
-      <w:r>
-        <w:rPr>
-          <w:lang w:val="nl-NL"/>
-        </w:rPr>
-        <w:t>Unity</w:t>
-      </w:r>
-      <w:proofErr w:type="spellEnd"/>
-      <w:r>
-        <w:rPr>
-          <w:lang w:val="nl-NL"/>
-        </w:rPr>
-        <w:t>.</w:t>
-      </w:r>
-    </w:p>
-    <w:p>
-      <w:pPr>
-        <w:numPr>
-          <w:ilvl w:val="0"/>
-          <w:numId w:val="25"/>
-        </w:numPr>
-        <w:rPr>
-          <w:lang w:val="nl-NL"/>
-        </w:rPr>
-      </w:pPr>
-      <w:r>
-        <w:rPr>
-          <w:lang w:val="nl-NL"/>
-        </w:rPr>
-        <w:t xml:space="preserve">GitHub </w:t>
-      </w:r>
-      <w:proofErr w:type="spellStart"/>
-      <w:r>
-        <w:rPr>
-          <w:lang w:val="nl-NL"/>
-        </w:rPr>
-        <w:t>repository</w:t>
-      </w:r>
-      <w:proofErr w:type="spellEnd"/>
-      <w:r>
-        <w:rPr>
-          <w:lang w:val="nl-NL"/>
-        </w:rPr>
-        <w:t xml:space="preserve"> bijgehouden met </w:t>
-      </w:r>
-      <w:proofErr w:type="spellStart"/>
-      <w:r>
-        <w:rPr>
-          <w:lang w:val="nl-NL"/>
-        </w:rPr>
-        <w:t>commits</w:t>
-      </w:r>
-      <w:proofErr w:type="spellEnd"/>
-      <w:r>
-        <w:rPr>
-          <w:lang w:val="nl-NL"/>
-        </w:rPr>
-        <w:t>.</w:t>
-      </w:r>
-    </w:p>
-    <w:p>
-      <w:pPr>
-        <w:numPr>
-          <w:ilvl w:val="0"/>
-          <w:numId w:val="25"/>
-        </w:numPr>
-        <w:rPr>
-          <w:lang w:val="nl-NL"/>
-        </w:rPr>
-      </w:pPr>
-      <w:r>
-        <w:rPr>
-          <w:lang w:val="nl-NL"/>
-        </w:rPr>
-        <w:t>Logboek bijgehouden tijdens de ontwikkeling.</w:t>
-      </w:r>
-    </w:p>
-    <w:p>
-      <w:pPr>
-        <w:numPr>
-          <w:ilvl w:val="0"/>
-          <w:numId w:val="25"/>
-        </w:numPr>
-        <w:rPr>
-          <w:lang w:val="nl-NL"/>
-        </w:rPr>
-      </w:pPr>
-      <w:r>
-        <w:rPr>
-          <w:lang w:val="nl-NL"/>
-        </w:rPr>
-        <w:t>Assets en visuele effecten toegevoegd.</w:t>
-      </w:r>
-    </w:p>
-    <w:p>
-      <w:pPr>
-        <w:numPr>
-          <w:ilvl w:val="0"/>
-          <w:numId w:val="25"/>
-        </w:numPr>
-        <w:rPr>
-          <w:lang w:val="nl-NL"/>
-        </w:rPr>
-      </w:pPr>
-      <w:r>
-        <w:rPr>
-          <w:lang w:val="nl-NL"/>
-        </w:rPr>
-        <w:t>Een werkend menu, score systeem, highscore systeem en power-up systeem geïmplementeerd.</w:t>
-      </w:r>
+    </w:p>
+    <w:p>
+      <w:pPr>
+        <w:ind w:left="720"/>
+        <w:rPr>
+          <w:lang w:val="en-NL"/>
+        </w:rPr>
+      </w:pPr>
+      <w:r>
+        <w:rPr>
+          <w:lang w:val="en-NL"/>
+        </w:rPr>
+        <w:t>• Een volledig werkende 2D game ontwikkeld in Unity.</w:t>
+      </w:r>
+      <w:r>
+        <w:rPr>
+          <w:lang w:val="en-NL"/>
+        </w:rPr>
+        <w:br/>
+        <w:t>• Gameplay uitgebreid met missiles en extra scoremechanieken.</w:t>
+      </w:r>
+      <w:r>
+        <w:rPr>
+          <w:lang w:val="en-NL"/>
+        </w:rPr>
+        <w:br/>
+        <w:t>• Complete documentatie opgeleverd:</w:t>
+      </w:r>
+      <w:r>
+        <w:rPr>
+          <w:lang w:val="en-NL"/>
+        </w:rPr>
+        <w:br/>
+        <w:t>o Game Design Document</w:t>
+      </w:r>
+      <w:r>
+        <w:rPr>
+          <w:lang w:val="en-NL"/>
+        </w:rPr>
+        <w:br/>
+        <w:t>o Logboek</w:t>
+      </w:r>
+      <w:r>
+        <w:rPr>
+          <w:lang w:val="en-NL"/>
+        </w:rPr>
+        <w:br/>
+        <w:t>o Ontwikkelomgeving</w:t>
+      </w:r>
+      <w:r>
+        <w:rPr>
+          <w:lang w:val="en-NL"/>
+        </w:rPr>
+        <w:br/>
+        <w:t>o Testverslag</w:t>
+      </w:r>
+      <w:r>
+        <w:rPr>
+          <w:lang w:val="en-NL"/>
+        </w:rPr>
+        <w:br/>
+        <w:t>o Overdrachtsdocument</w:t>
+      </w:r>
+      <w:r>
+        <w:rPr>
+          <w:lang w:val="en-NL"/>
+        </w:rPr>
+        <w:br/>
+        <w:t>o README</w:t>
+      </w:r>
+    </w:p>
+    <w:p>
+      <w:pPr>
+        <w:ind w:left="720"/>
+        <w:rPr>
+          <w:lang w:val="en-NL"/>
+        </w:rPr>
+      </w:pPr>
+      <w:r>
+        <w:rPr>
+          <w:lang w:val="en-NL"/>
+        </w:rPr>
+        <w:t>Wat ik hierna ga doen</w:t>
+      </w:r>
+    </w:p>
+    <w:p>
+      <w:pPr>
+        <w:ind w:left="720"/>
+        <w:rPr>
+          <w:lang w:val="en-NL"/>
+        </w:rPr>
+      </w:pPr>
+      <w:r>
+        <w:rPr>
+          <w:lang w:val="en-NL"/>
+        </w:rPr>
+        <w:t>• Presentatie voorbereiden.</w:t>
+      </w:r>
+      <w:r>
+        <w:rPr>
+          <w:lang w:val="en-NL"/>
+        </w:rPr>
+        <w:br/>
+        <w:t>• Project inleveren.</w:t>
+      </w:r>
+    </w:p>
+    <w:p>
+      <w:pPr>
+        <w:ind w:left="720"/>
+        <w:rPr>
+          <w:lang w:val="nl-NL"/>
+        </w:rPr>
+      </w:pPr>
     </w:p>
     <w:sectPr>
       <w:pgSz w:w="12240" w:h="15840"/>
@@ -8634,15 +7079,15 @@
     <w:lsdException w:name="Unresolved Mention" w:semiHidden="1" w:unhideWhenUsed="1"/>
     <w:lsdException w:name="Smart Link" w:semiHidden="1" w:unhideWhenUsed="1"/>
   </w:latentStyles>
-  <w:style w:type="paragraph" w:default="1" w:styleId="Standaard">
+  <w:style w:type="paragraph" w:default="1" w:styleId="Normal">
     <w:name w:val="Normal"/>
     <w:qFormat/>
   </w:style>
-  <w:style w:type="paragraph" w:styleId="Kop1">
+  <w:style w:type="paragraph" w:styleId="Heading1">
     <w:name w:val="heading 1"/>
-    <w:basedOn w:val="Standaard"/>
-    <w:next w:val="Standaard"/>
-    <w:link w:val="Kop1Char"/>
+    <w:basedOn w:val="Normal"/>
+    <w:next w:val="Normal"/>
+    <w:link w:val="Heading1Char"/>
     <w:uiPriority w:val="9"/>
     <w:qFormat/>
     <w:rsid w:val="004B7634"/>
@@ -8659,11 +7104,11 @@
       <w:szCs w:val="40"/>
     </w:rPr>
   </w:style>
-  <w:style w:type="paragraph" w:styleId="Kop2">
+  <w:style w:type="paragraph" w:styleId="Heading2">
     <w:name w:val="heading 2"/>
-    <w:basedOn w:val="Standaard"/>
-    <w:next w:val="Standaard"/>
-    <w:link w:val="Kop2Char"/>
+    <w:basedOn w:val="Normal"/>
+    <w:next w:val="Normal"/>
+    <w:link w:val="Heading2Char"/>
     <w:uiPriority w:val="9"/>
     <w:semiHidden/>
     <w:unhideWhenUsed/>
@@ -8682,11 +7127,11 @@
       <w:szCs w:val="32"/>
     </w:rPr>
   </w:style>
-  <w:style w:type="paragraph" w:styleId="Kop3">
+  <w:style w:type="paragraph" w:styleId="Heading3">
     <w:name w:val="heading 3"/>
-    <w:basedOn w:val="Standaard"/>
-    <w:next w:val="Standaard"/>
-    <w:link w:val="Kop3Char"/>
+    <w:basedOn w:val="Normal"/>
+    <w:next w:val="Normal"/>
+    <w:link w:val="Heading3Char"/>
     <w:uiPriority w:val="9"/>
     <w:semiHidden/>
     <w:unhideWhenUsed/>
@@ -8705,11 +7150,11 @@
       <w:szCs w:val="28"/>
     </w:rPr>
   </w:style>
-  <w:style w:type="paragraph" w:styleId="Kop4">
+  <w:style w:type="paragraph" w:styleId="Heading4">
     <w:name w:val="heading 4"/>
-    <w:basedOn w:val="Standaard"/>
-    <w:next w:val="Standaard"/>
-    <w:link w:val="Kop4Char"/>
+    <w:basedOn w:val="Normal"/>
+    <w:next w:val="Normal"/>
+    <w:link w:val="Heading4Char"/>
     <w:uiPriority w:val="9"/>
     <w:semiHidden/>
     <w:unhideWhenUsed/>
@@ -8728,11 +7173,11 @@
       <w:color w:val="2F5496" w:themeColor="accent1" w:themeShade="BF"/>
     </w:rPr>
   </w:style>
-  <w:style w:type="paragraph" w:styleId="Kop5">
+  <w:style w:type="paragraph" w:styleId="Heading5">
     <w:name w:val="heading 5"/>
-    <w:basedOn w:val="Standaard"/>
-    <w:next w:val="Standaard"/>
-    <w:link w:val="Kop5Char"/>
+    <w:basedOn w:val="Normal"/>
+    <w:next w:val="Normal"/>
+    <w:link w:val="Heading5Char"/>
     <w:uiPriority w:val="9"/>
     <w:semiHidden/>
     <w:unhideWhenUsed/>
@@ -8749,11 +7194,11 @@
       <w:color w:val="2F5496" w:themeColor="accent1" w:themeShade="BF"/>
     </w:rPr>
   </w:style>
-  <w:style w:type="paragraph" w:styleId="Kop6">
+  <w:style w:type="paragraph" w:styleId="Heading6">
     <w:name w:val="heading 6"/>
-    <w:basedOn w:val="Standaard"/>
-    <w:next w:val="Standaard"/>
-    <w:link w:val="Kop6Char"/>
+    <w:basedOn w:val="Normal"/>
+    <w:next w:val="Normal"/>
+    <w:link w:val="Heading6Char"/>
     <w:uiPriority w:val="9"/>
     <w:semiHidden/>
     <w:unhideWhenUsed/>
@@ -8772,11 +7217,11 @@
       <w:color w:val="595959" w:themeColor="text1" w:themeTint="A6"/>
     </w:rPr>
   </w:style>
-  <w:style w:type="paragraph" w:styleId="Kop7">
+  <w:style w:type="paragraph" w:styleId="Heading7">
     <w:name w:val="heading 7"/>
-    <w:basedOn w:val="Standaard"/>
-    <w:next w:val="Standaard"/>
-    <w:link w:val="Kop7Char"/>
+    <w:basedOn w:val="Normal"/>
+    <w:next w:val="Normal"/>
+    <w:link w:val="Heading7Char"/>
     <w:uiPriority w:val="9"/>
     <w:semiHidden/>
     <w:unhideWhenUsed/>
@@ -8793,11 +7238,11 @@
       <w:color w:val="595959" w:themeColor="text1" w:themeTint="A6"/>
     </w:rPr>
   </w:style>
-  <w:style w:type="paragraph" w:styleId="Kop8">
+  <w:style w:type="paragraph" w:styleId="Heading8">
     <w:name w:val="heading 8"/>
-    <w:basedOn w:val="Standaard"/>
-    <w:next w:val="Standaard"/>
-    <w:link w:val="Kop8Char"/>
+    <w:basedOn w:val="Normal"/>
+    <w:next w:val="Normal"/>
+    <w:link w:val="Heading8Char"/>
     <w:uiPriority w:val="9"/>
     <w:semiHidden/>
     <w:unhideWhenUsed/>
@@ -8816,11 +7261,11 @@
       <w:color w:val="272727" w:themeColor="text1" w:themeTint="D8"/>
     </w:rPr>
   </w:style>
-  <w:style w:type="paragraph" w:styleId="Kop9">
+  <w:style w:type="paragraph" w:styleId="Heading9">
     <w:name w:val="heading 9"/>
-    <w:basedOn w:val="Standaard"/>
-    <w:next w:val="Standaard"/>
-    <w:link w:val="Kop9Char"/>
+    <w:basedOn w:val="Normal"/>
+    <w:next w:val="Normal"/>
+    <w:link w:val="Heading9Char"/>
     <w:uiPriority w:val="9"/>
     <w:semiHidden/>
     <w:unhideWhenUsed/>
@@ -8837,12 +7282,12 @@
       <w:color w:val="272727" w:themeColor="text1" w:themeTint="D8"/>
     </w:rPr>
   </w:style>
-  <w:style w:type="character" w:default="1" w:styleId="Standaardalinea-lettertype">
+  <w:style w:type="character" w:default="1" w:styleId="DefaultParagraphFont">
     <w:name w:val="Default Paragraph Font"/>
     <w:uiPriority w:val="1"/>
     <w:unhideWhenUsed/>
   </w:style>
-  <w:style w:type="table" w:default="1" w:styleId="Standaardtabel">
+  <w:style w:type="table" w:default="1" w:styleId="TableNormal">
     <w:name w:val="Normal Table"/>
     <w:uiPriority w:val="99"/>
     <w:semiHidden/>
@@ -8857,16 +7302,16 @@
       </w:tblCellMar>
     </w:tblPr>
   </w:style>
-  <w:style w:type="numbering" w:default="1" w:styleId="Geenlijst">
+  <w:style w:type="numbering" w:default="1" w:styleId="NoList">
     <w:name w:val="No List"/>
     <w:uiPriority w:val="99"/>
     <w:semiHidden/>
     <w:unhideWhenUsed/>
   </w:style>
-  <w:style w:type="character" w:customStyle="1" w:styleId="Kop1Char">
-    <w:name w:val="Kop 1 Char"/>
-    <w:basedOn w:val="Standaardalinea-lettertype"/>
-    <w:link w:val="Kop1"/>
+  <w:style w:type="character" w:customStyle="1" w:styleId="Heading1Char">
+    <w:name w:val="Heading 1 Char"/>
+    <w:basedOn w:val="DefaultParagraphFont"/>
+    <w:link w:val="Heading1"/>
     <w:uiPriority w:val="9"/>
     <w:rsid w:val="004B7634"/>
     <w:rPr>
@@ -8876,10 +7321,10 @@
       <w:szCs w:val="40"/>
     </w:rPr>
   </w:style>
-  <w:style w:type="character" w:customStyle="1" w:styleId="Kop2Char">
-    <w:name w:val="Kop 2 Char"/>
-    <w:basedOn w:val="Standaardalinea-lettertype"/>
-    <w:link w:val="Kop2"/>
+  <w:style w:type="character" w:customStyle="1" w:styleId="Heading2Char">
+    <w:name w:val="Heading 2 Char"/>
+    <w:basedOn w:val="DefaultParagraphFont"/>
+    <w:link w:val="Heading2"/>
     <w:uiPriority w:val="9"/>
     <w:semiHidden/>
     <w:rsid w:val="004B7634"/>
@@ -8890,10 +7335,10 @@
       <w:szCs w:val="32"/>
     </w:rPr>
   </w:style>
-  <w:style w:type="character" w:customStyle="1" w:styleId="Kop3Char">
-    <w:name w:val="Kop 3 Char"/>
-    <w:basedOn w:val="Standaardalinea-lettertype"/>
-    <w:link w:val="Kop3"/>
+  <w:style w:type="character" w:customStyle="1" w:styleId="Heading3Char">
+    <w:name w:val="Heading 3 Char"/>
+    <w:basedOn w:val="DefaultParagraphFont"/>
+    <w:link w:val="Heading3"/>
     <w:uiPriority w:val="9"/>
     <w:semiHidden/>
     <w:rsid w:val="004B7634"/>
@@ -8904,10 +7349,10 @@
       <w:szCs w:val="28"/>
     </w:rPr>
   </w:style>
-  <w:style w:type="character" w:customStyle="1" w:styleId="Kop4Char">
-    <w:name w:val="Kop 4 Char"/>
-    <w:basedOn w:val="Standaardalinea-lettertype"/>
-    <w:link w:val="Kop4"/>
+  <w:style w:type="character" w:customStyle="1" w:styleId="Heading4Char">
+    <w:name w:val="Heading 4 Char"/>
+    <w:basedOn w:val="DefaultParagraphFont"/>
+    <w:link w:val="Heading4"/>
     <w:uiPriority w:val="9"/>
     <w:semiHidden/>
     <w:rsid w:val="004B7634"/>
@@ -8918,10 +7363,10 @@
       <w:color w:val="2F5496" w:themeColor="accent1" w:themeShade="BF"/>
     </w:rPr>
   </w:style>
-  <w:style w:type="character" w:customStyle="1" w:styleId="Kop5Char">
-    <w:name w:val="Kop 5 Char"/>
-    <w:basedOn w:val="Standaardalinea-lettertype"/>
-    <w:link w:val="Kop5"/>
+  <w:style w:type="character" w:customStyle="1" w:styleId="Heading5Char">
+    <w:name w:val="Heading 5 Char"/>
+    <w:basedOn w:val="DefaultParagraphFont"/>
+    <w:link w:val="Heading5"/>
     <w:uiPriority w:val="9"/>
     <w:semiHidden/>
     <w:rsid w:val="004B7634"/>
@@ -8930,10 +7375,10 @@
       <w:color w:val="2F5496" w:themeColor="accent1" w:themeShade="BF"/>
     </w:rPr>
   </w:style>
-  <w:style w:type="character" w:customStyle="1" w:styleId="Kop6Char">
-    <w:name w:val="Kop 6 Char"/>
-    <w:basedOn w:val="Standaardalinea-lettertype"/>
-    <w:link w:val="Kop6"/>
+  <w:style w:type="character" w:customStyle="1" w:styleId="Heading6Char">
+    <w:name w:val="Heading 6 Char"/>
+    <w:basedOn w:val="DefaultParagraphFont"/>
+    <w:link w:val="Heading6"/>
     <w:uiPriority w:val="9"/>
     <w:semiHidden/>
     <w:rsid w:val="004B7634"/>
@@ -8944,10 +7389,10 @@
       <w:color w:val="595959" w:themeColor="text1" w:themeTint="A6"/>
     </w:rPr>
   </w:style>
-  <w:style w:type="character" w:customStyle="1" w:styleId="Kop7Char">
-    <w:name w:val="Kop 7 Char"/>
-    <w:basedOn w:val="Standaardalinea-lettertype"/>
-    <w:link w:val="Kop7"/>
+  <w:style w:type="character" w:customStyle="1" w:styleId="Heading7Char">
+    <w:name w:val="Heading 7 Char"/>
+    <w:basedOn w:val="DefaultParagraphFont"/>
+    <w:link w:val="Heading7"/>
     <w:uiPriority w:val="9"/>
     <w:semiHidden/>
     <w:rsid w:val="004B7634"/>
@@ -8956,10 +7401,10 @@
       <w:color w:val="595959" w:themeColor="text1" w:themeTint="A6"/>
     </w:rPr>
   </w:style>
-  <w:style w:type="character" w:customStyle="1" w:styleId="Kop8Char">
-    <w:name w:val="Kop 8 Char"/>
-    <w:basedOn w:val="Standaardalinea-lettertype"/>
-    <w:link w:val="Kop8"/>
+  <w:style w:type="character" w:customStyle="1" w:styleId="Heading8Char">
+    <w:name w:val="Heading 8 Char"/>
+    <w:basedOn w:val="DefaultParagraphFont"/>
+    <w:link w:val="Heading8"/>
     <w:uiPriority w:val="9"/>
     <w:semiHidden/>
     <w:rsid w:val="004B7634"/>
@@ -8970,10 +7415,10 @@
       <w:color w:val="272727" w:themeColor="text1" w:themeTint="D8"/>
     </w:rPr>
   </w:style>
-  <w:style w:type="character" w:customStyle="1" w:styleId="Kop9Char">
-    <w:name w:val="Kop 9 Char"/>
-    <w:basedOn w:val="Standaardalinea-lettertype"/>
-    <w:link w:val="Kop9"/>
+  <w:style w:type="character" w:customStyle="1" w:styleId="Heading9Char">
+    <w:name w:val="Heading 9 Char"/>
+    <w:basedOn w:val="DefaultParagraphFont"/>
+    <w:link w:val="Heading9"/>
     <w:uiPriority w:val="9"/>
     <w:semiHidden/>
     <w:rsid w:val="004B7634"/>
@@ -8982,11 +7427,11 @@
       <w:color w:val="272727" w:themeColor="text1" w:themeTint="D8"/>
     </w:rPr>
   </w:style>
-  <w:style w:type="paragraph" w:styleId="Titel">
+  <w:style w:type="paragraph" w:styleId="Title">
     <w:name w:val="Title"/>
-    <w:basedOn w:val="Standaard"/>
-    <w:next w:val="Standaard"/>
-    <w:link w:val="TitelChar"/>
+    <w:basedOn w:val="Normal"/>
+    <w:next w:val="Normal"/>
+    <w:link w:val="TitleChar"/>
     <w:uiPriority w:val="10"/>
     <w:qFormat/>
     <w:rsid w:val="004B7634"/>
@@ -9002,10 +7447,10 @@
       <w:szCs w:val="56"/>
     </w:rPr>
   </w:style>
-  <w:style w:type="character" w:customStyle="1" w:styleId="TitelChar">
-    <w:name w:val="Titel Char"/>
-    <w:basedOn w:val="Standaardalinea-lettertype"/>
-    <w:link w:val="Titel"/>
+  <w:style w:type="character" w:customStyle="1" w:styleId="TitleChar">
+    <w:name w:val="Title Char"/>
+    <w:basedOn w:val="DefaultParagraphFont"/>
+    <w:link w:val="Title"/>
     <w:uiPriority w:val="10"/>
     <w:rsid w:val="004B7634"/>
     <w:rPr>
@@ -9016,11 +7461,11 @@
       <w:szCs w:val="56"/>
     </w:rPr>
   </w:style>
-  <w:style w:type="paragraph" w:styleId="Ondertitel">
+  <w:style w:type="paragraph" w:styleId="Subtitle">
     <w:name w:val="Subtitle"/>
-    <w:basedOn w:val="Standaard"/>
-    <w:next w:val="Standaard"/>
-    <w:link w:val="OndertitelChar"/>
+    <w:basedOn w:val="Normal"/>
+    <w:next w:val="Normal"/>
+    <w:link w:val="SubtitleChar"/>
     <w:uiPriority w:val="11"/>
     <w:qFormat/>
     <w:rsid w:val="004B7634"/>
@@ -9037,10 +7482,10 @@
       <w:szCs w:val="28"/>
     </w:rPr>
   </w:style>
-  <w:style w:type="character" w:customStyle="1" w:styleId="OndertitelChar">
-    <w:name w:val="Ondertitel Char"/>
-    <w:basedOn w:val="Standaardalinea-lettertype"/>
-    <w:link w:val="Ondertitel"/>
+  <w:style w:type="character" w:customStyle="1" w:styleId="SubtitleChar">
+    <w:name w:val="Subtitle Char"/>
+    <w:basedOn w:val="DefaultParagraphFont"/>
+    <w:link w:val="Subtitle"/>
     <w:uiPriority w:val="11"/>
     <w:rsid w:val="004B7634"/>
     <w:rPr>
@@ -9051,11 +7496,11 @@
       <w:szCs w:val="28"/>
     </w:rPr>
   </w:style>
-  <w:style w:type="paragraph" w:styleId="Citaat">
+  <w:style w:type="paragraph" w:styleId="Quote">
     <w:name w:val="Quote"/>
-    <w:basedOn w:val="Standaard"/>
-    <w:next w:val="Standaard"/>
-    <w:link w:val="CitaatChar"/>
+    <w:basedOn w:val="Normal"/>
+    <w:next w:val="Normal"/>
+    <w:link w:val="QuoteChar"/>
     <w:uiPriority w:val="29"/>
     <w:qFormat/>
     <w:rsid w:val="004B7634"/>
@@ -9069,10 +7514,10 @@
       <w:color w:val="404040" w:themeColor="text1" w:themeTint="BF"/>
     </w:rPr>
   </w:style>
-  <w:style w:type="character" w:customStyle="1" w:styleId="CitaatChar">
-    <w:name w:val="Citaat Char"/>
-    <w:basedOn w:val="Standaardalinea-lettertype"/>
-    <w:link w:val="Citaat"/>
+  <w:style w:type="character" w:customStyle="1" w:styleId="QuoteChar">
+    <w:name w:val="Quote Char"/>
+    <w:basedOn w:val="DefaultParagraphFont"/>
+    <w:link w:val="Quote"/>
     <w:uiPriority w:val="29"/>
     <w:rsid w:val="004B7634"/>
     <w:rPr>
@@ -9081,9 +7526,9 @@
       <w:color w:val="404040" w:themeColor="text1" w:themeTint="BF"/>
     </w:rPr>
   </w:style>
-  <w:style w:type="paragraph" w:styleId="Lijstalinea">
+  <w:style w:type="paragraph" w:styleId="ListParagraph">
     <w:name w:val="List Paragraph"/>
-    <w:basedOn w:val="Standaard"/>
+    <w:basedOn w:val="Normal"/>
     <w:uiPriority w:val="34"/>
     <w:qFormat/>
     <w:rsid w:val="004B7634"/>
@@ -9092,9 +7537,9 @@
       <w:contextualSpacing/>
     </w:pPr>
   </w:style>
-  <w:style w:type="character" w:styleId="Intensievebenadrukking">
+  <w:style w:type="character" w:styleId="IntenseEmphasis">
     <w:name w:val="Intense Emphasis"/>
-    <w:basedOn w:val="Standaardalinea-lettertype"/>
+    <w:basedOn w:val="DefaultParagraphFont"/>
     <w:uiPriority w:val="21"/>
     <w:qFormat/>
     <w:rsid w:val="004B7634"/>
@@ -9104,11 +7549,11 @@
       <w:color w:val="2F5496" w:themeColor="accent1" w:themeShade="BF"/>
     </w:rPr>
   </w:style>
-  <w:style w:type="paragraph" w:styleId="Duidelijkcitaat">
+  <w:style w:type="paragraph" w:styleId="IntenseQuote">
     <w:name w:val="Intense Quote"/>
-    <w:basedOn w:val="Standaard"/>
-    <w:next w:val="Standaard"/>
-    <w:link w:val="DuidelijkcitaatChar"/>
+    <w:basedOn w:val="Normal"/>
+    <w:next w:val="Normal"/>
+    <w:link w:val="IntenseQuoteChar"/>
     <w:uiPriority w:val="30"/>
     <w:qFormat/>
     <w:rsid w:val="004B7634"/>
@@ -9127,10 +7572,10 @@
       <w:color w:val="2F5496" w:themeColor="accent1" w:themeShade="BF"/>
     </w:rPr>
   </w:style>
-  <w:style w:type="character" w:customStyle="1" w:styleId="DuidelijkcitaatChar">
-    <w:name w:val="Duidelijk citaat Char"/>
-    <w:basedOn w:val="Standaardalinea-lettertype"/>
-    <w:link w:val="Duidelijkcitaat"/>
+  <w:style w:type="character" w:customStyle="1" w:styleId="IntenseQuoteChar">
+    <w:name w:val="Intense Quote Char"/>
+    <w:basedOn w:val="DefaultParagraphFont"/>
+    <w:link w:val="IntenseQuote"/>
     <w:uiPriority w:val="30"/>
     <w:rsid w:val="004B7634"/>
     <w:rPr>
@@ -9139,9 +7584,9 @@
       <w:color w:val="2F5496" w:themeColor="accent1" w:themeShade="BF"/>
     </w:rPr>
   </w:style>
-  <w:style w:type="character" w:styleId="Intensieveverwijzing">
+  <w:style w:type="character" w:styleId="IntenseReference">
     <w:name w:val="Intense Reference"/>
-    <w:basedOn w:val="Standaardalinea-lettertype"/>
+    <w:basedOn w:val="DefaultParagraphFont"/>
     <w:uiPriority w:val="32"/>
     <w:qFormat/>
     <w:rsid w:val="004B7634"/>
